--- a/pr-preview/pr-174/model-validation-handout.docx
+++ b/pr-preview/pr-174/model-validation-handout.docx
@@ -15,7 +15,7 @@
         <w:pStyle w:val="Date"/>
       </w:pPr>
       <w:r>
-        <w:t xml:space="preserve">Last modified: 2026-10-14 22:35:51 (PDT)</w:t>
+        <w:t xml:space="preserve">Last modified: 2026-10-14 23:16:26 (PDT)</w:t>
       </w:r>
     </w:p>
     <w:bookmarkStart w:id="38" w:name="sec-prediction-rules"/>
@@ -4910,7 +4910,7 @@
     </w:p>
     <w:bookmarkEnd w:id="42"/>
     <w:bookmarkEnd w:id="43"/>
-    <w:bookmarkStart w:id="106" w:name="sec-generalization-error"/>
+    <w:bookmarkStart w:id="105" w:name="sec-generalization-error"/>
     <w:p>
       <w:pPr>
         <w:pStyle w:val="Heading2"/>
@@ -12600,7 +12600,7 @@
       </w:r>
     </w:p>
     <w:bookmarkEnd w:id="69"/>
-    <w:bookmarkStart w:id="71" w:name="exr-epe-split-noise"/>
+    <w:bookmarkStart w:id="70" w:name="exr-epe-split-noise"/>
     <w:p>
       <w:pPr>
         <w:pStyle w:val="FirstParagraph"/>
@@ -12929,7 +12929,6 @@
       <w:pPr>
         <w:pStyle w:val="BodyText"/>
       </w:pPr>
-      <w:bookmarkStart w:id="70" w:name="eq-epe-target"/>
       <m:oMathPara>
         <m:oMathParaPr>
           <m:jc m:val="center"/>
@@ -13057,27 +13056,8 @@
             </m:rPr>
             <m:t>,</m:t>
           </m:r>
-          <m:r>
-            <m:t>  </m:t>
-          </m:r>
-          <m:r>
-            <m:rPr>
-              <m:sty m:val="p"/>
-            </m:rPr>
-            <m:t>(</m:t>
-          </m:r>
-          <m:r>
-            <m:t>14</m:t>
-          </m:r>
-          <m:r>
-            <m:rPr>
-              <m:sty m:val="p"/>
-            </m:rPr>
-            <m:t>)</m:t>
-          </m:r>
         </m:oMath>
       </m:oMathPara>
-      <w:bookmarkEnd w:id="70"/>
     </w:p>
     <w:p>
       <w:pPr>
@@ -13104,11 +13084,11 @@
         <w:t xml:space="preserve"> </w:t>
       </w:r>
       <w:r>
-        <w:t xml:space="preserve">and name the assumption that makes the cross term zero.</w:t>
+        <w:t xml:space="preserve">and name the assumptions that make the cross term zero.</w:t>
       </w:r>
     </w:p>
-    <w:bookmarkEnd w:id="71"/>
-    <w:bookmarkStart w:id="75" w:name="sol-epe-split-noise"/>
+    <w:bookmarkEnd w:id="70"/>
+    <w:bookmarkStart w:id="74" w:name="sol-epe-split-noise"/>
     <w:p>
       <w:pPr>
         <w:pStyle w:val="BodyText"/>
@@ -13942,7 +13922,7 @@
       <w:r>
         <w:t xml:space="preserve"> </w:t>
       </w:r>
-      <w:hyperlink r:id="rId72">
+      <w:hyperlink r:id="rId71">
         <w:r>
           <w:rPr>
             <w:rStyle w:val="Hyperlink"/>
@@ -13973,7 +13953,7 @@
       <w:r>
         <w:t xml:space="preserve"> </w:t>
       </w:r>
-      <w:hyperlink r:id="rId73">
+      <w:hyperlink r:id="rId72">
         <w:r>
           <w:rPr>
             <w:rStyle w:val="Hyperlink"/>
@@ -15298,7 +15278,7 @@
       <w:pPr>
         <w:pStyle w:val="BodyText"/>
       </w:pPr>
-      <w:bookmarkStart w:id="74" w:name="eq-epe-after-noise"/>
+      <w:bookmarkStart w:id="73" w:name="eq-epe-after-noise"/>
       <m:oMathPara>
         <m:oMathParaPr>
           <m:jc m:val="center"/>
@@ -15579,7 +15559,7 @@
             <m:t>(</m:t>
           </m:r>
           <m:r>
-            <m:t>15</m:t>
+            <m:t>14</m:t>
           </m:r>
           <m:r>
             <m:rPr>
@@ -15589,14 +15569,181 @@
           </m:r>
         </m:oMath>
       </m:oMathPara>
-      <w:bookmarkEnd w:id="74"/>
+      <w:bookmarkEnd w:id="73"/>
     </w:p>
     <w:p>
       <w:pPr>
         <w:pStyle w:val="FirstParagraph"/>
       </w:pPr>
       <w:r>
-        <w:t xml:space="preserve">The cross term vanished only because the noise on the new outcome is independent of the training set.</w:t>
+        <w:t xml:space="preserve">The cross term vanished because the noise has mean</w:t>
+      </w:r>
+      <w:r>
+        <w:t xml:space="preserve"> </w:t>
+      </w:r>
+      <m:oMath>
+        <m:r>
+          <m:t>0</m:t>
+        </m:r>
+      </m:oMath>
+      <w:r>
+        <w:t xml:space="preserve"> </w:t>
+      </w:r>
+      <w:r>
+        <w:t xml:space="preserve">and,</w:t>
+      </w:r>
+      <w:r>
+        <w:t xml:space="preserve"> </w:t>
+      </w:r>
+      <w:r>
+        <w:t xml:space="preserve">for a new outcome, is independent of the training set.</w:t>
+      </w:r>
+      <w:r>
+        <w:t xml:space="preserve"> </w:t>
+      </w:r>
+      <w:r>
+        <w:t xml:space="preserve">Without the zero mean, independence alone would leave</w:t>
+      </w:r>
+      <w:r>
+        <w:t xml:space="preserve"> </w:t>
+      </w:r>
+      <m:oMath>
+        <m:r>
+          <m:t>2</m:t>
+        </m:r>
+        <m:r>
+          <m:rPr>
+            <m:sty m:val="p"/>
+          </m:rPr>
+          <m:t>E</m:t>
+        </m:r>
+        <m:r>
+          <m:t>​</m:t>
+        </m:r>
+        <m:d>
+          <m:dPr>
+            <m:begChr m:val="["/>
+            <m:sepChr m:val=""/>
+            <m:endChr m:val="]"/>
+            <m:grow/>
+          </m:dPr>
+          <m:e>
+            <m:r>
+              <m:t>ε</m:t>
+            </m:r>
+          </m:e>
+        </m:d>
+        <m:r>
+          <m:t>​</m:t>
+        </m:r>
+      </m:oMath>
+      <w:r>
+        <w:t xml:space="preserve"> </w:t>
+      </w:r>
+      <w:r>
+        <w:t xml:space="preserve">times</w:t>
+      </w:r>
+      <w:r>
+        <w:t xml:space="preserve"> </w:t>
+      </w:r>
+      <m:oMath>
+        <m:r>
+          <m:rPr>
+            <m:sty m:val="p"/>
+          </m:rPr>
+          <m:t>E</m:t>
+        </m:r>
+        <m:r>
+          <m:t>​</m:t>
+        </m:r>
+        <m:d>
+          <m:dPr>
+            <m:begChr m:val="["/>
+            <m:sepChr m:val=""/>
+            <m:endChr m:val="]"/>
+            <m:grow/>
+          </m:dPr>
+          <m:e>
+            <m:r>
+              <m:t>μ</m:t>
+            </m:r>
+            <m:r>
+              <m:rPr>
+                <m:sty m:val="p"/>
+              </m:rPr>
+              <m:t>(</m:t>
+            </m:r>
+            <m:r>
+              <m:t>x</m:t>
+            </m:r>
+            <m:r>
+              <m:rPr>
+                <m:sty m:val="p"/>
+              </m:rPr>
+              <m:t>)</m:t>
+            </m:r>
+            <m:r>
+              <m:rPr>
+                <m:sty m:val="p"/>
+              </m:rPr>
+              <m:t>−</m:t>
+            </m:r>
+            <m:r>
+              <m:t>g</m:t>
+            </m:r>
+            <m:r>
+              <m:t>​</m:t>
+            </m:r>
+            <m:d>
+              <m:dPr>
+                <m:begChr m:val="("/>
+                <m:sepChr m:val=""/>
+                <m:endChr m:val=")"/>
+                <m:grow/>
+              </m:dPr>
+              <m:e>
+                <m:r>
+                  <m:t>x</m:t>
+                </m:r>
+                <m:r>
+                  <m:rPr>
+                    <m:sty m:val="p"/>
+                  </m:rPr>
+                  <m:t>;</m:t>
+                </m:r>
+                <m:sSub>
+                  <m:e>
+                    <m:r>
+                      <m:rPr>
+                        <m:scr m:val="script"/>
+                        <m:sty m:val="p"/>
+                      </m:rPr>
+                      <m:t>D</m:t>
+                    </m:r>
+                  </m:e>
+                  <m:sub>
+                    <m:r>
+                      <m:rPr>
+                        <m:nor/>
+                        <m:sty m:val="p"/>
+                      </m:rPr>
+                      <m:t>train</m:t>
+                    </m:r>
+                  </m:sub>
+                </m:sSub>
+              </m:e>
+            </m:d>
+            <m:r>
+              <m:t>​</m:t>
+            </m:r>
+          </m:e>
+        </m:d>
+        <m:r>
+          <m:t>​</m:t>
+        </m:r>
+      </m:oMath>
+      <w:r>
+        <w:t xml:space="preserve">, which need not be zero.</w:t>
       </w:r>
       <w:r>
         <w:t xml:space="preserve"> </w:t>
@@ -15617,8 +15764,8 @@
         <w:t xml:space="preserve">whose noise helped determine the prediction.</w:t>
       </w:r>
     </w:p>
-    <w:bookmarkEnd w:id="75"/>
-    <w:bookmarkStart w:id="76" w:name="exr-epe-split-bias"/>
+    <w:bookmarkEnd w:id="74"/>
+    <w:bookmarkStart w:id="75" w:name="exr-epe-split-bias"/>
     <w:p>
       <w:pPr>
         <w:pStyle w:val="BodyText"/>
@@ -15638,7 +15785,7 @@
           <w:rPr>
             <w:rStyle w:val="Hyperlink"/>
           </w:rPr>
-          <w:t xml:space="preserve">Equation 15</w:t>
+          <w:t xml:space="preserve">Equation 14</w:t>
         </w:r>
       </w:hyperlink>
       <w:r>
@@ -15945,8 +16092,8 @@
         <w:t xml:space="preserve">and what makes the cross term zero this time?</w:t>
       </w:r>
     </w:p>
-    <w:bookmarkEnd w:id="76"/>
-    <w:bookmarkStart w:id="79" w:name="sol-epe-split-bias"/>
+    <w:bookmarkEnd w:id="75"/>
+    <w:bookmarkStart w:id="78" w:name="sol-epe-split-bias"/>
     <w:p>
       <w:pPr>
         <w:pStyle w:val="BodyText"/>
@@ -18356,7 +18503,7 @@
       <w:r>
         <w:t xml:space="preserve"> </w:t>
       </w:r>
-      <w:hyperlink r:id="rId77">
+      <w:hyperlink r:id="rId76">
         <w:r>
           <w:rPr>
             <w:rStyle w:val="Hyperlink"/>
@@ -18970,7 +19117,7 @@
       <w:pPr>
         <w:pStyle w:val="BodyText"/>
       </w:pPr>
-      <w:bookmarkStart w:id="78" w:name="eq-epe-after-bias"/>
+      <w:bookmarkStart w:id="77" w:name="eq-epe-after-bias"/>
       <m:oMathPara>
         <m:oMathParaPr>
           <m:jc m:val="center"/>
@@ -19288,7 +19435,7 @@
             <m:t>(</m:t>
           </m:r>
           <m:r>
-            <m:t>16</m:t>
+            <m:t>15</m:t>
           </m:r>
           <m:r>
             <m:rPr>
@@ -19298,7 +19445,7 @@
           </m:r>
         </m:oMath>
       </m:oMathPara>
-      <w:bookmarkEnd w:id="78"/>
+      <w:bookmarkEnd w:id="77"/>
     </w:p>
     <w:p>
       <w:pPr>
@@ -19331,11 +19478,11 @@
         <w:t xml:space="preserve"> </w:t>
       </w:r>
       <w:r>
-        <w:t xml:space="preserve">The split holds for squared-error loss and for nothing else.</w:t>
+        <w:t xml:space="preserve">This split is specific to squared-error loss, the loss these notes use.</w:t>
       </w:r>
     </w:p>
-    <w:bookmarkEnd w:id="79"/>
-    <w:bookmarkStart w:id="81" w:name="thm-epe-decomposition"/>
+    <w:bookmarkEnd w:id="78"/>
+    <w:bookmarkStart w:id="80" w:name="thm-epe-decomposition"/>
     <w:p>
       <w:pPr>
         <w:pStyle w:val="BodyText"/>
@@ -19856,7 +20003,7 @@
       <w:r>
         <w:t xml:space="preserve"> </w:t>
       </w:r>
-      <w:hyperlink r:id="rId77">
+      <w:hyperlink r:id="rId76">
         <w:r>
           <w:rPr>
             <w:rStyle w:val="Hyperlink"/>
@@ -19898,7 +20045,7 @@
       <w:pPr>
         <w:pStyle w:val="BodyText"/>
       </w:pPr>
-      <w:bookmarkStart w:id="80" w:name="eq-epe-decomposition"/>
+      <w:bookmarkStart w:id="79" w:name="eq-epe-decomposition"/>
       <m:oMathPara>
         <m:oMathParaPr>
           <m:jc m:val="center"/>
@@ -20154,7 +20301,7 @@
             <m:t>(</m:t>
           </m:r>
           <m:r>
-            <m:t>17</m:t>
+            <m:t>16</m:t>
           </m:r>
           <m:r>
             <m:rPr>
@@ -20164,9 +20311,9 @@
           </m:r>
         </m:oMath>
       </m:oMathPara>
-      <w:bookmarkEnd w:id="80"/>
+      <w:bookmarkEnd w:id="79"/>
     </w:p>
-    <w:bookmarkEnd w:id="81"/>
+    <w:bookmarkEnd w:id="80"/>
     <w:p>
       <w:pPr>
         <w:pStyle w:val="FirstParagraph"/>
@@ -20258,7 +20405,7 @@
           <w:rPr>
             <w:rStyle w:val="Hyperlink"/>
           </w:rPr>
-          <w:t xml:space="preserve">Equation 16</w:t>
+          <w:t xml:space="preserve">Equation 15</w:t>
         </w:r>
       </w:hyperlink>
       <w:r>
@@ -20275,7 +20422,7 @@
           <w:rPr>
             <w:rStyle w:val="Hyperlink"/>
           </w:rPr>
-          <w:t xml:space="preserve">Equation 15</w:t>
+          <w:t xml:space="preserve">Equation 14</w:t>
         </w:r>
       </w:hyperlink>
       <w:r>
@@ -20922,7 +21069,7 @@
         </m:oMath>
       </m:oMathPara>
     </w:p>
-    <w:bookmarkStart w:id="82" w:name="def-irreducible-error"/>
+    <w:bookmarkStart w:id="81" w:name="def-irreducible-error"/>
     <w:p>
       <w:pPr>
         <w:pStyle w:val="FirstParagraph"/>
@@ -21169,7 +21316,7 @@
         <w:t xml:space="preserve">.</w:t>
       </w:r>
     </w:p>
-    <w:bookmarkEnd w:id="82"/>
+    <w:bookmarkEnd w:id="81"/>
     <w:p>
       <w:pPr>
         <w:pStyle w:val="BodyText"/>
@@ -21197,7 +21344,7 @@
         <w:t xml:space="preserve">.</w:t>
       </w:r>
     </w:p>
-    <w:bookmarkStart w:id="85" w:name="rem-generalization-error"/>
+    <w:bookmarkStart w:id="84" w:name="rem-generalization-error"/>
     <w:p>
       <w:pPr>
         <w:pStyle w:val="BodyText"/>
@@ -21308,7 +21455,7 @@
       <w:r>
         <w:t xml:space="preserve"> </w:t>
       </w:r>
-      <w:hyperlink r:id="rId83">
+      <w:hyperlink r:id="rId82">
         <w:r>
           <w:rPr>
             <w:rStyle w:val="Hyperlink"/>
@@ -21373,7 +21520,7 @@
       <w:r>
         <w:t xml:space="preserve"> </w:t>
       </w:r>
-      <w:hyperlink r:id="rId84">
+      <w:hyperlink r:id="rId83">
         <w:r>
           <w:rPr>
             <w:rStyle w:val="Hyperlink"/>
@@ -21583,8 +21730,8 @@
         <w:t xml:space="preserve">into a squared bias, a variance and a noise variance.</w:t>
       </w:r>
     </w:p>
-    <w:bookmarkEnd w:id="85"/>
-    <w:bookmarkStart w:id="89" w:name="def-flexibility"/>
+    <w:bookmarkEnd w:id="84"/>
+    <w:bookmarkStart w:id="88" w:name="def-flexibility"/>
     <w:p>
       <w:pPr>
         <w:pStyle w:val="BodyText"/>
@@ -21858,7 +22005,7 @@
       <w:pPr>
         <w:pStyle w:val="BodyText"/>
       </w:pPr>
-      <w:bookmarkStart w:id="86" w:name="eq-flexibility"/>
+      <w:bookmarkStart w:id="85" w:name="eq-flexibility"/>
       <m:oMathPara>
         <m:oMathParaPr>
           <m:jc m:val="center"/>
@@ -21918,7 +22065,7 @@
             <m:t>(</m:t>
           </m:r>
           <m:r>
-            <m:t>18</m:t>
+            <m:t>17</m:t>
           </m:r>
           <m:r>
             <m:rPr>
@@ -21928,7 +22075,7 @@
           </m:r>
         </m:oMath>
       </m:oMathPara>
-      <w:bookmarkEnd w:id="86"/>
+      <w:bookmarkEnd w:id="85"/>
     </w:p>
     <w:tbl>
       <w:tblPr>
@@ -21971,12 +22118,12 @@
                 <wp:inline>
                   <wp:extent cx="152400" cy="152400"/>
                   <wp:effectExtent b="0" l="0" r="0" t="0"/>
-                  <wp:docPr descr="" title="" id="87" name="Picture"/>
+                  <wp:docPr descr="" title="" id="86" name="Picture"/>
                   <a:graphic>
                     <a:graphicData uri="http://schemas.openxmlformats.org/drawingml/2006/picture">
                       <pic:pic>
                         <pic:nvPicPr>
-                          <pic:cNvPr descr="/opt/quarto/share/formats/docx/note.png" id="88" name="Picture"/>
+                          <pic:cNvPr descr="/opt/quarto/share/formats/docx/note.png" id="87" name="Picture"/>
                           <pic:cNvPicPr>
                             <a:picLocks noChangeArrowheads="1" noChangeAspect="1"/>
                           </pic:cNvPicPr>
@@ -22052,8 +22199,8 @@
         </w:tc>
       </w:tr>
     </w:tbl>
-    <w:bookmarkEnd w:id="89"/>
-    <w:bookmarkStart w:id="90" w:name="rem-flexibility"/>
+    <w:bookmarkEnd w:id="88"/>
+    <w:bookmarkStart w:id="89" w:name="rem-flexibility"/>
     <w:p>
       <w:pPr>
         <w:pStyle w:val="BodyText"/>
@@ -22286,8 +22433,8 @@
         <w:t xml:space="preserve">.</w:t>
       </w:r>
     </w:p>
-    <w:bookmarkEnd w:id="90"/>
-    <w:bookmarkStart w:id="94" w:name="def-bias-variance-tradeoff"/>
+    <w:bookmarkEnd w:id="89"/>
+    <w:bookmarkStart w:id="93" w:name="def-bias-variance-tradeoff"/>
     <w:p>
       <w:pPr>
         <w:pStyle w:val="BodyText"/>
@@ -22583,7 +22730,7 @@
       <w:r>
         <w:t xml:space="preserve"> </w:t>
       </w:r>
-      <w:hyperlink r:id="rId77">
+      <w:hyperlink r:id="rId76">
         <w:r>
           <w:rPr>
             <w:rStyle w:val="Hyperlink"/>
@@ -22602,7 +22749,7 @@
       <w:pPr>
         <w:pStyle w:val="BodyText"/>
       </w:pPr>
-      <w:bookmarkStart w:id="91" w:name="eq-bias-variance-tradeoff"/>
+      <w:bookmarkStart w:id="90" w:name="eq-bias-variance-tradeoff"/>
       <m:oMathPara>
         <m:oMathParaPr>
           <m:jc m:val="center"/>
@@ -23089,7 +23236,7 @@
             <m:t>(</m:t>
           </m:r>
           <m:r>
-            <m:t>19</m:t>
+            <m:t>18</m:t>
           </m:r>
           <m:r>
             <m:rPr>
@@ -23099,7 +23246,7 @@
           </m:r>
         </m:oMath>
       </m:oMathPara>
-      <w:bookmarkEnd w:id="91"/>
+      <w:bookmarkEnd w:id="90"/>
     </w:p>
     <w:tbl>
       <w:tblPr>
@@ -23142,12 +23289,12 @@
                 <wp:inline>
                   <wp:extent cx="152400" cy="152400"/>
                   <wp:effectExtent b="0" l="0" r="0" t="0"/>
-                  <wp:docPr descr="" title="" id="92" name="Picture"/>
+                  <wp:docPr descr="" title="" id="91" name="Picture"/>
                   <a:graphic>
                     <a:graphicData uri="http://schemas.openxmlformats.org/drawingml/2006/picture">
                       <pic:pic>
                         <pic:nvPicPr>
-                          <pic:cNvPr descr="/opt/quarto/share/formats/docx/note.png" id="93" name="Picture"/>
+                          <pic:cNvPr descr="/opt/quarto/share/formats/docx/note.png" id="92" name="Picture"/>
                           <pic:cNvPicPr>
                             <a:picLocks noChangeArrowheads="1" noChangeAspect="1"/>
                           </pic:cNvPicPr>
@@ -23220,8 +23367,8 @@
         </w:tc>
       </w:tr>
     </w:tbl>
-    <w:bookmarkEnd w:id="94"/>
-    <w:bookmarkStart w:id="95" w:name="rem-overfitting-tradeoff"/>
+    <w:bookmarkEnd w:id="93"/>
+    <w:bookmarkStart w:id="94" w:name="rem-overfitting-tradeoff"/>
     <w:p>
       <w:pPr>
         <w:pStyle w:val="BodyText"/>
@@ -23836,8 +23983,8 @@
         <w:t xml:space="preserve">but predict new observations worse.</w:t>
       </w:r>
     </w:p>
-    <w:bookmarkEnd w:id="95"/>
-    <w:bookmarkStart w:id="96" w:name="rem-overfitting-causes"/>
+    <w:bookmarkEnd w:id="94"/>
+    <w:bookmarkStart w:id="95" w:name="rem-overfitting-causes"/>
     <w:p>
       <w:pPr>
         <w:pStyle w:val="BodyText"/>
@@ -23955,8 +24102,8 @@
         <w:t xml:space="preserve">the degree-4 fit has five coefficients for those 20 cars.</w:t>
       </w:r>
     </w:p>
-    <w:bookmarkEnd w:id="96"/>
-    <w:bookmarkStart w:id="97" w:name="exr-held-out-unbiased"/>
+    <w:bookmarkEnd w:id="95"/>
+    <w:bookmarkStart w:id="96" w:name="exr-held-out-unbiased"/>
     <w:p>
       <w:pPr>
         <w:pStyle w:val="BodyText"/>
@@ -24699,8 +24846,8 @@
         </m:oMath>
       </m:oMathPara>
     </w:p>
-    <w:bookmarkEnd w:id="97"/>
-    <w:bookmarkStart w:id="98" w:name="sol-held-out-unbiased"/>
+    <w:bookmarkEnd w:id="96"/>
+    <w:bookmarkStart w:id="97" w:name="sol-held-out-unbiased"/>
     <w:p>
       <w:pPr>
         <w:pStyle w:val="FirstParagraph"/>
@@ -26296,8 +26443,8 @@
         <w:t xml:space="preserve">.</w:t>
       </w:r>
     </w:p>
-    <w:bookmarkEnd w:id="98"/>
-    <w:bookmarkStart w:id="99" w:name="thm-held-out-unbiased"/>
+    <w:bookmarkEnd w:id="97"/>
+    <w:bookmarkStart w:id="98" w:name="thm-held-out-unbiased"/>
     <w:p>
       <w:pPr>
         <w:pStyle w:val="BodyText"/>
@@ -27001,7 +27148,7 @@
         </m:oMath>
       </m:oMathPara>
     </w:p>
-    <w:bookmarkEnd w:id="99"/>
+    <w:bookmarkEnd w:id="98"/>
     <w:p>
       <w:pPr>
         <w:pStyle w:val="FirstParagraph"/>
@@ -27034,7 +27181,7 @@
         <w:t xml:space="preserve">.</w:t>
       </w:r>
     </w:p>
-    <w:bookmarkStart w:id="100" w:name="rem-training-mse-optimistic"/>
+    <w:bookmarkStart w:id="99" w:name="rem-training-mse-optimistic"/>
     <w:p>
       <w:pPr>
         <w:pStyle w:val="BodyText"/>
@@ -27315,8 +27462,8 @@
         <w:t xml:space="preserve">while held-out RMSE does not.</w:t>
       </w:r>
     </w:p>
-    <w:bookmarkEnd w:id="100"/>
-    <w:bookmarkStart w:id="105" w:name="exm-train-test-error-simulated"/>
+    <w:bookmarkEnd w:id="99"/>
+    <w:bookmarkStart w:id="104" w:name="exm-train-test-error-simulated"/>
     <w:p>
       <w:pPr>
         <w:pStyle w:val="BodyText"/>
@@ -28680,7 +28827,7 @@
       <w:tr>
         <w:tc>
           <w:tcPr/>
-          <w:bookmarkStart w:id="104" w:name="fig-train-test-error"/>
+          <w:bookmarkStart w:id="103" w:name="fig-train-test-error"/>
           <w:p>
             <w:pPr>
               <w:pStyle w:val="SourceCode"/>
@@ -29395,18 +29542,18 @@
                 <wp:inline>
                   <wp:extent cx="4620126" cy="3696101"/>
                   <wp:effectExtent b="0" l="0" r="0" t="0"/>
-                  <wp:docPr descr="" title="" id="102" name="Picture"/>
+                  <wp:docPr descr="" title="" id="101" name="Picture"/>
                   <a:graphic>
                     <a:graphicData uri="http://schemas.openxmlformats.org/drawingml/2006/picture">
                       <pic:pic>
                         <pic:nvPicPr>
-                          <pic:cNvPr descr="model-validation_files/figure-docx/train-test-error-plot-1.png" id="103" name="Picture"/>
+                          <pic:cNvPr descr="model-validation_files/figure-docx/train-test-error-plot-1.png" id="102" name="Picture"/>
                           <pic:cNvPicPr>
                             <a:picLocks noChangeArrowheads="1" noChangeAspect="1"/>
                           </pic:cNvPicPr>
                         </pic:nvPicPr>
                         <pic:blipFill>
-                          <a:blip r:embed="rId101"/>
+                          <a:blip r:embed="rId100"/>
                           <a:stretch>
                             <a:fillRect/>
                           </a:stretch>
@@ -29538,7 +29685,7 @@
               <w:t xml:space="preserve">.</w:t>
             </w:r>
           </w:p>
-          <w:bookmarkEnd w:id="104"/>
+          <w:bookmarkEnd w:id="103"/>
         </w:tc>
       </w:tr>
     </w:tbl>
@@ -30044,9 +30191,9 @@
         <w:t xml:space="preserve">.</w:t>
       </w:r>
     </w:p>
+    <w:bookmarkEnd w:id="104"/>
     <w:bookmarkEnd w:id="105"/>
-    <w:bookmarkEnd w:id="106"/>
-    <w:bookmarkStart w:id="149" w:name="sec-data-splits"/>
+    <w:bookmarkStart w:id="148" w:name="sec-data-splits"/>
     <w:p>
       <w:pPr>
         <w:pStyle w:val="Heading2"/>
@@ -30055,7 +30202,7 @@
         <w:t xml:space="preserve">4 Training, validation, and test sets</w:t>
       </w:r>
     </w:p>
-    <w:bookmarkStart w:id="107" w:name="exr-data-splits"/>
+    <w:bookmarkStart w:id="106" w:name="exr-data-splits"/>
     <w:p>
       <w:pPr>
         <w:pStyle w:val="FirstParagraph"/>
@@ -30188,8 +30335,8 @@
         <w:t xml:space="preserve">How many cars are in each set?</w:t>
       </w:r>
     </w:p>
-    <w:bookmarkEnd w:id="107"/>
-    <w:bookmarkStart w:id="108" w:name="sol-data-splits"/>
+    <w:bookmarkEnd w:id="106"/>
+    <w:bookmarkStart w:id="107" w:name="sol-data-splits"/>
     <w:p>
       <w:pPr>
         <w:pStyle w:val="BodyText"/>
@@ -30424,8 +30571,8 @@
         <w:t xml:space="preserve">test cars.</w:t>
       </w:r>
     </w:p>
-    <w:bookmarkEnd w:id="108"/>
-    <w:bookmarkStart w:id="112" w:name="def-data-splits"/>
+    <w:bookmarkEnd w:id="107"/>
+    <w:bookmarkStart w:id="111" w:name="def-data-splits"/>
     <w:p>
       <w:pPr>
         <w:pStyle w:val="BodyText"/>
@@ -30627,7 +30774,7 @@
       <w:pPr>
         <w:pStyle w:val="BodyText"/>
       </w:pPr>
-      <w:bookmarkStart w:id="109" w:name="eq-data-splits"/>
+      <w:bookmarkStart w:id="108" w:name="eq-data-splits"/>
       <m:oMathPara>
         <m:oMathParaPr>
           <m:jc m:val="center"/>
@@ -31071,7 +31218,7 @@
             <m:t>(</m:t>
           </m:r>
           <m:r>
-            <m:t>20</m:t>
+            <m:t>19</m:t>
           </m:r>
           <m:r>
             <m:rPr>
@@ -31081,7 +31228,7 @@
           </m:r>
         </m:oMath>
       </m:oMathPara>
-      <w:bookmarkEnd w:id="109"/>
+      <w:bookmarkEnd w:id="108"/>
     </w:p>
     <w:tbl>
       <w:tblPr>
@@ -31124,12 +31271,12 @@
                 <wp:inline>
                   <wp:extent cx="152400" cy="152400"/>
                   <wp:effectExtent b="0" l="0" r="0" t="0"/>
-                  <wp:docPr descr="" title="" id="110" name="Picture"/>
+                  <wp:docPr descr="" title="" id="109" name="Picture"/>
                   <a:graphic>
                     <a:graphicData uri="http://schemas.openxmlformats.org/drawingml/2006/picture">
                       <pic:pic>
                         <pic:nvPicPr>
-                          <pic:cNvPr descr="/opt/quarto/share/formats/docx/note.png" id="111" name="Picture"/>
+                          <pic:cNvPr descr="/opt/quarto/share/formats/docx/note.png" id="110" name="Picture"/>
                           <pic:cNvPicPr>
                             <a:picLocks noChangeArrowheads="1" noChangeAspect="1"/>
                           </pic:cNvPicPr>
@@ -31202,8 +31349,8 @@
         </w:tc>
       </w:tr>
     </w:tbl>
-    <w:bookmarkEnd w:id="112"/>
-    <w:bookmarkStart w:id="113" w:name="exm-data-splits-sizes"/>
+    <w:bookmarkEnd w:id="111"/>
+    <w:bookmarkStart w:id="112" w:name="exm-data-splits-sizes"/>
     <w:p>
       <w:pPr>
         <w:pStyle w:val="BodyText"/>
@@ -31277,8 +31424,8 @@
         <w:t xml:space="preserve">and the 7 test cars are used only once, after the model is chosen.</w:t>
       </w:r>
     </w:p>
-    <w:bookmarkEnd w:id="113"/>
-    <w:bookmarkStart w:id="115" w:name="def-tuning-parameter"/>
+    <w:bookmarkEnd w:id="112"/>
+    <w:bookmarkStart w:id="114" w:name="def-tuning-parameter"/>
     <w:p>
       <w:pPr>
         <w:pStyle w:val="BodyText"/>
@@ -31368,7 +31515,7 @@
       <w:pPr>
         <w:pStyle w:val="BodyText"/>
       </w:pPr>
-      <w:bookmarkStart w:id="114" w:name="eq-tuning-parameter"/>
+      <w:bookmarkStart w:id="113" w:name="eq-tuning-parameter"/>
       <m:oMathPara>
         <m:oMathParaPr>
           <m:jc m:val="center"/>
@@ -31478,7 +31625,7 @@
             <m:t>(</m:t>
           </m:r>
           <m:r>
-            <m:t>21</m:t>
+            <m:t>20</m:t>
           </m:r>
           <m:r>
             <m:rPr>
@@ -31488,10 +31635,10 @@
           </m:r>
         </m:oMath>
       </m:oMathPara>
-      <w:bookmarkEnd w:id="114"/>
+      <w:bookmarkEnd w:id="113"/>
     </w:p>
-    <w:bookmarkEnd w:id="115"/>
-    <w:bookmarkStart w:id="116" w:name="exm-tuning-parameter"/>
+    <w:bookmarkEnd w:id="114"/>
+    <w:bookmarkStart w:id="115" w:name="exm-tuning-parameter"/>
     <w:p>
       <w:pPr>
         <w:pStyle w:val="FirstParagraph"/>
@@ -31676,8 +31823,8 @@
         <w:t xml:space="preserve">.</w:t>
       </w:r>
     </w:p>
-    <w:bookmarkEnd w:id="116"/>
-    <w:bookmarkStart w:id="118" w:name="def-validation-set"/>
+    <w:bookmarkEnd w:id="115"/>
+    <w:bookmarkStart w:id="117" w:name="def-validation-set"/>
     <w:p>
       <w:pPr>
         <w:pStyle w:val="BodyText"/>
@@ -31797,7 +31944,7 @@
       <w:pPr>
         <w:pStyle w:val="BodyText"/>
       </w:pPr>
-      <w:bookmarkStart w:id="117" w:name="eq-validation-set"/>
+      <w:bookmarkStart w:id="116" w:name="eq-validation-set"/>
       <m:oMathPara>
         <m:oMathParaPr>
           <m:jc m:val="center"/>
@@ -31908,7 +32055,7 @@
             <m:t>(</m:t>
           </m:r>
           <m:r>
-            <m:t>22</m:t>
+            <m:t>21</m:t>
           </m:r>
           <m:r>
             <m:rPr>
@@ -31918,10 +32065,10 @@
           </m:r>
         </m:oMath>
       </m:oMathPara>
-      <w:bookmarkEnd w:id="117"/>
+      <w:bookmarkEnd w:id="116"/>
     </w:p>
-    <w:bookmarkEnd w:id="118"/>
-    <w:bookmarkStart w:id="120" w:name="def-validation-choice"/>
+    <w:bookmarkEnd w:id="117"/>
+    <w:bookmarkStart w:id="119" w:name="def-validation-choice"/>
     <w:p>
       <w:pPr>
         <w:pStyle w:val="FirstParagraph"/>
@@ -32127,7 +32274,7 @@
       <w:pPr>
         <w:pStyle w:val="BodyText"/>
       </w:pPr>
-      <w:bookmarkStart w:id="119" w:name="eq-validation-choice"/>
+      <w:bookmarkStart w:id="118" w:name="eq-validation-choice"/>
       <m:oMathPara>
         <m:oMathParaPr>
           <m:jc m:val="center"/>
@@ -32394,7 +32541,7 @@
             <m:t>(</m:t>
           </m:r>
           <m:r>
-            <m:t>23</m:t>
+            <m:t>22</m:t>
           </m:r>
           <m:r>
             <m:rPr>
@@ -32404,10 +32551,10 @@
           </m:r>
         </m:oMath>
       </m:oMathPara>
-      <w:bookmarkEnd w:id="119"/>
+      <w:bookmarkEnd w:id="118"/>
     </w:p>
-    <w:bookmarkEnd w:id="120"/>
-    <w:bookmarkStart w:id="122" w:name="def-test-set"/>
+    <w:bookmarkEnd w:id="119"/>
+    <w:bookmarkStart w:id="121" w:name="def-test-set"/>
     <w:p>
       <w:pPr>
         <w:pStyle w:val="FirstParagraph"/>
@@ -32551,7 +32698,7 @@
       <w:pPr>
         <w:pStyle w:val="BodyText"/>
       </w:pPr>
-      <w:bookmarkStart w:id="121" w:name="eq-test-set"/>
+      <w:bookmarkStart w:id="120" w:name="eq-test-set"/>
       <m:oMathPara>
         <m:oMathParaPr>
           <m:jc m:val="center"/>
@@ -32662,7 +32809,7 @@
             <m:t>(</m:t>
           </m:r>
           <m:r>
-            <m:t>24</m:t>
+            <m:t>23</m:t>
           </m:r>
           <m:r>
             <m:rPr>
@@ -32672,10 +32819,10 @@
           </m:r>
         </m:oMath>
       </m:oMathPara>
-      <w:bookmarkEnd w:id="121"/>
+      <w:bookmarkEnd w:id="120"/>
     </w:p>
-    <w:bookmarkEnd w:id="122"/>
-    <w:bookmarkStart w:id="126" w:name="rem-data-splits"/>
+    <w:bookmarkEnd w:id="121"/>
+    <w:bookmarkStart w:id="125" w:name="rem-data-splits"/>
     <w:p>
       <w:pPr>
         <w:pStyle w:val="FirstParagraph"/>
@@ -32850,7 +32997,7 @@
       <w:r>
         <w:t xml:space="preserve"> </w:t>
       </w:r>
-      <w:hyperlink r:id="rId123">
+      <w:hyperlink r:id="rId122">
         <w:r>
           <w:rPr>
             <w:rStyle w:val="Hyperlink"/>
@@ -32870,7 +33017,7 @@
       <w:r>
         <w:t xml:space="preserve"> </w:t>
       </w:r>
-      <w:hyperlink r:id="rId124">
+      <w:hyperlink r:id="rId123">
         <w:r>
           <w:rPr>
             <w:rStyle w:val="Hyperlink"/>
@@ -32890,7 +33037,7 @@
       <w:r>
         <w:t xml:space="preserve"> </w:t>
       </w:r>
-      <w:hyperlink r:id="rId125">
+      <w:hyperlink r:id="rId124">
         <w:r>
           <w:rPr>
             <w:rStyle w:val="Hyperlink"/>
@@ -32908,8 +33055,8 @@
         <w:t xml:space="preserve">They use a different symbol for the training set and a parenthesized observation index, but the same three-way split.</w:t>
       </w:r>
     </w:p>
-    <w:bookmarkEnd w:id="126"/>
-    <w:bookmarkStart w:id="148" w:name="exm-train-validation-test-split"/>
+    <w:bookmarkEnd w:id="125"/>
+    <w:bookmarkStart w:id="147" w:name="exm-train-validation-test-split"/>
     <w:p>
       <w:pPr>
         <w:pStyle w:val="BodyText"/>
@@ -33143,7 +33290,7 @@
       <w:tr>
         <w:tc>
           <w:tcPr/>
-          <w:bookmarkStart w:id="127" w:name="tbl-train-validation-test-split-sizes"/>
+          <w:bookmarkStart w:id="126" w:name="tbl-train-validation-test-split-sizes"/>
           <w:p>
             <w:pPr>
               <w:jc w:val="center"/>
@@ -33775,7 +33922,7 @@
               <w:t xml:space="preserve">#&gt; 3 test           7</w:t>
             </w:r>
           </w:p>
-          <w:bookmarkEnd w:id="127"/>
+          <w:bookmarkEnd w:id="126"/>
         </w:tc>
       </w:tr>
     </w:tbl>
@@ -37633,7 +37780,7 @@
       <w:tr>
         <w:tc>
           <w:tcPr/>
-          <w:bookmarkStart w:id="131" w:name="fig-linear-model-superimposed"/>
+          <w:bookmarkStart w:id="130" w:name="fig-linear-model-superimposed"/>
           <w:p>
             <w:pPr>
               <w:pStyle w:val="SourceCode"/>
@@ -37673,18 +37820,18 @@
                 <wp:inline>
                   <wp:extent cx="4620126" cy="3696101"/>
                   <wp:effectExtent b="0" l="0" r="0" t="0"/>
-                  <wp:docPr descr="" title="" id="129" name="Picture"/>
+                  <wp:docPr descr="" title="" id="128" name="Picture"/>
                   <a:graphic>
                     <a:graphicData uri="http://schemas.openxmlformats.org/drawingml/2006/picture">
                       <pic:pic>
                         <pic:nvPicPr>
-                          <pic:cNvPr descr="model-validation_files/figure-docx/unnamed-chunk-3-1.png" id="130" name="Picture"/>
+                          <pic:cNvPr descr="model-validation_files/figure-docx/unnamed-chunk-3-1.png" id="129" name="Picture"/>
                           <pic:cNvPicPr>
                             <a:picLocks noChangeArrowheads="1" noChangeAspect="1"/>
                           </pic:cNvPicPr>
                         </pic:nvPicPr>
                         <pic:blipFill>
-                          <a:blip r:embed="rId128"/>
+                          <a:blip r:embed="rId127"/>
                           <a:stretch>
                             <a:fillRect/>
                           </a:stretch>
@@ -37724,7 +37871,7 @@
               <w:t xml:space="preserve">Figure 2: Linear model fit superimposed on data partitions</w:t>
             </w:r>
           </w:p>
-          <w:bookmarkEnd w:id="131"/>
+          <w:bookmarkEnd w:id="130"/>
         </w:tc>
       </w:tr>
     </w:tbl>
@@ -37749,7 +37896,7 @@
       <w:tr>
         <w:tc>
           <w:tcPr/>
-          <w:bookmarkStart w:id="135" w:name="fig-quadratic-model-superimposed"/>
+          <w:bookmarkStart w:id="134" w:name="fig-quadratic-model-superimposed"/>
           <w:p>
             <w:pPr>
               <w:pStyle w:val="SourceCode"/>
@@ -37789,18 +37936,18 @@
                 <wp:inline>
                   <wp:extent cx="4620126" cy="3696101"/>
                   <wp:effectExtent b="0" l="0" r="0" t="0"/>
-                  <wp:docPr descr="" title="" id="133" name="Picture"/>
+                  <wp:docPr descr="" title="" id="132" name="Picture"/>
                   <a:graphic>
                     <a:graphicData uri="http://schemas.openxmlformats.org/drawingml/2006/picture">
                       <pic:pic>
                         <pic:nvPicPr>
-                          <pic:cNvPr descr="model-validation_files/figure-docx/unnamed-chunk-4-1.png" id="134" name="Picture"/>
+                          <pic:cNvPr descr="model-validation_files/figure-docx/unnamed-chunk-4-1.png" id="133" name="Picture"/>
                           <pic:cNvPicPr>
                             <a:picLocks noChangeArrowheads="1" noChangeAspect="1"/>
                           </pic:cNvPicPr>
                         </pic:nvPicPr>
                         <pic:blipFill>
-                          <a:blip r:embed="rId132"/>
+                          <a:blip r:embed="rId131"/>
                           <a:stretch>
                             <a:fillRect/>
                           </a:stretch>
@@ -37840,7 +37987,7 @@
               <w:t xml:space="preserve">Figure 3: Quadratic model fit superimposed on data partitions</w:t>
             </w:r>
           </w:p>
-          <w:bookmarkEnd w:id="135"/>
+          <w:bookmarkEnd w:id="134"/>
         </w:tc>
       </w:tr>
     </w:tbl>
@@ -37865,7 +38012,7 @@
       <w:tr>
         <w:tc>
           <w:tcPr/>
-          <w:bookmarkStart w:id="139" w:name="fig-cubic-model-superimposed"/>
+          <w:bookmarkStart w:id="138" w:name="fig-cubic-model-superimposed"/>
           <w:p>
             <w:pPr>
               <w:pStyle w:val="SourceCode"/>
@@ -37905,18 +38052,18 @@
                 <wp:inline>
                   <wp:extent cx="4620126" cy="3696101"/>
                   <wp:effectExtent b="0" l="0" r="0" t="0"/>
-                  <wp:docPr descr="" title="" id="137" name="Picture"/>
+                  <wp:docPr descr="" title="" id="136" name="Picture"/>
                   <a:graphic>
                     <a:graphicData uri="http://schemas.openxmlformats.org/drawingml/2006/picture">
                       <pic:pic>
                         <pic:nvPicPr>
-                          <pic:cNvPr descr="model-validation_files/figure-docx/unnamed-chunk-5-1.png" id="138" name="Picture"/>
+                          <pic:cNvPr descr="model-validation_files/figure-docx/unnamed-chunk-5-1.png" id="137" name="Picture"/>
                           <pic:cNvPicPr>
                             <a:picLocks noChangeArrowheads="1" noChangeAspect="1"/>
                           </pic:cNvPicPr>
                         </pic:nvPicPr>
                         <pic:blipFill>
-                          <a:blip r:embed="rId136"/>
+                          <a:blip r:embed="rId135"/>
                           <a:stretch>
                             <a:fillRect/>
                           </a:stretch>
@@ -37956,7 +38103,7 @@
               <w:t xml:space="preserve">Figure 4: Cubic model fit superimposed on data partitions</w:t>
             </w:r>
           </w:p>
-          <w:bookmarkEnd w:id="139"/>
+          <w:bookmarkEnd w:id="138"/>
         </w:tc>
       </w:tr>
     </w:tbl>
@@ -37981,7 +38128,7 @@
       <w:tr>
         <w:tc>
           <w:tcPr/>
-          <w:bookmarkStart w:id="143" w:name="fig-quartic-model-superimposed"/>
+          <w:bookmarkStart w:id="142" w:name="fig-quartic-model-superimposed"/>
           <w:p>
             <w:pPr>
               <w:pStyle w:val="SourceCode"/>
@@ -38021,18 +38168,18 @@
                 <wp:inline>
                   <wp:extent cx="4620126" cy="3696101"/>
                   <wp:effectExtent b="0" l="0" r="0" t="0"/>
-                  <wp:docPr descr="" title="" id="141" name="Picture"/>
+                  <wp:docPr descr="" title="" id="140" name="Picture"/>
                   <a:graphic>
                     <a:graphicData uri="http://schemas.openxmlformats.org/drawingml/2006/picture">
                       <pic:pic>
                         <pic:nvPicPr>
-                          <pic:cNvPr descr="model-validation_files/figure-docx/unnamed-chunk-6-1.png" id="142" name="Picture"/>
+                          <pic:cNvPr descr="model-validation_files/figure-docx/unnamed-chunk-6-1.png" id="141" name="Picture"/>
                           <pic:cNvPicPr>
                             <a:picLocks noChangeArrowheads="1" noChangeAspect="1"/>
                           </pic:cNvPicPr>
                         </pic:nvPicPr>
                         <pic:blipFill>
-                          <a:blip r:embed="rId140"/>
+                          <a:blip r:embed="rId139"/>
                           <a:stretch>
                             <a:fillRect/>
                           </a:stretch>
@@ -38072,7 +38219,7 @@
               <w:t xml:space="preserve">Figure 5: Quartic model fit superimposed on data partitions</w:t>
             </w:r>
           </w:p>
-          <w:bookmarkEnd w:id="143"/>
+          <w:bookmarkEnd w:id="142"/>
         </w:tc>
       </w:tr>
     </w:tbl>
@@ -38097,7 +38244,7 @@
       <w:tr>
         <w:tc>
           <w:tcPr/>
-          <w:bookmarkStart w:id="144" w:name="tbl-train-validation-results"/>
+          <w:bookmarkStart w:id="143" w:name="tbl-train-validation-results"/>
           <w:p>
             <w:pPr>
               <w:jc w:val="center"/>
@@ -38186,7 +38333,7 @@
               <w:t xml:space="preserve">#&gt; 4 quartic            1.90            3.97</w:t>
             </w:r>
           </w:p>
-          <w:bookmarkEnd w:id="144"/>
+          <w:bookmarkEnd w:id="143"/>
         </w:tc>
       </w:tr>
     </w:tbl>
@@ -38255,7 +38402,7 @@
       <w:tr>
         <w:tc>
           <w:tcPr/>
-          <w:bookmarkStart w:id="145" w:name="tbl-train-validation-test-rmse"/>
+          <w:bookmarkStart w:id="144" w:name="tbl-train-validation-test-rmse"/>
           <w:p>
             <w:pPr>
               <w:jc w:val="center"/>
@@ -38332,7 +38479,7 @@
               <w:t xml:space="preserve">#&gt; 2 test       linear  2.44</w:t>
             </w:r>
           </w:p>
-          <w:bookmarkEnd w:id="145"/>
+          <w:bookmarkEnd w:id="144"/>
         </w:tc>
       </w:tr>
     </w:tbl>
@@ -38385,12 +38532,12 @@
                 <wp:inline>
                   <wp:extent cx="152400" cy="152400"/>
                   <wp:effectExtent b="0" l="0" r="0" t="0"/>
-                  <wp:docPr descr="" title="" id="146" name="Picture"/>
+                  <wp:docPr descr="" title="" id="145" name="Picture"/>
                   <a:graphic>
                     <a:graphicData uri="http://schemas.openxmlformats.org/drawingml/2006/picture">
                       <pic:pic>
                         <pic:nvPicPr>
-                          <pic:cNvPr descr="/opt/quarto/share/formats/docx/note.png" id="147" name="Picture"/>
+                          <pic:cNvPr descr="/opt/quarto/share/formats/docx/note.png" id="146" name="Picture"/>
                           <pic:cNvPicPr>
                             <a:picLocks noChangeArrowheads="1" noChangeAspect="1"/>
                           </pic:cNvPicPr>
@@ -38469,9 +38616,9 @@
         </w:tc>
       </w:tr>
     </w:tbl>
+    <w:bookmarkEnd w:id="147"/>
     <w:bookmarkEnd w:id="148"/>
-    <w:bookmarkEnd w:id="149"/>
-    <w:bookmarkStart w:id="190" w:name="sec-kfold"/>
+    <w:bookmarkStart w:id="189" w:name="sec-kfold"/>
     <w:p>
       <w:pPr>
         <w:pStyle w:val="Heading2"/>
@@ -38491,7 +38638,7 @@
         <w:t xml:space="preserve">-fold cross-validation</w:t>
       </w:r>
     </w:p>
-    <w:bookmarkStart w:id="150" w:name="exr-kfold"/>
+    <w:bookmarkStart w:id="149" w:name="exr-kfold"/>
     <w:p>
       <w:pPr>
         <w:pStyle w:val="FirstParagraph"/>
@@ -38642,8 +38789,8 @@
         <w:t xml:space="preserve">How many times is a given car used for fitting, and how many times for prediction?</w:t>
       </w:r>
     </w:p>
-    <w:bookmarkEnd w:id="150"/>
-    <w:bookmarkStart w:id="151" w:name="sol-kfold"/>
+    <w:bookmarkEnd w:id="149"/>
+    <w:bookmarkStart w:id="150" w:name="sol-kfold"/>
     <w:p>
       <w:pPr>
         <w:pStyle w:val="FirstParagraph"/>
@@ -38817,8 +38964,8 @@
         <w:t xml:space="preserve">fits.</w:t>
       </w:r>
     </w:p>
-    <w:bookmarkEnd w:id="151"/>
-    <w:bookmarkStart w:id="155" w:name="def-folds"/>
+    <w:bookmarkEnd w:id="150"/>
+    <w:bookmarkStart w:id="154" w:name="def-folds"/>
     <w:p>
       <w:pPr>
         <w:pStyle w:val="FirstParagraph"/>
@@ -39007,7 +39154,7 @@
       <w:pPr>
         <w:pStyle w:val="BodyText"/>
       </w:pPr>
-      <w:bookmarkStart w:id="152" w:name="eq-folds"/>
+      <w:bookmarkStart w:id="151" w:name="eq-folds"/>
       <m:oMathPara>
         <m:oMathParaPr>
           <m:jc m:val="center"/>
@@ -39088,7 +39235,7 @@
             <m:t>(</m:t>
           </m:r>
           <m:r>
-            <m:t>25</m:t>
+            <m:t>24</m:t>
           </m:r>
           <m:r>
             <m:rPr>
@@ -39098,7 +39245,7 @@
           </m:r>
         </m:oMath>
       </m:oMathPara>
-      <w:bookmarkEnd w:id="152"/>
+      <w:bookmarkEnd w:id="151"/>
     </w:p>
     <w:tbl>
       <w:tblPr>
@@ -39141,12 +39288,12 @@
                 <wp:inline>
                   <wp:extent cx="152400" cy="152400"/>
                   <wp:effectExtent b="0" l="0" r="0" t="0"/>
-                  <wp:docPr descr="" title="" id="153" name="Picture"/>
+                  <wp:docPr descr="" title="" id="152" name="Picture"/>
                   <a:graphic>
                     <a:graphicData uri="http://schemas.openxmlformats.org/drawingml/2006/picture">
                       <pic:pic>
                         <pic:nvPicPr>
-                          <pic:cNvPr descr="/opt/quarto/share/formats/docx/note.png" id="154" name="Picture"/>
+                          <pic:cNvPr descr="/opt/quarto/share/formats/docx/note.png" id="153" name="Picture"/>
                           <pic:cNvPicPr>
                             <a:picLocks noChangeArrowheads="1" noChangeAspect="1"/>
                           </pic:cNvPicPr>
@@ -39251,8 +39398,8 @@
         </w:tc>
       </w:tr>
     </w:tbl>
-    <w:bookmarkEnd w:id="155"/>
-    <w:bookmarkStart w:id="157" w:name="def-fold-size"/>
+    <w:bookmarkEnd w:id="154"/>
+    <w:bookmarkStart w:id="156" w:name="def-fold-size"/>
     <w:p>
       <w:pPr>
         <w:pStyle w:val="BodyText"/>
@@ -39346,7 +39493,7 @@
       <w:pPr>
         <w:pStyle w:val="BodyText"/>
       </w:pPr>
-      <w:bookmarkStart w:id="156" w:name="eq-fold-size"/>
+      <w:bookmarkStart w:id="155" w:name="eq-fold-size"/>
       <m:oMathPara>
         <m:oMathParaPr>
           <m:jc m:val="center"/>
@@ -39431,7 +39578,7 @@
             <m:t>(</m:t>
           </m:r>
           <m:r>
-            <m:t>26</m:t>
+            <m:t>25</m:t>
           </m:r>
           <m:r>
             <m:rPr>
@@ -39441,10 +39588,10 @@
           </m:r>
         </m:oMath>
       </m:oMathPara>
-      <w:bookmarkEnd w:id="156"/>
+      <w:bookmarkEnd w:id="155"/>
     </w:p>
-    <w:bookmarkEnd w:id="157"/>
-    <w:bookmarkStart w:id="161" w:name="def-fold-assignment"/>
+    <w:bookmarkEnd w:id="156"/>
+    <w:bookmarkStart w:id="160" w:name="def-fold-assignment"/>
     <w:p>
       <w:pPr>
         <w:pStyle w:val="FirstParagraph"/>
@@ -39595,7 +39742,7 @@
       <w:pPr>
         <w:pStyle w:val="BodyText"/>
       </w:pPr>
-      <w:bookmarkStart w:id="158" w:name="eq-fold-assignment"/>
+      <w:bookmarkStart w:id="157" w:name="eq-fold-assignment"/>
       <m:oMathPara>
         <m:oMathParaPr>
           <m:jc m:val="center"/>
@@ -39657,7 +39804,7 @@
             <m:t>(</m:t>
           </m:r>
           <m:r>
-            <m:t>27</m:t>
+            <m:t>26</m:t>
           </m:r>
           <m:r>
             <m:rPr>
@@ -39667,7 +39814,7 @@
           </m:r>
         </m:oMath>
       </m:oMathPara>
-      <w:bookmarkEnd w:id="158"/>
+      <w:bookmarkEnd w:id="157"/>
     </w:p>
     <w:tbl>
       <w:tblPr>
@@ -39710,12 +39857,12 @@
                 <wp:inline>
                   <wp:extent cx="152400" cy="152400"/>
                   <wp:effectExtent b="0" l="0" r="0" t="0"/>
-                  <wp:docPr descr="" title="" id="159" name="Picture"/>
+                  <wp:docPr descr="" title="" id="158" name="Picture"/>
                   <a:graphic>
                     <a:graphicData uri="http://schemas.openxmlformats.org/drawingml/2006/picture">
                       <pic:pic>
                         <pic:nvPicPr>
-                          <pic:cNvPr descr="/opt/quarto/share/formats/docx/note.png" id="160" name="Picture"/>
+                          <pic:cNvPr descr="/opt/quarto/share/formats/docx/note.png" id="159" name="Picture"/>
                           <pic:cNvPicPr>
                             <a:picLocks noChangeArrowheads="1" noChangeAspect="1"/>
                           </pic:cNvPicPr>
@@ -39823,8 +39970,8 @@
         </w:tc>
       </w:tr>
     </w:tbl>
-    <w:bookmarkEnd w:id="161"/>
-    <w:bookmarkStart w:id="165" w:name="def-fold-out-rule"/>
+    <w:bookmarkEnd w:id="160"/>
+    <w:bookmarkStart w:id="164" w:name="def-fold-out-rule"/>
     <w:p>
       <w:pPr>
         <w:pStyle w:val="BodyText"/>
@@ -40016,7 +40163,7 @@
       <w:pPr>
         <w:pStyle w:val="BodyText"/>
       </w:pPr>
-      <w:bookmarkStart w:id="162" w:name="eq-fold-out-rule"/>
+      <w:bookmarkStart w:id="161" w:name="eq-fold-out-rule"/>
       <m:oMathPara>
         <m:oMathParaPr>
           <m:jc m:val="center"/>
@@ -40239,7 +40386,7 @@
             <m:t>(</m:t>
           </m:r>
           <m:r>
-            <m:t>28</m:t>
+            <m:t>27</m:t>
           </m:r>
           <m:r>
             <m:rPr>
@@ -40249,7 +40396,7 @@
           </m:r>
         </m:oMath>
       </m:oMathPara>
-      <w:bookmarkEnd w:id="162"/>
+      <w:bookmarkEnd w:id="161"/>
     </w:p>
     <w:tbl>
       <w:tblPr>
@@ -40292,12 +40439,12 @@
                 <wp:inline>
                   <wp:extent cx="152400" cy="152400"/>
                   <wp:effectExtent b="0" l="0" r="0" t="0"/>
-                  <wp:docPr descr="" title="" id="163" name="Picture"/>
+                  <wp:docPr descr="" title="" id="162" name="Picture"/>
                   <a:graphic>
                     <a:graphicData uri="http://schemas.openxmlformats.org/drawingml/2006/picture">
                       <pic:pic>
                         <pic:nvPicPr>
-                          <pic:cNvPr descr="/opt/quarto/share/formats/docx/note.png" id="164" name="Picture"/>
+                          <pic:cNvPr descr="/opt/quarto/share/formats/docx/note.png" id="163" name="Picture"/>
                           <pic:cNvPicPr>
                             <a:picLocks noChangeArrowheads="1" noChangeAspect="1"/>
                           </pic:cNvPicPr>
@@ -40420,8 +40567,8 @@
         </w:tc>
       </w:tr>
     </w:tbl>
-    <w:bookmarkEnd w:id="165"/>
-    <w:bookmarkStart w:id="166" w:name="def-kfold"/>
+    <w:bookmarkEnd w:id="164"/>
+    <w:bookmarkStart w:id="165" w:name="def-kfold"/>
     <w:p>
       <w:pPr>
         <w:pStyle w:val="BodyText"/>
@@ -40768,8 +40915,8 @@
         <w:t xml:space="preserve">Compute a summary prediction-error measure across all folds.</w:t>
       </w:r>
     </w:p>
-    <w:bookmarkEnd w:id="166"/>
-    <w:bookmarkStart w:id="167" w:name="rem-kfold-vs-validation-set"/>
+    <w:bookmarkEnd w:id="165"/>
+    <w:bookmarkStart w:id="166" w:name="rem-kfold-vs-validation-set"/>
     <w:p>
       <w:pPr>
         <w:pStyle w:val="FirstParagraph"/>
@@ -40871,8 +41018,8 @@
         <w:t xml:space="preserve">give 4 fits on 24 cars each.</w:t>
       </w:r>
     </w:p>
-    <w:bookmarkEnd w:id="167"/>
-    <w:bookmarkStart w:id="171" w:name="def-cv-estimate"/>
+    <w:bookmarkEnd w:id="166"/>
+    <w:bookmarkStart w:id="170" w:name="def-cv-estimate"/>
     <w:p>
       <w:pPr>
         <w:pStyle w:val="BodyText"/>
@@ -41084,7 +41231,7 @@
       <w:pPr>
         <w:pStyle w:val="BodyText"/>
       </w:pPr>
-      <w:bookmarkStart w:id="168" w:name="eq-cv-estimate"/>
+      <w:bookmarkStart w:id="167" w:name="eq-cv-estimate"/>
       <m:oMathPara>
         <m:oMathParaPr>
           <m:jc m:val="center"/>
@@ -41333,7 +41480,7 @@
             <m:t>(</m:t>
           </m:r>
           <m:r>
-            <m:t>29</m:t>
+            <m:t>28</m:t>
           </m:r>
           <m:r>
             <m:rPr>
@@ -41343,7 +41490,7 @@
           </m:r>
         </m:oMath>
       </m:oMathPara>
-      <w:bookmarkEnd w:id="168"/>
+      <w:bookmarkEnd w:id="167"/>
     </w:p>
     <w:tbl>
       <w:tblPr>
@@ -41386,12 +41533,12 @@
                 <wp:inline>
                   <wp:extent cx="152400" cy="152400"/>
                   <wp:effectExtent b="0" l="0" r="0" t="0"/>
-                  <wp:docPr descr="" title="" id="169" name="Picture"/>
+                  <wp:docPr descr="" title="" id="168" name="Picture"/>
                   <a:graphic>
                     <a:graphicData uri="http://schemas.openxmlformats.org/drawingml/2006/picture">
                       <pic:pic>
                         <pic:nvPicPr>
-                          <pic:cNvPr descr="/opt/quarto/share/formats/docx/note.png" id="170" name="Picture"/>
+                          <pic:cNvPr descr="/opt/quarto/share/formats/docx/note.png" id="169" name="Picture"/>
                           <pic:cNvPicPr>
                             <a:picLocks noChangeArrowheads="1" noChangeAspect="1"/>
                           </pic:cNvPicPr>
@@ -41490,8 +41637,8 @@
         </w:tc>
       </w:tr>
     </w:tbl>
-    <w:bookmarkEnd w:id="171"/>
-    <w:bookmarkStart w:id="172" w:name="exr-cv-estimate-by-fold"/>
+    <w:bookmarkEnd w:id="170"/>
+    <w:bookmarkStart w:id="171" w:name="exr-cv-estimate-by-fold"/>
     <w:p>
       <w:pPr>
         <w:pStyle w:val="BodyText"/>
@@ -41528,7 +41675,7 @@
           <w:rPr>
             <w:rStyle w:val="Hyperlink"/>
           </w:rPr>
-          <w:t xml:space="preserve">Equation 29</w:t>
+          <w:t xml:space="preserve">Equation 28</w:t>
         </w:r>
       </w:hyperlink>
       <w:r>
@@ -41692,8 +41839,8 @@
         <w:t xml:space="preserve">.</w:t>
       </w:r>
     </w:p>
-    <w:bookmarkEnd w:id="172"/>
-    <w:bookmarkStart w:id="173" w:name="sol-cv-estimate-by-fold"/>
+    <w:bookmarkEnd w:id="171"/>
+    <w:bookmarkStart w:id="172" w:name="sol-cv-estimate-by-fold"/>
     <w:p>
       <w:pPr>
         <w:pStyle w:val="BodyText"/>
@@ -41817,7 +41964,7 @@
           <w:rPr>
             <w:rStyle w:val="Hyperlink"/>
           </w:rPr>
-          <w:t xml:space="preserve">Equation 29</w:t>
+          <w:t xml:space="preserve">Equation 28</w:t>
         </w:r>
       </w:hyperlink>
       <w:r>
@@ -41873,7 +42020,7 @@
           <w:rPr>
             <w:rStyle w:val="Hyperlink"/>
           </w:rPr>
-          <w:t xml:space="preserve">Equation 27</w:t>
+          <w:t xml:space="preserve">Equation 26</w:t>
         </w:r>
       </w:hyperlink>
       <w:r>
@@ -42834,8 +42981,8 @@
         <w:t xml:space="preserve">so each inner sum uses a single fitted rule.</w:t>
       </w:r>
     </w:p>
-    <w:bookmarkEnd w:id="173"/>
-    <w:bookmarkStart w:id="175" w:name="thm-cv-estimate-by-fold"/>
+    <w:bookmarkEnd w:id="172"/>
+    <w:bookmarkStart w:id="174" w:name="thm-cv-estimate-by-fold"/>
     <w:p>
       <w:pPr>
         <w:pStyle w:val="BodyText"/>
@@ -42924,7 +43071,7 @@
       <w:pPr>
         <w:pStyle w:val="BodyText"/>
       </w:pPr>
-      <w:bookmarkStart w:id="174" w:name="eq-cv-estimate-by-fold"/>
+      <w:bookmarkStart w:id="173" w:name="eq-cv-estimate-by-fold"/>
       <m:oMathPara>
         <m:oMathParaPr>
           <m:jc m:val="center"/>
@@ -43187,7 +43334,7 @@
             <m:t>(</m:t>
           </m:r>
           <m:r>
-            <m:t>30</m:t>
+            <m:t>29</m:t>
           </m:r>
           <m:r>
             <m:rPr>
@@ -43197,9 +43344,9 @@
           </m:r>
         </m:oMath>
       </m:oMathPara>
-      <w:bookmarkEnd w:id="174"/>
+      <w:bookmarkEnd w:id="173"/>
     </w:p>
-    <w:bookmarkEnd w:id="175"/>
+    <w:bookmarkEnd w:id="174"/>
     <w:p>
       <w:pPr>
         <w:pStyle w:val="FirstParagraph"/>
@@ -43232,7 +43379,7 @@
         <w:t xml:space="preserve">.</w:t>
       </w:r>
     </w:p>
-    <w:bookmarkStart w:id="179" w:name="def-fold-mse"/>
+    <w:bookmarkStart w:id="178" w:name="def-fold-mse"/>
     <w:p>
       <w:pPr>
         <w:pStyle w:val="BodyText"/>
@@ -43400,7 +43547,7 @@
       <w:pPr>
         <w:pStyle w:val="BodyText"/>
       </w:pPr>
-      <w:bookmarkStart w:id="176" w:name="eq-fold-mse"/>
+      <w:bookmarkStart w:id="175" w:name="eq-fold-mse"/>
       <m:oMathPara>
         <m:oMathParaPr>
           <m:jc m:val="center"/>
@@ -43630,7 +43777,7 @@
             <m:t>(</m:t>
           </m:r>
           <m:r>
-            <m:t>31</m:t>
+            <m:t>30</m:t>
           </m:r>
           <m:r>
             <m:rPr>
@@ -43640,7 +43787,7 @@
           </m:r>
         </m:oMath>
       </m:oMathPara>
-      <w:bookmarkEnd w:id="176"/>
+      <w:bookmarkEnd w:id="175"/>
     </w:p>
     <w:tbl>
       <w:tblPr>
@@ -43683,12 +43830,12 @@
                 <wp:inline>
                   <wp:extent cx="152400" cy="152400"/>
                   <wp:effectExtent b="0" l="0" r="0" t="0"/>
-                  <wp:docPr descr="" title="" id="177" name="Picture"/>
+                  <wp:docPr descr="" title="" id="176" name="Picture"/>
                   <a:graphic>
                     <a:graphicData uri="http://schemas.openxmlformats.org/drawingml/2006/picture">
                       <pic:pic>
                         <pic:nvPicPr>
-                          <pic:cNvPr descr="/opt/quarto/share/formats/docx/note.png" id="178" name="Picture"/>
+                          <pic:cNvPr descr="/opt/quarto/share/formats/docx/note.png" id="177" name="Picture"/>
                           <pic:cNvPicPr>
                             <a:picLocks noChangeArrowheads="1" noChangeAspect="1"/>
                           </pic:cNvPicPr>
@@ -43819,8 +43966,8 @@
         </w:tc>
       </w:tr>
     </w:tbl>
-    <w:bookmarkEnd w:id="179"/>
-    <w:bookmarkStart w:id="180" w:name="rem-cv-estimate"/>
+    <w:bookmarkEnd w:id="178"/>
+    <w:bookmarkStart w:id="179" w:name="rem-cv-estimate"/>
     <w:p>
       <w:pPr>
         <w:pStyle w:val="BodyText"/>
@@ -43846,7 +43993,7 @@
           <w:rPr>
             <w:rStyle w:val="Hyperlink"/>
           </w:rPr>
-          <w:t xml:space="preserve">Equation 29</w:t>
+          <w:t xml:space="preserve">Equation 28</w:t>
         </w:r>
       </w:hyperlink>
       <w:r>
@@ -44499,8 +44646,8 @@
         <w:t xml:space="preserve">use.</w:t>
       </w:r>
     </w:p>
-    <w:bookmarkEnd w:id="180"/>
-    <w:bookmarkStart w:id="181" w:name="rem-choosing-k"/>
+    <w:bookmarkEnd w:id="179"/>
+    <w:bookmarkStart w:id="180" w:name="rem-choosing-k"/>
     <w:p>
       <w:pPr>
         <w:pStyle w:val="BodyText"/>
@@ -44577,7 +44724,7 @@
           <w:rPr>
             <w:rStyle w:val="Hyperlink"/>
           </w:rPr>
-          <w:t xml:space="preserve">Equation 29</w:t>
+          <w:t xml:space="preserve">Equation 28</w:t>
         </w:r>
       </w:hyperlink>
       <w:r>
@@ -44907,8 +45054,8 @@
         <w:t xml:space="preserve">is the usual compromise.</w:t>
       </w:r>
     </w:p>
-    <w:bookmarkEnd w:id="181"/>
-    <w:bookmarkStart w:id="186" w:name="exm-kfold-simulated"/>
+    <w:bookmarkEnd w:id="180"/>
+    <w:bookmarkStart w:id="185" w:name="exm-kfold-simulated"/>
     <w:p>
       <w:pPr>
         <w:pStyle w:val="BodyText"/>
@@ -45062,7 +45209,7 @@
           <w:rPr>
             <w:rStyle w:val="Hyperlink"/>
           </w:rPr>
-          <w:t xml:space="preserve">Equation 29</w:t>
+          <w:t xml:space="preserve">Equation 28</w:t>
         </w:r>
       </w:hyperlink>
       <w:r>
@@ -46140,7 +46287,7 @@
       <w:tr>
         <w:tc>
           <w:tcPr/>
-          <w:bookmarkStart w:id="185" w:name="fig-cv-simulated"/>
+          <w:bookmarkStart w:id="184" w:name="fig-cv-simulated"/>
           <w:p>
             <w:pPr>
               <w:pStyle w:val="SourceCode"/>
@@ -47086,18 +47233,18 @@
                 <wp:inline>
                   <wp:extent cx="4620126" cy="3696101"/>
                   <wp:effectExtent b="0" l="0" r="0" t="0"/>
-                  <wp:docPr descr="" title="" id="183" name="Picture"/>
+                  <wp:docPr descr="" title="" id="182" name="Picture"/>
                   <a:graphic>
                     <a:graphicData uri="http://schemas.openxmlformats.org/drawingml/2006/picture">
                       <pic:pic>
                         <pic:nvPicPr>
-                          <pic:cNvPr descr="model-validation_files/figure-docx/cv-simulated-plot-1.png" id="184" name="Picture"/>
+                          <pic:cNvPr descr="model-validation_files/figure-docx/cv-simulated-plot-1.png" id="183" name="Picture"/>
                           <pic:cNvPicPr>
                             <a:picLocks noChangeArrowheads="1" noChangeAspect="1"/>
                           </pic:cNvPicPr>
                         </pic:nvPicPr>
                         <pic:blipFill>
-                          <a:blip r:embed="rId182"/>
+                          <a:blip r:embed="rId181"/>
                           <a:stretch>
                             <a:fillRect/>
                           </a:stretch>
@@ -47166,7 +47313,7 @@
               <w:t xml:space="preserve">could be computed from real data.</w:t>
             </w:r>
           </w:p>
-          <w:bookmarkEnd w:id="185"/>
+          <w:bookmarkEnd w:id="184"/>
         </w:tc>
       </w:tr>
     </w:tbl>
@@ -49067,8 +49214,8 @@
         <w:t xml:space="preserve">new ones.</w:t>
       </w:r>
     </w:p>
-    <w:bookmarkEnd w:id="186"/>
-    <w:bookmarkStart w:id="189" w:name="exm-kfold-mtcars"/>
+    <w:bookmarkEnd w:id="185"/>
+    <w:bookmarkStart w:id="188" w:name="exm-kfold-mtcars"/>
     <w:p>
       <w:pPr>
         <w:pStyle w:val="BodyText"/>
@@ -49271,7 +49418,7 @@
       <w:tr>
         <w:tc>
           <w:tcPr/>
-          <w:bookmarkStart w:id="187" w:name="tbl-cv-mtcars-repeats"/>
+          <w:bookmarkStart w:id="186" w:name="tbl-cv-mtcars-repeats"/>
           <w:p>
             <w:pPr>
               <w:jc w:val="center"/>
@@ -49927,7 +50074,7 @@
               <w:t xml:space="preserve">#&gt; 5         5     3.38     2.74     2.78     2.81</w:t>
             </w:r>
           </w:p>
-          <w:bookmarkEnd w:id="187"/>
+          <w:bookmarkEnd w:id="186"/>
         </w:tc>
       </w:tr>
     </w:tbl>
@@ -49952,7 +50099,7 @@
       <w:tr>
         <w:tc>
           <w:tcPr/>
-          <w:bookmarkStart w:id="188" w:name="tbl-cv-mtcars"/>
+          <w:bookmarkStart w:id="187" w:name="tbl-cv-mtcars"/>
           <w:p>
             <w:pPr>
               <w:jc w:val="center"/>
@@ -50308,7 +50455,7 @@
               <w:t xml:space="preserve">#&gt; 5         5 2       2.74</w:t>
             </w:r>
           </w:p>
-          <w:bookmarkEnd w:id="188"/>
+          <w:bookmarkEnd w:id="187"/>
         </w:tc>
       </w:tr>
     </w:tbl>
@@ -50932,7 +51079,7 @@
           <w:rPr>
             <w:rStyle w:val="Hyperlink"/>
           </w:rPr>
-          <w:t xml:space="preserve">Equation 29</w:t>
+          <w:t xml:space="preserve">Equation 28</w:t>
         </w:r>
       </w:hyperlink>
       <w:r>
@@ -50998,9 +51145,9 @@
         <w:t xml:space="preserve">may not survive a different split.</w:t>
       </w:r>
     </w:p>
+    <w:bookmarkEnd w:id="188"/>
     <w:bookmarkEnd w:id="189"/>
-    <w:bookmarkEnd w:id="190"/>
-    <w:bookmarkStart w:id="221" w:name="sec-loocv"/>
+    <w:bookmarkStart w:id="220" w:name="sec-loocv"/>
     <w:p>
       <w:pPr>
         <w:pStyle w:val="Heading2"/>
@@ -51009,7 +51156,7 @@
         <w:t xml:space="preserve">6 Leave-one-out cross-validation</w:t>
       </w:r>
     </w:p>
-    <w:bookmarkStart w:id="191" w:name="exr-loocv"/>
+    <w:bookmarkStart w:id="190" w:name="exr-loocv"/>
     <w:p>
       <w:pPr>
         <w:pStyle w:val="FirstParagraph"/>
@@ -51212,15 +51359,15 @@
           <w:rPr>
             <w:rStyle w:val="Hyperlink"/>
           </w:rPr>
-          <w:t xml:space="preserve">Equation 29</w:t>
+          <w:t xml:space="preserve">Equation 28</w:t>
         </w:r>
       </w:hyperlink>
       <w:r>
         <w:t xml:space="preserve">) differ?</w:t>
       </w:r>
     </w:p>
-    <w:bookmarkEnd w:id="191"/>
-    <w:bookmarkStart w:id="192" w:name="sol-loocv"/>
+    <w:bookmarkEnd w:id="190"/>
+    <w:bookmarkStart w:id="191" w:name="sol-loocv"/>
     <w:p>
       <w:pPr>
         <w:pStyle w:val="FirstParagraph"/>
@@ -51381,7 +51528,7 @@
           <w:rPr>
             <w:rStyle w:val="Hyperlink"/>
           </w:rPr>
-          <w:t xml:space="preserve">Equation 29</w:t>
+          <w:t xml:space="preserve">Equation 28</w:t>
         </w:r>
       </w:hyperlink>
       <w:r>
@@ -51417,8 +51564,8 @@
         <w:t xml:space="preserve">the estimate is not random.</w:t>
       </w:r>
     </w:p>
-    <w:bookmarkEnd w:id="192"/>
-    <w:bookmarkStart w:id="196" w:name="def-loocv"/>
+    <w:bookmarkEnd w:id="191"/>
+    <w:bookmarkStart w:id="195" w:name="def-loocv"/>
     <w:p>
       <w:pPr>
         <w:pStyle w:val="FirstParagraph"/>
@@ -51688,7 +51835,7 @@
           <w:rPr>
             <w:rStyle w:val="Hyperlink"/>
           </w:rPr>
-          <w:t xml:space="preserve">Equation 29</w:t>
+          <w:t xml:space="preserve">Equation 28</w:t>
         </w:r>
       </w:hyperlink>
       <w:r>
@@ -51722,7 +51869,7 @@
       <w:pPr>
         <w:pStyle w:val="BodyText"/>
       </w:pPr>
-      <w:bookmarkStart w:id="193" w:name="eq-loocv"/>
+      <w:bookmarkStart w:id="192" w:name="eq-loocv"/>
       <m:oMathPara>
         <m:oMathParaPr>
           <m:jc m:val="center"/>
@@ -51958,7 +52105,7 @@
             <m:t>(</m:t>
           </m:r>
           <m:r>
-            <m:t>32</m:t>
+            <m:t>31</m:t>
           </m:r>
           <m:r>
             <m:rPr>
@@ -51968,7 +52115,7 @@
           </m:r>
         </m:oMath>
       </m:oMathPara>
-      <w:bookmarkEnd w:id="193"/>
+      <w:bookmarkEnd w:id="192"/>
     </w:p>
     <w:tbl>
       <w:tblPr>
@@ -52011,12 +52158,12 @@
                 <wp:inline>
                   <wp:extent cx="152400" cy="152400"/>
                   <wp:effectExtent b="0" l="0" r="0" t="0"/>
-                  <wp:docPr descr="" title="" id="194" name="Picture"/>
+                  <wp:docPr descr="" title="" id="193" name="Picture"/>
                   <a:graphic>
                     <a:graphicData uri="http://schemas.openxmlformats.org/drawingml/2006/picture">
                       <pic:pic>
                         <pic:nvPicPr>
-                          <pic:cNvPr descr="/opt/quarto/share/formats/docx/note.png" id="195" name="Picture"/>
+                          <pic:cNvPr descr="/opt/quarto/share/formats/docx/note.png" id="194" name="Picture"/>
                           <pic:cNvPicPr>
                             <a:picLocks noChangeArrowheads="1" noChangeAspect="1"/>
                           </pic:cNvPicPr>
@@ -52089,8 +52236,8 @@
         </w:tc>
       </w:tr>
     </w:tbl>
-    <w:bookmarkEnd w:id="196"/>
-    <w:bookmarkStart w:id="198" w:name="def-term-vector"/>
+    <w:bookmarkEnd w:id="195"/>
+    <w:bookmarkStart w:id="197" w:name="def-term-vector"/>
     <w:p>
       <w:pPr>
         <w:pStyle w:val="BodyText"/>
@@ -52351,7 +52498,7 @@
       <w:pPr>
         <w:pStyle w:val="BodyText"/>
       </w:pPr>
-      <w:bookmarkStart w:id="197" w:name="eq-term-vector"/>
+      <w:bookmarkStart w:id="196" w:name="eq-term-vector"/>
       <m:oMathPara>
         <m:oMathParaPr>
           <m:jc m:val="center"/>
@@ -52541,7 +52688,7 @@
             <m:t>(</m:t>
           </m:r>
           <m:r>
-            <m:t>33</m:t>
+            <m:t>32</m:t>
           </m:r>
           <m:r>
             <m:rPr>
@@ -52551,10 +52698,10 @@
           </m:r>
         </m:oMath>
       </m:oMathPara>
-      <w:bookmarkEnd w:id="197"/>
+      <w:bookmarkEnd w:id="196"/>
     </w:p>
-    <w:bookmarkEnd w:id="198"/>
-    <w:bookmarkStart w:id="200" w:name="rem-term-vector"/>
+    <w:bookmarkEnd w:id="197"/>
+    <w:bookmarkStart w:id="199" w:name="rem-term-vector"/>
     <w:p>
       <w:pPr>
         <w:pStyle w:val="FirstParagraph"/>
@@ -52647,7 +52794,7 @@
       <w:r>
         <w:t xml:space="preserve"> </w:t>
       </w:r>
-      <w:hyperlink r:id="rId199">
+      <w:hyperlink r:id="rId198">
         <w:r>
           <w:rPr>
             <w:rStyle w:val="Hyperlink"/>
@@ -52683,8 +52830,8 @@
         <w:t xml:space="preserve">.</w:t>
       </w:r>
     </w:p>
-    <w:bookmarkEnd w:id="200"/>
-    <w:bookmarkStart w:id="205" w:name="def-cross-product-matrix"/>
+    <w:bookmarkEnd w:id="199"/>
+    <w:bookmarkStart w:id="204" w:name="def-cross-product-matrix"/>
     <w:p>
       <w:pPr>
         <w:pStyle w:val="BodyText"/>
@@ -52806,7 +52953,7 @@
       <w:pPr>
         <w:pStyle w:val="BodyText"/>
       </w:pPr>
-      <w:bookmarkStart w:id="201" w:name="eq-cross-product-matrix"/>
+      <w:bookmarkStart w:id="200" w:name="eq-cross-product-matrix"/>
       <m:oMathPara>
         <m:oMathParaPr>
           <m:jc m:val="center"/>
@@ -52929,7 +53076,7 @@
             <m:t>(</m:t>
           </m:r>
           <m:r>
-            <m:t>34</m:t>
+            <m:t>33</m:t>
           </m:r>
           <m:r>
             <m:rPr>
@@ -52939,7 +53086,7 @@
           </m:r>
         </m:oMath>
       </m:oMathPara>
-      <w:bookmarkEnd w:id="201"/>
+      <w:bookmarkEnd w:id="200"/>
     </w:p>
     <w:tbl>
       <w:tblPr>
@@ -52982,12 +53129,12 @@
                 <wp:inline>
                   <wp:extent cx="152400" cy="152400"/>
                   <wp:effectExtent b="0" l="0" r="0" t="0"/>
-                  <wp:docPr descr="" title="" id="202" name="Picture"/>
+                  <wp:docPr descr="" title="" id="201" name="Picture"/>
                   <a:graphic>
                     <a:graphicData uri="http://schemas.openxmlformats.org/drawingml/2006/picture">
                       <pic:pic>
                         <pic:nvPicPr>
-                          <pic:cNvPr descr="/opt/quarto/share/formats/docx/note.png" id="203" name="Picture"/>
+                          <pic:cNvPr descr="/opt/quarto/share/formats/docx/note.png" id="202" name="Picture"/>
                           <pic:cNvPicPr>
                             <a:picLocks noChangeArrowheads="1" noChangeAspect="1"/>
                           </pic:cNvPicPr>
@@ -53073,7 +53220,7 @@
             <w:r>
               <w:t xml:space="preserve"> </w:t>
             </w:r>
-            <w:hyperlink r:id="rId204">
+            <w:hyperlink r:id="rId203">
               <w:r>
                 <w:rPr>
                   <w:rStyle w:val="Hyperlink"/>
@@ -53089,8 +53236,8 @@
         </w:tc>
       </w:tr>
     </w:tbl>
-    <w:bookmarkEnd w:id="205"/>
-    <w:bookmarkStart w:id="208" w:name="rem-cross-product-matrix"/>
+    <w:bookmarkEnd w:id="204"/>
+    <w:bookmarkStart w:id="207" w:name="rem-cross-product-matrix"/>
     <w:p>
       <w:pPr>
         <w:pStyle w:val="BodyText"/>
@@ -53399,12 +53546,12 @@
                 <wp:inline>
                   <wp:extent cx="152400" cy="152400"/>
                   <wp:effectExtent b="0" l="0" r="0" t="0"/>
-                  <wp:docPr descr="" title="" id="206" name="Picture"/>
+                  <wp:docPr descr="" title="" id="205" name="Picture"/>
                   <a:graphic>
                     <a:graphicData uri="http://schemas.openxmlformats.org/drawingml/2006/picture">
                       <pic:pic>
                         <pic:nvPicPr>
-                          <pic:cNvPr descr="/opt/quarto/share/formats/docx/note.png" id="207" name="Picture"/>
+                          <pic:cNvPr descr="/opt/quarto/share/formats/docx/note.png" id="206" name="Picture"/>
                           <pic:cNvPicPr>
                             <a:picLocks noChangeArrowheads="1" noChangeAspect="1"/>
                           </pic:cNvPicPr>
@@ -53490,7 +53637,7 @@
             <w:r>
               <w:t xml:space="preserve"> </w:t>
             </w:r>
-            <w:hyperlink r:id="rId204">
+            <w:hyperlink r:id="rId203">
               <w:r>
                 <w:rPr>
                   <w:rStyle w:val="Hyperlink"/>
@@ -53518,8 +53665,8 @@
         </w:tc>
       </w:tr>
     </w:tbl>
-    <w:bookmarkEnd w:id="208"/>
-    <w:bookmarkStart w:id="214" w:name="def-leverage"/>
+    <w:bookmarkEnd w:id="207"/>
+    <w:bookmarkStart w:id="213" w:name="def-leverage"/>
     <w:p>
       <w:pPr>
         <w:pStyle w:val="BodyText"/>
@@ -53540,7 +53687,7 @@
       <w:r>
         <w:t xml:space="preserve"> </w:t>
       </w:r>
-      <w:hyperlink r:id="rId209">
+      <w:hyperlink r:id="rId208">
         <w:r>
           <w:rPr>
             <w:rStyle w:val="Hyperlink"/>
@@ -53684,7 +53831,7 @@
       <w:pPr>
         <w:pStyle w:val="BodyText"/>
       </w:pPr>
-      <w:bookmarkStart w:id="210" w:name="eq-leverage"/>
+      <w:bookmarkStart w:id="209" w:name="eq-leverage"/>
       <m:oMathPara>
         <m:oMathParaPr>
           <m:jc m:val="center"/>
@@ -53805,7 +53952,7 @@
             <m:t>(</m:t>
           </m:r>
           <m:r>
-            <m:t>35</m:t>
+            <m:t>34</m:t>
           </m:r>
           <m:r>
             <m:rPr>
@@ -53815,7 +53962,7 @@
           </m:r>
         </m:oMath>
       </m:oMathPara>
-      <w:bookmarkEnd w:id="210"/>
+      <w:bookmarkEnd w:id="209"/>
     </w:p>
     <w:tbl>
       <w:tblPr>
@@ -53858,12 +54005,12 @@
                 <wp:inline>
                   <wp:extent cx="152400" cy="152400"/>
                   <wp:effectExtent b="0" l="0" r="0" t="0"/>
-                  <wp:docPr descr="" title="" id="211" name="Picture"/>
+                  <wp:docPr descr="" title="" id="210" name="Picture"/>
                   <a:graphic>
                     <a:graphicData uri="http://schemas.openxmlformats.org/drawingml/2006/picture">
                       <pic:pic>
                         <pic:nvPicPr>
-                          <pic:cNvPr descr="/opt/quarto/share/formats/docx/note.png" id="212" name="Picture"/>
+                          <pic:cNvPr descr="/opt/quarto/share/formats/docx/note.png" id="211" name="Picture"/>
                           <pic:cNvPicPr>
                             <a:picLocks noChangeArrowheads="1" noChangeAspect="1"/>
                           </pic:cNvPicPr>
@@ -53957,7 +54104,7 @@
             <w:r>
               <w:t xml:space="preserve"> </w:t>
             </w:r>
-            <w:hyperlink r:id="rId213">
+            <w:hyperlink r:id="rId212">
               <w:r>
                 <w:rPr>
                   <w:rStyle w:val="Hyperlink"/>
@@ -53973,8 +54120,8 @@
         </w:tc>
       </w:tr>
     </w:tbl>
-    <w:bookmarkEnd w:id="214"/>
-    <w:bookmarkStart w:id="218" w:name="thm-loocv-shortcut"/>
+    <w:bookmarkEnd w:id="213"/>
+    <w:bookmarkStart w:id="217" w:name="thm-loocv-shortcut"/>
     <w:p>
       <w:pPr>
         <w:pStyle w:val="BodyText"/>
@@ -53995,7 +54142,7 @@
       <w:r>
         <w:t xml:space="preserve"> </w:t>
       </w:r>
-      <w:hyperlink r:id="rId209">
+      <w:hyperlink r:id="rId208">
         <w:r>
           <w:rPr>
             <w:rStyle w:val="Hyperlink"/>
@@ -54221,7 +54368,7 @@
       <w:pPr>
         <w:pStyle w:val="BodyText"/>
       </w:pPr>
-      <w:bookmarkStart w:id="215" w:name="eq-loocv-shortcut"/>
+      <w:bookmarkStart w:id="214" w:name="eq-loocv-shortcut"/>
       <m:oMathPara>
         <m:oMathParaPr>
           <m:jc m:val="center"/>
@@ -54401,7 +54548,7 @@
             <m:t>(</m:t>
           </m:r>
           <m:r>
-            <m:t>36</m:t>
+            <m:t>35</m:t>
           </m:r>
           <m:r>
             <m:rPr>
@@ -54411,7 +54558,7 @@
           </m:r>
         </m:oMath>
       </m:oMathPara>
-      <w:bookmarkEnd w:id="215"/>
+      <w:bookmarkEnd w:id="214"/>
     </w:p>
     <w:tbl>
       <w:tblPr>
@@ -54454,12 +54601,12 @@
                 <wp:inline>
                   <wp:extent cx="152400" cy="152400"/>
                   <wp:effectExtent b="0" l="0" r="0" t="0"/>
-                  <wp:docPr descr="" title="" id="216" name="Picture"/>
+                  <wp:docPr descr="" title="" id="215" name="Picture"/>
                   <a:graphic>
                     <a:graphicData uri="http://schemas.openxmlformats.org/drawingml/2006/picture">
                       <pic:pic>
                         <pic:nvPicPr>
-                          <pic:cNvPr descr="/opt/quarto/share/formats/docx/note.png" id="217" name="Picture"/>
+                          <pic:cNvPr descr="/opt/quarto/share/formats/docx/note.png" id="216" name="Picture"/>
                           <pic:cNvPicPr>
                             <a:picLocks noChangeArrowheads="1" noChangeAspect="1"/>
                           </pic:cNvPicPr>
@@ -54553,7 +54700,7 @@
         </w:tc>
       </w:tr>
     </w:tbl>
-    <w:bookmarkEnd w:id="218"/>
+    <w:bookmarkEnd w:id="217"/>
     <w:p>
       <w:pPr>
         <w:pStyle w:val="BodyText"/>
@@ -54682,7 +54829,7 @@
         <w:t xml:space="preserve">which this page does not develop.</w:t>
       </w:r>
     </w:p>
-    <w:bookmarkStart w:id="219" w:name="exm-loocv-shortcut"/>
+    <w:bookmarkStart w:id="218" w:name="exm-loocv-shortcut"/>
     <w:p>
       <w:pPr>
         <w:pStyle w:val="BodyText"/>
@@ -54833,7 +54980,7 @@
           <w:rPr>
             <w:rStyle w:val="Hyperlink"/>
           </w:rPr>
-          <w:t xml:space="preserve">Equation 32</w:t>
+          <w:t xml:space="preserve">Equation 31</w:t>
         </w:r>
       </w:hyperlink>
       <w:r>
@@ -55822,8 +55969,8 @@
         <w:t xml:space="preserve">rerunning it always gives the same choice.</w:t>
       </w:r>
     </w:p>
-    <w:bookmarkEnd w:id="219"/>
-    <w:bookmarkStart w:id="220" w:name="rem-loocv"/>
+    <w:bookmarkEnd w:id="218"/>
+    <w:bookmarkStart w:id="219" w:name="rem-loocv"/>
     <w:p>
       <w:pPr>
         <w:pStyle w:val="BodyText"/>
@@ -56295,9 +56442,9 @@
         <w:t xml:space="preserve">fits.</w:t>
       </w:r>
     </w:p>
+    <w:bookmarkEnd w:id="219"/>
     <w:bookmarkEnd w:id="220"/>
-    <w:bookmarkEnd w:id="221"/>
-    <w:bookmarkStart w:id="254" w:name="sec-cv-model-choice"/>
+    <w:bookmarkStart w:id="253" w:name="sec-cv-model-choice"/>
     <w:p>
       <w:pPr>
         <w:pStyle w:val="Heading2"/>
@@ -56306,7 +56453,7 @@
         <w:t xml:space="preserve">7 Choosing a model by cross-validation</w:t>
       </w:r>
     </w:p>
-    <w:bookmarkStart w:id="223" w:name="def-cv-estimate-indexed"/>
+    <w:bookmarkStart w:id="222" w:name="def-cv-estimate-indexed"/>
     <w:p>
       <w:pPr>
         <w:pStyle w:val="FirstParagraph"/>
@@ -56684,7 +56831,7 @@
       <w:pPr>
         <w:pStyle w:val="BodyText"/>
       </w:pPr>
-      <w:bookmarkStart w:id="222" w:name="eq-cv-estimate-indexed"/>
+      <w:bookmarkStart w:id="221" w:name="eq-cv-estimate-indexed"/>
       <m:oMathPara>
         <m:oMathParaPr>
           <m:jc m:val="center"/>
@@ -57080,7 +57227,7 @@
             <m:t>(</m:t>
           </m:r>
           <m:r>
-            <m:t>37</m:t>
+            <m:t>36</m:t>
           </m:r>
           <m:r>
             <m:rPr>
@@ -57090,10 +57237,10 @@
           </m:r>
         </m:oMath>
       </m:oMathPara>
-      <w:bookmarkEnd w:id="222"/>
+      <w:bookmarkEnd w:id="221"/>
     </w:p>
-    <w:bookmarkEnd w:id="223"/>
-    <w:bookmarkStart w:id="225" w:name="def-cv-choice"/>
+    <w:bookmarkEnd w:id="222"/>
+    <w:bookmarkStart w:id="224" w:name="def-cv-choice"/>
     <w:p>
       <w:pPr>
         <w:pStyle w:val="FirstParagraph"/>
@@ -57435,7 +57582,7 @@
       <w:pPr>
         <w:pStyle w:val="BodyText"/>
       </w:pPr>
-      <w:bookmarkStart w:id="224" w:name="eq-cv-choice"/>
+      <w:bookmarkStart w:id="223" w:name="eq-cv-choice"/>
       <m:oMathPara>
         <m:oMathParaPr>
           <m:jc m:val="center"/>
@@ -57709,7 +57856,7 @@
             <m:t>(</m:t>
           </m:r>
           <m:r>
-            <m:t>38</m:t>
+            <m:t>37</m:t>
           </m:r>
           <m:r>
             <m:rPr>
@@ -57719,10 +57866,10 @@
           </m:r>
         </m:oMath>
       </m:oMathPara>
-      <w:bookmarkEnd w:id="224"/>
+      <w:bookmarkEnd w:id="223"/>
     </w:p>
-    <w:bookmarkEnd w:id="225"/>
-    <w:bookmarkStart w:id="229" w:name="def-nested-cv"/>
+    <w:bookmarkEnd w:id="224"/>
+    <w:bookmarkStart w:id="228" w:name="def-nested-cv"/>
     <w:p>
       <w:pPr>
         <w:pStyle w:val="FirstParagraph"/>
@@ -57849,7 +57996,7 @@
       <w:pPr>
         <w:pStyle w:val="BodyText"/>
       </w:pPr>
-      <w:bookmarkStart w:id="226" w:name="eq-nested-cv"/>
+      <w:bookmarkStart w:id="225" w:name="eq-nested-cv"/>
       <m:oMathPara>
         <m:oMathParaPr>
           <m:jc m:val="center"/>
@@ -57966,7 +58113,7 @@
             <m:t>(</m:t>
           </m:r>
           <m:r>
-            <m:t>39</m:t>
+            <m:t>38</m:t>
           </m:r>
           <m:r>
             <m:rPr>
@@ -57976,7 +58123,7 @@
           </m:r>
         </m:oMath>
       </m:oMathPara>
-      <w:bookmarkEnd w:id="226"/>
+      <w:bookmarkEnd w:id="225"/>
     </w:p>
     <w:tbl>
       <w:tblPr>
@@ -58019,12 +58166,12 @@
                 <wp:inline>
                   <wp:extent cx="152400" cy="152400"/>
                   <wp:effectExtent b="0" l="0" r="0" t="0"/>
-                  <wp:docPr descr="" title="" id="227" name="Picture"/>
+                  <wp:docPr descr="" title="" id="226" name="Picture"/>
                   <a:graphic>
                     <a:graphicData uri="http://schemas.openxmlformats.org/drawingml/2006/picture">
                       <pic:pic>
                         <pic:nvPicPr>
-                          <pic:cNvPr descr="/opt/quarto/share/formats/docx/note.png" id="228" name="Picture"/>
+                          <pic:cNvPr descr="/opt/quarto/share/formats/docx/note.png" id="227" name="Picture"/>
                           <pic:cNvPicPr>
                             <a:picLocks noChangeArrowheads="1" noChangeAspect="1"/>
                           </pic:cNvPicPr>
@@ -58106,8 +58253,8 @@
         </w:tc>
       </w:tr>
     </w:tbl>
-    <w:bookmarkEnd w:id="229"/>
-    <w:bookmarkStart w:id="230" w:name="rem-nested-cv"/>
+    <w:bookmarkEnd w:id="228"/>
+    <w:bookmarkStart w:id="229" w:name="rem-nested-cv"/>
     <w:p>
       <w:pPr>
         <w:pStyle w:val="BodyText"/>
@@ -58263,8 +58410,8 @@
         <w:t xml:space="preserve">That inner cross-validation is the nested one.</w:t>
       </w:r>
     </w:p>
-    <w:bookmarkEnd w:id="230"/>
-    <w:bookmarkStart w:id="233" w:name="rem-cv-winner-optimistic"/>
+    <w:bookmarkEnd w:id="229"/>
+    <w:bookmarkStart w:id="232" w:name="rem-cv-winner-optimistic"/>
     <w:p>
       <w:pPr>
         <w:pStyle w:val="BodyText"/>
@@ -58457,12 +58604,12 @@
                 <wp:inline>
                   <wp:extent cx="152400" cy="152400"/>
                   <wp:effectExtent b="0" l="0" r="0" t="0"/>
-                  <wp:docPr descr="" title="" id="231" name="Picture"/>
+                  <wp:docPr descr="" title="" id="230" name="Picture"/>
                   <a:graphic>
                     <a:graphicData uri="http://schemas.openxmlformats.org/drawingml/2006/picture">
                       <pic:pic>
                         <pic:nvPicPr>
-                          <pic:cNvPr descr="/opt/quarto/share/formats/docx/note.png" id="232" name="Picture"/>
+                          <pic:cNvPr descr="/opt/quarto/share/formats/docx/note.png" id="231" name="Picture"/>
                           <pic:cNvPicPr>
                             <a:picLocks noChangeArrowheads="1" noChangeAspect="1"/>
                           </pic:cNvPicPr>
@@ -58532,8 +58679,8 @@
         </w:tc>
       </w:tr>
     </w:tbl>
-    <w:bookmarkEnd w:id="233"/>
-    <w:bookmarkStart w:id="238" w:name="def-cv-se"/>
+    <w:bookmarkEnd w:id="232"/>
+    <w:bookmarkStart w:id="237" w:name="def-cv-se"/>
     <w:p>
       <w:pPr>
         <w:pStyle w:val="BodyText"/>
@@ -58637,7 +58784,7 @@
       <w:r>
         <w:t xml:space="preserve"> </w:t>
       </w:r>
-      <w:hyperlink r:id="rId234">
+      <w:hyperlink r:id="rId233">
         <w:r>
           <w:rPr>
             <w:rStyle w:val="Hyperlink"/>
@@ -58703,7 +58850,7 @@
       <w:pPr>
         <w:pStyle w:val="BodyText"/>
       </w:pPr>
-      <w:bookmarkStart w:id="235" w:name="eq-cv-se"/>
+      <w:bookmarkStart w:id="234" w:name="eq-cv-se"/>
       <m:oMathPara>
         <m:oMathParaPr>
           <m:jc m:val="center"/>
@@ -58868,7 +59015,7 @@
             <m:t>(</m:t>
           </m:r>
           <m:r>
-            <m:t>40</m:t>
+            <m:t>39</m:t>
           </m:r>
           <m:r>
             <m:rPr>
@@ -58878,7 +59025,7 @@
           </m:r>
         </m:oMath>
       </m:oMathPara>
-      <w:bookmarkEnd w:id="235"/>
+      <w:bookmarkEnd w:id="234"/>
     </w:p>
     <w:tbl>
       <w:tblPr>
@@ -58921,12 +59068,12 @@
                 <wp:inline>
                   <wp:extent cx="152400" cy="152400"/>
                   <wp:effectExtent b="0" l="0" r="0" t="0"/>
-                  <wp:docPr descr="" title="" id="236" name="Picture"/>
+                  <wp:docPr descr="" title="" id="235" name="Picture"/>
                   <a:graphic>
                     <a:graphicData uri="http://schemas.openxmlformats.org/drawingml/2006/picture">
                       <pic:pic>
                         <pic:nvPicPr>
-                          <pic:cNvPr descr="/opt/quarto/share/formats/docx/note.png" id="237" name="Picture"/>
+                          <pic:cNvPr descr="/opt/quarto/share/formats/docx/note.png" id="236" name="Picture"/>
                           <pic:cNvPicPr>
                             <a:picLocks noChangeArrowheads="1" noChangeAspect="1"/>
                           </pic:cNvPicPr>
@@ -58999,8 +59146,8 @@
         </w:tc>
       </w:tr>
     </w:tbl>
-    <w:bookmarkEnd w:id="238"/>
-    <w:bookmarkStart w:id="240" w:name="rem-cv-se"/>
+    <w:bookmarkEnd w:id="237"/>
+    <w:bookmarkStart w:id="239" w:name="rem-cv-se"/>
     <w:p>
       <w:pPr>
         <w:pStyle w:val="BodyText"/>
@@ -59038,7 +59185,7 @@
           <w:rPr>
             <w:rStyle w:val="Hyperlink"/>
           </w:rPr>
-          <w:t xml:space="preserve">Equation 40</w:t>
+          <w:t xml:space="preserve">Equation 39</w:t>
         </w:r>
       </w:hyperlink>
       <w:r>
@@ -59223,7 +59370,7 @@
       <w:r>
         <w:t xml:space="preserve"> </w:t>
       </w:r>
-      <w:hyperlink r:id="rId239">
+      <w:hyperlink r:id="rId238">
         <w:r>
           <w:rPr>
             <w:rStyle w:val="Hyperlink"/>
@@ -59287,8 +59434,8 @@
         <w:t xml:space="preserve">.</w:t>
       </w:r>
     </w:p>
-    <w:bookmarkEnd w:id="240"/>
-    <w:bookmarkStart w:id="242" w:name="def-fold-mse-indexed"/>
+    <w:bookmarkEnd w:id="239"/>
+    <w:bookmarkStart w:id="241" w:name="def-fold-mse-indexed"/>
     <w:p>
       <w:pPr>
         <w:pStyle w:val="BodyText"/>
@@ -59466,7 +59613,7 @@
       <w:pPr>
         <w:pStyle w:val="BodyText"/>
       </w:pPr>
-      <w:bookmarkStart w:id="241" w:name="eq-fold-mse-indexed"/>
+      <w:bookmarkStart w:id="240" w:name="eq-fold-mse-indexed"/>
       <m:oMathPara>
         <m:oMathParaPr>
           <m:jc m:val="center"/>
@@ -59843,7 +59990,7 @@
             <m:t>(</m:t>
           </m:r>
           <m:r>
-            <m:t>41</m:t>
+            <m:t>40</m:t>
           </m:r>
           <m:r>
             <m:rPr>
@@ -59853,10 +60000,10 @@
           </m:r>
         </m:oMath>
       </m:oMathPara>
-      <w:bookmarkEnd w:id="241"/>
+      <w:bookmarkEnd w:id="240"/>
     </w:p>
-    <w:bookmarkEnd w:id="242"/>
-    <w:bookmarkStart w:id="244" w:name="def-cv-se-indexed"/>
+    <w:bookmarkEnd w:id="241"/>
+    <w:bookmarkStart w:id="243" w:name="def-cv-se-indexed"/>
     <w:p>
       <w:pPr>
         <w:pStyle w:val="FirstParagraph"/>
@@ -60062,7 +60209,7 @@
       <w:pPr>
         <w:pStyle w:val="BodyText"/>
       </w:pPr>
-      <w:bookmarkStart w:id="243" w:name="eq-cv-se-indexed"/>
+      <w:bookmarkStart w:id="242" w:name="eq-cv-se-indexed"/>
       <m:oMathPara>
         <m:oMathParaPr>
           <m:jc m:val="center"/>
@@ -60350,7 +60497,7 @@
             <m:t>(</m:t>
           </m:r>
           <m:r>
-            <m:t>42</m:t>
+            <m:t>41</m:t>
           </m:r>
           <m:r>
             <m:rPr>
@@ -60360,10 +60507,10 @@
           </m:r>
         </m:oMath>
       </m:oMathPara>
-      <w:bookmarkEnd w:id="243"/>
+      <w:bookmarkEnd w:id="242"/>
     </w:p>
-    <w:bookmarkEnd w:id="244"/>
-    <w:bookmarkStart w:id="248" w:name="def-one-se-rule"/>
+    <w:bookmarkEnd w:id="243"/>
+    <w:bookmarkStart w:id="247" w:name="def-one-se-rule"/>
     <w:p>
       <w:pPr>
         <w:pStyle w:val="FirstParagraph"/>
@@ -60621,7 +60768,7 @@
       <w:pPr>
         <w:pStyle w:val="BodyText"/>
       </w:pPr>
-      <w:bookmarkStart w:id="245" w:name="eq-one-se-rule"/>
+      <w:bookmarkStart w:id="244" w:name="eq-one-se-rule"/>
       <m:oMathPara>
         <m:oMathParaPr>
           <m:jc m:val="center"/>
@@ -60945,7 +61092,7 @@
             <m:t>(</m:t>
           </m:r>
           <m:r>
-            <m:t>43</m:t>
+            <m:t>42</m:t>
           </m:r>
           <m:r>
             <m:rPr>
@@ -60955,7 +61102,7 @@
           </m:r>
         </m:oMath>
       </m:oMathPara>
-      <w:bookmarkEnd w:id="245"/>
+      <w:bookmarkEnd w:id="244"/>
     </w:p>
     <w:tbl>
       <w:tblPr>
@@ -60998,12 +61145,12 @@
                 <wp:inline>
                   <wp:extent cx="152400" cy="152400"/>
                   <wp:effectExtent b="0" l="0" r="0" t="0"/>
-                  <wp:docPr descr="" title="" id="246" name="Picture"/>
+                  <wp:docPr descr="" title="" id="245" name="Picture"/>
                   <a:graphic>
                     <a:graphicData uri="http://schemas.openxmlformats.org/drawingml/2006/picture">
                       <pic:pic>
                         <pic:nvPicPr>
-                          <pic:cNvPr descr="/opt/quarto/share/formats/docx/note.png" id="247" name="Picture"/>
+                          <pic:cNvPr descr="/opt/quarto/share/formats/docx/note.png" id="246" name="Picture"/>
                           <pic:cNvPicPr>
                             <a:picLocks noChangeArrowheads="1" noChangeAspect="1"/>
                           </pic:cNvPicPr>
@@ -61085,8 +61232,8 @@
         </w:tc>
       </w:tr>
     </w:tbl>
-    <w:bookmarkEnd w:id="248"/>
-    <w:bookmarkStart w:id="253" w:name="exm-one-se-rule"/>
+    <w:bookmarkEnd w:id="247"/>
+    <w:bookmarkStart w:id="252" w:name="exm-one-se-rule"/>
     <w:p>
       <w:pPr>
         <w:pStyle w:val="BodyText"/>
@@ -62158,7 +62305,7 @@
       <w:tr>
         <w:tc>
           <w:tcPr/>
-          <w:bookmarkStart w:id="252" w:name="fig-one-se-rule"/>
+          <w:bookmarkStart w:id="251" w:name="fig-one-se-rule"/>
           <w:p>
             <w:pPr>
               <w:pStyle w:val="SourceCode"/>
@@ -62771,18 +62918,18 @@
                 <wp:inline>
                   <wp:extent cx="4620126" cy="3696101"/>
                   <wp:effectExtent b="0" l="0" r="0" t="0"/>
-                  <wp:docPr descr="" title="" id="250" name="Picture"/>
+                  <wp:docPr descr="" title="" id="249" name="Picture"/>
                   <a:graphic>
                     <a:graphicData uri="http://schemas.openxmlformats.org/drawingml/2006/picture">
                       <pic:pic>
                         <pic:nvPicPr>
-                          <pic:cNvPr descr="model-validation_files/figure-docx/one-se-rule-plot-1.png" id="251" name="Picture"/>
+                          <pic:cNvPr descr="model-validation_files/figure-docx/one-se-rule-plot-1.png" id="250" name="Picture"/>
                           <pic:cNvPicPr>
                             <a:picLocks noChangeArrowheads="1" noChangeAspect="1"/>
                           </pic:cNvPicPr>
                         </pic:nvPicPr>
                         <pic:blipFill>
-                          <a:blip r:embed="rId249"/>
+                          <a:blip r:embed="rId248"/>
                           <a:stretch>
                             <a:fillRect/>
                           </a:stretch>
@@ -62849,7 +62996,7 @@
                 <w:rPr>
                   <w:rStyle w:val="Hyperlink"/>
                 </w:rPr>
-                <w:t xml:space="preserve">Equation 40</w:t>
+                <w:t xml:space="preserve">Equation 39</w:t>
               </w:r>
             </w:hyperlink>
             <w:r>
@@ -62862,7 +63009,7 @@
               <w:t xml:space="preserve">The dashed line is one fold-based standard error above the smallest estimate.</w:t>
             </w:r>
           </w:p>
-          <w:bookmarkEnd w:id="252"/>
+          <w:bookmarkEnd w:id="251"/>
         </w:tc>
       </w:tr>
     </w:tbl>
@@ -62951,9 +63098,9 @@
         <w:t xml:space="preserve">and 0.315 for degree 3.</w:t>
       </w:r>
     </w:p>
+    <w:bookmarkEnd w:id="252"/>
     <w:bookmarkEnd w:id="253"/>
-    <w:bookmarkEnd w:id="254"/>
-    <w:bookmarkStart w:id="261" w:name="sec-cv-whole-procedure"/>
+    <w:bookmarkStart w:id="260" w:name="sec-cv-whole-procedure"/>
     <w:p>
       <w:pPr>
         <w:pStyle w:val="Heading2"/>
@@ -62962,7 +63109,7 @@
         <w:t xml:space="preserve">8 Cross-validating the whole procedure</w:t>
       </w:r>
     </w:p>
-    <w:bookmarkStart w:id="257" w:name="exr-cv-screening"/>
+    <w:bookmarkStart w:id="256" w:name="exr-cv-screening"/>
     <w:p>
       <w:pPr>
         <w:pStyle w:val="FirstParagraph"/>
@@ -63262,12 +63409,12 @@
                 <wp:inline>
                   <wp:extent cx="152400" cy="152400"/>
                   <wp:effectExtent b="0" l="0" r="0" t="0"/>
-                  <wp:docPr descr="" title="" id="255" name="Picture"/>
+                  <wp:docPr descr="" title="" id="254" name="Picture"/>
                   <a:graphic>
                     <a:graphicData uri="http://schemas.openxmlformats.org/drawingml/2006/picture">
                       <pic:pic>
                         <pic:nvPicPr>
-                          <pic:cNvPr descr="/opt/quarto/share/formats/docx/note.png" id="256" name="Picture"/>
+                          <pic:cNvPr descr="/opt/quarto/share/formats/docx/note.png" id="255" name="Picture"/>
                           <pic:cNvPicPr>
                             <a:picLocks noChangeArrowheads="1" noChangeAspect="1"/>
                           </pic:cNvPicPr>
@@ -63355,8 +63502,8 @@
         </w:tc>
       </w:tr>
     </w:tbl>
-    <w:bookmarkEnd w:id="257"/>
-    <w:bookmarkStart w:id="258" w:name="sol-cv-screening"/>
+    <w:bookmarkEnd w:id="256"/>
+    <w:bookmarkStart w:id="257" w:name="sol-cv-screening"/>
     <w:p>
       <w:pPr>
         <w:pStyle w:val="BodyText"/>
@@ -65284,8 +65431,8 @@
         <w:t xml:space="preserve">needs fails.</w:t>
       </w:r>
     </w:p>
-    <w:bookmarkEnd w:id="258"/>
-    <w:bookmarkStart w:id="260" w:name="rem-cv-every-step"/>
+    <w:bookmarkEnd w:id="257"/>
+    <w:bookmarkStart w:id="259" w:name="rem-cv-every-step"/>
     <w:p>
       <w:pPr>
         <w:pStyle w:val="BodyText"/>
@@ -65441,7 +65588,7 @@
       <w:r>
         <w:t xml:space="preserve"> </w:t>
       </w:r>
-      <w:hyperlink r:id="rId259">
+      <w:hyperlink r:id="rId258">
         <w:r>
           <w:rPr>
             <w:rStyle w:val="Hyperlink"/>
@@ -65465,9 +65612,9 @@
         <w:t xml:space="preserve">when they are computed without the outcome.</w:t>
       </w:r>
     </w:p>
+    <w:bookmarkEnd w:id="259"/>
     <w:bookmarkEnd w:id="260"/>
-    <w:bookmarkEnd w:id="261"/>
-    <w:bookmarkStart w:id="262" w:name="further-reading"/>
+    <w:bookmarkStart w:id="261" w:name="further-reading"/>
     <w:p>
       <w:pPr>
         <w:pStyle w:val="Heading2"/>
@@ -65496,8 +65643,8 @@
         <w:t xml:space="preserve">including the covariance and correlation matrices that cross-products produce.</w:t>
       </w:r>
     </w:p>
-    <w:bookmarkEnd w:id="262"/>
-    <w:bookmarkStart w:id="270" w:name="references"/>
+    <w:bookmarkEnd w:id="261"/>
+    <w:bookmarkStart w:id="269" w:name="references"/>
     <w:p>
       <w:pPr>
         <w:pStyle w:val="Heading2"/>
@@ -65506,8 +65653,8 @@
         <w:t xml:space="preserve">References</w:t>
       </w:r>
     </w:p>
-    <w:bookmarkStart w:id="269" w:name="refs"/>
-    <w:bookmarkStart w:id="264" w:name="ref-hastie2009elements"/>
+    <w:bookmarkStart w:id="268" w:name="refs"/>
+    <w:bookmarkStart w:id="263" w:name="ref-hastie2009elements"/>
     <w:p>
       <w:pPr>
         <w:pStyle w:val="Bibliography"/>
@@ -65531,7 +65678,7 @@
       <w:r>
         <w:t xml:space="preserve"> </w:t>
       </w:r>
-      <w:hyperlink r:id="rId263">
+      <w:hyperlink r:id="rId262">
         <w:r>
           <w:rPr>
             <w:rStyle w:val="Hyperlink"/>
@@ -65543,8 +65690,8 @@
         <w:t xml:space="preserve">.</w:t>
       </w:r>
     </w:p>
-    <w:bookmarkEnd w:id="264"/>
-    <w:bookmarkStart w:id="266" w:name="ref-james2021islr2e"/>
+    <w:bookmarkEnd w:id="263"/>
+    <w:bookmarkStart w:id="265" w:name="ref-james2021islr2e"/>
     <w:p>
       <w:pPr>
         <w:pStyle w:val="Bibliography"/>
@@ -65582,7 +65729,7 @@
       <w:r>
         <w:t xml:space="preserve"> </w:t>
       </w:r>
-      <w:hyperlink r:id="rId265">
+      <w:hyperlink r:id="rId264">
         <w:r>
           <w:rPr>
             <w:rStyle w:val="Hyperlink"/>
@@ -65594,8 +65741,8 @@
         <w:t xml:space="preserve">.</w:t>
       </w:r>
     </w:p>
-    <w:bookmarkEnd w:id="266"/>
-    <w:bookmarkStart w:id="268" w:name="ref-sanchez2020matrix4sl"/>
+    <w:bookmarkEnd w:id="265"/>
+    <w:bookmarkStart w:id="267" w:name="ref-sanchez2020matrix4sl"/>
     <w:p>
       <w:pPr>
         <w:pStyle w:val="Bibliography"/>
@@ -65633,7 +65780,7 @@
       <w:r>
         <w:t xml:space="preserve"> </w:t>
       </w:r>
-      <w:hyperlink r:id="rId267">
+      <w:hyperlink r:id="rId266">
         <w:r>
           <w:rPr>
             <w:rStyle w:val="Hyperlink"/>
@@ -65645,9 +65792,9 @@
         <w:t xml:space="preserve">.</w:t>
       </w:r>
     </w:p>
+    <w:bookmarkEnd w:id="267"/>
     <w:bookmarkEnd w:id="268"/>
     <w:bookmarkEnd w:id="269"/>
-    <w:bookmarkEnd w:id="270"/>
     <w:sectPr>
       <w:footnotePr>
         <w:numRestart w:val="eachSect"/>

--- a/pr-preview/pr-174/model-validation-handout.docx
+++ b/pr-preview/pr-174/model-validation-handout.docx
@@ -15,7 +15,7 @@
         <w:pStyle w:val="Date"/>
       </w:pPr>
       <w:r>
-        <w:t xml:space="preserve">Last modified: 2026-10-14 23:16:26 (PDT)</w:t>
+        <w:t xml:space="preserve">Last modified: 2026-10-14 23:56:10 (PDT)</w:t>
       </w:r>
     </w:p>
     <w:bookmarkStart w:id="38" w:name="sec-prediction-rules"/>
@@ -14412,12 +14412,197 @@
         <m:r>
           <m:t>ε</m:t>
         </m:r>
+        <m:r>
+          <m:rPr>
+            <m:sty m:val="p"/>
+          </m:rPr>
+          <m:t>=</m:t>
+        </m:r>
+        <m:sSub>
+          <m:e>
+            <m:r>
+              <m:t>Y</m:t>
+            </m:r>
+          </m:e>
+          <m:sub>
+            <m:r>
+              <m:rPr>
+                <m:sty m:val="p"/>
+              </m:rPr>
+              <m:t>*</m:t>
+            </m:r>
+          </m:sub>
+        </m:sSub>
+        <m:r>
+          <m:rPr>
+            <m:sty m:val="p"/>
+          </m:rPr>
+          <m:t>−</m:t>
+        </m:r>
+        <m:r>
+          <m:t>μ</m:t>
+        </m:r>
+        <m:r>
+          <m:rPr>
+            <m:sty m:val="p"/>
+          </m:rPr>
+          <m:t>(</m:t>
+        </m:r>
+        <m:r>
+          <m:t>x</m:t>
+        </m:r>
+        <m:r>
+          <m:rPr>
+            <m:sty m:val="p"/>
+          </m:rPr>
+          <m:t>)</m:t>
+        </m:r>
       </m:oMath>
       <w:r>
         <w:t xml:space="preserve"> </w:t>
       </w:r>
       <w:r>
+        <w:t xml:space="preserve">shifts</w:t>
+      </w:r>
+      <w:r>
+        <w:t xml:space="preserve"> </w:t>
+      </w:r>
+      <m:oMath>
+        <m:sSub>
+          <m:e>
+            <m:r>
+              <m:t>Y</m:t>
+            </m:r>
+          </m:e>
+          <m:sub>
+            <m:r>
+              <m:rPr>
+                <m:sty m:val="p"/>
+              </m:rPr>
+              <m:t>*</m:t>
+            </m:r>
+          </m:sub>
+        </m:sSub>
+      </m:oMath>
+      <w:r>
+        <w:t xml:space="preserve"> </w:t>
+      </w:r>
+      <w:r>
+        <w:t xml:space="preserve">by a constant,</w:t>
+      </w:r>
+      <w:r>
+        <w:t xml:space="preserve"> </w:t>
+      </w:r>
+      <w:r>
+        <w:t xml:space="preserve">and</w:t>
+      </w:r>
+      <w:r>
+        <w:t xml:space="preserve"> </w:t>
+      </w:r>
+      <m:oMath>
+        <m:sSub>
+          <m:e>
+            <m:r>
+              <m:t>Y</m:t>
+            </m:r>
+          </m:e>
+          <m:sub>
+            <m:r>
+              <m:rPr>
+                <m:sty m:val="p"/>
+              </m:rPr>
+              <m:t>*</m:t>
+            </m:r>
+          </m:sub>
+        </m:sSub>
+      </m:oMath>
+      <w:r>
+        <w:t xml:space="preserve"> </w:t>
+      </w:r>
+      <w:r>
         <w:t xml:space="preserve">is independent of</w:t>
+      </w:r>
+      <w:r>
+        <w:t xml:space="preserve"> </w:t>
+      </w:r>
+      <m:oMath>
+        <m:sSub>
+          <m:e>
+            <m:r>
+              <m:rPr>
+                <m:scr m:val="script"/>
+                <m:sty m:val="p"/>
+              </m:rPr>
+              <m:t>D</m:t>
+            </m:r>
+          </m:e>
+          <m:sub>
+            <m:r>
+              <m:rPr>
+                <m:nor/>
+                <m:sty m:val="p"/>
+              </m:rPr>
+              <m:t>train</m:t>
+            </m:r>
+          </m:sub>
+        </m:sSub>
+      </m:oMath>
+      <w:r>
+        <w:t xml:space="preserve">,</w:t>
+      </w:r>
+      <w:r>
+        <w:t xml:space="preserve"> </w:t>
+      </w:r>
+      <w:r>
+        <w:t xml:space="preserve">so</w:t>
+      </w:r>
+      <w:r>
+        <w:t xml:space="preserve"> </w:t>
+      </w:r>
+      <m:oMath>
+        <m:r>
+          <m:t>ε</m:t>
+        </m:r>
+      </m:oMath>
+      <w:r>
+        <w:t xml:space="preserve"> </w:t>
+      </w:r>
+      <w:r>
+        <w:t xml:space="preserve">is independent of</w:t>
+      </w:r>
+      <w:r>
+        <w:t xml:space="preserve"> </w:t>
+      </w:r>
+      <m:oMath>
+        <m:sSub>
+          <m:e>
+            <m:r>
+              <m:rPr>
+                <m:scr m:val="script"/>
+                <m:sty m:val="p"/>
+              </m:rPr>
+              <m:t>D</m:t>
+            </m:r>
+          </m:e>
+          <m:sub>
+            <m:r>
+              <m:rPr>
+                <m:nor/>
+                <m:sty m:val="p"/>
+              </m:rPr>
+              <m:t>train</m:t>
+            </m:r>
+          </m:sub>
+        </m:sSub>
+      </m:oMath>
+      <w:r>
+        <w:t xml:space="preserve">,</w:t>
+      </w:r>
+      <w:r>
+        <w:t xml:space="preserve"> </w:t>
+      </w:r>
+      <w:r>
+        <w:t xml:space="preserve">and hence of</w:t>
       </w:r>
       <w:r>
         <w:t xml:space="preserve"> </w:t>
@@ -14473,122 +14658,10 @@
         </m:r>
       </m:oMath>
       <w:r>
-        <w:t xml:space="preserve">,</w:t>
-      </w:r>
-      <w:r>
-        <w:t xml:space="preserve"> </w:t>
-      </w:r>
-      <w:r>
-        <w:t xml:space="preserve">because</w:t>
-      </w:r>
-      <w:r>
-        <w:t xml:space="preserve"> </w:t>
-      </w:r>
-      <m:oMath>
-        <m:sSub>
-          <m:e>
-            <m:r>
-              <m:t>Y</m:t>
-            </m:r>
-          </m:e>
-          <m:sub>
-            <m:r>
-              <m:rPr>
-                <m:sty m:val="p"/>
-              </m:rPr>
-              <m:t>*</m:t>
-            </m:r>
-          </m:sub>
-        </m:sSub>
-      </m:oMath>
-      <w:r>
-        <w:t xml:space="preserve"> </w:t>
-      </w:r>
-      <w:r>
-        <w:t xml:space="preserve">is independent of</w:t>
-      </w:r>
-      <w:r>
-        <w:t xml:space="preserve"> </w:t>
-      </w:r>
-      <m:oMath>
-        <m:sSub>
-          <m:e>
-            <m:r>
-              <m:rPr>
-                <m:scr m:val="script"/>
-                <m:sty m:val="p"/>
-              </m:rPr>
-              <m:t>D</m:t>
-            </m:r>
-          </m:e>
-          <m:sub>
-            <m:r>
-              <m:rPr>
-                <m:nor/>
-                <m:sty m:val="p"/>
-              </m:rPr>
-              <m:t>train</m:t>
-            </m:r>
-          </m:sub>
-        </m:sSub>
-      </m:oMath>
-      <w:r>
-        <w:t xml:space="preserve">,</w:t>
-      </w:r>
-      <w:r>
-        <w:t xml:space="preserve"> </w:t>
-      </w:r>
-      <w:r>
-        <w:t xml:space="preserve">and</w:t>
-      </w:r>
-      <w:r>
-        <w:t xml:space="preserve"> </w:t>
-      </w:r>
-      <m:oMath>
-        <m:r>
-          <m:t>μ</m:t>
-        </m:r>
-        <m:r>
-          <m:rPr>
-            <m:sty m:val="p"/>
-          </m:rPr>
-          <m:t>(</m:t>
-        </m:r>
-        <m:r>
-          <m:t>x</m:t>
-        </m:r>
-        <m:r>
-          <m:rPr>
-            <m:sty m:val="p"/>
-          </m:rPr>
-          <m:t>)</m:t>
-        </m:r>
-      </m:oMath>
-      <w:r>
-        <w:t xml:space="preserve"> </w:t>
-      </w:r>
-      <w:r>
-        <w:t xml:space="preserve">is a constant,</w:t>
-      </w:r>
-      <w:r>
-        <w:t xml:space="preserve"> </w:t>
-      </w:r>
-      <w:r>
-        <w:t xml:space="preserve">so</w:t>
-      </w:r>
-      <w:r>
-        <w:t xml:space="preserve"> </w:t>
-      </w:r>
-      <m:oMath>
-        <m:r>
-          <m:t>ε</m:t>
-        </m:r>
-      </m:oMath>
-      <w:r>
-        <w:t xml:space="preserve"> </w:t>
-      </w:r>
-      <w:r>
-        <w:t xml:space="preserve">is independent of</w:t>
+        <w:t xml:space="preserve"> </w:t>
+      </w:r>
+      <w:r>
+        <w:t xml:space="preserve">and of</w:t>
       </w:r>
       <w:r>
         <w:t xml:space="preserve"> </w:t>
@@ -16055,10 +16128,7 @@
         <w:t xml:space="preserve"> </w:t>
       </w:r>
       <w:r>
-        <w:t xml:space="preserve">from</w:t>
-      </w:r>
-      <w:r>
-        <w:t xml:space="preserve"> </w:t>
+        <w:t xml:space="preserve">(</w:t>
       </w:r>
       <w:hyperlink w:anchor="eq-average-fit">
         <w:r>
@@ -16069,7 +16139,7 @@
         </w:r>
       </w:hyperlink>
       <w:r>
-        <w:t xml:space="preserve">,</w:t>
+        <w:t xml:space="preserve">),</w:t>
       </w:r>
       <w:r>
         <w:t xml:space="preserve"> </w:t>

--- a/pr-preview/pr-174/model-validation-handout.docx
+++ b/pr-preview/pr-174/model-validation-handout.docx
@@ -15,19 +15,19 @@
         <w:pStyle w:val="Date"/>
       </w:pPr>
       <w:r>
-        <w:t xml:space="preserve">Last modified: 2026-10-14 23:56:10 (PDT)</w:t>
+        <w:t xml:space="preserve">Last modified: 2026-10-15 00:22:28 (PDT)</w:t>
       </w:r>
     </w:p>
-    <w:bookmarkStart w:id="38" w:name="sec-prediction-rules"/>
+    <w:bookmarkStart w:id="17" w:name="sec-data-sets"/>
     <w:p>
       <w:pPr>
         <w:pStyle w:val="Heading2"/>
       </w:pPr>
       <w:r>
-        <w:t xml:space="preserve">1 Fitting and scoring prediction rules</w:t>
+        <w:t xml:space="preserve">1 Data sets, input matrices and outcome vectors</w:t>
       </w:r>
     </w:p>
-    <w:bookmarkStart w:id="14" w:name="def-fitting-procedure"/>
+    <w:bookmarkStart w:id="10" w:name="def-data-set"/>
     <w:p>
       <w:pPr>
         <w:pStyle w:val="FirstParagraph"/>
@@ -37,7 +37,1525 @@
           <w:b/>
           <w:bCs/>
         </w:rPr>
-        <w:t xml:space="preserve">Definition 1 (Fitting procedure)</w:t>
+        <w:t xml:space="preserve">Definition 1 (Data set)</w:t>
+      </w:r>
+      <w:r>
+        <w:t xml:space="preserve"> </w:t>
+      </w:r>
+      <w:r>
+        <w:t xml:space="preserve">A</w:t>
+      </w:r>
+      <w:r>
+        <w:t xml:space="preserve"> </w:t>
+      </w:r>
+      <w:r>
+        <w:rPr>
+          <w:b/>
+          <w:bCs/>
+        </w:rPr>
+        <w:t xml:space="preserve">data set</w:t>
+      </w:r>
+      <w:r>
+        <w:t xml:space="preserve"> </w:t>
+      </w:r>
+      <w:r>
+        <w:t xml:space="preserve">is a finite collection of</w:t>
+      </w:r>
+      <w:r>
+        <w:t xml:space="preserve"> </w:t>
+      </w:r>
+      <m:oMath>
+        <m:r>
+          <m:t>n</m:t>
+        </m:r>
+      </m:oMath>
+      <w:r>
+        <w:t xml:space="preserve"> </w:t>
+      </w:r>
+      <w:r>
+        <w:t xml:space="preserve">labelled observations,</w:t>
+      </w:r>
+      <w:r>
+        <w:t xml:space="preserve"> </w:t>
+      </w:r>
+      <w:r>
+        <w:t xml:space="preserve">that is,</w:t>
+      </w:r>
+      <w:r>
+        <w:t xml:space="preserve"> </w:t>
+      </w:r>
+      <m:oMath>
+        <m:r>
+          <m:t>n</m:t>
+        </m:r>
+      </m:oMath>
+      <w:r>
+        <w:t xml:space="preserve"> </w:t>
+      </w:r>
+      <w:r>
+        <w:t xml:space="preserve">pairs</w:t>
+      </w:r>
+      <w:r>
+        <w:t xml:space="preserve"> </w:t>
+      </w:r>
+      <m:oMath>
+        <m:r>
+          <m:rPr>
+            <m:sty m:val="p"/>
+          </m:rPr>
+          <m:t>(</m:t>
+        </m:r>
+        <m:sSub>
+          <m:e>
+            <m:acc>
+              <m:accPr>
+                <m:chr m:val="̃"/>
+              </m:accPr>
+              <m:e>
+                <m:r>
+                  <m:t>x</m:t>
+                </m:r>
+              </m:e>
+            </m:acc>
+          </m:e>
+          <m:sub>
+            <m:r>
+              <m:t>i</m:t>
+            </m:r>
+          </m:sub>
+        </m:sSub>
+        <m:r>
+          <m:rPr>
+            <m:sty m:val="p"/>
+          </m:rPr>
+          <m:t>,</m:t>
+        </m:r>
+        <m:sSub>
+          <m:e>
+            <m:r>
+              <m:t>y</m:t>
+            </m:r>
+          </m:e>
+          <m:sub>
+            <m:r>
+              <m:t>i</m:t>
+            </m:r>
+          </m:sub>
+        </m:sSub>
+        <m:r>
+          <m:rPr>
+            <m:sty m:val="p"/>
+          </m:rPr>
+          <m:t>)</m:t>
+        </m:r>
+      </m:oMath>
+      <w:r>
+        <w:t xml:space="preserve">,</w:t>
+      </w:r>
+      <w:r>
+        <w:t xml:space="preserve"> </w:t>
+      </w:r>
+      <w:r>
+        <w:t xml:space="preserve">where</w:t>
+      </w:r>
+      <w:r>
+        <w:t xml:space="preserve"> </w:t>
+      </w:r>
+      <m:oMath>
+        <m:sSub>
+          <m:e>
+            <m:acc>
+              <m:accPr>
+                <m:chr m:val="̃"/>
+              </m:accPr>
+              <m:e>
+                <m:r>
+                  <m:t>x</m:t>
+                </m:r>
+              </m:e>
+            </m:acc>
+          </m:e>
+          <m:sub>
+            <m:r>
+              <m:t>i</m:t>
+            </m:r>
+          </m:sub>
+        </m:sSub>
+      </m:oMath>
+      <w:r>
+        <w:t xml:space="preserve"> </w:t>
+      </w:r>
+      <w:r>
+        <w:t xml:space="preserve">is an input vector</w:t>
+      </w:r>
+      <w:r>
+        <w:t xml:space="preserve"> </w:t>
+      </w:r>
+      <w:r>
+        <w:t xml:space="preserve">and</w:t>
+      </w:r>
+      <w:r>
+        <w:t xml:space="preserve"> </w:t>
+      </w:r>
+      <m:oMath>
+        <m:sSub>
+          <m:e>
+            <m:r>
+              <m:t>y</m:t>
+            </m:r>
+          </m:e>
+          <m:sub>
+            <m:r>
+              <m:t>i</m:t>
+            </m:r>
+          </m:sub>
+        </m:sSub>
+      </m:oMath>
+      <w:r>
+        <w:t xml:space="preserve"> </w:t>
+      </w:r>
+      <w:r>
+        <w:t xml:space="preserve">is the corresponding outcome:</w:t>
+      </w:r>
+    </w:p>
+    <w:p>
+      <w:pPr>
+        <w:pStyle w:val="BodyText"/>
+      </w:pPr>
+      <w:bookmarkStart w:id="9" w:name="eq-data-set"/>
+      <m:oMathPara>
+        <m:oMathParaPr>
+          <m:jc m:val="center"/>
+        </m:oMathParaPr>
+        <m:oMath>
+          <m:r>
+            <m:rPr>
+              <m:scr m:val="script"/>
+              <m:sty m:val="p"/>
+            </m:rPr>
+            <m:t>D</m:t>
+          </m:r>
+          <m:limUpp>
+            <m:e>
+              <m:r>
+                <m:rPr>
+                  <m:sty m:val="p"/>
+                </m:rPr>
+                <m:t>=</m:t>
+              </m:r>
+            </m:e>
+            <m:lim>
+              <m:r>
+                <m:rPr>
+                  <m:nor/>
+                  <m:sty m:val="p"/>
+                </m:rPr>
+                <m:t>def</m:t>
+              </m:r>
+            </m:lim>
+          </m:limUpp>
+          <m:r>
+            <m:t>​</m:t>
+          </m:r>
+          <m:d>
+            <m:dPr>
+              <m:begChr m:val="{"/>
+              <m:sepChr m:val=""/>
+              <m:endChr m:val="}"/>
+              <m:grow/>
+            </m:dPr>
+            <m:e>
+              <m:r>
+                <m:rPr>
+                  <m:sty m:val="p"/>
+                </m:rPr>
+                <m:t>(</m:t>
+              </m:r>
+              <m:sSub>
+                <m:e>
+                  <m:acc>
+                    <m:accPr>
+                      <m:chr m:val="̃"/>
+                    </m:accPr>
+                    <m:e>
+                      <m:r>
+                        <m:t>x</m:t>
+                      </m:r>
+                    </m:e>
+                  </m:acc>
+                </m:e>
+                <m:sub>
+                  <m:r>
+                    <m:t>i</m:t>
+                  </m:r>
+                </m:sub>
+              </m:sSub>
+              <m:r>
+                <m:rPr>
+                  <m:sty m:val="p"/>
+                </m:rPr>
+                <m:t>,</m:t>
+              </m:r>
+              <m:sSub>
+                <m:e>
+                  <m:r>
+                    <m:t>y</m:t>
+                  </m:r>
+                </m:e>
+                <m:sub>
+                  <m:r>
+                    <m:t>i</m:t>
+                  </m:r>
+                </m:sub>
+              </m:sSub>
+              <m:r>
+                <m:rPr>
+                  <m:sty m:val="p"/>
+                </m:rPr>
+                <m:t>)</m:t>
+              </m:r>
+              <m:r>
+                <m:rPr>
+                  <m:sty m:val="p"/>
+                </m:rPr>
+                <m:t>:</m:t>
+              </m:r>
+              <m:r>
+                <m:t>i</m:t>
+              </m:r>
+              <m:r>
+                <m:rPr>
+                  <m:sty m:val="p"/>
+                </m:rPr>
+                <m:t>=</m:t>
+              </m:r>
+              <m:r>
+                <m:t>1</m:t>
+              </m:r>
+              <m:r>
+                <m:rPr>
+                  <m:sty m:val="p"/>
+                </m:rPr>
+                <m:t>,</m:t>
+              </m:r>
+              <m:r>
+                <m:rPr>
+                  <m:sty m:val="p"/>
+                </m:rPr>
+                <m:t>…</m:t>
+              </m:r>
+              <m:r>
+                <m:rPr>
+                  <m:sty m:val="p"/>
+                </m:rPr>
+                <m:t>,</m:t>
+              </m:r>
+              <m:r>
+                <m:t>n</m:t>
+              </m:r>
+            </m:e>
+          </m:d>
+          <m:r>
+            <m:t>​</m:t>
+          </m:r>
+          <m:r>
+            <m:rPr>
+              <m:sty m:val="p"/>
+            </m:rPr>
+            <m:t>.</m:t>
+          </m:r>
+          <m:r>
+            <m:t>  </m:t>
+          </m:r>
+          <m:r>
+            <m:rPr>
+              <m:sty m:val="p"/>
+            </m:rPr>
+            <m:t>(</m:t>
+          </m:r>
+          <m:r>
+            <m:t>1</m:t>
+          </m:r>
+          <m:r>
+            <m:rPr>
+              <m:sty m:val="p"/>
+            </m:rPr>
+            <m:t>)</m:t>
+          </m:r>
+        </m:oMath>
+      </m:oMathPara>
+      <w:bookmarkEnd w:id="9"/>
+    </w:p>
+    <w:bookmarkEnd w:id="10"/>
+    <w:bookmarkStart w:id="11" w:name="rem-data-set-subsets"/>
+    <w:p>
+      <w:pPr>
+        <w:pStyle w:val="FirstParagraph"/>
+      </w:pPr>
+      <w:r>
+        <w:rPr>
+          <w:i/>
+          <w:iCs/>
+        </w:rPr>
+        <w:t xml:space="preserve">Remark 1</w:t>
+      </w:r>
+      <w:r>
+        <w:t xml:space="preserve"> (The sets we split a data set into). </w:t>
+      </w:r>
+      <w:r>
+        <w:t xml:space="preserve">We divide a</w:t>
+      </w:r>
+      <w:r>
+        <w:t xml:space="preserve"> </w:t>
+      </w:r>
+      <w:hyperlink w:anchor="def-data-set">
+        <w:r>
+          <w:rPr>
+            <w:rStyle w:val="Hyperlink"/>
+          </w:rPr>
+          <w:t xml:space="preserve">data set</w:t>
+        </w:r>
+      </w:hyperlink>
+      <w:r>
+        <w:t xml:space="preserve"> </w:t>
+      </w:r>
+      <w:r>
+        <w:t xml:space="preserve">into subsets, each with its own job.</w:t>
+      </w:r>
+      <w:r>
+        <w:t xml:space="preserve"> </w:t>
+      </w:r>
+      <w:r>
+        <w:t xml:space="preserve">“Set”</w:t>
+      </w:r>
+      <w:r>
+        <w:t xml:space="preserve"> </w:t>
+      </w:r>
+      <w:r>
+        <w:t xml:space="preserve">in the names training set, validation set and test set is short for</w:t>
+      </w:r>
+      <w:r>
+        <w:t xml:space="preserve"> </w:t>
+      </w:r>
+      <w:r>
+        <w:t xml:space="preserve">“subset of the data set”</w:t>
+      </w:r>
+      <w:r>
+        <w:t xml:space="preserve">.</w:t>
+      </w:r>
+      <w:r>
+        <w:t xml:space="preserve"> </w:t>
+      </w:r>
+      <w:r>
+        <w:t xml:space="preserve">A</w:t>
+      </w:r>
+      <w:r>
+        <w:t xml:space="preserve"> </w:t>
+      </w:r>
+      <w:hyperlink w:anchor="def-data-splits">
+        <w:r>
+          <w:rPr>
+            <w:rStyle w:val="Hyperlink"/>
+          </w:rPr>
+          <w:t xml:space="preserve">training/validation/test split</w:t>
+        </w:r>
+      </w:hyperlink>
+      <w:r>
+        <w:t xml:space="preserve"> </w:t>
+      </w:r>
+      <w:r>
+        <w:t xml:space="preserve">assigns each observation to one of them,</w:t>
+      </w:r>
+      <w:r>
+        <w:t xml:space="preserve"> </w:t>
+      </w:r>
+      <w:r>
+        <w:t xml:space="preserve">and the</w:t>
+      </w:r>
+      <w:r>
+        <w:t xml:space="preserve"> </w:t>
+      </w:r>
+      <w:hyperlink w:anchor="def-training-set">
+        <w:r>
+          <w:rPr>
+            <w:rStyle w:val="Hyperlink"/>
+          </w:rPr>
+          <w:t xml:space="preserve">training set</w:t>
+        </w:r>
+      </w:hyperlink>
+      <w:r>
+        <w:t xml:space="preserve"> </w:t>
+      </w:r>
+      <w:r>
+        <w:t xml:space="preserve">is the subset a fitting procedure is applied to.</w:t>
+      </w:r>
+    </w:p>
+    <w:bookmarkEnd w:id="11"/>
+    <w:bookmarkStart w:id="13" w:name="def-input-matrix"/>
+    <w:p>
+      <w:pPr>
+        <w:pStyle w:val="BodyText"/>
+      </w:pPr>
+      <w:r>
+        <w:rPr>
+          <w:b/>
+          <w:bCs/>
+        </w:rPr>
+        <w:t xml:space="preserve">Definition 2 (Input matrix)</w:t>
+      </w:r>
+      <w:r>
+        <w:t xml:space="preserve"> </w:t>
+      </w:r>
+      <w:r>
+        <w:t xml:space="preserve">The</w:t>
+      </w:r>
+      <w:r>
+        <w:t xml:space="preserve"> </w:t>
+      </w:r>
+      <w:r>
+        <w:rPr>
+          <w:b/>
+          <w:bCs/>
+        </w:rPr>
+        <w:t xml:space="preserve">input matrix</w:t>
+      </w:r>
+      <w:r>
+        <w:t xml:space="preserve"> </w:t>
+      </w:r>
+      <m:oMath>
+        <m:r>
+          <m:rPr>
+            <m:sty m:val="bi"/>
+          </m:rPr>
+          <m:t>X</m:t>
+        </m:r>
+      </m:oMath>
+      <w:r>
+        <w:t xml:space="preserve"> </w:t>
+      </w:r>
+      <w:r>
+        <w:t xml:space="preserve">of a</w:t>
+      </w:r>
+      <w:r>
+        <w:t xml:space="preserve"> </w:t>
+      </w:r>
+      <w:hyperlink w:anchor="def-data-set">
+        <w:r>
+          <w:rPr>
+            <w:rStyle w:val="Hyperlink"/>
+          </w:rPr>
+          <w:t xml:space="preserve">data set</w:t>
+        </w:r>
+      </w:hyperlink>
+      <w:r>
+        <w:t xml:space="preserve"> </w:t>
+      </w:r>
+      <m:oMath>
+        <m:r>
+          <m:rPr>
+            <m:scr m:val="script"/>
+            <m:sty m:val="p"/>
+          </m:rPr>
+          <m:t>D</m:t>
+        </m:r>
+      </m:oMath>
+      <w:r>
+        <w:t xml:space="preserve"> </w:t>
+      </w:r>
+      <w:r>
+        <w:t xml:space="preserve">stacks the</w:t>
+      </w:r>
+      <w:r>
+        <w:t xml:space="preserve"> </w:t>
+      </w:r>
+      <m:oMath>
+        <m:r>
+          <m:t>n</m:t>
+        </m:r>
+      </m:oMath>
+      <w:r>
+        <w:t xml:space="preserve"> </w:t>
+      </w:r>
+      <w:r>
+        <w:t xml:space="preserve">inputs</w:t>
+      </w:r>
+      <w:r>
+        <w:t xml:space="preserve"> </w:t>
+      </w:r>
+      <m:oMath>
+        <m:sSub>
+          <m:e>
+            <m:acc>
+              <m:accPr>
+                <m:chr m:val="̃"/>
+              </m:accPr>
+              <m:e>
+                <m:r>
+                  <m:t>x</m:t>
+                </m:r>
+              </m:e>
+            </m:acc>
+          </m:e>
+          <m:sub>
+            <m:r>
+              <m:t>i</m:t>
+            </m:r>
+          </m:sub>
+        </m:sSub>
+      </m:oMath>
+      <w:r>
+        <w:t xml:space="preserve"> </w:t>
+      </w:r>
+      <w:r>
+        <w:t xml:space="preserve">as rows,</w:t>
+      </w:r>
+      <w:r>
+        <w:t xml:space="preserve"> </w:t>
+      </w:r>
+      <w:r>
+        <w:t xml:space="preserve">with one column for each of the</w:t>
+      </w:r>
+      <w:r>
+        <w:t xml:space="preserve"> </w:t>
+      </w:r>
+      <m:oMath>
+        <m:r>
+          <m:t>p</m:t>
+        </m:r>
+      </m:oMath>
+      <w:r>
+        <w:t xml:space="preserve"> </w:t>
+      </w:r>
+      <w:r>
+        <w:t xml:space="preserve">input variables:</w:t>
+      </w:r>
+    </w:p>
+    <w:p>
+      <w:pPr>
+        <w:pStyle w:val="BodyText"/>
+      </w:pPr>
+      <w:bookmarkStart w:id="12" w:name="eq-input-matrix"/>
+      <m:oMathPara>
+        <m:oMathParaPr>
+          <m:jc m:val="center"/>
+        </m:oMathParaPr>
+        <m:oMath>
+          <m:r>
+            <m:rPr>
+              <m:sty m:val="bi"/>
+            </m:rPr>
+            <m:t>X</m:t>
+          </m:r>
+          <m:r>
+            <m:rPr>
+              <m:sty m:val="p"/>
+            </m:rPr>
+            <m:t>=</m:t>
+          </m:r>
+          <m:d>
+            <m:dPr>
+              <m:begChr m:val="["/>
+              <m:sepChr m:val=""/>
+              <m:endChr m:val="]"/>
+              <m:grow/>
+            </m:dPr>
+            <m:e>
+              <m:m>
+                <m:mPr>
+                  <m:baseJc m:val="center"/>
+                  <m:plcHide m:val="on"/>
+                  <m:mcs>
+                    <m:mc>
+                      <m:mcPr>
+                        <m:mcJc m:val="center"/>
+                        <m:count m:val="1"/>
+                      </m:mcPr>
+                    </m:mc>
+                  </m:mcs>
+                </m:mPr>
+                <m:mr>
+                  <m:e>
+                    <m:sSup>
+                      <m:e>
+                        <m:sSub>
+                          <m:e>
+                            <m:acc>
+                              <m:accPr>
+                                <m:chr m:val="̃"/>
+                              </m:accPr>
+                              <m:e>
+                                <m:r>
+                                  <m:t>x</m:t>
+                                </m:r>
+                              </m:e>
+                            </m:acc>
+                          </m:e>
+                          <m:sub>
+                            <m:r>
+                              <m:t>1</m:t>
+                            </m:r>
+                          </m:sub>
+                        </m:sSub>
+                      </m:e>
+                      <m:sup>
+                        <m:r>
+                          <m:rPr>
+                            <m:sty m:val="p"/>
+                          </m:rPr>
+                          <m:t>⊤</m:t>
+                        </m:r>
+                      </m:sup>
+                    </m:sSup>
+                  </m:e>
+                </m:mr>
+                <m:mr>
+                  <m:e>
+                    <m:r>
+                      <m:rPr>
+                        <m:sty m:val="p"/>
+                      </m:rPr>
+                      <m:t>⋮</m:t>
+                    </m:r>
+                  </m:e>
+                </m:mr>
+                <m:mr>
+                  <m:e>
+                    <m:sSup>
+                      <m:e>
+                        <m:sSub>
+                          <m:e>
+                            <m:acc>
+                              <m:accPr>
+                                <m:chr m:val="̃"/>
+                              </m:accPr>
+                              <m:e>
+                                <m:r>
+                                  <m:t>x</m:t>
+                                </m:r>
+                              </m:e>
+                            </m:acc>
+                          </m:e>
+                          <m:sub>
+                            <m:r>
+                              <m:t>n</m:t>
+                            </m:r>
+                          </m:sub>
+                        </m:sSub>
+                      </m:e>
+                      <m:sup>
+                        <m:r>
+                          <m:rPr>
+                            <m:sty m:val="p"/>
+                          </m:rPr>
+                          <m:t>⊤</m:t>
+                        </m:r>
+                      </m:sup>
+                    </m:sSup>
+                  </m:e>
+                </m:mr>
+              </m:m>
+            </m:e>
+          </m:d>
+          <m:r>
+            <m:rPr>
+              <m:sty m:val="p"/>
+            </m:rPr>
+            <m:t>.</m:t>
+          </m:r>
+          <m:r>
+            <m:t>  </m:t>
+          </m:r>
+          <m:r>
+            <m:rPr>
+              <m:sty m:val="p"/>
+            </m:rPr>
+            <m:t>(</m:t>
+          </m:r>
+          <m:r>
+            <m:t>2</m:t>
+          </m:r>
+          <m:r>
+            <m:rPr>
+              <m:sty m:val="p"/>
+            </m:rPr>
+            <m:t>)</m:t>
+          </m:r>
+        </m:oMath>
+      </m:oMathPara>
+      <w:bookmarkEnd w:id="12"/>
+    </w:p>
+    <w:bookmarkEnd w:id="13"/>
+    <w:bookmarkStart w:id="15" w:name="def-outcome-vector"/>
+    <w:p>
+      <w:pPr>
+        <w:pStyle w:val="FirstParagraph"/>
+      </w:pPr>
+      <w:r>
+        <w:rPr>
+          <w:b/>
+          <w:bCs/>
+        </w:rPr>
+        <w:t xml:space="preserve">Definition 3 (Outcome vector)</w:t>
+      </w:r>
+      <w:r>
+        <w:t xml:space="preserve"> </w:t>
+      </w:r>
+      <w:r>
+        <w:t xml:space="preserve">The</w:t>
+      </w:r>
+      <w:r>
+        <w:t xml:space="preserve"> </w:t>
+      </w:r>
+      <w:r>
+        <w:rPr>
+          <w:b/>
+          <w:bCs/>
+        </w:rPr>
+        <w:t xml:space="preserve">outcome vector</w:t>
+      </w:r>
+      <w:r>
+        <w:t xml:space="preserve"> </w:t>
+      </w:r>
+      <m:oMath>
+        <m:acc>
+          <m:accPr>
+            <m:chr m:val="̃"/>
+          </m:accPr>
+          <m:e>
+            <m:r>
+              <m:t>y</m:t>
+            </m:r>
+          </m:e>
+        </m:acc>
+      </m:oMath>
+      <w:r>
+        <w:t xml:space="preserve"> </w:t>
+      </w:r>
+      <w:r>
+        <w:t xml:space="preserve">of a</w:t>
+      </w:r>
+      <w:r>
+        <w:t xml:space="preserve"> </w:t>
+      </w:r>
+      <w:hyperlink w:anchor="def-data-set">
+        <w:r>
+          <w:rPr>
+            <w:rStyle w:val="Hyperlink"/>
+          </w:rPr>
+          <w:t xml:space="preserve">data set</w:t>
+        </w:r>
+      </w:hyperlink>
+      <w:r>
+        <w:t xml:space="preserve"> </w:t>
+      </w:r>
+      <m:oMath>
+        <m:r>
+          <m:rPr>
+            <m:scr m:val="script"/>
+            <m:sty m:val="p"/>
+          </m:rPr>
+          <m:t>D</m:t>
+        </m:r>
+      </m:oMath>
+      <w:r>
+        <w:t xml:space="preserve"> </w:t>
+      </w:r>
+      <w:r>
+        <w:t xml:space="preserve">stacks its</w:t>
+      </w:r>
+      <w:r>
+        <w:t xml:space="preserve"> </w:t>
+      </w:r>
+      <m:oMath>
+        <m:r>
+          <m:t>n</m:t>
+        </m:r>
+      </m:oMath>
+      <w:r>
+        <w:t xml:space="preserve"> </w:t>
+      </w:r>
+      <w:r>
+        <w:t xml:space="preserve">outcomes</w:t>
+      </w:r>
+      <w:r>
+        <w:t xml:space="preserve"> </w:t>
+      </w:r>
+      <m:oMath>
+        <m:sSub>
+          <m:e>
+            <m:r>
+              <m:t>y</m:t>
+            </m:r>
+          </m:e>
+          <m:sub>
+            <m:r>
+              <m:t>i</m:t>
+            </m:r>
+          </m:sub>
+        </m:sSub>
+      </m:oMath>
+      <w:r>
+        <w:t xml:space="preserve">:</w:t>
+      </w:r>
+    </w:p>
+    <w:p>
+      <w:pPr>
+        <w:pStyle w:val="BodyText"/>
+      </w:pPr>
+      <w:bookmarkStart w:id="14" w:name="eq-outcome-vector"/>
+      <m:oMathPara>
+        <m:oMathParaPr>
+          <m:jc m:val="center"/>
+        </m:oMathParaPr>
+        <m:oMath>
+          <m:acc>
+            <m:accPr>
+              <m:chr m:val="̃"/>
+            </m:accPr>
+            <m:e>
+              <m:r>
+                <m:t>y</m:t>
+              </m:r>
+            </m:e>
+          </m:acc>
+          <m:r>
+            <m:rPr>
+              <m:sty m:val="p"/>
+            </m:rPr>
+            <m:t>=</m:t>
+          </m:r>
+          <m:d>
+            <m:dPr>
+              <m:begChr m:val="["/>
+              <m:sepChr m:val=""/>
+              <m:endChr m:val="]"/>
+              <m:grow/>
+            </m:dPr>
+            <m:e>
+              <m:m>
+                <m:mPr>
+                  <m:baseJc m:val="center"/>
+                  <m:plcHide m:val="on"/>
+                  <m:mcs>
+                    <m:mc>
+                      <m:mcPr>
+                        <m:mcJc m:val="center"/>
+                        <m:count m:val="1"/>
+                      </m:mcPr>
+                    </m:mc>
+                  </m:mcs>
+                </m:mPr>
+                <m:mr>
+                  <m:e>
+                    <m:sSub>
+                      <m:e>
+                        <m:r>
+                          <m:t>y</m:t>
+                        </m:r>
+                      </m:e>
+                      <m:sub>
+                        <m:r>
+                          <m:t>1</m:t>
+                        </m:r>
+                      </m:sub>
+                    </m:sSub>
+                  </m:e>
+                </m:mr>
+                <m:mr>
+                  <m:e>
+                    <m:r>
+                      <m:rPr>
+                        <m:sty m:val="p"/>
+                      </m:rPr>
+                      <m:t>⋮</m:t>
+                    </m:r>
+                  </m:e>
+                </m:mr>
+                <m:mr>
+                  <m:e>
+                    <m:sSub>
+                      <m:e>
+                        <m:r>
+                          <m:t>y</m:t>
+                        </m:r>
+                      </m:e>
+                      <m:sub>
+                        <m:r>
+                          <m:t>n</m:t>
+                        </m:r>
+                      </m:sub>
+                    </m:sSub>
+                  </m:e>
+                </m:mr>
+              </m:m>
+            </m:e>
+          </m:d>
+          <m:r>
+            <m:rPr>
+              <m:sty m:val="p"/>
+            </m:rPr>
+            <m:t>.</m:t>
+          </m:r>
+          <m:r>
+            <m:t>  </m:t>
+          </m:r>
+          <m:r>
+            <m:rPr>
+              <m:sty m:val="p"/>
+            </m:rPr>
+            <m:t>(</m:t>
+          </m:r>
+          <m:r>
+            <m:t>3</m:t>
+          </m:r>
+          <m:r>
+            <m:rPr>
+              <m:sty m:val="p"/>
+            </m:rPr>
+            <m:t>)</m:t>
+          </m:r>
+        </m:oMath>
+      </m:oMathPara>
+      <w:bookmarkEnd w:id="14"/>
+    </w:p>
+    <w:bookmarkEnd w:id="15"/>
+    <w:bookmarkStart w:id="16" w:name="exm-input-matrix"/>
+    <w:p>
+      <w:pPr>
+        <w:pStyle w:val="FirstParagraph"/>
+      </w:pPr>
+      <w:r>
+        <w:rPr>
+          <w:b/>
+          <w:bCs/>
+        </w:rPr>
+        <w:t xml:space="preserve">Example 1 (The input matrix and outcome vector of the first five cars)</w:t>
+      </w:r>
+      <w:r>
+        <w:t xml:space="preserve"> </w:t>
+      </w:r>
+      <w:r>
+        <w:t xml:space="preserve">In the</w:t>
+      </w:r>
+      <w:r>
+        <w:t xml:space="preserve"> </w:t>
+      </w:r>
+      <w:r>
+        <w:rPr>
+          <w:rStyle w:val="VerbatimChar"/>
+        </w:rPr>
+        <w:t xml:space="preserve">mtcars</w:t>
+      </w:r>
+      <w:r>
+        <w:t xml:space="preserve"> </w:t>
+      </w:r>
+      <w:r>
+        <w:t xml:space="preserve">data frame,</w:t>
+      </w:r>
+      <w:r>
+        <w:t xml:space="preserve"> </w:t>
+      </w:r>
+      <w:r>
+        <w:t xml:space="preserve">take the fuel economy</w:t>
+      </w:r>
+      <w:r>
+        <w:t xml:space="preserve"> </w:t>
+      </w:r>
+      <w:r>
+        <w:rPr>
+          <w:rStyle w:val="VerbatimChar"/>
+        </w:rPr>
+        <w:t xml:space="preserve">mpg</w:t>
+      </w:r>
+      <w:r>
+        <w:t xml:space="preserve"> </w:t>
+      </w:r>
+      <w:r>
+        <w:t xml:space="preserve">as the outcome</w:t>
+      </w:r>
+      <w:r>
+        <w:t xml:space="preserve"> </w:t>
+      </w:r>
+      <m:oMath>
+        <m:r>
+          <m:t>y</m:t>
+        </m:r>
+      </m:oMath>
+      <w:r>
+        <w:t xml:space="preserve"> </w:t>
+      </w:r>
+      <w:r>
+        <w:t xml:space="preserve">and the gross horsepower</w:t>
+      </w:r>
+      <w:r>
+        <w:t xml:space="preserve"> </w:t>
+      </w:r>
+      <w:r>
+        <w:rPr>
+          <w:rStyle w:val="VerbatimChar"/>
+        </w:rPr>
+        <w:t xml:space="preserve">hp</w:t>
+      </w:r>
+      <w:r>
+        <w:t xml:space="preserve"> </w:t>
+      </w:r>
+      <w:r>
+        <w:t xml:space="preserve">and weight</w:t>
+      </w:r>
+      <w:r>
+        <w:t xml:space="preserve"> </w:t>
+      </w:r>
+      <w:r>
+        <w:rPr>
+          <w:rStyle w:val="VerbatimChar"/>
+        </w:rPr>
+        <w:t xml:space="preserve">wt</w:t>
+      </w:r>
+      <w:r>
+        <w:t xml:space="preserve"> </w:t>
+      </w:r>
+      <w:r>
+        <w:t xml:space="preserve">as the</w:t>
+      </w:r>
+      <w:r>
+        <w:t xml:space="preserve"> </w:t>
+      </w:r>
+      <m:oMath>
+        <m:r>
+          <m:t>p</m:t>
+        </m:r>
+        <m:r>
+          <m:rPr>
+            <m:sty m:val="p"/>
+          </m:rPr>
+          <m:t>=</m:t>
+        </m:r>
+        <m:r>
+          <m:t>2</m:t>
+        </m:r>
+      </m:oMath>
+      <w:r>
+        <w:t xml:space="preserve"> </w:t>
+      </w:r>
+      <w:r>
+        <w:t xml:space="preserve">inputs.</w:t>
+      </w:r>
+      <w:r>
+        <w:t xml:space="preserve"> </w:t>
+      </w:r>
+      <w:r>
+        <w:t xml:space="preserve">The first five cars give a</w:t>
+      </w:r>
+      <w:r>
+        <w:t xml:space="preserve"> </w:t>
+      </w:r>
+      <w:hyperlink w:anchor="def-data-set">
+        <w:r>
+          <w:rPr>
+            <w:rStyle w:val="Hyperlink"/>
+          </w:rPr>
+          <w:t xml:space="preserve">data set</w:t>
+        </w:r>
+      </w:hyperlink>
+      <w:r>
+        <w:t xml:space="preserve"> </w:t>
+      </w:r>
+      <w:r>
+        <w:t xml:space="preserve">of</w:t>
+      </w:r>
+      <w:r>
+        <w:t xml:space="preserve"> </w:t>
+      </w:r>
+      <m:oMath>
+        <m:r>
+          <m:t>n</m:t>
+        </m:r>
+        <m:r>
+          <m:rPr>
+            <m:sty m:val="p"/>
+          </m:rPr>
+          <m:t>=</m:t>
+        </m:r>
+        <m:r>
+          <m:t>5</m:t>
+        </m:r>
+      </m:oMath>
+      <w:r>
+        <w:t xml:space="preserve"> </w:t>
+      </w:r>
+      <w:r>
+        <w:t xml:space="preserve">observations.</w:t>
+      </w:r>
+    </w:p>
+    <w:p>
+      <w:pPr>
+        <w:pStyle w:val="SourceCode"/>
+      </w:pPr>
+      <w:r>
+        <w:rPr>
+          <w:rStyle w:val="CommentTok"/>
+        </w:rPr>
+        <w:t xml:space="preserve"># take the first five cars from the mtcars data frame</w:t>
+      </w:r>
+      <w:r>
+        <w:br/>
+      </w:r>
+      <w:r>
+        <w:rPr>
+          <w:rStyle w:val="NormalTok"/>
+        </w:rPr>
+        <w:t xml:space="preserve">cars5 </w:t>
+      </w:r>
+      <w:r>
+        <w:rPr>
+          <w:rStyle w:val="OtherTok"/>
+        </w:rPr>
+        <w:t xml:space="preserve">&lt;-</w:t>
+      </w:r>
+      <w:r>
+        <w:rPr>
+          <w:rStyle w:val="NormalTok"/>
+        </w:rPr>
+        <w:t xml:space="preserve"> </w:t>
+      </w:r>
+      <w:r>
+        <w:rPr>
+          <w:rStyle w:val="FunctionTok"/>
+        </w:rPr>
+        <w:t xml:space="preserve">head</w:t>
+      </w:r>
+      <w:r>
+        <w:rPr>
+          <w:rStyle w:val="NormalTok"/>
+        </w:rPr>
+        <w:t xml:space="preserve">(mtcars, </w:t>
+      </w:r>
+      <w:r>
+        <w:rPr>
+          <w:rStyle w:val="DecValTok"/>
+        </w:rPr>
+        <w:t xml:space="preserve">5</w:t>
+      </w:r>
+      <w:r>
+        <w:rPr>
+          <w:rStyle w:val="NormalTok"/>
+        </w:rPr>
+        <w:t xml:space="preserve">)</w:t>
+      </w:r>
+      <w:r>
+        <w:br/>
+      </w:r>
+      <w:r>
+        <w:br/>
+      </w:r>
+      <w:r>
+        <w:rPr>
+          <w:rStyle w:val="CommentTok"/>
+        </w:rPr>
+        <w:t xml:space="preserve"># stack the two inputs as columns, one row per car</w:t>
+      </w:r>
+      <w:r>
+        <w:br/>
+      </w:r>
+      <w:r>
+        <w:rPr>
+          <w:rStyle w:val="NormalTok"/>
+        </w:rPr>
+        <w:t xml:space="preserve">X_cars5 </w:t>
+      </w:r>
+      <w:r>
+        <w:rPr>
+          <w:rStyle w:val="OtherTok"/>
+        </w:rPr>
+        <w:t xml:space="preserve">&lt;-</w:t>
+      </w:r>
+      <w:r>
+        <w:rPr>
+          <w:rStyle w:val="NormalTok"/>
+        </w:rPr>
+        <w:t xml:space="preserve"> </w:t>
+      </w:r>
+      <w:r>
+        <w:rPr>
+          <w:rStyle w:val="FunctionTok"/>
+        </w:rPr>
+        <w:t xml:space="preserve">as.matrix</w:t>
+      </w:r>
+      <w:r>
+        <w:rPr>
+          <w:rStyle w:val="NormalTok"/>
+        </w:rPr>
+        <w:t xml:space="preserve">(cars5[, </w:t>
+      </w:r>
+      <w:r>
+        <w:rPr>
+          <w:rStyle w:val="FunctionTok"/>
+        </w:rPr>
+        <w:t xml:space="preserve">c</w:t>
+      </w:r>
+      <w:r>
+        <w:rPr>
+          <w:rStyle w:val="NormalTok"/>
+        </w:rPr>
+        <w:t xml:space="preserve">(</w:t>
+      </w:r>
+      <w:r>
+        <w:rPr>
+          <w:rStyle w:val="StringTok"/>
+        </w:rPr>
+        <w:t xml:space="preserve">"hp"</w:t>
+      </w:r>
+      <w:r>
+        <w:rPr>
+          <w:rStyle w:val="NormalTok"/>
+        </w:rPr>
+        <w:t xml:space="preserve">, </w:t>
+      </w:r>
+      <w:r>
+        <w:rPr>
+          <w:rStyle w:val="StringTok"/>
+        </w:rPr>
+        <w:t xml:space="preserve">"wt"</w:t>
+      </w:r>
+      <w:r>
+        <w:rPr>
+          <w:rStyle w:val="NormalTok"/>
+        </w:rPr>
+        <w:t xml:space="preserve">)])</w:t>
+      </w:r>
+      <w:r>
+        <w:br/>
+      </w:r>
+      <w:r>
+        <w:br/>
+      </w:r>
+      <w:r>
+        <w:rPr>
+          <w:rStyle w:val="CommentTok"/>
+        </w:rPr>
+        <w:t xml:space="preserve"># stack the outcomes into one vector</w:t>
+      </w:r>
+      <w:r>
+        <w:br/>
+      </w:r>
+      <w:r>
+        <w:rPr>
+          <w:rStyle w:val="NormalTok"/>
+        </w:rPr>
+        <w:t xml:space="preserve">y_cars5 </w:t>
+      </w:r>
+      <w:r>
+        <w:rPr>
+          <w:rStyle w:val="OtherTok"/>
+        </w:rPr>
+        <w:t xml:space="preserve">&lt;-</w:t>
+      </w:r>
+      <w:r>
+        <w:rPr>
+          <w:rStyle w:val="NormalTok"/>
+        </w:rPr>
+        <w:t xml:space="preserve"> cars5</w:t>
+      </w:r>
+      <w:r>
+        <w:rPr>
+          <w:rStyle w:val="SpecialCharTok"/>
+        </w:rPr>
+        <w:t xml:space="preserve">$</w:t>
+      </w:r>
+      <w:r>
+        <w:rPr>
+          <w:rStyle w:val="NormalTok"/>
+        </w:rPr>
+        <w:t xml:space="preserve">mpg</w:t>
+      </w:r>
+      <w:r>
+        <w:br/>
+      </w:r>
+      <w:r>
+        <w:br/>
+      </w:r>
+      <w:r>
+        <w:rPr>
+          <w:rStyle w:val="CommentTok"/>
+        </w:rPr>
+        <w:t xml:space="preserve"># show the input matrix and the outcome vector side by side</w:t>
+      </w:r>
+      <w:r>
+        <w:br/>
+      </w:r>
+      <w:r>
+        <w:rPr>
+          <w:rStyle w:val="FunctionTok"/>
+        </w:rPr>
+        <w:t xml:space="preserve">cbind</w:t>
+      </w:r>
+      <w:r>
+        <w:rPr>
+          <w:rStyle w:val="NormalTok"/>
+        </w:rPr>
+        <w:t xml:space="preserve">(X_cars5, </w:t>
+      </w:r>
+      <w:r>
+        <w:rPr>
+          <w:rStyle w:val="AttributeTok"/>
+        </w:rPr>
+        <w:t xml:space="preserve">mpg =</w:t>
+      </w:r>
+      <w:r>
+        <w:rPr>
+          <w:rStyle w:val="NormalTok"/>
+        </w:rPr>
+        <w:t xml:space="preserve"> y_cars5)</w:t>
+      </w:r>
+      <w:r>
+        <w:br/>
+      </w:r>
+      <w:r>
+        <w:rPr>
+          <w:rStyle w:val="CommentTok"/>
+        </w:rPr>
+        <w:t xml:space="preserve">#&gt;                    hp    wt  mpg</w:t>
+      </w:r>
+      <w:r>
+        <w:br/>
+      </w:r>
+      <w:r>
+        <w:rPr>
+          <w:rStyle w:val="CommentTok"/>
+        </w:rPr>
+        <w:t xml:space="preserve">#&gt; Mazda RX4         110 2.620 21.0</w:t>
+      </w:r>
+      <w:r>
+        <w:br/>
+      </w:r>
+      <w:r>
+        <w:rPr>
+          <w:rStyle w:val="CommentTok"/>
+        </w:rPr>
+        <w:t xml:space="preserve">#&gt; Mazda RX4 Wag     110 2.875 21.0</w:t>
+      </w:r>
+      <w:r>
+        <w:br/>
+      </w:r>
+      <w:r>
+        <w:rPr>
+          <w:rStyle w:val="CommentTok"/>
+        </w:rPr>
+        <w:t xml:space="preserve">#&gt; Datsun 710         93 2.320 22.8</w:t>
+      </w:r>
+      <w:r>
+        <w:br/>
+      </w:r>
+      <w:r>
+        <w:rPr>
+          <w:rStyle w:val="CommentTok"/>
+        </w:rPr>
+        <w:t xml:space="preserve">#&gt; Hornet 4 Drive    110 3.215 21.4</w:t>
+      </w:r>
+      <w:r>
+        <w:br/>
+      </w:r>
+      <w:r>
+        <w:rPr>
+          <w:rStyle w:val="CommentTok"/>
+        </w:rPr>
+        <w:t xml:space="preserve">#&gt; Hornet Sportabout 175 3.440 18.7</w:t>
+      </w:r>
+    </w:p>
+    <w:p>
+      <w:pPr>
+        <w:pStyle w:val="FirstParagraph"/>
+      </w:pPr>
+      <w:r>
+        <w:t xml:space="preserve">The</w:t>
+      </w:r>
+      <w:r>
+        <w:t xml:space="preserve"> </w:t>
+      </w:r>
+      <w:hyperlink w:anchor="def-input-matrix">
+        <w:r>
+          <w:rPr>
+            <w:rStyle w:val="Hyperlink"/>
+          </w:rPr>
+          <w:t xml:space="preserve">input matrix</w:t>
+        </w:r>
+      </w:hyperlink>
+      <w:r>
+        <w:t xml:space="preserve"> </w:t>
+      </w:r>
+      <w:r>
+        <w:rPr>
+          <w:rStyle w:val="VerbatimChar"/>
+        </w:rPr>
+        <w:t xml:space="preserve">X_cars5</w:t>
+      </w:r>
+      <w:r>
+        <w:t xml:space="preserve"> </w:t>
+      </w:r>
+      <w:r>
+        <w:t xml:space="preserve">has 5 rows, one per car,</w:t>
+      </w:r>
+      <w:r>
+        <w:t xml:space="preserve"> </w:t>
+      </w:r>
+      <w:r>
+        <w:t xml:space="preserve">and 2 columns, one per input variable.</w:t>
+      </w:r>
+      <w:r>
+        <w:t xml:space="preserve"> </w:t>
+      </w:r>
+      <w:r>
+        <w:t xml:space="preserve">The</w:t>
+      </w:r>
+      <w:r>
+        <w:t xml:space="preserve"> </w:t>
+      </w:r>
+      <w:hyperlink w:anchor="def-outcome-vector">
+        <w:r>
+          <w:rPr>
+            <w:rStyle w:val="Hyperlink"/>
+          </w:rPr>
+          <w:t xml:space="preserve">outcome vector</w:t>
+        </w:r>
+      </w:hyperlink>
+      <w:r>
+        <w:t xml:space="preserve"> </w:t>
+      </w:r>
+      <w:r>
+        <w:rPr>
+          <w:rStyle w:val="VerbatimChar"/>
+        </w:rPr>
+        <w:t xml:space="preserve">y_cars5</w:t>
+      </w:r>
+      <w:r>
+        <w:t xml:space="preserve"> </w:t>
+      </w:r>
+      <w:r>
+        <w:t xml:space="preserve">has 5 entries, one per car.</w:t>
+      </w:r>
+    </w:p>
+    <w:bookmarkEnd w:id="16"/>
+    <w:bookmarkEnd w:id="17"/>
+    <w:bookmarkStart w:id="47" w:name="sec-prediction-rules"/>
+    <w:p>
+      <w:pPr>
+        <w:pStyle w:val="Heading2"/>
+      </w:pPr>
+      <w:r>
+        <w:t xml:space="preserve">2 Fitting and scoring prediction rules</w:t>
+      </w:r>
+    </w:p>
+    <w:bookmarkStart w:id="23" w:name="def-fitting-procedure"/>
+    <w:p>
+      <w:pPr>
+        <w:pStyle w:val="FirstParagraph"/>
+      </w:pPr>
+      <w:r>
+        <w:rPr>
+          <w:b/>
+          <w:bCs/>
+        </w:rPr>
+        <w:t xml:space="preserve">Definition 4 (Fitting procedure)</w:t>
       </w:r>
       <w:r>
         <w:t xml:space="preserve"> </w:t>
@@ -188,7 +1706,7 @@
       <w:r>
         <w:t xml:space="preserve"> </w:t>
       </w:r>
-      <w:hyperlink r:id="rId9">
+      <w:hyperlink r:id="rId18">
         <w:r>
           <w:rPr>
             <w:rStyle w:val="Hyperlink"/>
@@ -218,7 +1736,7 @@
       <w:pPr>
         <w:pStyle w:val="BodyText"/>
       </w:pPr>
-      <w:bookmarkStart w:id="10" w:name="eq-fitting-procedure"/>
+      <w:bookmarkStart w:id="19" w:name="eq-fitting-procedure"/>
       <m:oMathPara>
         <m:oMathParaPr>
           <m:jc m:val="center"/>
@@ -451,7 +1969,7 @@
             <m:t>(</m:t>
           </m:r>
           <m:r>
-            <m:t>1</m:t>
+            <m:t>4</m:t>
           </m:r>
           <m:r>
             <m:rPr>
@@ -461,7 +1979,7 @@
           </m:r>
         </m:oMath>
       </m:oMathPara>
-      <w:bookmarkEnd w:id="10"/>
+      <w:bookmarkEnd w:id="19"/>
     </w:p>
     <w:tbl>
       <w:tblPr>
@@ -504,18 +2022,18 @@
                 <wp:inline>
                   <wp:extent cx="152400" cy="152400"/>
                   <wp:effectExtent b="0" l="0" r="0" t="0"/>
-                  <wp:docPr descr="" title="" id="12" name="Picture"/>
+                  <wp:docPr descr="" title="" id="21" name="Picture"/>
                   <a:graphic>
                     <a:graphicData uri="http://schemas.openxmlformats.org/drawingml/2006/picture">
                       <pic:pic>
                         <pic:nvPicPr>
-                          <pic:cNvPr descr="/opt/quarto/share/formats/docx/note.png" id="13" name="Picture"/>
+                          <pic:cNvPr descr="/opt/quarto/share/formats/docx/note.png" id="22" name="Picture"/>
                           <pic:cNvPicPr>
                             <a:picLocks noChangeArrowheads="1" noChangeAspect="1"/>
                           </pic:cNvPicPr>
                         </pic:nvPicPr>
                         <pic:blipFill>
-                          <a:blip r:embed="rId11"/>
+                          <a:blip r:embed="rId20"/>
                           <a:stretch>
                             <a:fillRect/>
                           </a:stretch>
@@ -591,7 +2109,7 @@
             <w:r>
               <w:t xml:space="preserve"> </w:t>
             </w:r>
-            <w:hyperlink r:id="rId9">
+            <w:hyperlink r:id="rId18">
               <w:r>
                 <w:rPr>
                   <w:rStyle w:val="Hyperlink"/>
@@ -637,8 +2155,8 @@
         </w:tc>
       </w:tr>
     </w:tbl>
-    <w:bookmarkEnd w:id="14"/>
-    <w:bookmarkStart w:id="18" w:name="def-training-set"/>
+    <w:bookmarkEnd w:id="23"/>
+    <w:bookmarkStart w:id="27" w:name="def-training-set"/>
     <w:p>
       <w:pPr>
         <w:pStyle w:val="BodyText"/>
@@ -648,7 +2166,7 @@
           <w:b/>
           <w:bCs/>
         </w:rPr>
-        <w:t xml:space="preserve">Definition 2 (Training set)</w:t>
+        <w:t xml:space="preserve">Definition 5 (Training set)</w:t>
       </w:r>
       <w:r>
         <w:t xml:space="preserve"> </w:t>
@@ -748,7 +2266,7 @@
       <w:pPr>
         <w:pStyle w:val="BodyText"/>
       </w:pPr>
-      <w:bookmarkStart w:id="15" w:name="eq-training-set"/>
+      <w:bookmarkStart w:id="24" w:name="eq-training-set"/>
       <m:oMathPara>
         <m:oMathParaPr>
           <m:jc m:val="center"/>
@@ -812,9 +2330,16 @@
               </m:r>
               <m:sSub>
                 <m:e>
-                  <m:r>
-                    <m:t>x</m:t>
-                  </m:r>
+                  <m:acc>
+                    <m:accPr>
+                      <m:chr m:val="̃"/>
+                    </m:accPr>
+                    <m:e>
+                      <m:r>
+                        <m:t>x</m:t>
+                      </m:r>
+                    </m:e>
+                  </m:acc>
                 </m:e>
                 <m:sub>
                   <m:r>
@@ -922,7 +2447,7 @@
             <m:t>(</m:t>
           </m:r>
           <m:r>
-            <m:t>2</m:t>
+            <m:t>5</m:t>
           </m:r>
           <m:r>
             <m:rPr>
@@ -932,7 +2457,7 @@
           </m:r>
         </m:oMath>
       </m:oMathPara>
-      <w:bookmarkEnd w:id="15"/>
+      <w:bookmarkEnd w:id="24"/>
     </w:p>
     <w:tbl>
       <w:tblPr>
@@ -975,18 +2500,18 @@
                 <wp:inline>
                   <wp:extent cx="152400" cy="152400"/>
                   <wp:effectExtent b="0" l="0" r="0" t="0"/>
-                  <wp:docPr descr="" title="" id="16" name="Picture"/>
+                  <wp:docPr descr="" title="" id="25" name="Picture"/>
                   <a:graphic>
                     <a:graphicData uri="http://schemas.openxmlformats.org/drawingml/2006/picture">
                       <pic:pic>
                         <pic:nvPicPr>
-                          <pic:cNvPr descr="/opt/quarto/share/formats/docx/note.png" id="17" name="Picture"/>
+                          <pic:cNvPr descr="/opt/quarto/share/formats/docx/note.png" id="26" name="Picture"/>
                           <pic:cNvPicPr>
                             <a:picLocks noChangeArrowheads="1" noChangeAspect="1"/>
                           </pic:cNvPicPr>
                         </pic:nvPicPr>
                         <pic:blipFill>
-                          <a:blip r:embed="rId11"/>
+                          <a:blip r:embed="rId20"/>
                           <a:stretch>
                             <a:fillRect/>
                           </a:stretch>
@@ -1068,8 +2593,8 @@
         </w:tc>
       </w:tr>
     </w:tbl>
-    <w:bookmarkEnd w:id="18"/>
-    <w:bookmarkStart w:id="20" w:name="def-prediction-rule"/>
+    <w:bookmarkEnd w:id="27"/>
+    <w:bookmarkStart w:id="29" w:name="def-prediction-rule"/>
     <w:p>
       <w:pPr>
         <w:pStyle w:val="BodyText"/>
@@ -1079,7 +2604,7 @@
           <w:b/>
           <w:bCs/>
         </w:rPr>
-        <w:t xml:space="preserve">Definition 3 (Prediction rule)</w:t>
+        <w:t xml:space="preserve">Definition 6 (Prediction rule)</w:t>
       </w:r>
       <w:r>
         <w:t xml:space="preserve"> </w:t>
@@ -1202,7 +2727,7 @@
       <w:r>
         <w:t xml:space="preserve"> </w:t>
       </w:r>
-      <w:hyperlink r:id="rId9">
+      <w:hyperlink r:id="rId18">
         <w:r>
           <w:rPr>
             <w:rStyle w:val="Hyperlink"/>
@@ -1277,7 +2802,7 @@
       <w:pPr>
         <w:pStyle w:val="BodyText"/>
       </w:pPr>
-      <w:bookmarkStart w:id="19" w:name="eq-prediction-rule"/>
+      <w:bookmarkStart w:id="28" w:name="eq-prediction-rule"/>
       <m:oMathPara>
         <m:oMathParaPr>
           <m:jc m:val="center"/>
@@ -1372,7 +2897,7 @@
             <m:t>(</m:t>
           </m:r>
           <m:r>
-            <m:t>3</m:t>
+            <m:t>6</m:t>
           </m:r>
           <m:r>
             <m:rPr>
@@ -1382,10 +2907,10 @@
           </m:r>
         </m:oMath>
       </m:oMathPara>
-      <w:bookmarkEnd w:id="19"/>
+      <w:bookmarkEnd w:id="28"/>
     </w:p>
-    <w:bookmarkEnd w:id="20"/>
-    <w:bookmarkStart w:id="25" w:name="def-generalization-error"/>
+    <w:bookmarkEnd w:id="29"/>
+    <w:bookmarkStart w:id="34" w:name="def-generalization-error"/>
     <w:p>
       <w:pPr>
         <w:pStyle w:val="FirstParagraph"/>
@@ -1395,7 +2920,7 @@
           <w:b/>
           <w:bCs/>
         </w:rPr>
-        <w:t xml:space="preserve">Definition 4 (Generalization error)</w:t>
+        <w:t xml:space="preserve">Definition 7 (Generalization error)</w:t>
       </w:r>
       <w:r>
         <w:t xml:space="preserve"> </w:t>
@@ -1496,7 +3021,7 @@
       <w:r>
         <w:t xml:space="preserve"> </w:t>
       </w:r>
-      <w:hyperlink r:id="rId21">
+      <w:hyperlink r:id="rId30">
         <w:r>
           <w:rPr>
             <w:rStyle w:val="Hyperlink"/>
@@ -1639,7 +3164,7 @@
       <w:pPr>
         <w:pStyle w:val="BodyText"/>
       </w:pPr>
-      <w:bookmarkStart w:id="22" w:name="eq-generalization-error"/>
+      <w:bookmarkStart w:id="31" w:name="eq-generalization-error"/>
       <m:oMathPara>
         <m:oMathParaPr>
           <m:jc m:val="center"/>
@@ -1843,7 +3368,7 @@
             <m:t>(</m:t>
           </m:r>
           <m:r>
-            <m:t>4</m:t>
+            <m:t>7</m:t>
           </m:r>
           <m:r>
             <m:rPr>
@@ -1853,7 +3378,7 @@
           </m:r>
         </m:oMath>
       </m:oMathPara>
-      <w:bookmarkEnd w:id="22"/>
+      <w:bookmarkEnd w:id="31"/>
     </w:p>
     <w:tbl>
       <w:tblPr>
@@ -1896,18 +3421,18 @@
                 <wp:inline>
                   <wp:extent cx="152400" cy="152400"/>
                   <wp:effectExtent b="0" l="0" r="0" t="0"/>
-                  <wp:docPr descr="" title="" id="23" name="Picture"/>
+                  <wp:docPr descr="" title="" id="32" name="Picture"/>
                   <a:graphic>
                     <a:graphicData uri="http://schemas.openxmlformats.org/drawingml/2006/picture">
                       <pic:pic>
                         <pic:nvPicPr>
-                          <pic:cNvPr descr="/opt/quarto/share/formats/docx/note.png" id="24" name="Picture"/>
+                          <pic:cNvPr descr="/opt/quarto/share/formats/docx/note.png" id="33" name="Picture"/>
                           <pic:cNvPicPr>
                             <a:picLocks noChangeArrowheads="1" noChangeAspect="1"/>
                           </pic:cNvPicPr>
                         </pic:nvPicPr>
                         <pic:blipFill>
-                          <a:blip r:embed="rId11"/>
+                          <a:blip r:embed="rId20"/>
                           <a:stretch>
                             <a:fillRect/>
                           </a:stretch>
@@ -1992,8 +3517,8 @@
         </w:tc>
       </w:tr>
     </w:tbl>
-    <w:bookmarkEnd w:id="25"/>
-    <w:bookmarkStart w:id="29" w:name="def-held-out-set"/>
+    <w:bookmarkEnd w:id="34"/>
+    <w:bookmarkStart w:id="38" w:name="def-held-out-set"/>
     <w:p>
       <w:pPr>
         <w:pStyle w:val="BodyText"/>
@@ -2003,7 +3528,7 @@
           <w:b/>
           <w:bCs/>
         </w:rPr>
-        <w:t xml:space="preserve">Definition 5 (Held-out set)</w:t>
+        <w:t xml:space="preserve">Definition 8 (Held-out set)</w:t>
       </w:r>
       <w:r>
         <w:t xml:space="preserve"> </w:t>
@@ -2183,7 +3708,7 @@
       <w:pPr>
         <w:pStyle w:val="BodyText"/>
       </w:pPr>
-      <w:bookmarkStart w:id="26" w:name="eq-held-out-set"/>
+      <w:bookmarkStart w:id="35" w:name="eq-held-out-set"/>
       <m:oMathPara>
         <m:oMathParaPr>
           <m:jc m:val="center"/>
@@ -2371,7 +3896,7 @@
             <m:t>(</m:t>
           </m:r>
           <m:r>
-            <m:t>5</m:t>
+            <m:t>8</m:t>
           </m:r>
           <m:r>
             <m:rPr>
@@ -2381,7 +3906,7 @@
           </m:r>
         </m:oMath>
       </m:oMathPara>
-      <w:bookmarkEnd w:id="26"/>
+      <w:bookmarkEnd w:id="35"/>
     </w:p>
     <w:tbl>
       <w:tblPr>
@@ -2424,18 +3949,18 @@
                 <wp:inline>
                   <wp:extent cx="152400" cy="152400"/>
                   <wp:effectExtent b="0" l="0" r="0" t="0"/>
-                  <wp:docPr descr="" title="" id="27" name="Picture"/>
+                  <wp:docPr descr="" title="" id="36" name="Picture"/>
                   <a:graphic>
                     <a:graphicData uri="http://schemas.openxmlformats.org/drawingml/2006/picture">
                       <pic:pic>
                         <pic:nvPicPr>
-                          <pic:cNvPr descr="/opt/quarto/share/formats/docx/note.png" id="28" name="Picture"/>
+                          <pic:cNvPr descr="/opt/quarto/share/formats/docx/note.png" id="37" name="Picture"/>
                           <pic:cNvPicPr>
                             <a:picLocks noChangeArrowheads="1" noChangeAspect="1"/>
                           </pic:cNvPicPr>
                         </pic:nvPicPr>
                         <pic:blipFill>
-                          <a:blip r:embed="rId11"/>
+                          <a:blip r:embed="rId20"/>
                           <a:stretch>
                             <a:fillRect/>
                           </a:stretch>
@@ -2502,8 +4027,8 @@
         </w:tc>
       </w:tr>
     </w:tbl>
-    <w:bookmarkEnd w:id="29"/>
-    <w:bookmarkStart w:id="32" w:name="def-prediction-rmse"/>
+    <w:bookmarkEnd w:id="38"/>
+    <w:bookmarkStart w:id="41" w:name="def-prediction-rmse"/>
     <w:p>
       <w:pPr>
         <w:pStyle w:val="BodyText"/>
@@ -2513,7 +4038,7 @@
           <w:b/>
           <w:bCs/>
         </w:rPr>
-        <w:t xml:space="preserve">Definition 6 (Root mean squared error of predictions)</w:t>
+        <w:t xml:space="preserve">Definition 9 (Root mean squared error of predictions)</w:t>
       </w:r>
       <w:r>
         <w:t xml:space="preserve"> </w:t>
@@ -2660,7 +4185,7 @@
       <w:r>
         <w:t xml:space="preserve"> </w:t>
       </w:r>
-      <w:hyperlink r:id="rId30">
+      <w:hyperlink r:id="rId39">
         <w:r>
           <w:rPr>
             <w:rStyle w:val="Hyperlink"/>
@@ -2676,7 +4201,7 @@
       <w:pPr>
         <w:pStyle w:val="BodyText"/>
       </w:pPr>
-      <w:bookmarkStart w:id="31" w:name="eq-prediction-rmse"/>
+      <w:bookmarkStart w:id="40" w:name="eq-prediction-rmse"/>
       <m:oMathPara>
         <m:oMathParaPr>
           <m:jc m:val="center"/>
@@ -2789,7 +4314,7 @@
             <m:t>(</m:t>
           </m:r>
           <m:r>
-            <m:t>6</m:t>
+            <m:t>9</m:t>
           </m:r>
           <m:r>
             <m:rPr>
@@ -2799,10 +4324,10 @@
           </m:r>
         </m:oMath>
       </m:oMathPara>
-      <w:bookmarkEnd w:id="31"/>
+      <w:bookmarkEnd w:id="40"/>
     </w:p>
-    <w:bookmarkEnd w:id="32"/>
-    <w:bookmarkStart w:id="37" w:name="def-training-mse"/>
+    <w:bookmarkEnd w:id="41"/>
+    <w:bookmarkStart w:id="46" w:name="def-training-mse"/>
     <w:p>
       <w:pPr>
         <w:pStyle w:val="FirstParagraph"/>
@@ -2812,7 +4337,7 @@
           <w:b/>
           <w:bCs/>
         </w:rPr>
-        <w:t xml:space="preserve">Definition 7 (Training error)</w:t>
+        <w:t xml:space="preserve">Definition 10 (Training error)</w:t>
       </w:r>
       <w:r>
         <w:t xml:space="preserve"> </w:t>
@@ -2913,7 +4438,7 @@
       <w:r>
         <w:t xml:space="preserve"> </w:t>
       </w:r>
-      <w:hyperlink r:id="rId30">
+      <w:hyperlink r:id="rId39">
         <w:r>
           <w:rPr>
             <w:rStyle w:val="Hyperlink"/>
@@ -2930,7 +4455,7 @@
       <w:r>
         <w:t xml:space="preserve"> </w:t>
       </w:r>
-      <w:hyperlink r:id="rId33">
+      <w:hyperlink r:id="rId42">
         <w:r>
           <w:rPr>
             <w:rStyle w:val="Hyperlink"/>
@@ -3016,7 +4541,7 @@
       <w:pPr>
         <w:pStyle w:val="BodyText"/>
       </w:pPr>
-      <w:bookmarkStart w:id="34" w:name="eq-training-mse"/>
+      <w:bookmarkStart w:id="43" w:name="eq-training-mse"/>
       <m:oMathPara>
         <m:oMathParaPr>
           <m:jc m:val="center"/>
@@ -3176,7 +4701,7 @@
             <m:t>(</m:t>
           </m:r>
           <m:r>
-            <m:t>7</m:t>
+            <m:t>10</m:t>
           </m:r>
           <m:r>
             <m:rPr>
@@ -3186,7 +4711,7 @@
           </m:r>
         </m:oMath>
       </m:oMathPara>
-      <w:bookmarkEnd w:id="34"/>
+      <w:bookmarkEnd w:id="43"/>
     </w:p>
     <w:tbl>
       <w:tblPr>
@@ -3229,18 +4754,18 @@
                 <wp:inline>
                   <wp:extent cx="152400" cy="152400"/>
                   <wp:effectExtent b="0" l="0" r="0" t="0"/>
-                  <wp:docPr descr="" title="" id="35" name="Picture"/>
+                  <wp:docPr descr="" title="" id="44" name="Picture"/>
                   <a:graphic>
                     <a:graphicData uri="http://schemas.openxmlformats.org/drawingml/2006/picture">
                       <pic:pic>
                         <pic:nvPicPr>
-                          <pic:cNvPr descr="/opt/quarto/share/formats/docx/note.png" id="36" name="Picture"/>
+                          <pic:cNvPr descr="/opt/quarto/share/formats/docx/note.png" id="45" name="Picture"/>
                           <pic:cNvPicPr>
                             <a:picLocks noChangeArrowheads="1" noChangeAspect="1"/>
                           </pic:cNvPicPr>
                         </pic:nvPicPr>
                         <pic:blipFill>
-                          <a:blip r:embed="rId11"/>
+                          <a:blip r:embed="rId20"/>
                           <a:stretch>
                             <a:fillRect/>
                           </a:stretch>
@@ -3332,18 +4857,18 @@
         </w:tc>
       </w:tr>
     </w:tbl>
-    <w:bookmarkEnd w:id="37"/>
-    <w:bookmarkEnd w:id="38"/>
-    <w:bookmarkStart w:id="43" w:name="overfitting"/>
+    <w:bookmarkEnd w:id="46"/>
+    <w:bookmarkEnd w:id="47"/>
+    <w:bookmarkStart w:id="52" w:name="overfitting"/>
     <w:p>
       <w:pPr>
         <w:pStyle w:val="Heading2"/>
       </w:pPr>
       <w:r>
-        <w:t xml:space="preserve">2 Overfitting</w:t>
+        <w:t xml:space="preserve">3 Overfitting</w:t>
       </w:r>
     </w:p>
-    <w:bookmarkStart w:id="39" w:name="exr-overfitting"/>
+    <w:bookmarkStart w:id="48" w:name="exr-overfitting"/>
     <w:p>
       <w:pPr>
         <w:pStyle w:val="FirstParagraph"/>
@@ -3556,8 +5081,8 @@
         <w:t xml:space="preserve">improve predictions for the held-out cars?</w:t>
       </w:r>
     </w:p>
-    <w:bookmarkEnd w:id="39"/>
-    <w:bookmarkStart w:id="40" w:name="sol-overfitting"/>
+    <w:bookmarkEnd w:id="48"/>
+    <w:bookmarkStart w:id="49" w:name="sol-overfitting"/>
     <w:p>
       <w:pPr>
         <w:pStyle w:val="FirstParagraph"/>
@@ -4780,8 +6305,8 @@
         <w:t xml:space="preserve">there the held-out RMSE also falls.</w:t>
       </w:r>
     </w:p>
-    <w:bookmarkEnd w:id="40"/>
-    <w:bookmarkStart w:id="41" w:name="def-overfitting"/>
+    <w:bookmarkEnd w:id="49"/>
+    <w:bookmarkStart w:id="50" w:name="def-overfitting"/>
     <w:p>
       <w:pPr>
         <w:pStyle w:val="FirstParagraph"/>
@@ -4791,7 +6316,7 @@
           <w:b/>
           <w:bCs/>
         </w:rPr>
-        <w:t xml:space="preserve">Definition 8 (Overfitting)</w:t>
+        <w:t xml:space="preserve">Definition 11 (Overfitting)</w:t>
       </w:r>
       <w:r>
         <w:t xml:space="preserve"> </w:t>
@@ -4850,8 +6375,8 @@
         <w:t xml:space="preserve">but predicts poorly for new observations.</w:t>
       </w:r>
     </w:p>
-    <w:bookmarkEnd w:id="41"/>
-    <w:bookmarkStart w:id="42" w:name="exm-overfitting-polynomial-cars"/>
+    <w:bookmarkEnd w:id="50"/>
+    <w:bookmarkStart w:id="51" w:name="exm-overfitting-polynomial-cars"/>
     <w:p>
       <w:pPr>
         <w:pStyle w:val="BodyText"/>
@@ -4861,7 +6386,7 @@
           <w:b/>
           <w:bCs/>
         </w:rPr>
-        <w:t xml:space="preserve">Example 1 (Overfitting in polynomial fits to cars)</w:t>
+        <w:t xml:space="preserve">Example 2 (Overfitting in polynomial fits to cars)</w:t>
       </w:r>
       <w:r>
         <w:t xml:space="preserve"> </w:t>
@@ -4908,18 +6433,18 @@
         <w:t xml:space="preserve">it is the beginning of overfitting, not a dramatic case.</w:t>
       </w:r>
     </w:p>
-    <w:bookmarkEnd w:id="42"/>
-    <w:bookmarkEnd w:id="43"/>
-    <w:bookmarkStart w:id="105" w:name="sec-generalization-error"/>
+    <w:bookmarkEnd w:id="51"/>
+    <w:bookmarkEnd w:id="52"/>
+    <w:bookmarkStart w:id="114" w:name="sec-generalization-error"/>
     <w:p>
       <w:pPr>
         <w:pStyle w:val="Heading2"/>
       </w:pPr>
       <w:r>
-        <w:t xml:space="preserve">3 Generalization error</w:t>
+        <w:t xml:space="preserve">4 Generalization error</w:t>
       </w:r>
     </w:p>
-    <w:bookmarkStart w:id="44" w:name="exr-generalization-error"/>
+    <w:bookmarkStart w:id="53" w:name="exr-generalization-error"/>
     <w:p>
       <w:pPr>
         <w:pStyle w:val="FirstParagraph"/>
@@ -5196,7 +6721,7 @@
       <w:r>
         <w:t xml:space="preserve"> </w:t>
       </w:r>
-      <w:hyperlink r:id="rId21">
+      <w:hyperlink r:id="rId30">
         <w:r>
           <w:rPr>
             <w:rStyle w:val="Hyperlink"/>
@@ -5347,8 +6872,8 @@
         <w:t xml:space="preserve">use in place of your expectation?</w:t>
       </w:r>
     </w:p>
-    <w:bookmarkEnd w:id="44"/>
-    <w:bookmarkStart w:id="45" w:name="sol-generalization-error"/>
+    <w:bookmarkEnd w:id="53"/>
+    <w:bookmarkStart w:id="54" w:name="sol-generalization-error"/>
     <w:p>
       <w:pPr>
         <w:pStyle w:val="FirstParagraph"/>
@@ -5919,8 +7444,8 @@
         <w:t xml:space="preserve">was chosen to fit them.</w:t>
       </w:r>
     </w:p>
-    <w:bookmarkEnd w:id="45"/>
-    <w:bookmarkStart w:id="49" w:name="def-expected-generalization-error"/>
+    <w:bookmarkEnd w:id="54"/>
+    <w:bookmarkStart w:id="58" w:name="def-expected-generalization-error"/>
     <w:p>
       <w:pPr>
         <w:pStyle w:val="FirstParagraph"/>
@@ -5930,7 +7455,7 @@
           <w:b/>
           <w:bCs/>
         </w:rPr>
-        <w:t xml:space="preserve">Definition 9 (Expected generalization error)</w:t>
+        <w:t xml:space="preserve">Definition 12 (Expected generalization error)</w:t>
       </w:r>
       <w:r>
         <w:t xml:space="preserve"> </w:t>
@@ -6148,7 +7673,7 @@
       <w:pPr>
         <w:pStyle w:val="BodyText"/>
       </w:pPr>
-      <w:bookmarkStart w:id="46" w:name="eq-expected-generalization-error"/>
+      <w:bookmarkStart w:id="55" w:name="eq-expected-generalization-error"/>
       <m:oMathPara>
         <m:oMathParaPr>
           <m:jc m:val="center"/>
@@ -6425,7 +7950,7 @@
             <m:t>(</m:t>
           </m:r>
           <m:r>
-            <m:t>8</m:t>
+            <m:t>11</m:t>
           </m:r>
           <m:r>
             <m:rPr>
@@ -6435,7 +7960,7 @@
           </m:r>
         </m:oMath>
       </m:oMathPara>
-      <w:bookmarkEnd w:id="46"/>
+      <w:bookmarkEnd w:id="55"/>
     </w:p>
     <w:tbl>
       <w:tblPr>
@@ -6478,18 +8003,18 @@
                 <wp:inline>
                   <wp:extent cx="152400" cy="152400"/>
                   <wp:effectExtent b="0" l="0" r="0" t="0"/>
-                  <wp:docPr descr="" title="" id="47" name="Picture"/>
+                  <wp:docPr descr="" title="" id="56" name="Picture"/>
                   <a:graphic>
                     <a:graphicData uri="http://schemas.openxmlformats.org/drawingml/2006/picture">
                       <pic:pic>
                         <pic:nvPicPr>
-                          <pic:cNvPr descr="/opt/quarto/share/formats/docx/note.png" id="48" name="Picture"/>
+                          <pic:cNvPr descr="/opt/quarto/share/formats/docx/note.png" id="57" name="Picture"/>
                           <pic:cNvPicPr>
                             <a:picLocks noChangeArrowheads="1" noChangeAspect="1"/>
                           </pic:cNvPicPr>
                         </pic:nvPicPr>
                         <pic:blipFill>
-                          <a:blip r:embed="rId11"/>
+                          <a:blip r:embed="rId20"/>
                           <a:stretch>
                             <a:fillRect/>
                           </a:stretch>
@@ -6613,8 +8138,8 @@
         </w:tc>
       </w:tr>
     </w:tbl>
-    <w:bookmarkEnd w:id="49"/>
-    <w:bookmarkStart w:id="51" w:name="def-mean-function"/>
+    <w:bookmarkEnd w:id="58"/>
+    <w:bookmarkStart w:id="60" w:name="def-mean-function"/>
     <w:p>
       <w:pPr>
         <w:pStyle w:val="BodyText"/>
@@ -6624,7 +8149,7 @@
           <w:b/>
           <w:bCs/>
         </w:rPr>
-        <w:t xml:space="preserve">Definition 10 (Mean function)</w:t>
+        <w:t xml:space="preserve">Definition 13 (Mean function)</w:t>
       </w:r>
       <w:r>
         <w:t xml:space="preserve"> </w:t>
@@ -6737,7 +8262,7 @@
       <w:pPr>
         <w:pStyle w:val="BodyText"/>
       </w:pPr>
-      <w:bookmarkStart w:id="50" w:name="eq-mean-function"/>
+      <w:bookmarkStart w:id="59" w:name="eq-mean-function"/>
       <m:oMathPara>
         <m:oMathParaPr>
           <m:jc m:val="center"/>
@@ -6839,7 +8364,7 @@
             <m:t>(</m:t>
           </m:r>
           <m:r>
-            <m:t>9</m:t>
+            <m:t>12</m:t>
           </m:r>
           <m:r>
             <m:rPr>
@@ -6849,10 +8374,10 @@
           </m:r>
         </m:oMath>
       </m:oMathPara>
-      <w:bookmarkEnd w:id="50"/>
+      <w:bookmarkEnd w:id="59"/>
     </w:p>
-    <w:bookmarkEnd w:id="51"/>
-    <w:bookmarkStart w:id="55" w:name="def-epe"/>
+    <w:bookmarkEnd w:id="60"/>
+    <w:bookmarkStart w:id="64" w:name="def-epe"/>
     <w:p>
       <w:pPr>
         <w:pStyle w:val="FirstParagraph"/>
@@ -6862,7 +8387,7 @@
           <w:b/>
           <w:bCs/>
         </w:rPr>
-        <w:t xml:space="preserve">Definition 11 (Expected squared prediction error at a covariate value)</w:t>
+        <w:t xml:space="preserve">Definition 14 (Expected squared prediction error at a covariate value)</w:t>
       </w:r>
       <w:r>
         <w:t xml:space="preserve"> </w:t>
@@ -6940,7 +8465,7 @@
       <w:r>
         <w:t xml:space="preserve"> </w:t>
       </w:r>
-      <w:hyperlink r:id="rId21">
+      <w:hyperlink r:id="rId30">
         <w:r>
           <w:rPr>
             <w:rStyle w:val="Hyperlink"/>
@@ -7184,7 +8709,7 @@
       <w:pPr>
         <w:pStyle w:val="BodyText"/>
       </w:pPr>
-      <w:bookmarkStart w:id="52" w:name="eq-epe"/>
+      <w:bookmarkStart w:id="61" w:name="eq-epe"/>
       <m:oMathPara>
         <m:oMathParaPr>
           <m:jc m:val="center"/>
@@ -7410,7 +8935,7 @@
             <m:t>(</m:t>
           </m:r>
           <m:r>
-            <m:t>10</m:t>
+            <m:t>13</m:t>
           </m:r>
           <m:r>
             <m:rPr>
@@ -7420,7 +8945,7 @@
           </m:r>
         </m:oMath>
       </m:oMathPara>
-      <w:bookmarkEnd w:id="52"/>
+      <w:bookmarkEnd w:id="61"/>
     </w:p>
     <w:tbl>
       <w:tblPr>
@@ -7463,18 +8988,18 @@
                 <wp:inline>
                   <wp:extent cx="152400" cy="152400"/>
                   <wp:effectExtent b="0" l="0" r="0" t="0"/>
-                  <wp:docPr descr="" title="" id="53" name="Picture"/>
+                  <wp:docPr descr="" title="" id="62" name="Picture"/>
                   <a:graphic>
                     <a:graphicData uri="http://schemas.openxmlformats.org/drawingml/2006/picture">
                       <pic:pic>
                         <pic:nvPicPr>
-                          <pic:cNvPr descr="/opt/quarto/share/formats/docx/note.png" id="54" name="Picture"/>
+                          <pic:cNvPr descr="/opt/quarto/share/formats/docx/note.png" id="63" name="Picture"/>
                           <pic:cNvPicPr>
                             <a:picLocks noChangeArrowheads="1" noChangeAspect="1"/>
                           </pic:cNvPicPr>
                         </pic:nvPicPr>
                         <pic:blipFill>
-                          <a:blip r:embed="rId11"/>
+                          <a:blip r:embed="rId20"/>
                           <a:stretch>
                             <a:fillRect/>
                           </a:stretch>
@@ -7579,8 +9104,8 @@
         </w:tc>
       </w:tr>
     </w:tbl>
-    <w:bookmarkEnd w:id="55"/>
-    <w:bookmarkStart w:id="56" w:name="exr-expected-error-epe"/>
+    <w:bookmarkEnd w:id="64"/>
+    <w:bookmarkStart w:id="65" w:name="exr-expected-error-epe"/>
     <w:p>
       <w:pPr>
         <w:pStyle w:val="BodyText"/>
@@ -7956,8 +9481,8 @@
         </m:oMath>
       </m:oMathPara>
     </w:p>
-    <w:bookmarkEnd w:id="56"/>
-    <w:bookmarkStart w:id="58" w:name="sol-expected-error-epe"/>
+    <w:bookmarkEnd w:id="65"/>
+    <w:bookmarkStart w:id="67" w:name="sol-expected-error-epe"/>
     <w:p>
       <w:pPr>
         <w:pStyle w:val="FirstParagraph"/>
@@ -8970,7 +10495,7 @@
           <w:rPr>
             <w:rStyle w:val="Hyperlink"/>
           </w:rPr>
-          <w:t xml:space="preserve">Equation 8</w:t>
+          <w:t xml:space="preserve">Equation 11</w:t>
         </w:r>
       </w:hyperlink>
       <w:r>
@@ -8984,7 +10509,7 @@
           <w:rPr>
             <w:rStyle w:val="Hyperlink"/>
           </w:rPr>
-          <w:t xml:space="preserve">Equation 4</w:t>
+          <w:t xml:space="preserve">Equation 7</w:t>
         </w:r>
       </w:hyperlink>
       <w:r>
@@ -9001,7 +10526,7 @@
           <w:rPr>
             <w:rStyle w:val="Hyperlink"/>
           </w:rPr>
-          <w:t xml:space="preserve">Equation 10</w:t>
+          <w:t xml:space="preserve">Equation 13</w:t>
         </w:r>
       </w:hyperlink>
       <w:r>
@@ -9033,7 +10558,7 @@
           <w:rPr>
             <w:rStyle w:val="Hyperlink"/>
           </w:rPr>
-          <w:t xml:space="preserve">Equation 3</w:t>
+          <w:t xml:space="preserve">Equation 6</w:t>
         </w:r>
       </w:hyperlink>
       <w:r>
@@ -9171,7 +10696,7 @@
       <w:r>
         <w:t xml:space="preserve"> </w:t>
       </w:r>
-      <w:hyperlink r:id="rId57">
+      <w:hyperlink r:id="rId66">
         <w:r>
           <w:rPr>
             <w:rStyle w:val="Hyperlink"/>
@@ -9418,7 +10943,7 @@
           <w:rPr>
             <w:rStyle w:val="Hyperlink"/>
           </w:rPr>
-          <w:t xml:space="preserve">Definition 11</w:t>
+          <w:t xml:space="preserve">Definition 14</w:t>
         </w:r>
       </w:hyperlink>
       <w:r>
@@ -9428,8 +10953,8 @@
         <w:t xml:space="preserve">requires.</w:t>
       </w:r>
     </w:p>
-    <w:bookmarkEnd w:id="58"/>
-    <w:bookmarkStart w:id="60" w:name="thm-expected-error-epe"/>
+    <w:bookmarkEnd w:id="67"/>
+    <w:bookmarkStart w:id="69" w:name="thm-expected-error-epe"/>
     <w:p>
       <w:pPr>
         <w:pStyle w:val="BodyText"/>
@@ -9649,7 +11174,7 @@
       <w:pPr>
         <w:pStyle w:val="BodyText"/>
       </w:pPr>
-      <w:bookmarkStart w:id="59" w:name="eq-expected-error-epe"/>
+      <w:bookmarkStart w:id="68" w:name="eq-expected-error-epe"/>
       <m:oMathPara>
         <m:oMathParaPr>
           <m:jc m:val="center"/>
@@ -9784,7 +11309,7 @@
             <m:t>(</m:t>
           </m:r>
           <m:r>
-            <m:t>11</m:t>
+            <m:t>14</m:t>
           </m:r>
           <m:r>
             <m:rPr>
@@ -9794,9 +11319,9 @@
           </m:r>
         </m:oMath>
       </m:oMathPara>
-      <w:bookmarkEnd w:id="59"/>
+      <w:bookmarkEnd w:id="68"/>
     </w:p>
-    <w:bookmarkEnd w:id="60"/>
+    <w:bookmarkEnd w:id="69"/>
     <w:p>
       <w:pPr>
         <w:pStyle w:val="FirstParagraph"/>
@@ -9829,7 +11354,7 @@
         <w:t xml:space="preserve">.</w:t>
       </w:r>
     </w:p>
-    <w:bookmarkStart w:id="62" w:name="def-average-fit"/>
+    <w:bookmarkStart w:id="71" w:name="def-average-fit"/>
     <w:p>
       <w:pPr>
         <w:pStyle w:val="BodyText"/>
@@ -9839,7 +11364,7 @@
           <w:b/>
           <w:bCs/>
         </w:rPr>
-        <w:t xml:space="preserve">Definition 12 (Average fit)</w:t>
+        <w:t xml:space="preserve">Definition 15 (Average fit)</w:t>
       </w:r>
       <w:r>
         <w:t xml:space="preserve"> </w:t>
@@ -10040,7 +11565,7 @@
       <w:pPr>
         <w:pStyle w:val="BodyText"/>
       </w:pPr>
-      <w:bookmarkStart w:id="61" w:name="eq-average-fit"/>
+      <w:bookmarkStart w:id="70" w:name="eq-average-fit"/>
       <m:oMathPara>
         <m:oMathParaPr>
           <m:jc m:val="center"/>
@@ -10180,7 +11705,7 @@
             <m:t>(</m:t>
           </m:r>
           <m:r>
-            <m:t>12</m:t>
+            <m:t>15</m:t>
           </m:r>
           <m:r>
             <m:rPr>
@@ -10190,9 +11715,9 @@
           </m:r>
         </m:oMath>
       </m:oMathPara>
-      <w:bookmarkEnd w:id="61"/>
+      <w:bookmarkEnd w:id="70"/>
     </w:p>
-    <w:bookmarkEnd w:id="62"/>
+    <w:bookmarkEnd w:id="71"/>
     <w:p>
       <w:pPr>
         <w:pStyle w:val="FirstParagraph"/>
@@ -10214,7 +11739,7 @@
         <w:t xml:space="preserve"> </w:t>
       </w:r>
       <w:r>
-        <w:t xml:space="preserve">because no one has more than one training set.</w:t>
+        <w:t xml:space="preserve">because an analysis has one training set, not the whole distribution of them.</w:t>
       </w:r>
       <w:r>
         <w:t xml:space="preserve"> </w:t>
@@ -10246,7 +11771,7 @@
         <w:t xml:space="preserve">and from each other.</w:t>
       </w:r>
     </w:p>
-    <w:bookmarkStart w:id="63" w:name="exm-average-fit"/>
+    <w:bookmarkStart w:id="72" w:name="exm-average-fit"/>
     <w:p>
       <w:pPr>
         <w:pStyle w:val="BodyText"/>
@@ -10256,7 +11781,7 @@
           <w:b/>
           <w:bCs/>
         </w:rPr>
-        <w:t xml:space="preserve">Example 2 (Computing the average fit)</w:t>
+        <w:t xml:space="preserve">Example 3 (Computing the average fit)</w:t>
       </w:r>
       <w:r>
         <w:t xml:space="preserve"> </w:t>
@@ -10490,8 +12015,8 @@
         </m:oMath>
       </m:oMathPara>
     </w:p>
-    <w:bookmarkEnd w:id="63"/>
-    <w:bookmarkStart w:id="66" w:name="def-prediction-bias"/>
+    <w:bookmarkEnd w:id="72"/>
+    <w:bookmarkStart w:id="75" w:name="def-prediction-bias"/>
     <w:p>
       <w:pPr>
         <w:pStyle w:val="FirstParagraph"/>
@@ -10501,7 +12026,7 @@
           <w:b/>
           <w:bCs/>
         </w:rPr>
-        <w:t xml:space="preserve">Definition 13 (Bias of a prediction)</w:t>
+        <w:t xml:space="preserve">Definition 16 (Bias of a prediction)</w:t>
       </w:r>
       <w:r>
         <w:t xml:space="preserve"> </w:t>
@@ -10733,7 +12258,7 @@
       <w:r>
         <w:t xml:space="preserve"> </w:t>
       </w:r>
-      <w:hyperlink r:id="rId64">
+      <w:hyperlink r:id="rId73">
         <w:r>
           <w:rPr>
             <w:rStyle w:val="Hyperlink"/>
@@ -10854,7 +12379,7 @@
       <w:pPr>
         <w:pStyle w:val="BodyText"/>
       </w:pPr>
-      <w:bookmarkStart w:id="65" w:name="eq-prediction-bias"/>
+      <w:bookmarkStart w:id="74" w:name="eq-prediction-bias"/>
       <m:oMathPara>
         <m:oMathParaPr>
           <m:jc m:val="center"/>
@@ -11046,7 +12571,7 @@
             <m:t>(</m:t>
           </m:r>
           <m:r>
-            <m:t>13</m:t>
+            <m:t>16</m:t>
           </m:r>
           <m:r>
             <m:rPr>
@@ -11056,7 +12581,7 @@
           </m:r>
         </m:oMath>
       </m:oMathPara>
-      <w:bookmarkEnd w:id="65"/>
+      <w:bookmarkEnd w:id="74"/>
     </w:p>
     <w:p>
       <w:pPr>
@@ -11143,7 +12668,7 @@
         <w:t xml:space="preserve">.</w:t>
       </w:r>
     </w:p>
-    <w:bookmarkEnd w:id="66"/>
+    <w:bookmarkEnd w:id="75"/>
     <w:p>
       <w:pPr>
         <w:pStyle w:val="BodyText"/>
@@ -11177,7 +12702,7 @@
         <w:t xml:space="preserve">the bias reflects the error introduced by approximating a real-world relationship by a model.</w:t>
       </w:r>
     </w:p>
-    <w:bookmarkStart w:id="67" w:name="exm-prediction-bias"/>
+    <w:bookmarkStart w:id="76" w:name="exm-prediction-bias"/>
     <w:p>
       <w:pPr>
         <w:pStyle w:val="BodyText"/>
@@ -11187,7 +12712,7 @@
           <w:b/>
           <w:bCs/>
         </w:rPr>
-        <w:t xml:space="preserve">Example 3 (Computing the bias of a prediction)</w:t>
+        <w:t xml:space="preserve">Example 4 (Computing the bias of a prediction)</w:t>
       </w:r>
       <w:r>
         <w:t xml:space="preserve"> </w:t>
@@ -11506,8 +13031,8 @@
         <w:t xml:space="preserve">.</w:t>
       </w:r>
     </w:p>
-    <w:bookmarkEnd w:id="67"/>
-    <w:bookmarkStart w:id="68" w:name="exr-epe-three-sources"/>
+    <w:bookmarkEnd w:id="76"/>
+    <w:bookmarkStart w:id="77" w:name="exr-epe-three-sources"/>
     <w:p>
       <w:pPr>
         <w:pStyle w:val="BodyText"/>
@@ -12299,8 +13824,8 @@
         <w:t xml:space="preserve">and which cannot?</w:t>
       </w:r>
     </w:p>
-    <w:bookmarkEnd w:id="68"/>
-    <w:bookmarkStart w:id="69" w:name="sol-epe-three-sources"/>
+    <w:bookmarkEnd w:id="77"/>
+    <w:bookmarkStart w:id="78" w:name="sol-epe-three-sources"/>
     <w:p>
       <w:pPr>
         <w:pStyle w:val="FirstParagraph"/>
@@ -12599,8 +14124,8 @@
         <w:t xml:space="preserve">in the new outcome.</w:t>
       </w:r>
     </w:p>
-    <w:bookmarkEnd w:id="69"/>
-    <w:bookmarkStart w:id="70" w:name="exr-epe-split-noise"/>
+    <w:bookmarkEnd w:id="78"/>
+    <w:bookmarkStart w:id="79" w:name="exr-epe-split-noise"/>
     <w:p>
       <w:pPr>
         <w:pStyle w:val="FirstParagraph"/>
@@ -13087,8 +14612,8 @@
         <w:t xml:space="preserve">and name the assumptions that make the cross term zero.</w:t>
       </w:r>
     </w:p>
-    <w:bookmarkEnd w:id="70"/>
-    <w:bookmarkStart w:id="74" w:name="sol-epe-split-noise"/>
+    <w:bookmarkEnd w:id="79"/>
+    <w:bookmarkStart w:id="83" w:name="sol-epe-split-noise"/>
     <w:p>
       <w:pPr>
         <w:pStyle w:val="BodyText"/>
@@ -13922,7 +15447,7 @@
       <w:r>
         <w:t xml:space="preserve"> </w:t>
       </w:r>
-      <w:hyperlink r:id="rId71">
+      <w:hyperlink r:id="rId80">
         <w:r>
           <w:rPr>
             <w:rStyle w:val="Hyperlink"/>
@@ -13953,7 +15478,7 @@
       <w:r>
         <w:t xml:space="preserve"> </w:t>
       </w:r>
-      <w:hyperlink r:id="rId72">
+      <w:hyperlink r:id="rId81">
         <w:r>
           <w:rPr>
             <w:rStyle w:val="Hyperlink"/>
@@ -15351,7 +16876,7 @@
       <w:pPr>
         <w:pStyle w:val="BodyText"/>
       </w:pPr>
-      <w:bookmarkStart w:id="73" w:name="eq-epe-after-noise"/>
+      <w:bookmarkStart w:id="82" w:name="eq-epe-after-noise"/>
       <m:oMathPara>
         <m:oMathParaPr>
           <m:jc m:val="center"/>
@@ -15632,7 +17157,7 @@
             <m:t>(</m:t>
           </m:r>
           <m:r>
-            <m:t>14</m:t>
+            <m:t>17</m:t>
           </m:r>
           <m:r>
             <m:rPr>
@@ -15642,7 +17167,7 @@
           </m:r>
         </m:oMath>
       </m:oMathPara>
-      <w:bookmarkEnd w:id="73"/>
+      <w:bookmarkEnd w:id="82"/>
     </w:p>
     <w:p>
       <w:pPr>
@@ -15837,8 +17362,8 @@
         <w:t xml:space="preserve">whose noise helped determine the prediction.</w:t>
       </w:r>
     </w:p>
-    <w:bookmarkEnd w:id="74"/>
-    <w:bookmarkStart w:id="75" w:name="exr-epe-split-bias"/>
+    <w:bookmarkEnd w:id="83"/>
+    <w:bookmarkStart w:id="84" w:name="exr-epe-split-bias"/>
     <w:p>
       <w:pPr>
         <w:pStyle w:val="BodyText"/>
@@ -15858,7 +17383,7 @@
           <w:rPr>
             <w:rStyle w:val="Hyperlink"/>
           </w:rPr>
-          <w:t xml:space="preserve">Equation 14</w:t>
+          <w:t xml:space="preserve">Equation 17</w:t>
         </w:r>
       </w:hyperlink>
       <w:r>
@@ -16135,7 +17660,7 @@
           <w:rPr>
             <w:rStyle w:val="Hyperlink"/>
           </w:rPr>
-          <w:t xml:space="preserve">Equation 12</w:t>
+          <w:t xml:space="preserve">Equation 15</w:t>
         </w:r>
       </w:hyperlink>
       <w:r>
@@ -16162,8 +17687,8 @@
         <w:t xml:space="preserve">and what makes the cross term zero this time?</w:t>
       </w:r>
     </w:p>
-    <w:bookmarkEnd w:id="75"/>
-    <w:bookmarkStart w:id="78" w:name="sol-epe-split-bias"/>
+    <w:bookmarkEnd w:id="84"/>
+    <w:bookmarkStart w:id="87" w:name="sol-epe-split-bias"/>
     <w:p>
       <w:pPr>
         <w:pStyle w:val="BodyText"/>
@@ -18573,7 +20098,7 @@
       <w:r>
         <w:t xml:space="preserve"> </w:t>
       </w:r>
-      <w:hyperlink r:id="rId76">
+      <w:hyperlink r:id="rId85">
         <w:r>
           <w:rPr>
             <w:rStyle w:val="Hyperlink"/>
@@ -19187,7 +20712,7 @@
       <w:pPr>
         <w:pStyle w:val="BodyText"/>
       </w:pPr>
-      <w:bookmarkStart w:id="77" w:name="eq-epe-after-bias"/>
+      <w:bookmarkStart w:id="86" w:name="eq-epe-after-bias"/>
       <m:oMathPara>
         <m:oMathParaPr>
           <m:jc m:val="center"/>
@@ -19505,7 +21030,7 @@
             <m:t>(</m:t>
           </m:r>
           <m:r>
-            <m:t>15</m:t>
+            <m:t>18</m:t>
           </m:r>
           <m:r>
             <m:rPr>
@@ -19515,7 +21040,7 @@
           </m:r>
         </m:oMath>
       </m:oMathPara>
-      <w:bookmarkEnd w:id="77"/>
+      <w:bookmarkEnd w:id="86"/>
     </w:p>
     <w:p>
       <w:pPr>
@@ -19551,8 +21076,8 @@
         <w:t xml:space="preserve">This split is specific to squared-error loss, the loss these notes use.</w:t>
       </w:r>
     </w:p>
-    <w:bookmarkEnd w:id="78"/>
-    <w:bookmarkStart w:id="80" w:name="thm-epe-decomposition"/>
+    <w:bookmarkEnd w:id="87"/>
+    <w:bookmarkStart w:id="89" w:name="thm-epe-decomposition"/>
     <w:p>
       <w:pPr>
         <w:pStyle w:val="BodyText"/>
@@ -20073,7 +21598,7 @@
       <w:r>
         <w:t xml:space="preserve"> </w:t>
       </w:r>
-      <w:hyperlink r:id="rId76">
+      <w:hyperlink r:id="rId85">
         <w:r>
           <w:rPr>
             <w:rStyle w:val="Hyperlink"/>
@@ -20115,7 +21640,7 @@
       <w:pPr>
         <w:pStyle w:val="BodyText"/>
       </w:pPr>
-      <w:bookmarkStart w:id="79" w:name="eq-epe-decomposition"/>
+      <w:bookmarkStart w:id="88" w:name="eq-epe-decomposition"/>
       <m:oMathPara>
         <m:oMathParaPr>
           <m:jc m:val="center"/>
@@ -20371,7 +21896,7 @@
             <m:t>(</m:t>
           </m:r>
           <m:r>
-            <m:t>16</m:t>
+            <m:t>19</m:t>
           </m:r>
           <m:r>
             <m:rPr>
@@ -20381,9 +21906,9 @@
           </m:r>
         </m:oMath>
       </m:oMathPara>
-      <w:bookmarkEnd w:id="79"/>
+      <w:bookmarkEnd w:id="88"/>
     </w:p>
-    <w:bookmarkEnd w:id="80"/>
+    <w:bookmarkEnd w:id="89"/>
     <w:p>
       <w:pPr>
         <w:pStyle w:val="FirstParagraph"/>
@@ -20397,6 +21922,44 @@
       </w:r>
       <w:r>
         <w:t xml:space="preserve">. </w:t>
+      </w:r>
+      <w:r>
+        <w:t xml:space="preserve">Every expectation below is conditional on</w:t>
+      </w:r>
+      <w:r>
+        <w:t xml:space="preserve"> </w:t>
+      </w:r>
+      <m:oMath>
+        <m:sSub>
+          <m:e>
+            <m:r>
+              <m:t>X</m:t>
+            </m:r>
+          </m:e>
+          <m:sub>
+            <m:r>
+              <m:rPr>
+                <m:sty m:val="p"/>
+              </m:rPr>
+              <m:t>*</m:t>
+            </m:r>
+          </m:sub>
+        </m:sSub>
+        <m:r>
+          <m:rPr>
+            <m:sty m:val="p"/>
+          </m:rPr>
+          <m:t>=</m:t>
+        </m:r>
+        <m:r>
+          <m:t>x</m:t>
+        </m:r>
+      </m:oMath>
+      <w:r>
+        <w:t xml:space="preserve">, as in the exercises.</w:t>
+      </w:r>
+      <w:r>
+        <w:t xml:space="preserve"> </w:t>
       </w:r>
       <w:r>
         <w:t xml:space="preserve">By</w:t>
@@ -20475,7 +22038,7 @@
           <w:rPr>
             <w:rStyle w:val="Hyperlink"/>
           </w:rPr>
-          <w:t xml:space="preserve">Equation 15</w:t>
+          <w:t xml:space="preserve">Equation 18</w:t>
         </w:r>
       </w:hyperlink>
       <w:r>
@@ -20492,7 +22055,7 @@
           <w:rPr>
             <w:rStyle w:val="Hyperlink"/>
           </w:rPr>
-          <w:t xml:space="preserve">Equation 14</w:t>
+          <w:t xml:space="preserve">Equation 17</w:t>
         </w:r>
       </w:hyperlink>
       <w:r>
@@ -21139,7 +22702,7 @@
         </m:oMath>
       </m:oMathPara>
     </w:p>
-    <w:bookmarkStart w:id="81" w:name="def-irreducible-error"/>
+    <w:bookmarkStart w:id="90" w:name="def-irreducible-error"/>
     <w:p>
       <w:pPr>
         <w:pStyle w:val="FirstParagraph"/>
@@ -21149,7 +22712,7 @@
           <w:b/>
           <w:bCs/>
         </w:rPr>
-        <w:t xml:space="preserve">Definition 14 (Irreducible error)</w:t>
+        <w:t xml:space="preserve">Definition 17 (Irreducible error)</w:t>
       </w:r>
       <w:r>
         <w:t xml:space="preserve"> </w:t>
@@ -21386,7 +22949,7 @@
         <w:t xml:space="preserve">.</w:t>
       </w:r>
     </w:p>
-    <w:bookmarkEnd w:id="81"/>
+    <w:bookmarkEnd w:id="90"/>
     <w:p>
       <w:pPr>
         <w:pStyle w:val="BodyText"/>
@@ -21414,7 +22977,7 @@
         <w:t xml:space="preserve">.</w:t>
       </w:r>
     </w:p>
-    <w:bookmarkStart w:id="84" w:name="rem-generalization-error"/>
+    <w:bookmarkStart w:id="93" w:name="rem-generalization-error"/>
     <w:p>
       <w:pPr>
         <w:pStyle w:val="BodyText"/>
@@ -21424,7 +22987,7 @@
           <w:i/>
           <w:iCs/>
         </w:rPr>
-        <w:t xml:space="preserve">Remark 1</w:t>
+        <w:t xml:space="preserve">Remark 2</w:t>
       </w:r>
       <w:r>
         <w:t xml:space="preserve"> (Other names, and how the expected error splits). </w:t>
@@ -21525,7 +23088,7 @@
       <w:r>
         <w:t xml:space="preserve"> </w:t>
       </w:r>
-      <w:hyperlink r:id="rId82">
+      <w:hyperlink r:id="rId91">
         <w:r>
           <w:rPr>
             <w:rStyle w:val="Hyperlink"/>
@@ -21590,7 +23153,7 @@
       <w:r>
         <w:t xml:space="preserve"> </w:t>
       </w:r>
-      <w:hyperlink r:id="rId83">
+      <w:hyperlink r:id="rId92">
         <w:r>
           <w:rPr>
             <w:rStyle w:val="Hyperlink"/>
@@ -21800,8 +23363,8 @@
         <w:t xml:space="preserve">into a squared bias, a variance and a noise variance.</w:t>
       </w:r>
     </w:p>
-    <w:bookmarkEnd w:id="84"/>
-    <w:bookmarkStart w:id="88" w:name="def-flexibility"/>
+    <w:bookmarkEnd w:id="93"/>
+    <w:bookmarkStart w:id="97" w:name="def-flexibility"/>
     <w:p>
       <w:pPr>
         <w:pStyle w:val="BodyText"/>
@@ -21811,7 +23374,7 @@
           <w:b/>
           <w:bCs/>
         </w:rPr>
-        <w:t xml:space="preserve">Definition 15 (Flexibility)</w:t>
+        <w:t xml:space="preserve">Definition 18 (Flexibility)</w:t>
       </w:r>
       <w:r>
         <w:t xml:space="preserve"> </w:t>
@@ -22075,7 +23638,7 @@
       <w:pPr>
         <w:pStyle w:val="BodyText"/>
       </w:pPr>
-      <w:bookmarkStart w:id="85" w:name="eq-flexibility"/>
+      <w:bookmarkStart w:id="94" w:name="eq-flexibility"/>
       <m:oMathPara>
         <m:oMathParaPr>
           <m:jc m:val="center"/>
@@ -22135,7 +23698,7 @@
             <m:t>(</m:t>
           </m:r>
           <m:r>
-            <m:t>17</m:t>
+            <m:t>20</m:t>
           </m:r>
           <m:r>
             <m:rPr>
@@ -22145,7 +23708,7 @@
           </m:r>
         </m:oMath>
       </m:oMathPara>
-      <w:bookmarkEnd w:id="85"/>
+      <w:bookmarkEnd w:id="94"/>
     </w:p>
     <w:tbl>
       <w:tblPr>
@@ -22188,18 +23751,18 @@
                 <wp:inline>
                   <wp:extent cx="152400" cy="152400"/>
                   <wp:effectExtent b="0" l="0" r="0" t="0"/>
-                  <wp:docPr descr="" title="" id="86" name="Picture"/>
+                  <wp:docPr descr="" title="" id="95" name="Picture"/>
                   <a:graphic>
                     <a:graphicData uri="http://schemas.openxmlformats.org/drawingml/2006/picture">
                       <pic:pic>
                         <pic:nvPicPr>
-                          <pic:cNvPr descr="/opt/quarto/share/formats/docx/note.png" id="87" name="Picture"/>
+                          <pic:cNvPr descr="/opt/quarto/share/formats/docx/note.png" id="96" name="Picture"/>
                           <pic:cNvPicPr>
                             <a:picLocks noChangeArrowheads="1" noChangeAspect="1"/>
                           </pic:cNvPicPr>
                         </pic:nvPicPr>
                         <pic:blipFill>
-                          <a:blip r:embed="rId11"/>
+                          <a:blip r:embed="rId20"/>
                           <a:stretch>
                             <a:fillRect/>
                           </a:stretch>
@@ -22269,8 +23832,8 @@
         </w:tc>
       </w:tr>
     </w:tbl>
-    <w:bookmarkEnd w:id="88"/>
-    <w:bookmarkStart w:id="89" w:name="rem-flexibility"/>
+    <w:bookmarkEnd w:id="97"/>
+    <w:bookmarkStart w:id="98" w:name="rem-flexibility"/>
     <w:p>
       <w:pPr>
         <w:pStyle w:val="BodyText"/>
@@ -22280,7 +23843,7 @@
           <w:i/>
           <w:iCs/>
         </w:rPr>
-        <w:t xml:space="preserve">Remark 2</w:t>
+        <w:t xml:space="preserve">Remark 3</w:t>
       </w:r>
       <w:r>
         <w:t xml:space="preserve"> (Polynomial degree orders flexibility). </w:t>
@@ -22451,7 +24014,7 @@
           <w:rPr>
             <w:rStyle w:val="Hyperlink"/>
           </w:rPr>
-          <w:t xml:space="preserve">Definition 15</w:t>
+          <w:t xml:space="preserve">Definition 18</w:t>
         </w:r>
       </w:hyperlink>
       <w:r>
@@ -22503,8 +24066,8 @@
         <w:t xml:space="preserve">.</w:t>
       </w:r>
     </w:p>
-    <w:bookmarkEnd w:id="89"/>
-    <w:bookmarkStart w:id="93" w:name="def-bias-variance-tradeoff"/>
+    <w:bookmarkEnd w:id="98"/>
+    <w:bookmarkStart w:id="102" w:name="def-bias-variance-tradeoff"/>
     <w:p>
       <w:pPr>
         <w:pStyle w:val="BodyText"/>
@@ -22514,7 +24077,7 @@
           <w:b/>
           <w:bCs/>
         </w:rPr>
-        <w:t xml:space="preserve">Definition 16 (Bias–variance trade-off)</w:t>
+        <w:t xml:space="preserve">Definition 19 (Bias–variance trade-off)</w:t>
       </w:r>
       <w:r>
         <w:t xml:space="preserve"> </w:t>
@@ -22800,7 +24363,7 @@
       <w:r>
         <w:t xml:space="preserve"> </w:t>
       </w:r>
-      <w:hyperlink r:id="rId76">
+      <w:hyperlink r:id="rId85">
         <w:r>
           <w:rPr>
             <w:rStyle w:val="Hyperlink"/>
@@ -22819,7 +24382,7 @@
       <w:pPr>
         <w:pStyle w:val="BodyText"/>
       </w:pPr>
-      <w:bookmarkStart w:id="90" w:name="eq-bias-variance-tradeoff"/>
+      <w:bookmarkStart w:id="99" w:name="eq-bias-variance-tradeoff"/>
       <m:oMathPara>
         <m:oMathParaPr>
           <m:jc m:val="center"/>
@@ -23306,7 +24869,7 @@
             <m:t>(</m:t>
           </m:r>
           <m:r>
-            <m:t>18</m:t>
+            <m:t>21</m:t>
           </m:r>
           <m:r>
             <m:rPr>
@@ -23316,7 +24879,7 @@
           </m:r>
         </m:oMath>
       </m:oMathPara>
-      <w:bookmarkEnd w:id="90"/>
+      <w:bookmarkEnd w:id="99"/>
     </w:p>
     <w:tbl>
       <w:tblPr>
@@ -23359,18 +24922,18 @@
                 <wp:inline>
                   <wp:extent cx="152400" cy="152400"/>
                   <wp:effectExtent b="0" l="0" r="0" t="0"/>
-                  <wp:docPr descr="" title="" id="91" name="Picture"/>
+                  <wp:docPr descr="" title="" id="100" name="Picture"/>
                   <a:graphic>
                     <a:graphicData uri="http://schemas.openxmlformats.org/drawingml/2006/picture">
                       <pic:pic>
                         <pic:nvPicPr>
-                          <pic:cNvPr descr="/opt/quarto/share/formats/docx/note.png" id="92" name="Picture"/>
+                          <pic:cNvPr descr="/opt/quarto/share/formats/docx/note.png" id="101" name="Picture"/>
                           <pic:cNvPicPr>
                             <a:picLocks noChangeArrowheads="1" noChangeAspect="1"/>
                           </pic:cNvPicPr>
                         </pic:nvPicPr>
                         <pic:blipFill>
-                          <a:blip r:embed="rId11"/>
+                          <a:blip r:embed="rId20"/>
                           <a:stretch>
                             <a:fillRect/>
                           </a:stretch>
@@ -23437,8 +25000,8 @@
         </w:tc>
       </w:tr>
     </w:tbl>
-    <w:bookmarkEnd w:id="93"/>
-    <w:bookmarkStart w:id="94" w:name="rem-overfitting-tradeoff"/>
+    <w:bookmarkEnd w:id="102"/>
+    <w:bookmarkStart w:id="103" w:name="rem-overfitting-tradeoff"/>
     <w:p>
       <w:pPr>
         <w:pStyle w:val="BodyText"/>
@@ -23448,7 +25011,7 @@
           <w:i/>
           <w:iCs/>
         </w:rPr>
-        <w:t xml:space="preserve">Remark 3</w:t>
+        <w:t xml:space="preserve">Remark 4</w:t>
       </w:r>
       <w:r>
         <w:t xml:space="preserve"> (Overfitting and the trade-off). </w:t>
@@ -24053,8 +25616,8 @@
         <w:t xml:space="preserve">but predict new observations worse.</w:t>
       </w:r>
     </w:p>
-    <w:bookmarkEnd w:id="94"/>
-    <w:bookmarkStart w:id="95" w:name="rem-overfitting-causes"/>
+    <w:bookmarkEnd w:id="103"/>
+    <w:bookmarkStart w:id="104" w:name="rem-overfitting-causes"/>
     <w:p>
       <w:pPr>
         <w:pStyle w:val="BodyText"/>
@@ -24064,7 +25627,7 @@
           <w:i/>
           <w:iCs/>
         </w:rPr>
-        <w:t xml:space="preserve">Remark 4</w:t>
+        <w:t xml:space="preserve">Remark 5</w:t>
       </w:r>
       <w:r>
         <w:t xml:space="preserve"> (Coefficients per observation). </w:t>
@@ -24115,7 +25678,7 @@
           <w:rPr>
             <w:rStyle w:val="Hyperlink"/>
           </w:rPr>
-          <w:t xml:space="preserve">Remark 3</w:t>
+          <w:t xml:space="preserve">Remark 4</w:t>
         </w:r>
       </w:hyperlink>
       <w:r>
@@ -24172,8 +25735,8 @@
         <w:t xml:space="preserve">the degree-4 fit has five coefficients for those 20 cars.</w:t>
       </w:r>
     </w:p>
-    <w:bookmarkEnd w:id="95"/>
-    <w:bookmarkStart w:id="96" w:name="exr-held-out-unbiased"/>
+    <w:bookmarkEnd w:id="104"/>
+    <w:bookmarkStart w:id="105" w:name="exr-held-out-unbiased"/>
     <w:p>
       <w:pPr>
         <w:pStyle w:val="BodyText"/>
@@ -24527,7 +26090,7 @@
           <w:rPr>
             <w:rStyle w:val="Hyperlink"/>
           </w:rPr>
-          <w:t xml:space="preserve">Definition 4</w:t>
+          <w:t xml:space="preserve">Definition 7</w:t>
         </w:r>
       </w:hyperlink>
       <w:r>
@@ -24612,7 +26175,7 @@
       <w:r>
         <w:t xml:space="preserve"> </w:t>
       </w:r>
-      <w:hyperlink r:id="rId30">
+      <w:hyperlink r:id="rId39">
         <w:r>
           <w:rPr>
             <w:rStyle w:val="Hyperlink"/>
@@ -24916,8 +26479,8 @@
         </m:oMath>
       </m:oMathPara>
     </w:p>
-    <w:bookmarkEnd w:id="96"/>
-    <w:bookmarkStart w:id="97" w:name="sol-held-out-unbiased"/>
+    <w:bookmarkEnd w:id="105"/>
+    <w:bookmarkStart w:id="106" w:name="sol-held-out-unbiased"/>
     <w:p>
       <w:pPr>
         <w:pStyle w:val="FirstParagraph"/>
@@ -25289,7 +26852,7 @@
           <w:rPr>
             <w:rStyle w:val="Hyperlink"/>
           </w:rPr>
-          <w:t xml:space="preserve">Equation 4</w:t>
+          <w:t xml:space="preserve">Equation 7</w:t>
         </w:r>
       </w:hyperlink>
       <w:r>
@@ -26513,8 +28076,8 @@
         <w:t xml:space="preserve">.</w:t>
       </w:r>
     </w:p>
-    <w:bookmarkEnd w:id="97"/>
-    <w:bookmarkStart w:id="98" w:name="thm-held-out-unbiased"/>
+    <w:bookmarkEnd w:id="106"/>
+    <w:bookmarkStart w:id="107" w:name="thm-held-out-unbiased"/>
     <w:p>
       <w:pPr>
         <w:pStyle w:val="BodyText"/>
@@ -26934,7 +28497,7 @@
       <w:r>
         <w:t xml:space="preserve"> </w:t>
       </w:r>
-      <w:hyperlink r:id="rId30">
+      <w:hyperlink r:id="rId39">
         <w:r>
           <w:rPr>
             <w:rStyle w:val="Hyperlink"/>
@@ -27218,7 +28781,7 @@
         </m:oMath>
       </m:oMathPara>
     </w:p>
-    <w:bookmarkEnd w:id="98"/>
+    <w:bookmarkEnd w:id="107"/>
     <w:p>
       <w:pPr>
         <w:pStyle w:val="FirstParagraph"/>
@@ -27251,7 +28814,7 @@
         <w:t xml:space="preserve">.</w:t>
       </w:r>
     </w:p>
-    <w:bookmarkStart w:id="99" w:name="rem-training-mse-optimistic"/>
+    <w:bookmarkStart w:id="108" w:name="rem-training-mse-optimistic"/>
     <w:p>
       <w:pPr>
         <w:pStyle w:val="BodyText"/>
@@ -27261,7 +28824,7 @@
           <w:i/>
           <w:iCs/>
         </w:rPr>
-        <w:t xml:space="preserve">Remark 5</w:t>
+        <w:t xml:space="preserve">Remark 6</w:t>
       </w:r>
       <w:r>
         <w:t xml:space="preserve"> (Training error is optimistic). </w:t>
@@ -27532,8 +29095,8 @@
         <w:t xml:space="preserve">while held-out RMSE does not.</w:t>
       </w:r>
     </w:p>
-    <w:bookmarkEnd w:id="99"/>
-    <w:bookmarkStart w:id="104" w:name="exm-train-test-error-simulated"/>
+    <w:bookmarkEnd w:id="108"/>
+    <w:bookmarkStart w:id="113" w:name="exm-train-test-error-simulated"/>
     <w:p>
       <w:pPr>
         <w:pStyle w:val="BodyText"/>
@@ -27543,7 +29106,7 @@
           <w:b/>
           <w:bCs/>
         </w:rPr>
-        <w:t xml:space="preserve">Example 4 (Training error and generalization error by degree)</w:t>
+        <w:t xml:space="preserve">Example 5 (Training error and generalization error by degree)</w:t>
       </w:r>
       <w:r>
         <w:t xml:space="preserve"> </w:t>
@@ -28897,7 +30460,7 @@
       <w:tr>
         <w:tc>
           <w:tcPr/>
-          <w:bookmarkStart w:id="103" w:name="fig-train-test-error"/>
+          <w:bookmarkStart w:id="112" w:name="fig-train-test-error"/>
           <w:p>
             <w:pPr>
               <w:pStyle w:val="SourceCode"/>
@@ -29612,18 +31175,18 @@
                 <wp:inline>
                   <wp:extent cx="4620126" cy="3696101"/>
                   <wp:effectExtent b="0" l="0" r="0" t="0"/>
-                  <wp:docPr descr="" title="" id="101" name="Picture"/>
+                  <wp:docPr descr="" title="" id="110" name="Picture"/>
                   <a:graphic>
                     <a:graphicData uri="http://schemas.openxmlformats.org/drawingml/2006/picture">
                       <pic:pic>
                         <pic:nvPicPr>
-                          <pic:cNvPr descr="model-validation_files/figure-docx/train-test-error-plot-1.png" id="102" name="Picture"/>
+                          <pic:cNvPr descr="model-validation_files/figure-docx/train-test-error-plot-1.png" id="111" name="Picture"/>
                           <pic:cNvPicPr>
                             <a:picLocks noChangeArrowheads="1" noChangeAspect="1"/>
                           </pic:cNvPicPr>
                         </pic:nvPicPr>
                         <pic:blipFill>
-                          <a:blip r:embed="rId100"/>
+                          <a:blip r:embed="rId109"/>
                           <a:stretch>
                             <a:fillRect/>
                           </a:stretch>
@@ -29755,7 +31318,7 @@
               <w:t xml:space="preserve">.</w:t>
             </w:r>
           </w:p>
-          <w:bookmarkEnd w:id="103"/>
+          <w:bookmarkEnd w:id="112"/>
         </w:tc>
       </w:tr>
     </w:tbl>
@@ -30261,18 +31824,18 @@
         <w:t xml:space="preserve">.</w:t>
       </w:r>
     </w:p>
-    <w:bookmarkEnd w:id="104"/>
-    <w:bookmarkEnd w:id="105"/>
-    <w:bookmarkStart w:id="148" w:name="sec-data-splits"/>
+    <w:bookmarkEnd w:id="113"/>
+    <w:bookmarkEnd w:id="114"/>
+    <w:bookmarkStart w:id="157" w:name="sec-data-splits"/>
     <w:p>
       <w:pPr>
         <w:pStyle w:val="Heading2"/>
       </w:pPr>
       <w:r>
-        <w:t xml:space="preserve">4 Training, validation, and test sets</w:t>
+        <w:t xml:space="preserve">5 Training, validation, and test sets</w:t>
       </w:r>
     </w:p>
-    <w:bookmarkStart w:id="106" w:name="exr-data-splits"/>
+    <w:bookmarkStart w:id="115" w:name="exr-data-splits"/>
     <w:p>
       <w:pPr>
         <w:pStyle w:val="FirstParagraph"/>
@@ -30405,8 +31968,8 @@
         <w:t xml:space="preserve">How many cars are in each set?</w:t>
       </w:r>
     </w:p>
-    <w:bookmarkEnd w:id="106"/>
-    <w:bookmarkStart w:id="107" w:name="sol-data-splits"/>
+    <w:bookmarkEnd w:id="115"/>
+    <w:bookmarkStart w:id="116" w:name="sol-data-splits"/>
     <w:p>
       <w:pPr>
         <w:pStyle w:val="BodyText"/>
@@ -30641,8 +32204,8 @@
         <w:t xml:space="preserve">test cars.</w:t>
       </w:r>
     </w:p>
-    <w:bookmarkEnd w:id="107"/>
-    <w:bookmarkStart w:id="111" w:name="def-data-splits"/>
+    <w:bookmarkEnd w:id="116"/>
+    <w:bookmarkStart w:id="120" w:name="def-data-splits"/>
     <w:p>
       <w:pPr>
         <w:pStyle w:val="BodyText"/>
@@ -30652,7 +32215,7 @@
           <w:b/>
           <w:bCs/>
         </w:rPr>
-        <w:t xml:space="preserve">Definition 17 (Training/validation/test split)</w:t>
+        <w:t xml:space="preserve">Definition 20 (Training/validation/test split)</w:t>
       </w:r>
       <w:r>
         <w:t xml:space="preserve"> </w:t>
@@ -30844,7 +32407,7 @@
       <w:pPr>
         <w:pStyle w:val="BodyText"/>
       </w:pPr>
-      <w:bookmarkStart w:id="108" w:name="eq-data-splits"/>
+      <w:bookmarkStart w:id="117" w:name="eq-data-splits"/>
       <m:oMathPara>
         <m:oMathParaPr>
           <m:jc m:val="center"/>
@@ -31288,7 +32851,7 @@
             <m:t>(</m:t>
           </m:r>
           <m:r>
-            <m:t>19</m:t>
+            <m:t>22</m:t>
           </m:r>
           <m:r>
             <m:rPr>
@@ -31298,7 +32861,7 @@
           </m:r>
         </m:oMath>
       </m:oMathPara>
-      <w:bookmarkEnd w:id="108"/>
+      <w:bookmarkEnd w:id="117"/>
     </w:p>
     <w:tbl>
       <w:tblPr>
@@ -31341,18 +32904,18 @@
                 <wp:inline>
                   <wp:extent cx="152400" cy="152400"/>
                   <wp:effectExtent b="0" l="0" r="0" t="0"/>
-                  <wp:docPr descr="" title="" id="109" name="Picture"/>
+                  <wp:docPr descr="" title="" id="118" name="Picture"/>
                   <a:graphic>
                     <a:graphicData uri="http://schemas.openxmlformats.org/drawingml/2006/picture">
                       <pic:pic>
                         <pic:nvPicPr>
-                          <pic:cNvPr descr="/opt/quarto/share/formats/docx/note.png" id="110" name="Picture"/>
+                          <pic:cNvPr descr="/opt/quarto/share/formats/docx/note.png" id="119" name="Picture"/>
                           <pic:cNvPicPr>
                             <a:picLocks noChangeArrowheads="1" noChangeAspect="1"/>
                           </pic:cNvPicPr>
                         </pic:nvPicPr>
                         <pic:blipFill>
-                          <a:blip r:embed="rId11"/>
+                          <a:blip r:embed="rId20"/>
                           <a:stretch>
                             <a:fillRect/>
                           </a:stretch>
@@ -31419,8 +32982,8 @@
         </w:tc>
       </w:tr>
     </w:tbl>
-    <w:bookmarkEnd w:id="111"/>
-    <w:bookmarkStart w:id="112" w:name="exm-data-splits-sizes"/>
+    <w:bookmarkEnd w:id="120"/>
+    <w:bookmarkStart w:id="121" w:name="exm-data-splits-sizes"/>
     <w:p>
       <w:pPr>
         <w:pStyle w:val="BodyText"/>
@@ -31430,7 +32993,7 @@
           <w:b/>
           <w:bCs/>
         </w:rPr>
-        <w:t xml:space="preserve">Example 5 (Split sizes for 32 cars)</w:t>
+        <w:t xml:space="preserve">Example 6 (Split sizes for 32 cars)</w:t>
       </w:r>
       <w:r>
         <w:t xml:space="preserve"> </w:t>
@@ -31494,8 +33057,8 @@
         <w:t xml:space="preserve">and the 7 test cars are used only once, after the model is chosen.</w:t>
       </w:r>
     </w:p>
-    <w:bookmarkEnd w:id="112"/>
-    <w:bookmarkStart w:id="114" w:name="def-tuning-parameter"/>
+    <w:bookmarkEnd w:id="121"/>
+    <w:bookmarkStart w:id="123" w:name="def-tuning-parameter"/>
     <w:p>
       <w:pPr>
         <w:pStyle w:val="BodyText"/>
@@ -31505,7 +33068,7 @@
           <w:b/>
           <w:bCs/>
         </w:rPr>
-        <w:t xml:space="preserve">Definition 18 (Tuning parameter)</w:t>
+        <w:t xml:space="preserve">Definition 21 (Tuning parameter)</w:t>
       </w:r>
       <w:r>
         <w:t xml:space="preserve"> </w:t>
@@ -31585,7 +33148,7 @@
       <w:pPr>
         <w:pStyle w:val="BodyText"/>
       </w:pPr>
-      <w:bookmarkStart w:id="113" w:name="eq-tuning-parameter"/>
+      <w:bookmarkStart w:id="122" w:name="eq-tuning-parameter"/>
       <m:oMathPara>
         <m:oMathParaPr>
           <m:jc m:val="center"/>
@@ -31695,7 +33258,7 @@
             <m:t>(</m:t>
           </m:r>
           <m:r>
-            <m:t>20</m:t>
+            <m:t>23</m:t>
           </m:r>
           <m:r>
             <m:rPr>
@@ -31705,10 +33268,10 @@
           </m:r>
         </m:oMath>
       </m:oMathPara>
-      <w:bookmarkEnd w:id="113"/>
+      <w:bookmarkEnd w:id="122"/>
     </w:p>
-    <w:bookmarkEnd w:id="114"/>
-    <w:bookmarkStart w:id="115" w:name="exm-tuning-parameter"/>
+    <w:bookmarkEnd w:id="123"/>
+    <w:bookmarkStart w:id="124" w:name="exm-tuning-parameter"/>
     <w:p>
       <w:pPr>
         <w:pStyle w:val="FirstParagraph"/>
@@ -31718,7 +33281,7 @@
           <w:b/>
           <w:bCs/>
         </w:rPr>
-        <w:t xml:space="preserve">Example 6 (Polynomial degree)</w:t>
+        <w:t xml:space="preserve">Example 7 (Polynomial degree)</w:t>
       </w:r>
       <w:r>
         <w:t xml:space="preserve"> </w:t>
@@ -31893,8 +33456,8 @@
         <w:t xml:space="preserve">.</w:t>
       </w:r>
     </w:p>
-    <w:bookmarkEnd w:id="115"/>
-    <w:bookmarkStart w:id="117" w:name="def-validation-set"/>
+    <w:bookmarkEnd w:id="124"/>
+    <w:bookmarkStart w:id="126" w:name="def-validation-set"/>
     <w:p>
       <w:pPr>
         <w:pStyle w:val="BodyText"/>
@@ -31904,7 +33467,7 @@
           <w:b/>
           <w:bCs/>
         </w:rPr>
-        <w:t xml:space="preserve">Definition 19 (Validation set)</w:t>
+        <w:t xml:space="preserve">Definition 22 (Validation set)</w:t>
       </w:r>
       <w:r>
         <w:t xml:space="preserve"> </w:t>
@@ -32014,7 +33577,7 @@
       <w:pPr>
         <w:pStyle w:val="BodyText"/>
       </w:pPr>
-      <w:bookmarkStart w:id="116" w:name="eq-validation-set"/>
+      <w:bookmarkStart w:id="125" w:name="eq-validation-set"/>
       <m:oMathPara>
         <m:oMathParaPr>
           <m:jc m:val="center"/>
@@ -32125,7 +33688,7 @@
             <m:t>(</m:t>
           </m:r>
           <m:r>
-            <m:t>21</m:t>
+            <m:t>24</m:t>
           </m:r>
           <m:r>
             <m:rPr>
@@ -32135,10 +33698,10 @@
           </m:r>
         </m:oMath>
       </m:oMathPara>
-      <w:bookmarkEnd w:id="116"/>
+      <w:bookmarkEnd w:id="125"/>
     </w:p>
-    <w:bookmarkEnd w:id="117"/>
-    <w:bookmarkStart w:id="119" w:name="def-validation-choice"/>
+    <w:bookmarkEnd w:id="126"/>
+    <w:bookmarkStart w:id="128" w:name="def-validation-choice"/>
     <w:p>
       <w:pPr>
         <w:pStyle w:val="FirstParagraph"/>
@@ -32148,7 +33711,7 @@
           <w:b/>
           <w:bCs/>
         </w:rPr>
-        <w:t xml:space="preserve">Definition 20 (Validation choice)</w:t>
+        <w:t xml:space="preserve">Definition 23 (Validation choice)</w:t>
       </w:r>
       <w:r>
         <w:t xml:space="preserve"> </w:t>
@@ -32311,7 +33874,7 @@
       <w:r>
         <w:t xml:space="preserve"> </w:t>
       </w:r>
-      <w:hyperlink r:id="rId30">
+      <w:hyperlink r:id="rId39">
         <w:r>
           <w:rPr>
             <w:rStyle w:val="Hyperlink"/>
@@ -32344,7 +33907,7 @@
       <w:pPr>
         <w:pStyle w:val="BodyText"/>
       </w:pPr>
-      <w:bookmarkStart w:id="118" w:name="eq-validation-choice"/>
+      <w:bookmarkStart w:id="127" w:name="eq-validation-choice"/>
       <m:oMathPara>
         <m:oMathParaPr>
           <m:jc m:val="center"/>
@@ -32611,7 +34174,7 @@
             <m:t>(</m:t>
           </m:r>
           <m:r>
-            <m:t>22</m:t>
+            <m:t>25</m:t>
           </m:r>
           <m:r>
             <m:rPr>
@@ -32621,10 +34184,10 @@
           </m:r>
         </m:oMath>
       </m:oMathPara>
-      <w:bookmarkEnd w:id="118"/>
+      <w:bookmarkEnd w:id="127"/>
     </w:p>
-    <w:bookmarkEnd w:id="119"/>
-    <w:bookmarkStart w:id="121" w:name="def-test-set"/>
+    <w:bookmarkEnd w:id="128"/>
+    <w:bookmarkStart w:id="130" w:name="def-test-set"/>
     <w:p>
       <w:pPr>
         <w:pStyle w:val="FirstParagraph"/>
@@ -32634,7 +34197,7 @@
           <w:b/>
           <w:bCs/>
         </w:rPr>
-        <w:t xml:space="preserve">Definition 21 (Test set)</w:t>
+        <w:t xml:space="preserve">Definition 24 (Test set)</w:t>
       </w:r>
       <w:r>
         <w:t xml:space="preserve"> </w:t>
@@ -32768,7 +34331,7 @@
       <w:pPr>
         <w:pStyle w:val="BodyText"/>
       </w:pPr>
-      <w:bookmarkStart w:id="120" w:name="eq-test-set"/>
+      <w:bookmarkStart w:id="129" w:name="eq-test-set"/>
       <m:oMathPara>
         <m:oMathParaPr>
           <m:jc m:val="center"/>
@@ -32879,7 +34442,7 @@
             <m:t>(</m:t>
           </m:r>
           <m:r>
-            <m:t>23</m:t>
+            <m:t>26</m:t>
           </m:r>
           <m:r>
             <m:rPr>
@@ -32889,10 +34452,10 @@
           </m:r>
         </m:oMath>
       </m:oMathPara>
-      <w:bookmarkEnd w:id="120"/>
+      <w:bookmarkEnd w:id="129"/>
     </w:p>
-    <w:bookmarkEnd w:id="121"/>
-    <w:bookmarkStart w:id="125" w:name="rem-data-splits"/>
+    <w:bookmarkEnd w:id="130"/>
+    <w:bookmarkStart w:id="134" w:name="rem-data-splits"/>
     <w:p>
       <w:pPr>
         <w:pStyle w:val="FirstParagraph"/>
@@ -32902,7 +34465,7 @@
           <w:i/>
           <w:iCs/>
         </w:rPr>
-        <w:t xml:space="preserve">Remark 6</w:t>
+        <w:t xml:space="preserve">Remark 7</w:t>
       </w:r>
       <w:r>
         <w:t xml:space="preserve"> (What each set is for). </w:t>
@@ -33067,7 +34630,7 @@
       <w:r>
         <w:t xml:space="preserve"> </w:t>
       </w:r>
-      <w:hyperlink r:id="rId122">
+      <w:hyperlink r:id="rId131">
         <w:r>
           <w:rPr>
             <w:rStyle w:val="Hyperlink"/>
@@ -33087,7 +34650,7 @@
       <w:r>
         <w:t xml:space="preserve"> </w:t>
       </w:r>
-      <w:hyperlink r:id="rId123">
+      <w:hyperlink r:id="rId132">
         <w:r>
           <w:rPr>
             <w:rStyle w:val="Hyperlink"/>
@@ -33107,7 +34670,7 @@
       <w:r>
         <w:t xml:space="preserve"> </w:t>
       </w:r>
-      <w:hyperlink r:id="rId124">
+      <w:hyperlink r:id="rId133">
         <w:r>
           <w:rPr>
             <w:rStyle w:val="Hyperlink"/>
@@ -33125,8 +34688,8 @@
         <w:t xml:space="preserve">They use a different symbol for the training set and a parenthesized observation index, but the same three-way split.</w:t>
       </w:r>
     </w:p>
-    <w:bookmarkEnd w:id="125"/>
-    <w:bookmarkStart w:id="147" w:name="exm-train-validation-test-split"/>
+    <w:bookmarkEnd w:id="134"/>
+    <w:bookmarkStart w:id="156" w:name="exm-train-validation-test-split"/>
     <w:p>
       <w:pPr>
         <w:pStyle w:val="BodyText"/>
@@ -33136,7 +34699,7 @@
           <w:b/>
           <w:bCs/>
         </w:rPr>
-        <w:t xml:space="preserve">Example 7 (Numerical example)</w:t>
+        <w:t xml:space="preserve">Example 8 (Numerical example)</w:t>
       </w:r>
       <w:r>
         <w:t xml:space="preserve"> </w:t>
@@ -33149,7 +34712,7 @@
           <w:rPr>
             <w:rStyle w:val="Hyperlink"/>
           </w:rPr>
-          <w:t xml:space="preserve">Example 7</w:t>
+          <w:t xml:space="preserve">Example 8</w:t>
         </w:r>
       </w:hyperlink>
       <w:r>
@@ -33360,7 +34923,7 @@
       <w:tr>
         <w:tc>
           <w:tcPr/>
-          <w:bookmarkStart w:id="126" w:name="tbl-train-validation-test-split-sizes"/>
+          <w:bookmarkStart w:id="135" w:name="tbl-train-validation-test-split-sizes"/>
           <w:p>
             <w:pPr>
               <w:jc w:val="center"/>
@@ -33992,7 +35555,7 @@
               <w:t xml:space="preserve">#&gt; 3 test           7</w:t>
             </w:r>
           </w:p>
-          <w:bookmarkEnd w:id="126"/>
+          <w:bookmarkEnd w:id="135"/>
         </w:tc>
       </w:tr>
     </w:tbl>
@@ -37850,7 +39413,7 @@
       <w:tr>
         <w:tc>
           <w:tcPr/>
-          <w:bookmarkStart w:id="130" w:name="fig-linear-model-superimposed"/>
+          <w:bookmarkStart w:id="139" w:name="fig-linear-model-superimposed"/>
           <w:p>
             <w:pPr>
               <w:pStyle w:val="SourceCode"/>
@@ -37890,18 +39453,18 @@
                 <wp:inline>
                   <wp:extent cx="4620126" cy="3696101"/>
                   <wp:effectExtent b="0" l="0" r="0" t="0"/>
-                  <wp:docPr descr="" title="" id="128" name="Picture"/>
+                  <wp:docPr descr="" title="" id="137" name="Picture"/>
                   <a:graphic>
                     <a:graphicData uri="http://schemas.openxmlformats.org/drawingml/2006/picture">
                       <pic:pic>
                         <pic:nvPicPr>
-                          <pic:cNvPr descr="model-validation_files/figure-docx/unnamed-chunk-3-1.png" id="129" name="Picture"/>
+                          <pic:cNvPr descr="model-validation_files/figure-docx/unnamed-chunk-3-1.png" id="138" name="Picture"/>
                           <pic:cNvPicPr>
                             <a:picLocks noChangeArrowheads="1" noChangeAspect="1"/>
                           </pic:cNvPicPr>
                         </pic:nvPicPr>
                         <pic:blipFill>
-                          <a:blip r:embed="rId127"/>
+                          <a:blip r:embed="rId136"/>
                           <a:stretch>
                             <a:fillRect/>
                           </a:stretch>
@@ -37941,7 +39504,7 @@
               <w:t xml:space="preserve">Figure 2: Linear model fit superimposed on data partitions</w:t>
             </w:r>
           </w:p>
-          <w:bookmarkEnd w:id="130"/>
+          <w:bookmarkEnd w:id="139"/>
         </w:tc>
       </w:tr>
     </w:tbl>
@@ -37966,7 +39529,7 @@
       <w:tr>
         <w:tc>
           <w:tcPr/>
-          <w:bookmarkStart w:id="134" w:name="fig-quadratic-model-superimposed"/>
+          <w:bookmarkStart w:id="143" w:name="fig-quadratic-model-superimposed"/>
           <w:p>
             <w:pPr>
               <w:pStyle w:val="SourceCode"/>
@@ -38006,18 +39569,18 @@
                 <wp:inline>
                   <wp:extent cx="4620126" cy="3696101"/>
                   <wp:effectExtent b="0" l="0" r="0" t="0"/>
-                  <wp:docPr descr="" title="" id="132" name="Picture"/>
+                  <wp:docPr descr="" title="" id="141" name="Picture"/>
                   <a:graphic>
                     <a:graphicData uri="http://schemas.openxmlformats.org/drawingml/2006/picture">
                       <pic:pic>
                         <pic:nvPicPr>
-                          <pic:cNvPr descr="model-validation_files/figure-docx/unnamed-chunk-4-1.png" id="133" name="Picture"/>
+                          <pic:cNvPr descr="model-validation_files/figure-docx/unnamed-chunk-4-1.png" id="142" name="Picture"/>
                           <pic:cNvPicPr>
                             <a:picLocks noChangeArrowheads="1" noChangeAspect="1"/>
                           </pic:cNvPicPr>
                         </pic:nvPicPr>
                         <pic:blipFill>
-                          <a:blip r:embed="rId131"/>
+                          <a:blip r:embed="rId140"/>
                           <a:stretch>
                             <a:fillRect/>
                           </a:stretch>
@@ -38057,7 +39620,7 @@
               <w:t xml:space="preserve">Figure 3: Quadratic model fit superimposed on data partitions</w:t>
             </w:r>
           </w:p>
-          <w:bookmarkEnd w:id="134"/>
+          <w:bookmarkEnd w:id="143"/>
         </w:tc>
       </w:tr>
     </w:tbl>
@@ -38082,7 +39645,7 @@
       <w:tr>
         <w:tc>
           <w:tcPr/>
-          <w:bookmarkStart w:id="138" w:name="fig-cubic-model-superimposed"/>
+          <w:bookmarkStart w:id="147" w:name="fig-cubic-model-superimposed"/>
           <w:p>
             <w:pPr>
               <w:pStyle w:val="SourceCode"/>
@@ -38122,18 +39685,18 @@
                 <wp:inline>
                   <wp:extent cx="4620126" cy="3696101"/>
                   <wp:effectExtent b="0" l="0" r="0" t="0"/>
-                  <wp:docPr descr="" title="" id="136" name="Picture"/>
+                  <wp:docPr descr="" title="" id="145" name="Picture"/>
                   <a:graphic>
                     <a:graphicData uri="http://schemas.openxmlformats.org/drawingml/2006/picture">
                       <pic:pic>
                         <pic:nvPicPr>
-                          <pic:cNvPr descr="model-validation_files/figure-docx/unnamed-chunk-5-1.png" id="137" name="Picture"/>
+                          <pic:cNvPr descr="model-validation_files/figure-docx/unnamed-chunk-5-1.png" id="146" name="Picture"/>
                           <pic:cNvPicPr>
                             <a:picLocks noChangeArrowheads="1" noChangeAspect="1"/>
                           </pic:cNvPicPr>
                         </pic:nvPicPr>
                         <pic:blipFill>
-                          <a:blip r:embed="rId135"/>
+                          <a:blip r:embed="rId144"/>
                           <a:stretch>
                             <a:fillRect/>
                           </a:stretch>
@@ -38173,7 +39736,7 @@
               <w:t xml:space="preserve">Figure 4: Cubic model fit superimposed on data partitions</w:t>
             </w:r>
           </w:p>
-          <w:bookmarkEnd w:id="138"/>
+          <w:bookmarkEnd w:id="147"/>
         </w:tc>
       </w:tr>
     </w:tbl>
@@ -38198,7 +39761,7 @@
       <w:tr>
         <w:tc>
           <w:tcPr/>
-          <w:bookmarkStart w:id="142" w:name="fig-quartic-model-superimposed"/>
+          <w:bookmarkStart w:id="151" w:name="fig-quartic-model-superimposed"/>
           <w:p>
             <w:pPr>
               <w:pStyle w:val="SourceCode"/>
@@ -38238,18 +39801,18 @@
                 <wp:inline>
                   <wp:extent cx="4620126" cy="3696101"/>
                   <wp:effectExtent b="0" l="0" r="0" t="0"/>
-                  <wp:docPr descr="" title="" id="140" name="Picture"/>
+                  <wp:docPr descr="" title="" id="149" name="Picture"/>
                   <a:graphic>
                     <a:graphicData uri="http://schemas.openxmlformats.org/drawingml/2006/picture">
                       <pic:pic>
                         <pic:nvPicPr>
-                          <pic:cNvPr descr="model-validation_files/figure-docx/unnamed-chunk-6-1.png" id="141" name="Picture"/>
+                          <pic:cNvPr descr="model-validation_files/figure-docx/unnamed-chunk-6-1.png" id="150" name="Picture"/>
                           <pic:cNvPicPr>
                             <a:picLocks noChangeArrowheads="1" noChangeAspect="1"/>
                           </pic:cNvPicPr>
                         </pic:nvPicPr>
                         <pic:blipFill>
-                          <a:blip r:embed="rId139"/>
+                          <a:blip r:embed="rId148"/>
                           <a:stretch>
                             <a:fillRect/>
                           </a:stretch>
@@ -38289,7 +39852,7 @@
               <w:t xml:space="preserve">Figure 5: Quartic model fit superimposed on data partitions</w:t>
             </w:r>
           </w:p>
-          <w:bookmarkEnd w:id="142"/>
+          <w:bookmarkEnd w:id="151"/>
         </w:tc>
       </w:tr>
     </w:tbl>
@@ -38314,7 +39877,7 @@
       <w:tr>
         <w:tc>
           <w:tcPr/>
-          <w:bookmarkStart w:id="143" w:name="tbl-train-validation-results"/>
+          <w:bookmarkStart w:id="152" w:name="tbl-train-validation-results"/>
           <w:p>
             <w:pPr>
               <w:jc w:val="center"/>
@@ -38403,7 +39966,7 @@
               <w:t xml:space="preserve">#&gt; 4 quartic            1.90            3.97</w:t>
             </w:r>
           </w:p>
-          <w:bookmarkEnd w:id="143"/>
+          <w:bookmarkEnd w:id="152"/>
         </w:tc>
       </w:tr>
     </w:tbl>
@@ -38472,7 +40035,7 @@
       <w:tr>
         <w:tc>
           <w:tcPr/>
-          <w:bookmarkStart w:id="144" w:name="tbl-train-validation-test-rmse"/>
+          <w:bookmarkStart w:id="153" w:name="tbl-train-validation-test-rmse"/>
           <w:p>
             <w:pPr>
               <w:jc w:val="center"/>
@@ -38549,7 +40112,7 @@
               <w:t xml:space="preserve">#&gt; 2 test       linear  2.44</w:t>
             </w:r>
           </w:p>
-          <w:bookmarkEnd w:id="144"/>
+          <w:bookmarkEnd w:id="153"/>
         </w:tc>
       </w:tr>
     </w:tbl>
@@ -38602,18 +40165,18 @@
                 <wp:inline>
                   <wp:extent cx="152400" cy="152400"/>
                   <wp:effectExtent b="0" l="0" r="0" t="0"/>
-                  <wp:docPr descr="" title="" id="145" name="Picture"/>
+                  <wp:docPr descr="" title="" id="154" name="Picture"/>
                   <a:graphic>
                     <a:graphicData uri="http://schemas.openxmlformats.org/drawingml/2006/picture">
                       <pic:pic>
                         <pic:nvPicPr>
-                          <pic:cNvPr descr="/opt/quarto/share/formats/docx/note.png" id="146" name="Picture"/>
+                          <pic:cNvPr descr="/opt/quarto/share/formats/docx/note.png" id="155" name="Picture"/>
                           <pic:cNvPicPr>
                             <a:picLocks noChangeArrowheads="1" noChangeAspect="1"/>
                           </pic:cNvPicPr>
                         </pic:nvPicPr>
                         <pic:blipFill>
-                          <a:blip r:embed="rId11"/>
+                          <a:blip r:embed="rId20"/>
                           <a:stretch>
                             <a:fillRect/>
                           </a:stretch>
@@ -38686,15 +40249,15 @@
         </w:tc>
       </w:tr>
     </w:tbl>
-    <w:bookmarkEnd w:id="147"/>
-    <w:bookmarkEnd w:id="148"/>
-    <w:bookmarkStart w:id="189" w:name="sec-kfold"/>
+    <w:bookmarkEnd w:id="156"/>
+    <w:bookmarkEnd w:id="157"/>
+    <w:bookmarkStart w:id="198" w:name="sec-kfold"/>
     <w:p>
       <w:pPr>
         <w:pStyle w:val="Heading2"/>
       </w:pPr>
       <w:r>
-        <w:t xml:space="preserve">5</w:t>
+        <w:t xml:space="preserve">6</w:t>
       </w:r>
       <w:r>
         <w:t xml:space="preserve"> </w:t>
@@ -38708,7 +40271,7 @@
         <w:t xml:space="preserve">-fold cross-validation</w:t>
       </w:r>
     </w:p>
-    <w:bookmarkStart w:id="149" w:name="exr-kfold"/>
+    <w:bookmarkStart w:id="158" w:name="exr-kfold"/>
     <w:p>
       <w:pPr>
         <w:pStyle w:val="FirstParagraph"/>
@@ -38859,8 +40422,8 @@
         <w:t xml:space="preserve">How many times is a given car used for fitting, and how many times for prediction?</w:t>
       </w:r>
     </w:p>
-    <w:bookmarkEnd w:id="149"/>
-    <w:bookmarkStart w:id="150" w:name="sol-kfold"/>
+    <w:bookmarkEnd w:id="158"/>
+    <w:bookmarkStart w:id="159" w:name="sol-kfold"/>
     <w:p>
       <w:pPr>
         <w:pStyle w:val="FirstParagraph"/>
@@ -39034,8 +40597,8 @@
         <w:t xml:space="preserve">fits.</w:t>
       </w:r>
     </w:p>
-    <w:bookmarkEnd w:id="150"/>
-    <w:bookmarkStart w:id="154" w:name="def-folds"/>
+    <w:bookmarkEnd w:id="159"/>
+    <w:bookmarkStart w:id="163" w:name="def-folds"/>
     <w:p>
       <w:pPr>
         <w:pStyle w:val="FirstParagraph"/>
@@ -39045,7 +40608,7 @@
           <w:b/>
           <w:bCs/>
         </w:rPr>
-        <w:t xml:space="preserve">Definition 22 (Folds)</w:t>
+        <w:t xml:space="preserve">Definition 25 (Folds)</w:t>
       </w:r>
       <w:r>
         <w:t xml:space="preserve"> </w:t>
@@ -39224,7 +40787,7 @@
       <w:pPr>
         <w:pStyle w:val="BodyText"/>
       </w:pPr>
-      <w:bookmarkStart w:id="151" w:name="eq-folds"/>
+      <w:bookmarkStart w:id="160" w:name="eq-folds"/>
       <m:oMathPara>
         <m:oMathParaPr>
           <m:jc m:val="center"/>
@@ -39305,7 +40868,7 @@
             <m:t>(</m:t>
           </m:r>
           <m:r>
-            <m:t>24</m:t>
+            <m:t>27</m:t>
           </m:r>
           <m:r>
             <m:rPr>
@@ -39315,7 +40878,7 @@
           </m:r>
         </m:oMath>
       </m:oMathPara>
-      <w:bookmarkEnd w:id="151"/>
+      <w:bookmarkEnd w:id="160"/>
     </w:p>
     <w:tbl>
       <w:tblPr>
@@ -39358,18 +40921,18 @@
                 <wp:inline>
                   <wp:extent cx="152400" cy="152400"/>
                   <wp:effectExtent b="0" l="0" r="0" t="0"/>
-                  <wp:docPr descr="" title="" id="152" name="Picture"/>
+                  <wp:docPr descr="" title="" id="161" name="Picture"/>
                   <a:graphic>
                     <a:graphicData uri="http://schemas.openxmlformats.org/drawingml/2006/picture">
                       <pic:pic>
                         <pic:nvPicPr>
-                          <pic:cNvPr descr="/opt/quarto/share/formats/docx/note.png" id="153" name="Picture"/>
+                          <pic:cNvPr descr="/opt/quarto/share/formats/docx/note.png" id="162" name="Picture"/>
                           <pic:cNvPicPr>
                             <a:picLocks noChangeArrowheads="1" noChangeAspect="1"/>
                           </pic:cNvPicPr>
                         </pic:nvPicPr>
                         <pic:blipFill>
-                          <a:blip r:embed="rId11"/>
+                          <a:blip r:embed="rId20"/>
                           <a:stretch>
                             <a:fillRect/>
                           </a:stretch>
@@ -39468,8 +41031,8 @@
         </w:tc>
       </w:tr>
     </w:tbl>
-    <w:bookmarkEnd w:id="154"/>
-    <w:bookmarkStart w:id="156" w:name="def-fold-size"/>
+    <w:bookmarkEnd w:id="163"/>
+    <w:bookmarkStart w:id="165" w:name="def-fold-size"/>
     <w:p>
       <w:pPr>
         <w:pStyle w:val="BodyText"/>
@@ -39479,7 +41042,7 @@
           <w:b/>
           <w:bCs/>
         </w:rPr>
-        <w:t xml:space="preserve">Definition 23 (Fold size)</w:t>
+        <w:t xml:space="preserve">Definition 26 (Fold size)</w:t>
       </w:r>
       <w:r>
         <w:t xml:space="preserve"> </w:t>
@@ -39563,7 +41126,7 @@
       <w:pPr>
         <w:pStyle w:val="BodyText"/>
       </w:pPr>
-      <w:bookmarkStart w:id="155" w:name="eq-fold-size"/>
+      <w:bookmarkStart w:id="164" w:name="eq-fold-size"/>
       <m:oMathPara>
         <m:oMathParaPr>
           <m:jc m:val="center"/>
@@ -39648,7 +41211,7 @@
             <m:t>(</m:t>
           </m:r>
           <m:r>
-            <m:t>25</m:t>
+            <m:t>28</m:t>
           </m:r>
           <m:r>
             <m:rPr>
@@ -39658,10 +41221,10 @@
           </m:r>
         </m:oMath>
       </m:oMathPara>
-      <w:bookmarkEnd w:id="155"/>
+      <w:bookmarkEnd w:id="164"/>
     </w:p>
-    <w:bookmarkEnd w:id="156"/>
-    <w:bookmarkStart w:id="160" w:name="def-fold-assignment"/>
+    <w:bookmarkEnd w:id="165"/>
+    <w:bookmarkStart w:id="169" w:name="def-fold-assignment"/>
     <w:p>
       <w:pPr>
         <w:pStyle w:val="FirstParagraph"/>
@@ -39671,7 +41234,7 @@
           <w:b/>
           <w:bCs/>
         </w:rPr>
-        <w:t xml:space="preserve">Definition 24 (Fold assignment)</w:t>
+        <w:t xml:space="preserve">Definition 27 (Fold assignment)</w:t>
       </w:r>
       <w:r>
         <w:t xml:space="preserve"> </w:t>
@@ -39812,7 +41375,7 @@
       <w:pPr>
         <w:pStyle w:val="BodyText"/>
       </w:pPr>
-      <w:bookmarkStart w:id="157" w:name="eq-fold-assignment"/>
+      <w:bookmarkStart w:id="166" w:name="eq-fold-assignment"/>
       <m:oMathPara>
         <m:oMathParaPr>
           <m:jc m:val="center"/>
@@ -39874,7 +41437,7 @@
             <m:t>(</m:t>
           </m:r>
           <m:r>
-            <m:t>26</m:t>
+            <m:t>29</m:t>
           </m:r>
           <m:r>
             <m:rPr>
@@ -39884,7 +41447,7 @@
           </m:r>
         </m:oMath>
       </m:oMathPara>
-      <w:bookmarkEnd w:id="157"/>
+      <w:bookmarkEnd w:id="166"/>
     </w:p>
     <w:tbl>
       <w:tblPr>
@@ -39927,18 +41490,18 @@
                 <wp:inline>
                   <wp:extent cx="152400" cy="152400"/>
                   <wp:effectExtent b="0" l="0" r="0" t="0"/>
-                  <wp:docPr descr="" title="" id="158" name="Picture"/>
+                  <wp:docPr descr="" title="" id="167" name="Picture"/>
                   <a:graphic>
                     <a:graphicData uri="http://schemas.openxmlformats.org/drawingml/2006/picture">
                       <pic:pic>
                         <pic:nvPicPr>
-                          <pic:cNvPr descr="/opt/quarto/share/formats/docx/note.png" id="159" name="Picture"/>
+                          <pic:cNvPr descr="/opt/quarto/share/formats/docx/note.png" id="168" name="Picture"/>
                           <pic:cNvPicPr>
                             <a:picLocks noChangeArrowheads="1" noChangeAspect="1"/>
                           </pic:cNvPicPr>
                         </pic:nvPicPr>
                         <pic:blipFill>
-                          <a:blip r:embed="rId11"/>
+                          <a:blip r:embed="rId20"/>
                           <a:stretch>
                             <a:fillRect/>
                           </a:stretch>
@@ -40040,8 +41603,8 @@
         </w:tc>
       </w:tr>
     </w:tbl>
-    <w:bookmarkEnd w:id="160"/>
-    <w:bookmarkStart w:id="164" w:name="def-fold-out-rule"/>
+    <w:bookmarkEnd w:id="169"/>
+    <w:bookmarkStart w:id="173" w:name="def-fold-out-rule"/>
     <w:p>
       <w:pPr>
         <w:pStyle w:val="BodyText"/>
@@ -40051,7 +41614,7 @@
           <w:b/>
           <w:bCs/>
         </w:rPr>
-        <w:t xml:space="preserve">Definition 25 (Fold-out rule)</w:t>
+        <w:t xml:space="preserve">Definition 28 (Fold-out rule)</w:t>
       </w:r>
       <w:r>
         <w:t xml:space="preserve"> </w:t>
@@ -40233,7 +41796,7 @@
       <w:pPr>
         <w:pStyle w:val="BodyText"/>
       </w:pPr>
-      <w:bookmarkStart w:id="161" w:name="eq-fold-out-rule"/>
+      <w:bookmarkStart w:id="170" w:name="eq-fold-out-rule"/>
       <m:oMathPara>
         <m:oMathParaPr>
           <m:jc m:val="center"/>
@@ -40456,7 +42019,7 @@
             <m:t>(</m:t>
           </m:r>
           <m:r>
-            <m:t>27</m:t>
+            <m:t>30</m:t>
           </m:r>
           <m:r>
             <m:rPr>
@@ -40466,7 +42029,7 @@
           </m:r>
         </m:oMath>
       </m:oMathPara>
-      <w:bookmarkEnd w:id="161"/>
+      <w:bookmarkEnd w:id="170"/>
     </w:p>
     <w:tbl>
       <w:tblPr>
@@ -40509,18 +42072,18 @@
                 <wp:inline>
                   <wp:extent cx="152400" cy="152400"/>
                   <wp:effectExtent b="0" l="0" r="0" t="0"/>
-                  <wp:docPr descr="" title="" id="162" name="Picture"/>
+                  <wp:docPr descr="" title="" id="171" name="Picture"/>
                   <a:graphic>
                     <a:graphicData uri="http://schemas.openxmlformats.org/drawingml/2006/picture">
                       <pic:pic>
                         <pic:nvPicPr>
-                          <pic:cNvPr descr="/opt/quarto/share/formats/docx/note.png" id="163" name="Picture"/>
+                          <pic:cNvPr descr="/opt/quarto/share/formats/docx/note.png" id="172" name="Picture"/>
                           <pic:cNvPicPr>
                             <a:picLocks noChangeArrowheads="1" noChangeAspect="1"/>
                           </pic:cNvPicPr>
                         </pic:nvPicPr>
                         <pic:blipFill>
-                          <a:blip r:embed="rId11"/>
+                          <a:blip r:embed="rId20"/>
                           <a:stretch>
                             <a:fillRect/>
                           </a:stretch>
@@ -40637,8 +42200,8 @@
         </w:tc>
       </w:tr>
     </w:tbl>
-    <w:bookmarkEnd w:id="164"/>
-    <w:bookmarkStart w:id="165" w:name="def-kfold"/>
+    <w:bookmarkEnd w:id="173"/>
+    <w:bookmarkStart w:id="174" w:name="def-kfold"/>
     <w:p>
       <w:pPr>
         <w:pStyle w:val="BodyText"/>
@@ -40648,7 +42211,7 @@
           <w:b/>
           <w:bCs/>
         </w:rPr>
-        <w:t xml:space="preserve">Definition 26 (</w:t>
+        <w:t xml:space="preserve">Definition 29 (</w:t>
       </w:r>
       <m:oMath>
         <m:r>
@@ -40985,8 +42548,8 @@
         <w:t xml:space="preserve">Compute a summary prediction-error measure across all folds.</w:t>
       </w:r>
     </w:p>
-    <w:bookmarkEnd w:id="165"/>
-    <w:bookmarkStart w:id="166" w:name="rem-kfold-vs-validation-set"/>
+    <w:bookmarkEnd w:id="174"/>
+    <w:bookmarkStart w:id="175" w:name="rem-kfold-vs-validation-set"/>
     <w:p>
       <w:pPr>
         <w:pStyle w:val="FirstParagraph"/>
@@ -40996,7 +42559,7 @@
           <w:i/>
           <w:iCs/>
         </w:rPr>
-        <w:t xml:space="preserve">Remark 7</w:t>
+        <w:t xml:space="preserve">Remark 8</w:t>
       </w:r>
       <w:r>
         <w:t xml:space="preserve"> (Cross-validation instead of a single validation set). </w:t>
@@ -41029,7 +42592,7 @@
           <w:rPr>
             <w:rStyle w:val="Hyperlink"/>
           </w:rPr>
-          <w:t xml:space="preserve">Definition 17</w:t>
+          <w:t xml:space="preserve">Definition 20</w:t>
         </w:r>
       </w:hyperlink>
       <w:r>
@@ -41088,8 +42651,8 @@
         <w:t xml:space="preserve">give 4 fits on 24 cars each.</w:t>
       </w:r>
     </w:p>
-    <w:bookmarkEnd w:id="166"/>
-    <w:bookmarkStart w:id="170" w:name="def-cv-estimate"/>
+    <w:bookmarkEnd w:id="175"/>
+    <w:bookmarkStart w:id="179" w:name="def-cv-estimate"/>
     <w:p>
       <w:pPr>
         <w:pStyle w:val="BodyText"/>
@@ -41099,7 +42662,7 @@
           <w:b/>
           <w:bCs/>
         </w:rPr>
-        <w:t xml:space="preserve">Definition 27 (Cross-validation estimate)</w:t>
+        <w:t xml:space="preserve">Definition 30 (Cross-validation estimate)</w:t>
       </w:r>
       <w:r>
         <w:t xml:space="preserve"> </w:t>
@@ -41177,7 +42740,7 @@
       <w:r>
         <w:t xml:space="preserve"> </w:t>
       </w:r>
-      <w:hyperlink r:id="rId30">
+      <w:hyperlink r:id="rId39">
         <w:r>
           <w:rPr>
             <w:rStyle w:val="Hyperlink"/>
@@ -41301,7 +42864,7 @@
       <w:pPr>
         <w:pStyle w:val="BodyText"/>
       </w:pPr>
-      <w:bookmarkStart w:id="167" w:name="eq-cv-estimate"/>
+      <w:bookmarkStart w:id="176" w:name="eq-cv-estimate"/>
       <m:oMathPara>
         <m:oMathParaPr>
           <m:jc m:val="center"/>
@@ -41550,7 +43113,7 @@
             <m:t>(</m:t>
           </m:r>
           <m:r>
-            <m:t>28</m:t>
+            <m:t>31</m:t>
           </m:r>
           <m:r>
             <m:rPr>
@@ -41560,7 +43123,7 @@
           </m:r>
         </m:oMath>
       </m:oMathPara>
-      <w:bookmarkEnd w:id="167"/>
+      <w:bookmarkEnd w:id="176"/>
     </w:p>
     <w:tbl>
       <w:tblPr>
@@ -41603,18 +43166,18 @@
                 <wp:inline>
                   <wp:extent cx="152400" cy="152400"/>
                   <wp:effectExtent b="0" l="0" r="0" t="0"/>
-                  <wp:docPr descr="" title="" id="168" name="Picture"/>
+                  <wp:docPr descr="" title="" id="177" name="Picture"/>
                   <a:graphic>
                     <a:graphicData uri="http://schemas.openxmlformats.org/drawingml/2006/picture">
                       <pic:pic>
                         <pic:nvPicPr>
-                          <pic:cNvPr descr="/opt/quarto/share/formats/docx/note.png" id="169" name="Picture"/>
+                          <pic:cNvPr descr="/opt/quarto/share/formats/docx/note.png" id="178" name="Picture"/>
                           <pic:cNvPicPr>
                             <a:picLocks noChangeArrowheads="1" noChangeAspect="1"/>
                           </pic:cNvPicPr>
                         </pic:nvPicPr>
                         <pic:blipFill>
-                          <a:blip r:embed="rId11"/>
+                          <a:blip r:embed="rId20"/>
                           <a:stretch>
                             <a:fillRect/>
                           </a:stretch>
@@ -41707,8 +43270,8 @@
         </w:tc>
       </w:tr>
     </w:tbl>
-    <w:bookmarkEnd w:id="170"/>
-    <w:bookmarkStart w:id="171" w:name="exr-cv-estimate-by-fold"/>
+    <w:bookmarkEnd w:id="179"/>
+    <w:bookmarkStart w:id="180" w:name="exr-cv-estimate-by-fold"/>
     <w:p>
       <w:pPr>
         <w:pStyle w:val="BodyText"/>
@@ -41745,7 +43308,7 @@
           <w:rPr>
             <w:rStyle w:val="Hyperlink"/>
           </w:rPr>
-          <w:t xml:space="preserve">Equation 28</w:t>
+          <w:t xml:space="preserve">Equation 31</w:t>
         </w:r>
       </w:hyperlink>
       <w:r>
@@ -41909,8 +43472,8 @@
         <w:t xml:space="preserve">.</w:t>
       </w:r>
     </w:p>
-    <w:bookmarkEnd w:id="171"/>
-    <w:bookmarkStart w:id="172" w:name="sol-cv-estimate-by-fold"/>
+    <w:bookmarkEnd w:id="180"/>
+    <w:bookmarkStart w:id="181" w:name="sol-cv-estimate-by-fold"/>
     <w:p>
       <w:pPr>
         <w:pStyle w:val="BodyText"/>
@@ -42008,7 +43571,7 @@
           <w:rPr>
             <w:rStyle w:val="Hyperlink"/>
           </w:rPr>
-          <w:t xml:space="preserve">Definition 22</w:t>
+          <w:t xml:space="preserve">Definition 25</w:t>
         </w:r>
       </w:hyperlink>
       <w:r>
@@ -42034,7 +43597,7 @@
           <w:rPr>
             <w:rStyle w:val="Hyperlink"/>
           </w:rPr>
-          <w:t xml:space="preserve">Equation 28</w:t>
+          <w:t xml:space="preserve">Equation 31</w:t>
         </w:r>
       </w:hyperlink>
       <w:r>
@@ -42090,7 +43653,7 @@
           <w:rPr>
             <w:rStyle w:val="Hyperlink"/>
           </w:rPr>
-          <w:t xml:space="preserve">Equation 26</w:t>
+          <w:t xml:space="preserve">Equation 29</w:t>
         </w:r>
       </w:hyperlink>
       <w:r>
@@ -43051,8 +44614,8 @@
         <w:t xml:space="preserve">so each inner sum uses a single fitted rule.</w:t>
       </w:r>
     </w:p>
-    <w:bookmarkEnd w:id="172"/>
-    <w:bookmarkStart w:id="174" w:name="thm-cv-estimate-by-fold"/>
+    <w:bookmarkEnd w:id="181"/>
+    <w:bookmarkStart w:id="183" w:name="thm-cv-estimate-by-fold"/>
     <w:p>
       <w:pPr>
         <w:pStyle w:val="BodyText"/>
@@ -43141,7 +44704,7 @@
       <w:pPr>
         <w:pStyle w:val="BodyText"/>
       </w:pPr>
-      <w:bookmarkStart w:id="173" w:name="eq-cv-estimate-by-fold"/>
+      <w:bookmarkStart w:id="182" w:name="eq-cv-estimate-by-fold"/>
       <m:oMathPara>
         <m:oMathParaPr>
           <m:jc m:val="center"/>
@@ -43404,7 +44967,7 @@
             <m:t>(</m:t>
           </m:r>
           <m:r>
-            <m:t>29</m:t>
+            <m:t>32</m:t>
           </m:r>
           <m:r>
             <m:rPr>
@@ -43414,9 +44977,9 @@
           </m:r>
         </m:oMath>
       </m:oMathPara>
-      <w:bookmarkEnd w:id="173"/>
+      <w:bookmarkEnd w:id="182"/>
     </w:p>
-    <w:bookmarkEnd w:id="174"/>
+    <w:bookmarkEnd w:id="183"/>
     <w:p>
       <w:pPr>
         <w:pStyle w:val="FirstParagraph"/>
@@ -43449,7 +45012,7 @@
         <w:t xml:space="preserve">.</w:t>
       </w:r>
     </w:p>
-    <w:bookmarkStart w:id="178" w:name="def-fold-mse"/>
+    <w:bookmarkStart w:id="187" w:name="def-fold-mse"/>
     <w:p>
       <w:pPr>
         <w:pStyle w:val="BodyText"/>
@@ -43459,7 +45022,7 @@
           <w:b/>
           <w:bCs/>
         </w:rPr>
-        <w:t xml:space="preserve">Definition 28 (Fold mean squared error)</w:t>
+        <w:t xml:space="preserve">Definition 31 (Fold mean squared error)</w:t>
       </w:r>
       <w:r>
         <w:t xml:space="preserve"> </w:t>
@@ -43544,7 +45107,7 @@
       <w:r>
         <w:t xml:space="preserve"> </w:t>
       </w:r>
-      <w:hyperlink r:id="rId30">
+      <w:hyperlink r:id="rId39">
         <w:r>
           <w:rPr>
             <w:rStyle w:val="Hyperlink"/>
@@ -43617,7 +45180,7 @@
       <w:pPr>
         <w:pStyle w:val="BodyText"/>
       </w:pPr>
-      <w:bookmarkStart w:id="175" w:name="eq-fold-mse"/>
+      <w:bookmarkStart w:id="184" w:name="eq-fold-mse"/>
       <m:oMathPara>
         <m:oMathParaPr>
           <m:jc m:val="center"/>
@@ -43847,7 +45410,7 @@
             <m:t>(</m:t>
           </m:r>
           <m:r>
-            <m:t>30</m:t>
+            <m:t>33</m:t>
           </m:r>
           <m:r>
             <m:rPr>
@@ -43857,7 +45420,7 @@
           </m:r>
         </m:oMath>
       </m:oMathPara>
-      <w:bookmarkEnd w:id="175"/>
+      <w:bookmarkEnd w:id="184"/>
     </w:p>
     <w:tbl>
       <w:tblPr>
@@ -43900,18 +45463,18 @@
                 <wp:inline>
                   <wp:extent cx="152400" cy="152400"/>
                   <wp:effectExtent b="0" l="0" r="0" t="0"/>
-                  <wp:docPr descr="" title="" id="176" name="Picture"/>
+                  <wp:docPr descr="" title="" id="185" name="Picture"/>
                   <a:graphic>
                     <a:graphicData uri="http://schemas.openxmlformats.org/drawingml/2006/picture">
                       <pic:pic>
                         <pic:nvPicPr>
-                          <pic:cNvPr descr="/opt/quarto/share/formats/docx/note.png" id="177" name="Picture"/>
+                          <pic:cNvPr descr="/opt/quarto/share/formats/docx/note.png" id="186" name="Picture"/>
                           <pic:cNvPicPr>
                             <a:picLocks noChangeArrowheads="1" noChangeAspect="1"/>
                           </pic:cNvPicPr>
                         </pic:nvPicPr>
                         <pic:blipFill>
-                          <a:blip r:embed="rId11"/>
+                          <a:blip r:embed="rId20"/>
                           <a:stretch>
                             <a:fillRect/>
                           </a:stretch>
@@ -44036,8 +45599,8 @@
         </w:tc>
       </w:tr>
     </w:tbl>
-    <w:bookmarkEnd w:id="178"/>
-    <w:bookmarkStart w:id="179" w:name="rem-cv-estimate"/>
+    <w:bookmarkEnd w:id="187"/>
+    <w:bookmarkStart w:id="188" w:name="rem-cv-estimate"/>
     <w:p>
       <w:pPr>
         <w:pStyle w:val="BodyText"/>
@@ -44047,7 +45610,7 @@
           <w:i/>
           <w:iCs/>
         </w:rPr>
-        <w:t xml:space="preserve">Remark 8</w:t>
+        <w:t xml:space="preserve">Remark 9</w:t>
       </w:r>
       <w:r>
         <w:t xml:space="preserve"> (What the cross-validation estimate estimates). </w:t>
@@ -44063,7 +45626,7 @@
           <w:rPr>
             <w:rStyle w:val="Hyperlink"/>
           </w:rPr>
-          <w:t xml:space="preserve">Equation 28</w:t>
+          <w:t xml:space="preserve">Equation 31</w:t>
         </w:r>
       </w:hyperlink>
       <w:r>
@@ -44716,8 +46279,8 @@
         <w:t xml:space="preserve">use.</w:t>
       </w:r>
     </w:p>
-    <w:bookmarkEnd w:id="179"/>
-    <w:bookmarkStart w:id="180" w:name="rem-choosing-k"/>
+    <w:bookmarkEnd w:id="188"/>
+    <w:bookmarkStart w:id="189" w:name="rem-choosing-k"/>
     <w:p>
       <w:pPr>
         <w:pStyle w:val="BodyText"/>
@@ -44727,7 +46290,7 @@
           <w:i/>
           <w:iCs/>
         </w:rPr>
-        <w:t xml:space="preserve">Remark 9</w:t>
+        <w:t xml:space="preserve">Remark 10</w:t>
       </w:r>
       <w:r>
         <w:t xml:space="preserve"> (Choosing the number of folds). </w:t>
@@ -44794,7 +46357,7 @@
           <w:rPr>
             <w:rStyle w:val="Hyperlink"/>
           </w:rPr>
-          <w:t xml:space="preserve">Equation 28</w:t>
+          <w:t xml:space="preserve">Equation 31</w:t>
         </w:r>
       </w:hyperlink>
       <w:r>
@@ -45124,8 +46687,8 @@
         <w:t xml:space="preserve">is the usual compromise.</w:t>
       </w:r>
     </w:p>
-    <w:bookmarkEnd w:id="180"/>
-    <w:bookmarkStart w:id="185" w:name="exm-kfold-simulated"/>
+    <w:bookmarkEnd w:id="189"/>
+    <w:bookmarkStart w:id="194" w:name="exm-kfold-simulated"/>
     <w:p>
       <w:pPr>
         <w:pStyle w:val="BodyText"/>
@@ -45135,7 +46698,7 @@
           <w:b/>
           <w:bCs/>
         </w:rPr>
-        <w:t xml:space="preserve">Example 8 (Cross-validation versus the generalization error)</w:t>
+        <w:t xml:space="preserve">Example 9 (Cross-validation versus the generalization error)</w:t>
       </w:r>
       <w:r>
         <w:t xml:space="preserve"> </w:t>
@@ -45196,7 +46759,7 @@
           <w:rPr>
             <w:rStyle w:val="Hyperlink"/>
           </w:rPr>
-          <w:t xml:space="preserve">Example 4</w:t>
+          <w:t xml:space="preserve">Example 5</w:t>
         </w:r>
       </w:hyperlink>
       <w:r>
@@ -45279,7 +46842,7 @@
           <w:rPr>
             <w:rStyle w:val="Hyperlink"/>
           </w:rPr>
-          <w:t xml:space="preserve">Equation 28</w:t>
+          <w:t xml:space="preserve">Equation 31</w:t>
         </w:r>
       </w:hyperlink>
       <w:r>
@@ -46029,7 +47592,7 @@
           <w:rPr>
             <w:rStyle w:val="Hyperlink"/>
           </w:rPr>
-          <w:t xml:space="preserve">Example 4</w:t>
+          <w:t xml:space="preserve">Example 5</w:t>
         </w:r>
       </w:hyperlink>
       <w:r>
@@ -46357,7 +47920,7 @@
       <w:tr>
         <w:tc>
           <w:tcPr/>
-          <w:bookmarkStart w:id="184" w:name="fig-cv-simulated"/>
+          <w:bookmarkStart w:id="193" w:name="fig-cv-simulated"/>
           <w:p>
             <w:pPr>
               <w:pStyle w:val="SourceCode"/>
@@ -47303,18 +48866,18 @@
                 <wp:inline>
                   <wp:extent cx="4620126" cy="3696101"/>
                   <wp:effectExtent b="0" l="0" r="0" t="0"/>
-                  <wp:docPr descr="" title="" id="182" name="Picture"/>
+                  <wp:docPr descr="" title="" id="191" name="Picture"/>
                   <a:graphic>
                     <a:graphicData uri="http://schemas.openxmlformats.org/drawingml/2006/picture">
                       <pic:pic>
                         <pic:nvPicPr>
-                          <pic:cNvPr descr="model-validation_files/figure-docx/cv-simulated-plot-1.png" id="183" name="Picture"/>
+                          <pic:cNvPr descr="model-validation_files/figure-docx/cv-simulated-plot-1.png" id="192" name="Picture"/>
                           <pic:cNvPicPr>
                             <a:picLocks noChangeArrowheads="1" noChangeAspect="1"/>
                           </pic:cNvPicPr>
                         </pic:nvPicPr>
                         <pic:blipFill>
-                          <a:blip r:embed="rId181"/>
+                          <a:blip r:embed="rId190"/>
                           <a:stretch>
                             <a:fillRect/>
                           </a:stretch>
@@ -47383,7 +48946,7 @@
               <w:t xml:space="preserve">could be computed from real data.</w:t>
             </w:r>
           </w:p>
-          <w:bookmarkEnd w:id="184"/>
+          <w:bookmarkEnd w:id="193"/>
         </w:tc>
       </w:tr>
     </w:tbl>
@@ -47870,7 +49433,7 @@
           <w:rPr>
             <w:rStyle w:val="Hyperlink"/>
           </w:rPr>
-          <w:t xml:space="preserve">Remark 8</w:t>
+          <w:t xml:space="preserve">Remark 9</w:t>
         </w:r>
       </w:hyperlink>
       <w:r>
@@ -47934,7 +49497,7 @@
           <w:rPr>
             <w:rStyle w:val="Hyperlink"/>
           </w:rPr>
-          <w:t xml:space="preserve">Remark 8</w:t>
+          <w:t xml:space="preserve">Remark 9</w:t>
         </w:r>
       </w:hyperlink>
       <w:r>
@@ -49284,8 +50847,8 @@
         <w:t xml:space="preserve">new ones.</w:t>
       </w:r>
     </w:p>
-    <w:bookmarkEnd w:id="185"/>
-    <w:bookmarkStart w:id="188" w:name="exm-kfold-mtcars"/>
+    <w:bookmarkEnd w:id="194"/>
+    <w:bookmarkStart w:id="197" w:name="exm-kfold-mtcars"/>
     <w:p>
       <w:pPr>
         <w:pStyle w:val="BodyText"/>
@@ -49295,7 +50858,7 @@
           <w:b/>
           <w:bCs/>
         </w:rPr>
-        <w:t xml:space="preserve">Example 9 (Four-fold cross-validation of the</w:t>
+        <w:t xml:space="preserve">Example 10 (Four-fold cross-validation of the</w:t>
       </w:r>
       <w:r>
         <w:rPr>
@@ -49444,7 +51007,7 @@
           <w:rPr>
             <w:rStyle w:val="Hyperlink"/>
           </w:rPr>
-          <w:t xml:space="preserve">Example 8</w:t>
+          <w:t xml:space="preserve">Example 9</w:t>
         </w:r>
       </w:hyperlink>
       <w:r>
@@ -49488,7 +51051,7 @@
       <w:tr>
         <w:tc>
           <w:tcPr/>
-          <w:bookmarkStart w:id="186" w:name="tbl-cv-mtcars-repeats"/>
+          <w:bookmarkStart w:id="195" w:name="tbl-cv-mtcars-repeats"/>
           <w:p>
             <w:pPr>
               <w:jc w:val="center"/>
@@ -50144,7 +51707,7 @@
               <w:t xml:space="preserve">#&gt; 5         5     3.38     2.74     2.78     2.81</w:t>
             </w:r>
           </w:p>
-          <w:bookmarkEnd w:id="186"/>
+          <w:bookmarkEnd w:id="195"/>
         </w:tc>
       </w:tr>
     </w:tbl>
@@ -50169,7 +51732,7 @@
       <w:tr>
         <w:tc>
           <w:tcPr/>
-          <w:bookmarkStart w:id="187" w:name="tbl-cv-mtcars"/>
+          <w:bookmarkStart w:id="196" w:name="tbl-cv-mtcars"/>
           <w:p>
             <w:pPr>
               <w:jc w:val="center"/>
@@ -50525,7 +52088,7 @@
               <w:t xml:space="preserve">#&gt; 5         5 2       2.74</w:t>
             </w:r>
           </w:p>
-          <w:bookmarkEnd w:id="187"/>
+          <w:bookmarkEnd w:id="196"/>
         </w:tc>
       </w:tr>
     </w:tbl>
@@ -51149,7 +52712,7 @@
           <w:rPr>
             <w:rStyle w:val="Hyperlink"/>
           </w:rPr>
-          <w:t xml:space="preserve">Equation 28</w:t>
+          <w:t xml:space="preserve">Equation 31</w:t>
         </w:r>
       </w:hyperlink>
       <w:r>
@@ -51215,18 +52778,18 @@
         <w:t xml:space="preserve">may not survive a different split.</w:t>
       </w:r>
     </w:p>
-    <w:bookmarkEnd w:id="188"/>
-    <w:bookmarkEnd w:id="189"/>
-    <w:bookmarkStart w:id="220" w:name="sec-loocv"/>
+    <w:bookmarkEnd w:id="197"/>
+    <w:bookmarkEnd w:id="198"/>
+    <w:bookmarkStart w:id="229" w:name="sec-loocv"/>
     <w:p>
       <w:pPr>
         <w:pStyle w:val="Heading2"/>
       </w:pPr>
       <w:r>
-        <w:t xml:space="preserve">6 Leave-one-out cross-validation</w:t>
+        <w:t xml:space="preserve">7 Leave-one-out cross-validation</w:t>
       </w:r>
     </w:p>
-    <w:bookmarkStart w:id="190" w:name="exr-loocv"/>
+    <w:bookmarkStart w:id="199" w:name="exr-loocv"/>
     <w:p>
       <w:pPr>
         <w:pStyle w:val="FirstParagraph"/>
@@ -51429,15 +52992,15 @@
           <w:rPr>
             <w:rStyle w:val="Hyperlink"/>
           </w:rPr>
-          <w:t xml:space="preserve">Equation 28</w:t>
+          <w:t xml:space="preserve">Equation 31</w:t>
         </w:r>
       </w:hyperlink>
       <w:r>
         <w:t xml:space="preserve">) differ?</w:t>
       </w:r>
     </w:p>
-    <w:bookmarkEnd w:id="190"/>
-    <w:bookmarkStart w:id="191" w:name="sol-loocv"/>
+    <w:bookmarkEnd w:id="199"/>
+    <w:bookmarkStart w:id="200" w:name="sol-loocv"/>
     <w:p>
       <w:pPr>
         <w:pStyle w:val="FirstParagraph"/>
@@ -51598,7 +53161,7 @@
           <w:rPr>
             <w:rStyle w:val="Hyperlink"/>
           </w:rPr>
-          <w:t xml:space="preserve">Equation 28</w:t>
+          <w:t xml:space="preserve">Equation 31</w:t>
         </w:r>
       </w:hyperlink>
       <w:r>
@@ -51621,7 +53184,7 @@
           <w:rPr>
             <w:rStyle w:val="Hyperlink"/>
           </w:rPr>
-          <w:t xml:space="preserve">Example 9</w:t>
+          <w:t xml:space="preserve">Example 10</w:t>
         </w:r>
       </w:hyperlink>
       <w:r>
@@ -51634,8 +53197,8 @@
         <w:t xml:space="preserve">the estimate is not random.</w:t>
       </w:r>
     </w:p>
-    <w:bookmarkEnd w:id="191"/>
-    <w:bookmarkStart w:id="195" w:name="def-loocv"/>
+    <w:bookmarkEnd w:id="200"/>
+    <w:bookmarkStart w:id="204" w:name="def-loocv"/>
     <w:p>
       <w:pPr>
         <w:pStyle w:val="FirstParagraph"/>
@@ -51645,7 +53208,7 @@
           <w:b/>
           <w:bCs/>
         </w:rPr>
-        <w:t xml:space="preserve">Definition 29 (Leave-one-out cross-validation)</w:t>
+        <w:t xml:space="preserve">Definition 32 (Leave-one-out cross-validation)</w:t>
       </w:r>
       <w:r>
         <w:t xml:space="preserve"> </w:t>
@@ -51905,7 +53468,7 @@
           <w:rPr>
             <w:rStyle w:val="Hyperlink"/>
           </w:rPr>
-          <w:t xml:space="preserve">Equation 28</w:t>
+          <w:t xml:space="preserve">Equation 31</w:t>
         </w:r>
       </w:hyperlink>
       <w:r>
@@ -51939,7 +53502,7 @@
       <w:pPr>
         <w:pStyle w:val="BodyText"/>
       </w:pPr>
-      <w:bookmarkStart w:id="192" w:name="eq-loocv"/>
+      <w:bookmarkStart w:id="201" w:name="eq-loocv"/>
       <m:oMathPara>
         <m:oMathParaPr>
           <m:jc m:val="center"/>
@@ -52175,7 +53738,7 @@
             <m:t>(</m:t>
           </m:r>
           <m:r>
-            <m:t>31</m:t>
+            <m:t>34</m:t>
           </m:r>
           <m:r>
             <m:rPr>
@@ -52185,7 +53748,7 @@
           </m:r>
         </m:oMath>
       </m:oMathPara>
-      <w:bookmarkEnd w:id="192"/>
+      <w:bookmarkEnd w:id="201"/>
     </w:p>
     <w:tbl>
       <w:tblPr>
@@ -52228,18 +53791,18 @@
                 <wp:inline>
                   <wp:extent cx="152400" cy="152400"/>
                   <wp:effectExtent b="0" l="0" r="0" t="0"/>
-                  <wp:docPr descr="" title="" id="193" name="Picture"/>
+                  <wp:docPr descr="" title="" id="202" name="Picture"/>
                   <a:graphic>
                     <a:graphicData uri="http://schemas.openxmlformats.org/drawingml/2006/picture">
                       <pic:pic>
                         <pic:nvPicPr>
-                          <pic:cNvPr descr="/opt/quarto/share/formats/docx/note.png" id="194" name="Picture"/>
+                          <pic:cNvPr descr="/opt/quarto/share/formats/docx/note.png" id="203" name="Picture"/>
                           <pic:cNvPicPr>
                             <a:picLocks noChangeArrowheads="1" noChangeAspect="1"/>
                           </pic:cNvPicPr>
                         </pic:nvPicPr>
                         <pic:blipFill>
-                          <a:blip r:embed="rId11"/>
+                          <a:blip r:embed="rId20"/>
                           <a:stretch>
                             <a:fillRect/>
                           </a:stretch>
@@ -52306,8 +53869,8 @@
         </w:tc>
       </w:tr>
     </w:tbl>
-    <w:bookmarkEnd w:id="195"/>
-    <w:bookmarkStart w:id="197" w:name="def-term-vector"/>
+    <w:bookmarkEnd w:id="204"/>
+    <w:bookmarkStart w:id="206" w:name="def-term-vector"/>
     <w:p>
       <w:pPr>
         <w:pStyle w:val="BodyText"/>
@@ -52317,7 +53880,7 @@
           <w:b/>
           <w:bCs/>
         </w:rPr>
-        <w:t xml:space="preserve">Definition 30 (Term vector)</w:t>
+        <w:t xml:space="preserve">Definition 33 (Term vector)</w:t>
       </w:r>
       <w:r>
         <w:t xml:space="preserve"> </w:t>
@@ -52568,7 +54131,7 @@
       <w:pPr>
         <w:pStyle w:val="BodyText"/>
       </w:pPr>
-      <w:bookmarkStart w:id="196" w:name="eq-term-vector"/>
+      <w:bookmarkStart w:id="205" w:name="eq-term-vector"/>
       <m:oMathPara>
         <m:oMathParaPr>
           <m:jc m:val="center"/>
@@ -52758,7 +54321,7 @@
             <m:t>(</m:t>
           </m:r>
           <m:r>
-            <m:t>32</m:t>
+            <m:t>35</m:t>
           </m:r>
           <m:r>
             <m:rPr>
@@ -52768,10 +54331,10 @@
           </m:r>
         </m:oMath>
       </m:oMathPara>
-      <w:bookmarkEnd w:id="196"/>
+      <w:bookmarkEnd w:id="205"/>
     </w:p>
-    <w:bookmarkEnd w:id="197"/>
-    <w:bookmarkStart w:id="199" w:name="rem-term-vector"/>
+    <w:bookmarkEnd w:id="206"/>
+    <w:bookmarkStart w:id="208" w:name="rem-term-vector"/>
     <w:p>
       <w:pPr>
         <w:pStyle w:val="FirstParagraph"/>
@@ -52781,7 +54344,7 @@
           <w:i/>
           <w:iCs/>
         </w:rPr>
-        <w:t xml:space="preserve">Remark 10</w:t>
+        <w:t xml:space="preserve">Remark 11</w:t>
       </w:r>
       <w:r>
         <w:t xml:space="preserve"> (The term vector of simple linear regression). </w:t>
@@ -52864,7 +54427,7 @@
       <w:r>
         <w:t xml:space="preserve"> </w:t>
       </w:r>
-      <w:hyperlink r:id="rId198">
+      <w:hyperlink r:id="rId207">
         <w:r>
           <w:rPr>
             <w:rStyle w:val="Hyperlink"/>
@@ -52900,8 +54463,8 @@
         <w:t xml:space="preserve">.</w:t>
       </w:r>
     </w:p>
-    <w:bookmarkEnd w:id="199"/>
-    <w:bookmarkStart w:id="204" w:name="def-cross-product-matrix"/>
+    <w:bookmarkEnd w:id="208"/>
+    <w:bookmarkStart w:id="213" w:name="def-cross-product-matrix"/>
     <w:p>
       <w:pPr>
         <w:pStyle w:val="BodyText"/>
@@ -52911,7 +54474,7 @@
           <w:b/>
           <w:bCs/>
         </w:rPr>
-        <w:t xml:space="preserve">Definition 31 (Cross-product matrix)</w:t>
+        <w:t xml:space="preserve">Definition 34 (Cross-product matrix)</w:t>
       </w:r>
       <w:r>
         <w:t xml:space="preserve"> </w:t>
@@ -53023,7 +54586,7 @@
       <w:pPr>
         <w:pStyle w:val="BodyText"/>
       </w:pPr>
-      <w:bookmarkStart w:id="200" w:name="eq-cross-product-matrix"/>
+      <w:bookmarkStart w:id="209" w:name="eq-cross-product-matrix"/>
       <m:oMathPara>
         <m:oMathParaPr>
           <m:jc m:val="center"/>
@@ -53146,883 +54709,7 @@
             <m:t>(</m:t>
           </m:r>
           <m:r>
-            <m:t>33</m:t>
-          </m:r>
-          <m:r>
-            <m:rPr>
-              <m:sty m:val="p"/>
-            </m:rPr>
-            <m:t>)</m:t>
-          </m:r>
-        </m:oMath>
-      </m:oMathPara>
-      <w:bookmarkEnd w:id="200"/>
-    </w:p>
-    <w:tbl>
-      <w:tblPr>
-        <w:tblStyle w:val="Table"/>
-        <w:tblLook w:firstRow="0" w:lastRow="0" w:firstColumn="0" w:lastColumn="0" w:noHBand="0" w:noVBand="0" w:val="0000"/>
-        <w:tblBorders>
-          <w:top w:val="single" w:sz="4" w:space="0" w:color="0758E5"/>
-          <w:left w:val="single" w:sz="24" w:space="0" w:color="0758E5"/>
-          <w:bottom w:val="single" w:sz="4" w:space="0" w:color="0758E5"/>
-          <w:right w:val="single" w:sz="4" w:space="0" w:color="0758E5"/>
-        </w:tblBorders>
-        <w:tblCellMar>
-          <w:left w:w="144" w:type="dxa"/>
-          <w:right w:w="144" w:type="dxa"/>
-        </w:tblCellMar>
-        <w:tblLook w:firstRow="0" w:lastRow="0" w:firstColumn="0" w:lastColumn="0" w:noHBand="0" w:noVBand="0" w:val="0000"/>
-      </w:tblPr>
-      <w:tr>
-        <w:trPr>
-          <w:cantSplit/>
-        </w:trPr>
-        <w:tc>
-          <w:tcPr>
-            <w:shd w:color="auto" w:fill="dae6fb" w:val="clear"/>
-            <w:tcMar>
-              <w:top w:w="92" w:type="dxa"/>
-              <w:bottom w:w="92" w:type="dxa"/>
-            </w:tcMar>
-          </w:tcPr>
-          <w:p>
-            <w:pPr>
-              <w:pStyle w:val="FirstParagraph"/>
-            </w:pPr>
-            <w:pPr>
-              <w:spacing w:before="0" w:after="0"/>
-              <w:textAlignment w:val="center"/>
-            </w:pPr>
-            <w:r>
-              <w:drawing>
-                <wp:inline>
-                  <wp:extent cx="152400" cy="152400"/>
-                  <wp:effectExtent b="0" l="0" r="0" t="0"/>
-                  <wp:docPr descr="" title="" id="201" name="Picture"/>
-                  <a:graphic>
-                    <a:graphicData uri="http://schemas.openxmlformats.org/drawingml/2006/picture">
-                      <pic:pic>
-                        <pic:nvPicPr>
-                          <pic:cNvPr descr="/opt/quarto/share/formats/docx/note.png" id="202" name="Picture"/>
-                          <pic:cNvPicPr>
-                            <a:picLocks noChangeArrowheads="1" noChangeAspect="1"/>
-                          </pic:cNvPicPr>
-                        </pic:nvPicPr>
-                        <pic:blipFill>
-                          <a:blip r:embed="rId11"/>
-                          <a:stretch>
-                            <a:fillRect/>
-                          </a:stretch>
-                        </pic:blipFill>
-                        <pic:spPr bwMode="auto">
-                          <a:xfrm>
-                            <a:off x="0" y="0"/>
-                            <a:ext cx="152400" cy="152400"/>
-                          </a:xfrm>
-                          <a:prstGeom prst="rect">
-                            <a:avLst/>
-                          </a:prstGeom>
-                          <a:noFill/>
-                          <a:ln w="9525">
-                            <a:noFill/>
-                            <a:headEnd/>
-                            <a:tailEnd/>
-                          </a:ln>
-                        </pic:spPr>
-                      </pic:pic>
-                    </a:graphicData>
-                  </a:graphic>
-                </wp:inline>
-              </w:drawing>
-            </w:r>
-            <w:r>
-              <w:t xml:space="preserve"> </w:t>
-            </w:r>
-            <w:r>
-              <w:t xml:space="preserve"> </w:t>
-            </w:r>
-            <w:r>
-              <w:t xml:space="preserve">Source</w:t>
-            </w:r>
-          </w:p>
-        </w:tc>
-      </w:tr>
-      <w:tr>
-        <w:trPr>
-          <w:cantSplit/>
-        </w:trPr>
-        <w:tc>
-          <w:tcPr>
-            <w:tcMar>
-              <w:top w:w="108" w:type="dxa"/>
-              <w:bottom w:w="108" w:type="dxa"/>
-            </w:tcMar>
-          </w:tcPr>
-          <w:p>
-            <w:pPr>
-              <w:pStyle w:val="BodyText"/>
-            </w:pPr>
-            <w:pPr>
-              <w:spacing w:before="16" w:after="16"/>
-            </w:pPr>
-            <w:r>
-              <w:t xml:space="preserve">Sanchez</w:t>
-            </w:r>
-            <w:r>
-              <w:t xml:space="preserve"> </w:t>
-            </w:r>
-            <w:r>
-              <w:t xml:space="preserve">(2020, chap. </w:t>
-            </w:r>
-            <w:r>
-              <w:t xml:space="preserve">“Matrix Cross-Products”</w:t>
-            </w:r>
-            <w:r>
-              <w:t xml:space="preserve">)</w:t>
-            </w:r>
-            <w:r>
-              <w:t xml:space="preserve"> </w:t>
-            </w:r>
-            <w:r>
-              <w:t xml:space="preserve">(see</w:t>
-            </w:r>
-            <w:r>
-              <w:t xml:space="preserve"> </w:t>
-            </w:r>
-            <w:hyperlink r:id="rId203">
-              <w:r>
-                <w:rPr>
-                  <w:rStyle w:val="Hyperlink"/>
-                </w:rPr>
-                <w:t xml:space="preserve">the chapter online</w:t>
-              </w:r>
-            </w:hyperlink>
-            <w:r>
-              <w:t xml:space="preserve">) names this matrix a sum-of-squares and cross-products matrix.</w:t>
-            </w:r>
-          </w:p>
-          <w:p/>
-        </w:tc>
-      </w:tr>
-    </w:tbl>
-    <w:bookmarkEnd w:id="204"/>
-    <w:bookmarkStart w:id="207" w:name="rem-cross-product-matrix"/>
-    <w:p>
-      <w:pPr>
-        <w:pStyle w:val="BodyText"/>
-      </w:pPr>
-      <w:r>
-        <w:rPr>
-          <w:i/>
-          <w:iCs/>
-        </w:rPr>
-        <w:t xml:space="preserve">Remark 11</w:t>
-      </w:r>
-      <w:r>
-        <w:t xml:space="preserve"> (Cross-product matrix as a matrix product). </w:t>
-      </w:r>
-      <w:r>
-        <w:t xml:space="preserve">Let</w:t>
-      </w:r>
-      <w:r>
-        <w:t xml:space="preserve"> </w:t>
-      </w:r>
-      <m:oMath>
-        <m:r>
-          <m:t>D</m:t>
-        </m:r>
-      </m:oMath>
-      <w:r>
-        <w:t xml:space="preserve"> </w:t>
-      </w:r>
-      <w:r>
-        <w:t xml:space="preserve">be the matrix whose rows are the transposed</w:t>
-      </w:r>
-      <w:r>
-        <w:t xml:space="preserve"> </w:t>
-      </w:r>
-      <w:hyperlink w:anchor="def-term-vector">
-        <w:r>
-          <w:rPr>
-            <w:rStyle w:val="Hyperlink"/>
-          </w:rPr>
-          <w:t xml:space="preserve">term vectors</w:t>
-        </w:r>
-      </w:hyperlink>
-      <w:r>
-        <w:t xml:space="preserve"> </w:t>
-      </w:r>
-      <m:oMath>
-        <m:sSup>
-          <m:e>
-            <m:sSub>
-              <m:e>
-                <m:acc>
-                  <m:accPr>
-                    <m:chr m:val="̃"/>
-                  </m:accPr>
-                  <m:e>
-                    <m:r>
-                      <m:t>t</m:t>
-                    </m:r>
-                  </m:e>
-                </m:acc>
-              </m:e>
-              <m:sub>
-                <m:r>
-                  <m:t>i</m:t>
-                </m:r>
-              </m:sub>
-            </m:sSub>
-          </m:e>
-          <m:sup>
-            <m:r>
-              <m:rPr>
-                <m:sty m:val="p"/>
-              </m:rPr>
-              <m:t>⊤</m:t>
-            </m:r>
-          </m:sup>
-        </m:sSup>
-      </m:oMath>
-      <w:r>
-        <w:t xml:space="preserve">,</w:t>
-      </w:r>
-      <w:r>
-        <w:t xml:space="preserve"> </w:t>
-      </w:r>
-      <m:oMath>
-        <m:r>
-          <m:t>i</m:t>
-        </m:r>
-        <m:r>
-          <m:rPr>
-            <m:sty m:val="p"/>
-          </m:rPr>
-          <m:t>∈</m:t>
-        </m:r>
-        <m:r>
-          <m:t>I</m:t>
-        </m:r>
-      </m:oMath>
-      <w:r>
-        <w:t xml:space="preserve">.</w:t>
-      </w:r>
-      <w:r>
-        <w:t xml:space="preserve"> </w:t>
-      </w:r>
-      <w:r>
-        <w:t xml:space="preserve">The cross-product matrix then equals the matrix product</w:t>
-      </w:r>
-    </w:p>
-    <w:p>
-      <w:pPr>
-        <w:pStyle w:val="BodyText"/>
-      </w:pPr>
-      <m:oMathPara>
-        <m:oMathParaPr>
-          <m:jc m:val="center"/>
-        </m:oMathParaPr>
-        <m:oMath>
-          <m:r>
-            <m:t>A</m:t>
-          </m:r>
-          <m:r>
-            <m:rPr>
-              <m:sty m:val="p"/>
-            </m:rPr>
-            <m:t>=</m:t>
-          </m:r>
-          <m:sSup>
-            <m:e>
-              <m:r>
-                <m:t>D</m:t>
-              </m:r>
-            </m:e>
-            <m:sup>
-              <m:r>
-                <m:rPr>
-                  <m:sty m:val="p"/>
-                </m:rPr>
-                <m:t>⊤</m:t>
-              </m:r>
-            </m:sup>
-          </m:sSup>
-          <m:r>
-            <m:t>D</m:t>
-          </m:r>
-          <m:r>
-            <m:rPr>
-              <m:sty m:val="p"/>
-            </m:rPr>
-            <m:t>.</m:t>
-          </m:r>
-        </m:oMath>
-      </m:oMathPara>
-    </w:p>
-    <w:p>
-      <w:pPr>
-        <w:pStyle w:val="FirstParagraph"/>
-      </w:pPr>
-      <w:r>
-        <w:t xml:space="preserve">Its diagonal entries are sums of squares of one term over the training set.</w:t>
-      </w:r>
-      <w:r>
-        <w:t xml:space="preserve"> </w:t>
-      </w:r>
-      <w:r>
-        <w:t xml:space="preserve">Its off-diagonal entries are sums of cross-products of two different terms.</w:t>
-      </w:r>
-      <w:r>
-        <w:t xml:space="preserve"> </w:t>
-      </w:r>
-      <w:r>
-        <w:t xml:space="preserve">Statisticians therefore call</w:t>
-      </w:r>
-      <w:r>
-        <w:t xml:space="preserve"> </w:t>
-      </w:r>
-      <m:oMath>
-        <m:r>
-          <m:t>A</m:t>
-        </m:r>
-      </m:oMath>
-      <w:r>
-        <w:t xml:space="preserve"> </w:t>
-      </w:r>
-      <w:r>
-        <w:t xml:space="preserve">the sum-of-squares and cross-products (SSCP) matrix of the terms.</w:t>
-      </w:r>
-      <w:r>
-        <w:t xml:space="preserve"> </w:t>
-      </w:r>
-      <w:r>
-        <w:t xml:space="preserve">When every column of</w:t>
-      </w:r>
-      <w:r>
-        <w:t xml:space="preserve"> </w:t>
-      </w:r>
-      <m:oMath>
-        <m:r>
-          <m:t>D</m:t>
-        </m:r>
-      </m:oMath>
-      <w:r>
-        <w:t xml:space="preserve"> </w:t>
-      </w:r>
-      <w:r>
-        <w:t xml:space="preserve">has mean zero,</w:t>
-      </w:r>
-      <w:r>
-        <w:t xml:space="preserve"> </w:t>
-      </w:r>
-      <m:oMath>
-        <m:r>
-          <m:t>A</m:t>
-        </m:r>
-        <m:r>
-          <m:rPr>
-            <m:sty m:val="p"/>
-          </m:rPr>
-          <m:t>/</m:t>
-        </m:r>
-        <m:r>
-          <m:rPr>
-            <m:sty m:val="p"/>
-          </m:rPr>
-          <m:t>(</m:t>
-        </m:r>
-        <m:r>
-          <m:t>​</m:t>
-        </m:r>
-        <m:d>
-          <m:dPr>
-            <m:begChr m:val="|"/>
-            <m:sepChr m:val=""/>
-            <m:endChr m:val="|"/>
-            <m:grow/>
-          </m:dPr>
-          <m:e>
-            <m:r>
-              <m:t>I</m:t>
-            </m:r>
-          </m:e>
-        </m:d>
-        <m:r>
-          <m:t>​</m:t>
-        </m:r>
-        <m:r>
-          <m:rPr>
-            <m:sty m:val="p"/>
-          </m:rPr>
-          <m:t>−</m:t>
-        </m:r>
-        <m:r>
-          <m:t>1</m:t>
-        </m:r>
-        <m:r>
-          <m:rPr>
-            <m:sty m:val="p"/>
-          </m:rPr>
-          <m:t>)</m:t>
-        </m:r>
-      </m:oMath>
-      <w:r>
-        <w:t xml:space="preserve"> </w:t>
-      </w:r>
-      <w:r>
-        <w:t xml:space="preserve">is the sample covariance matrix of the terms.</w:t>
-      </w:r>
-    </w:p>
-    <w:tbl>
-      <w:tblPr>
-        <w:tblStyle w:val="Table"/>
-        <w:tblLook w:firstRow="0" w:lastRow="0" w:firstColumn="0" w:lastColumn="0" w:noHBand="0" w:noVBand="0" w:val="0000"/>
-        <w:tblBorders>
-          <w:top w:val="single" w:sz="4" w:space="0" w:color="0758E5"/>
-          <w:left w:val="single" w:sz="24" w:space="0" w:color="0758E5"/>
-          <w:bottom w:val="single" w:sz="4" w:space="0" w:color="0758E5"/>
-          <w:right w:val="single" w:sz="4" w:space="0" w:color="0758E5"/>
-        </w:tblBorders>
-        <w:tblCellMar>
-          <w:left w:w="144" w:type="dxa"/>
-          <w:right w:w="144" w:type="dxa"/>
-        </w:tblCellMar>
-        <w:tblLook w:firstRow="0" w:lastRow="0" w:firstColumn="0" w:lastColumn="0" w:noHBand="0" w:noVBand="0" w:val="0000"/>
-      </w:tblPr>
-      <w:tr>
-        <w:trPr>
-          <w:cantSplit/>
-        </w:trPr>
-        <w:tc>
-          <w:tcPr>
-            <w:shd w:color="auto" w:fill="dae6fb" w:val="clear"/>
-            <w:tcMar>
-              <w:top w:w="92" w:type="dxa"/>
-              <w:bottom w:w="92" w:type="dxa"/>
-            </w:tcMar>
-          </w:tcPr>
-          <w:p>
-            <w:pPr>
-              <w:pStyle w:val="BodyText"/>
-            </w:pPr>
-            <w:pPr>
-              <w:spacing w:before="0" w:after="0"/>
-              <w:textAlignment w:val="center"/>
-            </w:pPr>
-            <w:r>
-              <w:drawing>
-                <wp:inline>
-                  <wp:extent cx="152400" cy="152400"/>
-                  <wp:effectExtent b="0" l="0" r="0" t="0"/>
-                  <wp:docPr descr="" title="" id="205" name="Picture"/>
-                  <a:graphic>
-                    <a:graphicData uri="http://schemas.openxmlformats.org/drawingml/2006/picture">
-                      <pic:pic>
-                        <pic:nvPicPr>
-                          <pic:cNvPr descr="/opt/quarto/share/formats/docx/note.png" id="206" name="Picture"/>
-                          <pic:cNvPicPr>
-                            <a:picLocks noChangeArrowheads="1" noChangeAspect="1"/>
-                          </pic:cNvPicPr>
-                        </pic:nvPicPr>
-                        <pic:blipFill>
-                          <a:blip r:embed="rId11"/>
-                          <a:stretch>
-                            <a:fillRect/>
-                          </a:stretch>
-                        </pic:blipFill>
-                        <pic:spPr bwMode="auto">
-                          <a:xfrm>
-                            <a:off x="0" y="0"/>
-                            <a:ext cx="152400" cy="152400"/>
-                          </a:xfrm>
-                          <a:prstGeom prst="rect">
-                            <a:avLst/>
-                          </a:prstGeom>
-                          <a:noFill/>
-                          <a:ln w="9525">
-                            <a:noFill/>
-                            <a:headEnd/>
-                            <a:tailEnd/>
-                          </a:ln>
-                        </pic:spPr>
-                      </pic:pic>
-                    </a:graphicData>
-                  </a:graphic>
-                </wp:inline>
-              </w:drawing>
-            </w:r>
-            <w:r>
-              <w:t xml:space="preserve"> </w:t>
-            </w:r>
-            <w:r>
-              <w:t xml:space="preserve"> </w:t>
-            </w:r>
-            <w:r>
-              <w:t xml:space="preserve">Source</w:t>
-            </w:r>
-          </w:p>
-        </w:tc>
-      </w:tr>
-      <w:tr>
-        <w:trPr>
-          <w:cantSplit/>
-        </w:trPr>
-        <w:tc>
-          <w:tcPr>
-            <w:tcMar>
-              <w:top w:w="108" w:type="dxa"/>
-              <w:bottom w:w="108" w:type="dxa"/>
-            </w:tcMar>
-          </w:tcPr>
-          <w:p>
-            <w:pPr>
-              <w:pStyle w:val="BodyText"/>
-            </w:pPr>
-            <w:pPr>
-              <w:spacing w:before="16" w:after="16"/>
-            </w:pPr>
-            <w:r>
-              <w:t xml:space="preserve">I restated the SSCP reading and the covariance special case from Sanchez</w:t>
-            </w:r>
-            <w:r>
-              <w:t xml:space="preserve"> </w:t>
-            </w:r>
-            <w:r>
-              <w:t xml:space="preserve">(2020, chap. </w:t>
-            </w:r>
-            <w:r>
-              <w:t xml:space="preserve">“Matrix Cross-Products”</w:t>
-            </w:r>
-            <w:r>
-              <w:t xml:space="preserve">)</w:t>
-            </w:r>
-            <w:r>
-              <w:t xml:space="preserve"> </w:t>
-            </w:r>
-            <w:r>
-              <w:t xml:space="preserve">(see</w:t>
-            </w:r>
-            <w:r>
-              <w:t xml:space="preserve"> </w:t>
-            </w:r>
-            <w:hyperlink r:id="rId203">
-              <w:r>
-                <w:rPr>
-                  <w:rStyle w:val="Hyperlink"/>
-                </w:rPr>
-                <w:t xml:space="preserve">the chapter online</w:t>
-              </w:r>
-            </w:hyperlink>
-            <w:r>
-              <w:t xml:space="preserve">) in this page’s notation.</w:t>
-            </w:r>
-            <w:r>
-              <w:t xml:space="preserve"> </w:t>
-            </w:r>
-            <w:r>
-              <w:t xml:space="preserve">The book carries a non-commercial, share-alike license,</w:t>
-            </w:r>
-            <w:r>
-              <w:t xml:space="preserve"> </w:t>
-            </w:r>
-            <w:r>
-              <w:t xml:space="preserve">so I paraphrased it and copied none of its text.</w:t>
-            </w:r>
-          </w:p>
-          <w:p/>
-        </w:tc>
-      </w:tr>
-    </w:tbl>
-    <w:bookmarkEnd w:id="207"/>
-    <w:bookmarkStart w:id="213" w:name="def-leverage"/>
-    <w:p>
-      <w:pPr>
-        <w:pStyle w:val="BodyText"/>
-      </w:pPr>
-      <w:r>
-        <w:rPr>
-          <w:b/>
-          <w:bCs/>
-        </w:rPr>
-        <w:t xml:space="preserve">Definition 32 (Leverage)</w:t>
-      </w:r>
-      <w:r>
-        <w:t xml:space="preserve"> </w:t>
-      </w:r>
-      <w:r>
-        <w:t xml:space="preserve">Consider a linear model fitted by</w:t>
-      </w:r>
-      <w:r>
-        <w:t xml:space="preserve"> </w:t>
-      </w:r>
-      <w:hyperlink r:id="rId208">
-        <w:r>
-          <w:rPr>
-            <w:rStyle w:val="Hyperlink"/>
-          </w:rPr>
-          <w:t xml:space="preserve">ordinary least squares</w:t>
-        </w:r>
-      </w:hyperlink>
-      <w:r>
-        <w:t xml:space="preserve">,</w:t>
-      </w:r>
-      <w:r>
-        <w:t xml:space="preserve"> </w:t>
-      </w:r>
-      <w:r>
-        <w:t xml:space="preserve">with</w:t>
-      </w:r>
-      <w:r>
-        <w:t xml:space="preserve"> </w:t>
-      </w:r>
-      <w:hyperlink w:anchor="def-term-vector">
-        <w:r>
-          <w:rPr>
-            <w:rStyle w:val="Hyperlink"/>
-          </w:rPr>
-          <w:t xml:space="preserve">term vectors</w:t>
-        </w:r>
-      </w:hyperlink>
-      <w:r>
-        <w:t xml:space="preserve"> </w:t>
-      </w:r>
-      <m:oMath>
-        <m:sSub>
-          <m:e>
-            <m:acc>
-              <m:accPr>
-                <m:chr m:val="̃"/>
-              </m:accPr>
-              <m:e>
-                <m:r>
-                  <m:t>t</m:t>
-                </m:r>
-              </m:e>
-            </m:acc>
-          </m:e>
-          <m:sub>
-            <m:r>
-              <m:t>i</m:t>
-            </m:r>
-          </m:sub>
-        </m:sSub>
-      </m:oMath>
-      <w:r>
-        <w:t xml:space="preserve">,</w:t>
-      </w:r>
-      <w:r>
-        <w:t xml:space="preserve"> </w:t>
-      </w:r>
-      <m:oMath>
-        <m:r>
-          <m:t>i</m:t>
-        </m:r>
-        <m:r>
-          <m:rPr>
-            <m:sty m:val="p"/>
-          </m:rPr>
-          <m:t>∈</m:t>
-        </m:r>
-        <m:r>
-          <m:t>I</m:t>
-        </m:r>
-      </m:oMath>
-      <w:r>
-        <w:t xml:space="preserve">,</w:t>
-      </w:r>
-      <w:r>
-        <w:t xml:space="preserve"> </w:t>
-      </w:r>
-      <w:r>
-        <w:t xml:space="preserve">and an invertible</w:t>
-      </w:r>
-      <w:r>
-        <w:t xml:space="preserve"> </w:t>
-      </w:r>
-      <w:hyperlink w:anchor="def-cross-product-matrix">
-        <w:r>
-          <w:rPr>
-            <w:rStyle w:val="Hyperlink"/>
-          </w:rPr>
-          <w:t xml:space="preserve">cross-product matrix</w:t>
-        </w:r>
-      </w:hyperlink>
-      <w:r>
-        <w:t xml:space="preserve"> </w:t>
-      </w:r>
-      <m:oMath>
-        <m:r>
-          <m:t>A</m:t>
-        </m:r>
-      </m:oMath>
-      <w:r>
-        <w:t xml:space="preserve">.</w:t>
-      </w:r>
-      <w:r>
-        <w:t xml:space="preserve"> </w:t>
-      </w:r>
-      <w:r>
-        <w:t xml:space="preserve">The</w:t>
-      </w:r>
-      <w:r>
-        <w:t xml:space="preserve"> </w:t>
-      </w:r>
-      <w:r>
-        <w:rPr>
-          <w:b/>
-          <w:bCs/>
-        </w:rPr>
-        <w:t xml:space="preserve">leverage</w:t>
-      </w:r>
-      <w:r>
-        <w:t xml:space="preserve"> </w:t>
-      </w:r>
-      <w:r>
-        <w:t xml:space="preserve">of observation</w:t>
-      </w:r>
-      <w:r>
-        <w:t xml:space="preserve"> </w:t>
-      </w:r>
-      <m:oMath>
-        <m:r>
-          <m:t>i</m:t>
-        </m:r>
-      </m:oMath>
-      <w:r>
-        <w:t xml:space="preserve"> </w:t>
-      </w:r>
-      <w:r>
-        <w:t xml:space="preserve">is</w:t>
-      </w:r>
-    </w:p>
-    <w:p>
-      <w:pPr>
-        <w:pStyle w:val="BodyText"/>
-      </w:pPr>
-      <w:bookmarkStart w:id="209" w:name="eq-leverage"/>
-      <m:oMathPara>
-        <m:oMathParaPr>
-          <m:jc m:val="center"/>
-        </m:oMathParaPr>
-        <m:oMath>
-          <m:sSub>
-            <m:e>
-              <m:r>
-                <m:t>h</m:t>
-              </m:r>
-            </m:e>
-            <m:sub>
-              <m:r>
-                <m:t>i</m:t>
-              </m:r>
-            </m:sub>
-          </m:sSub>
-          <m:limUpp>
-            <m:e>
-              <m:r>
-                <m:rPr>
-                  <m:sty m:val="p"/>
-                </m:rPr>
-                <m:t>=</m:t>
-              </m:r>
-            </m:e>
-            <m:lim>
-              <m:r>
-                <m:rPr>
-                  <m:nor/>
-                  <m:sty m:val="p"/>
-                </m:rPr>
-                <m:t>def</m:t>
-              </m:r>
-            </m:lim>
-          </m:limUpp>
-          <m:sSup>
-            <m:e>
-              <m:sSub>
-                <m:e>
-                  <m:acc>
-                    <m:accPr>
-                      <m:chr m:val="̃"/>
-                    </m:accPr>
-                    <m:e>
-                      <m:r>
-                        <m:t>t</m:t>
-                      </m:r>
-                    </m:e>
-                  </m:acc>
-                </m:e>
-                <m:sub>
-                  <m:r>
-                    <m:t>i</m:t>
-                  </m:r>
-                </m:sub>
-              </m:sSub>
-            </m:e>
-            <m:sup>
-              <m:r>
-                <m:rPr>
-                  <m:sty m:val="p"/>
-                </m:rPr>
-                <m:t>⊤</m:t>
-              </m:r>
-            </m:sup>
-          </m:sSup>
-          <m:sSup>
-            <m:e>
-              <m:r>
-                <m:t>A</m:t>
-              </m:r>
-            </m:e>
-            <m:sup>
-              <m:r>
-                <m:rPr>
-                  <m:sty m:val="p"/>
-                </m:rPr>
-                <m:t>−</m:t>
-              </m:r>
-              <m:r>
-                <m:t>1</m:t>
-              </m:r>
-            </m:sup>
-          </m:sSup>
-          <m:sSub>
-            <m:e>
-              <m:acc>
-                <m:accPr>
-                  <m:chr m:val="̃"/>
-                </m:accPr>
-                <m:e>
-                  <m:r>
-                    <m:t>t</m:t>
-                  </m:r>
-                </m:e>
-              </m:acc>
-            </m:e>
-            <m:sub>
-              <m:r>
-                <m:t>i</m:t>
-              </m:r>
-            </m:sub>
-          </m:sSub>
-          <m:r>
-            <m:rPr>
-              <m:sty m:val="p"/>
-            </m:rPr>
-            <m:t>.</m:t>
-          </m:r>
-          <m:r>
-            <m:t>  </m:t>
-          </m:r>
-          <m:r>
-            <m:rPr>
-              <m:sty m:val="p"/>
-            </m:rPr>
-            <m:t>(</m:t>
-          </m:r>
-          <m:r>
-            <m:t>34</m:t>
+            <m:t>36</m:t>
           </m:r>
           <m:r>
             <m:rPr>
@@ -54086,7 +54773,7 @@
                           </pic:cNvPicPr>
                         </pic:nvPicPr>
                         <pic:blipFill>
-                          <a:blip r:embed="rId11"/>
+                          <a:blip r:embed="rId20"/>
                           <a:stretch>
                             <a:fillRect/>
                           </a:stretch>
@@ -54143,6 +54830,882 @@
               <w:spacing w:before="16" w:after="16"/>
             </w:pPr>
             <w:r>
+              <w:t xml:space="preserve">Sanchez</w:t>
+            </w:r>
+            <w:r>
+              <w:t xml:space="preserve"> </w:t>
+            </w:r>
+            <w:r>
+              <w:t xml:space="preserve">(2020, chap. </w:t>
+            </w:r>
+            <w:r>
+              <w:t xml:space="preserve">“Matrix Cross-Products”</w:t>
+            </w:r>
+            <w:r>
+              <w:t xml:space="preserve">)</w:t>
+            </w:r>
+            <w:r>
+              <w:t xml:space="preserve"> </w:t>
+            </w:r>
+            <w:r>
+              <w:t xml:space="preserve">(see</w:t>
+            </w:r>
+            <w:r>
+              <w:t xml:space="preserve"> </w:t>
+            </w:r>
+            <w:hyperlink r:id="rId212">
+              <w:r>
+                <w:rPr>
+                  <w:rStyle w:val="Hyperlink"/>
+                </w:rPr>
+                <w:t xml:space="preserve">the chapter online</w:t>
+              </w:r>
+            </w:hyperlink>
+            <w:r>
+              <w:t xml:space="preserve">) names this matrix a sum-of-squares and cross-products matrix.</w:t>
+            </w:r>
+          </w:p>
+          <w:p/>
+        </w:tc>
+      </w:tr>
+    </w:tbl>
+    <w:bookmarkEnd w:id="213"/>
+    <w:bookmarkStart w:id="216" w:name="rem-cross-product-matrix"/>
+    <w:p>
+      <w:pPr>
+        <w:pStyle w:val="BodyText"/>
+      </w:pPr>
+      <w:r>
+        <w:rPr>
+          <w:i/>
+          <w:iCs/>
+        </w:rPr>
+        <w:t xml:space="preserve">Remark 12</w:t>
+      </w:r>
+      <w:r>
+        <w:t xml:space="preserve"> (Cross-product matrix as a matrix product). </w:t>
+      </w:r>
+      <w:r>
+        <w:t xml:space="preserve">Let</w:t>
+      </w:r>
+      <w:r>
+        <w:t xml:space="preserve"> </w:t>
+      </w:r>
+      <m:oMath>
+        <m:r>
+          <m:t>D</m:t>
+        </m:r>
+      </m:oMath>
+      <w:r>
+        <w:t xml:space="preserve"> </w:t>
+      </w:r>
+      <w:r>
+        <w:t xml:space="preserve">be the matrix whose rows are the transposed</w:t>
+      </w:r>
+      <w:r>
+        <w:t xml:space="preserve"> </w:t>
+      </w:r>
+      <w:hyperlink w:anchor="def-term-vector">
+        <w:r>
+          <w:rPr>
+            <w:rStyle w:val="Hyperlink"/>
+          </w:rPr>
+          <w:t xml:space="preserve">term vectors</w:t>
+        </w:r>
+      </w:hyperlink>
+      <w:r>
+        <w:t xml:space="preserve"> </w:t>
+      </w:r>
+      <m:oMath>
+        <m:sSup>
+          <m:e>
+            <m:sSub>
+              <m:e>
+                <m:acc>
+                  <m:accPr>
+                    <m:chr m:val="̃"/>
+                  </m:accPr>
+                  <m:e>
+                    <m:r>
+                      <m:t>t</m:t>
+                    </m:r>
+                  </m:e>
+                </m:acc>
+              </m:e>
+              <m:sub>
+                <m:r>
+                  <m:t>i</m:t>
+                </m:r>
+              </m:sub>
+            </m:sSub>
+          </m:e>
+          <m:sup>
+            <m:r>
+              <m:rPr>
+                <m:sty m:val="p"/>
+              </m:rPr>
+              <m:t>⊤</m:t>
+            </m:r>
+          </m:sup>
+        </m:sSup>
+      </m:oMath>
+      <w:r>
+        <w:t xml:space="preserve">,</w:t>
+      </w:r>
+      <w:r>
+        <w:t xml:space="preserve"> </w:t>
+      </w:r>
+      <m:oMath>
+        <m:r>
+          <m:t>i</m:t>
+        </m:r>
+        <m:r>
+          <m:rPr>
+            <m:sty m:val="p"/>
+          </m:rPr>
+          <m:t>∈</m:t>
+        </m:r>
+        <m:r>
+          <m:t>I</m:t>
+        </m:r>
+      </m:oMath>
+      <w:r>
+        <w:t xml:space="preserve">.</w:t>
+      </w:r>
+      <w:r>
+        <w:t xml:space="preserve"> </w:t>
+      </w:r>
+      <w:r>
+        <w:t xml:space="preserve">The cross-product matrix then equals the matrix product</w:t>
+      </w:r>
+    </w:p>
+    <w:p>
+      <w:pPr>
+        <w:pStyle w:val="BodyText"/>
+      </w:pPr>
+      <m:oMathPara>
+        <m:oMathParaPr>
+          <m:jc m:val="center"/>
+        </m:oMathParaPr>
+        <m:oMath>
+          <m:r>
+            <m:t>A</m:t>
+          </m:r>
+          <m:r>
+            <m:rPr>
+              <m:sty m:val="p"/>
+            </m:rPr>
+            <m:t>=</m:t>
+          </m:r>
+          <m:sSup>
+            <m:e>
+              <m:r>
+                <m:t>D</m:t>
+              </m:r>
+            </m:e>
+            <m:sup>
+              <m:r>
+                <m:rPr>
+                  <m:sty m:val="p"/>
+                </m:rPr>
+                <m:t>⊤</m:t>
+              </m:r>
+            </m:sup>
+          </m:sSup>
+          <m:r>
+            <m:t>D</m:t>
+          </m:r>
+          <m:r>
+            <m:rPr>
+              <m:sty m:val="p"/>
+            </m:rPr>
+            <m:t>.</m:t>
+          </m:r>
+        </m:oMath>
+      </m:oMathPara>
+    </w:p>
+    <w:p>
+      <w:pPr>
+        <w:pStyle w:val="FirstParagraph"/>
+      </w:pPr>
+      <w:r>
+        <w:t xml:space="preserve">Its diagonal entries are sums of squares of one term over the training set.</w:t>
+      </w:r>
+      <w:r>
+        <w:t xml:space="preserve"> </w:t>
+      </w:r>
+      <w:r>
+        <w:t xml:space="preserve">Its off-diagonal entries are sums of cross-products of two different terms.</w:t>
+      </w:r>
+      <w:r>
+        <w:t xml:space="preserve"> </w:t>
+      </w:r>
+      <w:r>
+        <w:t xml:space="preserve">Statisticians therefore call</w:t>
+      </w:r>
+      <w:r>
+        <w:t xml:space="preserve"> </w:t>
+      </w:r>
+      <m:oMath>
+        <m:r>
+          <m:t>A</m:t>
+        </m:r>
+      </m:oMath>
+      <w:r>
+        <w:t xml:space="preserve"> </w:t>
+      </w:r>
+      <w:r>
+        <w:t xml:space="preserve">the sum-of-squares and cross-products (SSCP) matrix of the terms.</w:t>
+      </w:r>
+      <w:r>
+        <w:t xml:space="preserve"> </w:t>
+      </w:r>
+      <w:r>
+        <w:t xml:space="preserve">When every column of</w:t>
+      </w:r>
+      <w:r>
+        <w:t xml:space="preserve"> </w:t>
+      </w:r>
+      <m:oMath>
+        <m:r>
+          <m:t>D</m:t>
+        </m:r>
+      </m:oMath>
+      <w:r>
+        <w:t xml:space="preserve"> </w:t>
+      </w:r>
+      <w:r>
+        <w:t xml:space="preserve">has mean zero,</w:t>
+      </w:r>
+      <w:r>
+        <w:t xml:space="preserve"> </w:t>
+      </w:r>
+      <m:oMath>
+        <m:r>
+          <m:t>A</m:t>
+        </m:r>
+        <m:r>
+          <m:rPr>
+            <m:sty m:val="p"/>
+          </m:rPr>
+          <m:t>/</m:t>
+        </m:r>
+        <m:r>
+          <m:rPr>
+            <m:sty m:val="p"/>
+          </m:rPr>
+          <m:t>(</m:t>
+        </m:r>
+        <m:r>
+          <m:t>​</m:t>
+        </m:r>
+        <m:d>
+          <m:dPr>
+            <m:begChr m:val="|"/>
+            <m:sepChr m:val=""/>
+            <m:endChr m:val="|"/>
+            <m:grow/>
+          </m:dPr>
+          <m:e>
+            <m:r>
+              <m:t>I</m:t>
+            </m:r>
+          </m:e>
+        </m:d>
+        <m:r>
+          <m:t>​</m:t>
+        </m:r>
+        <m:r>
+          <m:rPr>
+            <m:sty m:val="p"/>
+          </m:rPr>
+          <m:t>−</m:t>
+        </m:r>
+        <m:r>
+          <m:t>1</m:t>
+        </m:r>
+        <m:r>
+          <m:rPr>
+            <m:sty m:val="p"/>
+          </m:rPr>
+          <m:t>)</m:t>
+        </m:r>
+      </m:oMath>
+      <w:r>
+        <w:t xml:space="preserve"> </w:t>
+      </w:r>
+      <w:r>
+        <w:t xml:space="preserve">is the sample covariance matrix of the terms.</w:t>
+      </w:r>
+    </w:p>
+    <w:tbl>
+      <w:tblPr>
+        <w:tblStyle w:val="Table"/>
+        <w:tblLook w:firstRow="0" w:lastRow="0" w:firstColumn="0" w:lastColumn="0" w:noHBand="0" w:noVBand="0" w:val="0000"/>
+        <w:tblBorders>
+          <w:top w:val="single" w:sz="4" w:space="0" w:color="0758E5"/>
+          <w:left w:val="single" w:sz="24" w:space="0" w:color="0758E5"/>
+          <w:bottom w:val="single" w:sz="4" w:space="0" w:color="0758E5"/>
+          <w:right w:val="single" w:sz="4" w:space="0" w:color="0758E5"/>
+        </w:tblBorders>
+        <w:tblCellMar>
+          <w:left w:w="144" w:type="dxa"/>
+          <w:right w:w="144" w:type="dxa"/>
+        </w:tblCellMar>
+        <w:tblLook w:firstRow="0" w:lastRow="0" w:firstColumn="0" w:lastColumn="0" w:noHBand="0" w:noVBand="0" w:val="0000"/>
+      </w:tblPr>
+      <w:tr>
+        <w:trPr>
+          <w:cantSplit/>
+        </w:trPr>
+        <w:tc>
+          <w:tcPr>
+            <w:shd w:color="auto" w:fill="dae6fb" w:val="clear"/>
+            <w:tcMar>
+              <w:top w:w="92" w:type="dxa"/>
+              <w:bottom w:w="92" w:type="dxa"/>
+            </w:tcMar>
+          </w:tcPr>
+          <w:p>
+            <w:pPr>
+              <w:pStyle w:val="BodyText"/>
+            </w:pPr>
+            <w:pPr>
+              <w:spacing w:before="0" w:after="0"/>
+              <w:textAlignment w:val="center"/>
+            </w:pPr>
+            <w:r>
+              <w:drawing>
+                <wp:inline>
+                  <wp:extent cx="152400" cy="152400"/>
+                  <wp:effectExtent b="0" l="0" r="0" t="0"/>
+                  <wp:docPr descr="" title="" id="214" name="Picture"/>
+                  <a:graphic>
+                    <a:graphicData uri="http://schemas.openxmlformats.org/drawingml/2006/picture">
+                      <pic:pic>
+                        <pic:nvPicPr>
+                          <pic:cNvPr descr="/opt/quarto/share/formats/docx/note.png" id="215" name="Picture"/>
+                          <pic:cNvPicPr>
+                            <a:picLocks noChangeArrowheads="1" noChangeAspect="1"/>
+                          </pic:cNvPicPr>
+                        </pic:nvPicPr>
+                        <pic:blipFill>
+                          <a:blip r:embed="rId20"/>
+                          <a:stretch>
+                            <a:fillRect/>
+                          </a:stretch>
+                        </pic:blipFill>
+                        <pic:spPr bwMode="auto">
+                          <a:xfrm>
+                            <a:off x="0" y="0"/>
+                            <a:ext cx="152400" cy="152400"/>
+                          </a:xfrm>
+                          <a:prstGeom prst="rect">
+                            <a:avLst/>
+                          </a:prstGeom>
+                          <a:noFill/>
+                          <a:ln w="9525">
+                            <a:noFill/>
+                            <a:headEnd/>
+                            <a:tailEnd/>
+                          </a:ln>
+                        </pic:spPr>
+                      </pic:pic>
+                    </a:graphicData>
+                  </a:graphic>
+                </wp:inline>
+              </w:drawing>
+            </w:r>
+            <w:r>
+              <w:t xml:space="preserve"> </w:t>
+            </w:r>
+            <w:r>
+              <w:t xml:space="preserve"> </w:t>
+            </w:r>
+            <w:r>
+              <w:t xml:space="preserve">Source</w:t>
+            </w:r>
+          </w:p>
+        </w:tc>
+      </w:tr>
+      <w:tr>
+        <w:trPr>
+          <w:cantSplit/>
+        </w:trPr>
+        <w:tc>
+          <w:tcPr>
+            <w:tcMar>
+              <w:top w:w="108" w:type="dxa"/>
+              <w:bottom w:w="108" w:type="dxa"/>
+            </w:tcMar>
+          </w:tcPr>
+          <w:p>
+            <w:pPr>
+              <w:pStyle w:val="BodyText"/>
+            </w:pPr>
+            <w:pPr>
+              <w:spacing w:before="16" w:after="16"/>
+            </w:pPr>
+            <w:r>
+              <w:t xml:space="preserve">I restated the SSCP reading and the covariance special case from Sanchez</w:t>
+            </w:r>
+            <w:r>
+              <w:t xml:space="preserve"> </w:t>
+            </w:r>
+            <w:r>
+              <w:t xml:space="preserve">(2020, chap. </w:t>
+            </w:r>
+            <w:r>
+              <w:t xml:space="preserve">“Matrix Cross-Products”</w:t>
+            </w:r>
+            <w:r>
+              <w:t xml:space="preserve">)</w:t>
+            </w:r>
+            <w:r>
+              <w:t xml:space="preserve"> </w:t>
+            </w:r>
+            <w:r>
+              <w:t xml:space="preserve">(see</w:t>
+            </w:r>
+            <w:r>
+              <w:t xml:space="preserve"> </w:t>
+            </w:r>
+            <w:hyperlink r:id="rId212">
+              <w:r>
+                <w:rPr>
+                  <w:rStyle w:val="Hyperlink"/>
+                </w:rPr>
+                <w:t xml:space="preserve">the chapter online</w:t>
+              </w:r>
+            </w:hyperlink>
+            <w:r>
+              <w:t xml:space="preserve">) in this page’s notation.</w:t>
+            </w:r>
+            <w:r>
+              <w:t xml:space="preserve"> </w:t>
+            </w:r>
+            <w:r>
+              <w:t xml:space="preserve">The book carries a non-commercial, share-alike license,</w:t>
+            </w:r>
+            <w:r>
+              <w:t xml:space="preserve"> </w:t>
+            </w:r>
+            <w:r>
+              <w:t xml:space="preserve">so I paraphrased it and copied none of its text.</w:t>
+            </w:r>
+          </w:p>
+          <w:p/>
+        </w:tc>
+      </w:tr>
+    </w:tbl>
+    <w:bookmarkEnd w:id="216"/>
+    <w:bookmarkStart w:id="222" w:name="def-leverage"/>
+    <w:p>
+      <w:pPr>
+        <w:pStyle w:val="BodyText"/>
+      </w:pPr>
+      <w:r>
+        <w:rPr>
+          <w:b/>
+          <w:bCs/>
+        </w:rPr>
+        <w:t xml:space="preserve">Definition 35 (Leverage)</w:t>
+      </w:r>
+      <w:r>
+        <w:t xml:space="preserve"> </w:t>
+      </w:r>
+      <w:r>
+        <w:t xml:space="preserve">Consider a linear model fitted by</w:t>
+      </w:r>
+      <w:r>
+        <w:t xml:space="preserve"> </w:t>
+      </w:r>
+      <w:hyperlink r:id="rId217">
+        <w:r>
+          <w:rPr>
+            <w:rStyle w:val="Hyperlink"/>
+          </w:rPr>
+          <w:t xml:space="preserve">ordinary least squares</w:t>
+        </w:r>
+      </w:hyperlink>
+      <w:r>
+        <w:t xml:space="preserve">,</w:t>
+      </w:r>
+      <w:r>
+        <w:t xml:space="preserve"> </w:t>
+      </w:r>
+      <w:r>
+        <w:t xml:space="preserve">with</w:t>
+      </w:r>
+      <w:r>
+        <w:t xml:space="preserve"> </w:t>
+      </w:r>
+      <w:hyperlink w:anchor="def-term-vector">
+        <w:r>
+          <w:rPr>
+            <w:rStyle w:val="Hyperlink"/>
+          </w:rPr>
+          <w:t xml:space="preserve">term vectors</w:t>
+        </w:r>
+      </w:hyperlink>
+      <w:r>
+        <w:t xml:space="preserve"> </w:t>
+      </w:r>
+      <m:oMath>
+        <m:sSub>
+          <m:e>
+            <m:acc>
+              <m:accPr>
+                <m:chr m:val="̃"/>
+              </m:accPr>
+              <m:e>
+                <m:r>
+                  <m:t>t</m:t>
+                </m:r>
+              </m:e>
+            </m:acc>
+          </m:e>
+          <m:sub>
+            <m:r>
+              <m:t>i</m:t>
+            </m:r>
+          </m:sub>
+        </m:sSub>
+      </m:oMath>
+      <w:r>
+        <w:t xml:space="preserve">,</w:t>
+      </w:r>
+      <w:r>
+        <w:t xml:space="preserve"> </w:t>
+      </w:r>
+      <m:oMath>
+        <m:r>
+          <m:t>i</m:t>
+        </m:r>
+        <m:r>
+          <m:rPr>
+            <m:sty m:val="p"/>
+          </m:rPr>
+          <m:t>∈</m:t>
+        </m:r>
+        <m:r>
+          <m:t>I</m:t>
+        </m:r>
+      </m:oMath>
+      <w:r>
+        <w:t xml:space="preserve">,</w:t>
+      </w:r>
+      <w:r>
+        <w:t xml:space="preserve"> </w:t>
+      </w:r>
+      <w:r>
+        <w:t xml:space="preserve">and an invertible</w:t>
+      </w:r>
+      <w:r>
+        <w:t xml:space="preserve"> </w:t>
+      </w:r>
+      <w:hyperlink w:anchor="def-cross-product-matrix">
+        <w:r>
+          <w:rPr>
+            <w:rStyle w:val="Hyperlink"/>
+          </w:rPr>
+          <w:t xml:space="preserve">cross-product matrix</w:t>
+        </w:r>
+      </w:hyperlink>
+      <w:r>
+        <w:t xml:space="preserve"> </w:t>
+      </w:r>
+      <m:oMath>
+        <m:r>
+          <m:t>A</m:t>
+        </m:r>
+      </m:oMath>
+      <w:r>
+        <w:t xml:space="preserve">.</w:t>
+      </w:r>
+      <w:r>
+        <w:t xml:space="preserve"> </w:t>
+      </w:r>
+      <w:r>
+        <w:t xml:space="preserve">The</w:t>
+      </w:r>
+      <w:r>
+        <w:t xml:space="preserve"> </w:t>
+      </w:r>
+      <w:r>
+        <w:rPr>
+          <w:b/>
+          <w:bCs/>
+        </w:rPr>
+        <w:t xml:space="preserve">leverage</w:t>
+      </w:r>
+      <w:r>
+        <w:t xml:space="preserve"> </w:t>
+      </w:r>
+      <w:r>
+        <w:t xml:space="preserve">of observation</w:t>
+      </w:r>
+      <w:r>
+        <w:t xml:space="preserve"> </w:t>
+      </w:r>
+      <m:oMath>
+        <m:r>
+          <m:t>i</m:t>
+        </m:r>
+      </m:oMath>
+      <w:r>
+        <w:t xml:space="preserve"> </w:t>
+      </w:r>
+      <w:r>
+        <w:t xml:space="preserve">is</w:t>
+      </w:r>
+    </w:p>
+    <w:p>
+      <w:pPr>
+        <w:pStyle w:val="BodyText"/>
+      </w:pPr>
+      <w:bookmarkStart w:id="218" w:name="eq-leverage"/>
+      <m:oMathPara>
+        <m:oMathParaPr>
+          <m:jc m:val="center"/>
+        </m:oMathParaPr>
+        <m:oMath>
+          <m:sSub>
+            <m:e>
+              <m:r>
+                <m:t>h</m:t>
+              </m:r>
+            </m:e>
+            <m:sub>
+              <m:r>
+                <m:t>i</m:t>
+              </m:r>
+            </m:sub>
+          </m:sSub>
+          <m:limUpp>
+            <m:e>
+              <m:r>
+                <m:rPr>
+                  <m:sty m:val="p"/>
+                </m:rPr>
+                <m:t>=</m:t>
+              </m:r>
+            </m:e>
+            <m:lim>
+              <m:r>
+                <m:rPr>
+                  <m:nor/>
+                  <m:sty m:val="p"/>
+                </m:rPr>
+                <m:t>def</m:t>
+              </m:r>
+            </m:lim>
+          </m:limUpp>
+          <m:sSup>
+            <m:e>
+              <m:sSub>
+                <m:e>
+                  <m:acc>
+                    <m:accPr>
+                      <m:chr m:val="̃"/>
+                    </m:accPr>
+                    <m:e>
+                      <m:r>
+                        <m:t>t</m:t>
+                      </m:r>
+                    </m:e>
+                  </m:acc>
+                </m:e>
+                <m:sub>
+                  <m:r>
+                    <m:t>i</m:t>
+                  </m:r>
+                </m:sub>
+              </m:sSub>
+            </m:e>
+            <m:sup>
+              <m:r>
+                <m:rPr>
+                  <m:sty m:val="p"/>
+                </m:rPr>
+                <m:t>⊤</m:t>
+              </m:r>
+            </m:sup>
+          </m:sSup>
+          <m:sSup>
+            <m:e>
+              <m:r>
+                <m:t>A</m:t>
+              </m:r>
+            </m:e>
+            <m:sup>
+              <m:r>
+                <m:rPr>
+                  <m:sty m:val="p"/>
+                </m:rPr>
+                <m:t>−</m:t>
+              </m:r>
+              <m:r>
+                <m:t>1</m:t>
+              </m:r>
+            </m:sup>
+          </m:sSup>
+          <m:sSub>
+            <m:e>
+              <m:acc>
+                <m:accPr>
+                  <m:chr m:val="̃"/>
+                </m:accPr>
+                <m:e>
+                  <m:r>
+                    <m:t>t</m:t>
+                  </m:r>
+                </m:e>
+              </m:acc>
+            </m:e>
+            <m:sub>
+              <m:r>
+                <m:t>i</m:t>
+              </m:r>
+            </m:sub>
+          </m:sSub>
+          <m:r>
+            <m:rPr>
+              <m:sty m:val="p"/>
+            </m:rPr>
+            <m:t>.</m:t>
+          </m:r>
+          <m:r>
+            <m:t>  </m:t>
+          </m:r>
+          <m:r>
+            <m:rPr>
+              <m:sty m:val="p"/>
+            </m:rPr>
+            <m:t>(</m:t>
+          </m:r>
+          <m:r>
+            <m:t>37</m:t>
+          </m:r>
+          <m:r>
+            <m:rPr>
+              <m:sty m:val="p"/>
+            </m:rPr>
+            <m:t>)</m:t>
+          </m:r>
+        </m:oMath>
+      </m:oMathPara>
+      <w:bookmarkEnd w:id="218"/>
+    </w:p>
+    <w:tbl>
+      <w:tblPr>
+        <w:tblStyle w:val="Table"/>
+        <w:tblLook w:firstRow="0" w:lastRow="0" w:firstColumn="0" w:lastColumn="0" w:noHBand="0" w:noVBand="0" w:val="0000"/>
+        <w:tblBorders>
+          <w:top w:val="single" w:sz="4" w:space="0" w:color="0758E5"/>
+          <w:left w:val="single" w:sz="24" w:space="0" w:color="0758E5"/>
+          <w:bottom w:val="single" w:sz="4" w:space="0" w:color="0758E5"/>
+          <w:right w:val="single" w:sz="4" w:space="0" w:color="0758E5"/>
+        </w:tblBorders>
+        <w:tblCellMar>
+          <w:left w:w="144" w:type="dxa"/>
+          <w:right w:w="144" w:type="dxa"/>
+        </w:tblCellMar>
+        <w:tblLook w:firstRow="0" w:lastRow="0" w:firstColumn="0" w:lastColumn="0" w:noHBand="0" w:noVBand="0" w:val="0000"/>
+      </w:tblPr>
+      <w:tr>
+        <w:trPr>
+          <w:cantSplit/>
+        </w:trPr>
+        <w:tc>
+          <w:tcPr>
+            <w:shd w:color="auto" w:fill="dae6fb" w:val="clear"/>
+            <w:tcMar>
+              <w:top w:w="92" w:type="dxa"/>
+              <w:bottom w:w="92" w:type="dxa"/>
+            </w:tcMar>
+          </w:tcPr>
+          <w:p>
+            <w:pPr>
+              <w:pStyle w:val="FirstParagraph"/>
+            </w:pPr>
+            <w:pPr>
+              <w:spacing w:before="0" w:after="0"/>
+              <w:textAlignment w:val="center"/>
+            </w:pPr>
+            <w:r>
+              <w:drawing>
+                <wp:inline>
+                  <wp:extent cx="152400" cy="152400"/>
+                  <wp:effectExtent b="0" l="0" r="0" t="0"/>
+                  <wp:docPr descr="" title="" id="219" name="Picture"/>
+                  <a:graphic>
+                    <a:graphicData uri="http://schemas.openxmlformats.org/drawingml/2006/picture">
+                      <pic:pic>
+                        <pic:nvPicPr>
+                          <pic:cNvPr descr="/opt/quarto/share/formats/docx/note.png" id="220" name="Picture"/>
+                          <pic:cNvPicPr>
+                            <a:picLocks noChangeArrowheads="1" noChangeAspect="1"/>
+                          </pic:cNvPicPr>
+                        </pic:nvPicPr>
+                        <pic:blipFill>
+                          <a:blip r:embed="rId20"/>
+                          <a:stretch>
+                            <a:fillRect/>
+                          </a:stretch>
+                        </pic:blipFill>
+                        <pic:spPr bwMode="auto">
+                          <a:xfrm>
+                            <a:off x="0" y="0"/>
+                            <a:ext cx="152400" cy="152400"/>
+                          </a:xfrm>
+                          <a:prstGeom prst="rect">
+                            <a:avLst/>
+                          </a:prstGeom>
+                          <a:noFill/>
+                          <a:ln w="9525">
+                            <a:noFill/>
+                            <a:headEnd/>
+                            <a:tailEnd/>
+                          </a:ln>
+                        </pic:spPr>
+                      </pic:pic>
+                    </a:graphicData>
+                  </a:graphic>
+                </wp:inline>
+              </w:drawing>
+            </w:r>
+            <w:r>
+              <w:t xml:space="preserve"> </w:t>
+            </w:r>
+            <w:r>
+              <w:t xml:space="preserve"> </w:t>
+            </w:r>
+            <w:r>
+              <w:t xml:space="preserve">Source</w:t>
+            </w:r>
+          </w:p>
+        </w:tc>
+      </w:tr>
+      <w:tr>
+        <w:trPr>
+          <w:cantSplit/>
+        </w:trPr>
+        <w:tc>
+          <w:tcPr>
+            <w:tcMar>
+              <w:top w:w="108" w:type="dxa"/>
+              <w:bottom w:w="108" w:type="dxa"/>
+            </w:tcMar>
+          </w:tcPr>
+          <w:p>
+            <w:pPr>
+              <w:pStyle w:val="BodyText"/>
+            </w:pPr>
+            <w:pPr>
+              <w:spacing w:before="16" w:after="16"/>
+            </w:pPr>
+            <w:r>
               <w:t xml:space="preserve">James et al. (2021, sec. 3.3.3)</w:t>
             </w:r>
             <w:r>
@@ -54174,7 +55737,7 @@
             <w:r>
               <w:t xml:space="preserve"> </w:t>
             </w:r>
-            <w:hyperlink r:id="rId212">
+            <w:hyperlink r:id="rId221">
               <w:r>
                 <w:rPr>
                   <w:rStyle w:val="Hyperlink"/>
@@ -54190,8 +55753,8 @@
         </w:tc>
       </w:tr>
     </w:tbl>
-    <w:bookmarkEnd w:id="213"/>
-    <w:bookmarkStart w:id="217" w:name="thm-loocv-shortcut"/>
+    <w:bookmarkEnd w:id="222"/>
+    <w:bookmarkStart w:id="226" w:name="thm-loocv-shortcut"/>
     <w:p>
       <w:pPr>
         <w:pStyle w:val="BodyText"/>
@@ -54212,7 +55775,7 @@
       <w:r>
         <w:t xml:space="preserve"> </w:t>
       </w:r>
-      <w:hyperlink r:id="rId208">
+      <w:hyperlink r:id="rId217">
         <w:r>
           <w:rPr>
             <w:rStyle w:val="Hyperlink"/>
@@ -54312,7 +55875,7 @@
       <w:r>
         <w:t xml:space="preserve"> </w:t>
       </w:r>
-      <w:hyperlink r:id="rId33">
+      <w:hyperlink r:id="rId42">
         <w:r>
           <w:rPr>
             <w:rStyle w:val="Hyperlink"/>
@@ -54356,7 +55919,7 @@
       <w:r>
         <w:t xml:space="preserve"> </w:t>
       </w:r>
-      <w:hyperlink r:id="rId21">
+      <w:hyperlink r:id="rId30">
         <w:r>
           <w:rPr>
             <w:rStyle w:val="Hyperlink"/>
@@ -54371,7 +55934,7 @@
         <m:sSub>
           <m:e>
             <m:r>
-              <m:t>e</m:t>
+              <m:t>ε</m:t>
             </m:r>
           </m:e>
           <m:sub>
@@ -54438,7 +56001,7 @@
       <w:pPr>
         <w:pStyle w:val="BodyText"/>
       </w:pPr>
-      <w:bookmarkStart w:id="214" w:name="eq-loocv-shortcut"/>
+      <w:bookmarkStart w:id="223" w:name="eq-loocv-shortcut"/>
       <m:oMathPara>
         <m:oMathParaPr>
           <m:jc m:val="center"/>
@@ -54556,7 +56119,7 @@
                       <m:sSub>
                         <m:e>
                           <m:r>
-                            <m:t>e</m:t>
+                            <m:t>ε</m:t>
                           </m:r>
                         </m:e>
                         <m:sub>
@@ -54618,7 +56181,7 @@
             <m:t>(</m:t>
           </m:r>
           <m:r>
-            <m:t>35</m:t>
+            <m:t>38</m:t>
           </m:r>
           <m:r>
             <m:rPr>
@@ -54628,7 +56191,7 @@
           </m:r>
         </m:oMath>
       </m:oMathPara>
-      <w:bookmarkEnd w:id="214"/>
+      <w:bookmarkEnd w:id="223"/>
     </w:p>
     <w:tbl>
       <w:tblPr>
@@ -54671,18 +56234,18 @@
                 <wp:inline>
                   <wp:extent cx="152400" cy="152400"/>
                   <wp:effectExtent b="0" l="0" r="0" t="0"/>
-                  <wp:docPr descr="" title="" id="215" name="Picture"/>
+                  <wp:docPr descr="" title="" id="224" name="Picture"/>
                   <a:graphic>
                     <a:graphicData uri="http://schemas.openxmlformats.org/drawingml/2006/picture">
                       <pic:pic>
                         <pic:nvPicPr>
-                          <pic:cNvPr descr="/opt/quarto/share/formats/docx/note.png" id="216" name="Picture"/>
+                          <pic:cNvPr descr="/opt/quarto/share/formats/docx/note.png" id="225" name="Picture"/>
                           <pic:cNvPicPr>
                             <a:picLocks noChangeArrowheads="1" noChangeAspect="1"/>
                           </pic:cNvPicPr>
                         </pic:nvPicPr>
                         <pic:blipFill>
-                          <a:blip r:embed="rId11"/>
+                          <a:blip r:embed="rId20"/>
                           <a:stretch>
                             <a:fillRect/>
                           </a:stretch>
@@ -54770,7 +56333,7 @@
         </w:tc>
       </w:tr>
     </w:tbl>
-    <w:bookmarkEnd w:id="217"/>
+    <w:bookmarkEnd w:id="226"/>
     <w:p>
       <w:pPr>
         <w:pStyle w:val="BodyText"/>
@@ -54899,7 +56462,7 @@
         <w:t xml:space="preserve">which this page does not develop.</w:t>
       </w:r>
     </w:p>
-    <w:bookmarkStart w:id="218" w:name="exm-loocv-shortcut"/>
+    <w:bookmarkStart w:id="227" w:name="exm-loocv-shortcut"/>
     <w:p>
       <w:pPr>
         <w:pStyle w:val="BodyText"/>
@@ -54909,7 +56472,7 @@
           <w:b/>
           <w:bCs/>
         </w:rPr>
-        <w:t xml:space="preserve">Example 10 (Leave-one-out cross-validation of the</w:t>
+        <w:t xml:space="preserve">Example 11 (Leave-one-out cross-validation of the</w:t>
       </w:r>
       <w:r>
         <w:rPr>
@@ -55050,7 +56613,7 @@
           <w:rPr>
             <w:rStyle w:val="Hyperlink"/>
           </w:rPr>
-          <w:t xml:space="preserve">Equation 31</w:t>
+          <w:t xml:space="preserve">Equation 34</w:t>
         </w:r>
       </w:hyperlink>
       <w:r>
@@ -56039,8 +57602,8 @@
         <w:t xml:space="preserve">rerunning it always gives the same choice.</w:t>
       </w:r>
     </w:p>
-    <w:bookmarkEnd w:id="218"/>
-    <w:bookmarkStart w:id="219" w:name="rem-loocv"/>
+    <w:bookmarkEnd w:id="227"/>
+    <w:bookmarkStart w:id="228" w:name="rem-loocv"/>
     <w:p>
       <w:pPr>
         <w:pStyle w:val="BodyText"/>
@@ -56050,7 +57613,7 @@
           <w:i/>
           <w:iCs/>
         </w:rPr>
-        <w:t xml:space="preserve">Remark 12</w:t>
+        <w:t xml:space="preserve">Remark 13</w:t>
       </w:r>
       <w:r>
         <w:t xml:space="preserve"> (When to use leave-one-out cross-validation). </w:t>
@@ -56089,7 +57652,7 @@
           <w:rPr>
             <w:rStyle w:val="Hyperlink"/>
           </w:rPr>
-          <w:t xml:space="preserve">Remark 9</w:t>
+          <w:t xml:space="preserve">Remark 10</w:t>
         </w:r>
       </w:hyperlink>
       <w:r>
@@ -56109,7 +57672,7 @@
           <w:rPr>
             <w:rStyle w:val="Hyperlink"/>
           </w:rPr>
-          <w:t xml:space="preserve">Remark 8</w:t>
+          <w:t xml:space="preserve">Remark 9</w:t>
         </w:r>
       </w:hyperlink>
       <w:r>
@@ -56512,18 +58075,18 @@
         <w:t xml:space="preserve">fits.</w:t>
       </w:r>
     </w:p>
-    <w:bookmarkEnd w:id="219"/>
-    <w:bookmarkEnd w:id="220"/>
-    <w:bookmarkStart w:id="253" w:name="sec-cv-model-choice"/>
+    <w:bookmarkEnd w:id="228"/>
+    <w:bookmarkEnd w:id="229"/>
+    <w:bookmarkStart w:id="262" w:name="sec-cv-model-choice"/>
     <w:p>
       <w:pPr>
         <w:pStyle w:val="Heading2"/>
       </w:pPr>
       <w:r>
-        <w:t xml:space="preserve">7 Choosing a model by cross-validation</w:t>
+        <w:t xml:space="preserve">8 Choosing a model by cross-validation</w:t>
       </w:r>
     </w:p>
-    <w:bookmarkStart w:id="222" w:name="def-cv-estimate-indexed"/>
+    <w:bookmarkStart w:id="231" w:name="def-cv-estimate-indexed"/>
     <w:p>
       <w:pPr>
         <w:pStyle w:val="FirstParagraph"/>
@@ -56533,7 +58096,7 @@
           <w:b/>
           <w:bCs/>
         </w:rPr>
-        <w:t xml:space="preserve">Definition 33 (Cross-validation estimate of a named procedure)</w:t>
+        <w:t xml:space="preserve">Definition 36 (Cross-validation estimate of a named procedure)</w:t>
       </w:r>
       <w:r>
         <w:t xml:space="preserve"> </w:t>
@@ -56901,7 +58464,7 @@
       <w:pPr>
         <w:pStyle w:val="BodyText"/>
       </w:pPr>
-      <w:bookmarkStart w:id="221" w:name="eq-cv-estimate-indexed"/>
+      <w:bookmarkStart w:id="230" w:name="eq-cv-estimate-indexed"/>
       <m:oMathPara>
         <m:oMathParaPr>
           <m:jc m:val="center"/>
@@ -57297,7 +58860,7 @@
             <m:t>(</m:t>
           </m:r>
           <m:r>
-            <m:t>36</m:t>
+            <m:t>39</m:t>
           </m:r>
           <m:r>
             <m:rPr>
@@ -57307,10 +58870,10 @@
           </m:r>
         </m:oMath>
       </m:oMathPara>
-      <w:bookmarkEnd w:id="221"/>
+      <w:bookmarkEnd w:id="230"/>
     </w:p>
-    <w:bookmarkEnd w:id="222"/>
-    <w:bookmarkStart w:id="224" w:name="def-cv-choice"/>
+    <w:bookmarkEnd w:id="231"/>
+    <w:bookmarkStart w:id="233" w:name="def-cv-choice"/>
     <w:p>
       <w:pPr>
         <w:pStyle w:val="FirstParagraph"/>
@@ -57320,7 +58883,7 @@
           <w:b/>
           <w:bCs/>
         </w:rPr>
-        <w:t xml:space="preserve">Definition 34 (Cross-validation choice procedure)</w:t>
+        <w:t xml:space="preserve">Definition 37 (Cross-validation choice procedure)</w:t>
       </w:r>
       <w:r>
         <w:t xml:space="preserve"> </w:t>
@@ -57652,7 +59215,7 @@
       <w:pPr>
         <w:pStyle w:val="BodyText"/>
       </w:pPr>
-      <w:bookmarkStart w:id="223" w:name="eq-cv-choice"/>
+      <w:bookmarkStart w:id="232" w:name="eq-cv-choice"/>
       <m:oMathPara>
         <m:oMathParaPr>
           <m:jc m:val="center"/>
@@ -57926,7 +59489,7 @@
             <m:t>(</m:t>
           </m:r>
           <m:r>
-            <m:t>37</m:t>
+            <m:t>40</m:t>
           </m:r>
           <m:r>
             <m:rPr>
@@ -57936,10 +59499,10 @@
           </m:r>
         </m:oMath>
       </m:oMathPara>
-      <w:bookmarkEnd w:id="223"/>
+      <w:bookmarkEnd w:id="232"/>
     </w:p>
-    <w:bookmarkEnd w:id="224"/>
-    <w:bookmarkStart w:id="228" w:name="def-nested-cv"/>
+    <w:bookmarkEnd w:id="233"/>
+    <w:bookmarkStart w:id="237" w:name="def-nested-cv"/>
     <w:p>
       <w:pPr>
         <w:pStyle w:val="FirstParagraph"/>
@@ -57949,7 +59512,7 @@
           <w:b/>
           <w:bCs/>
         </w:rPr>
-        <w:t xml:space="preserve">Definition 35 (Nested cross-validation)</w:t>
+        <w:t xml:space="preserve">Definition 38 (Nested cross-validation)</w:t>
       </w:r>
       <w:r>
         <w:t xml:space="preserve"> </w:t>
@@ -58066,7 +59629,7 @@
       <w:pPr>
         <w:pStyle w:val="BodyText"/>
       </w:pPr>
-      <w:bookmarkStart w:id="225" w:name="eq-nested-cv"/>
+      <w:bookmarkStart w:id="234" w:name="eq-nested-cv"/>
       <m:oMathPara>
         <m:oMathParaPr>
           <m:jc m:val="center"/>
@@ -58183,7 +59746,7 @@
             <m:t>(</m:t>
           </m:r>
           <m:r>
-            <m:t>38</m:t>
+            <m:t>41</m:t>
           </m:r>
           <m:r>
             <m:rPr>
@@ -58193,7 +59756,7 @@
           </m:r>
         </m:oMath>
       </m:oMathPara>
-      <w:bookmarkEnd w:id="225"/>
+      <w:bookmarkEnd w:id="234"/>
     </w:p>
     <w:tbl>
       <w:tblPr>
@@ -58236,18 +59799,18 @@
                 <wp:inline>
                   <wp:extent cx="152400" cy="152400"/>
                   <wp:effectExtent b="0" l="0" r="0" t="0"/>
-                  <wp:docPr descr="" title="" id="226" name="Picture"/>
+                  <wp:docPr descr="" title="" id="235" name="Picture"/>
                   <a:graphic>
                     <a:graphicData uri="http://schemas.openxmlformats.org/drawingml/2006/picture">
                       <pic:pic>
                         <pic:nvPicPr>
-                          <pic:cNvPr descr="/opt/quarto/share/formats/docx/note.png" id="227" name="Picture"/>
+                          <pic:cNvPr descr="/opt/quarto/share/formats/docx/note.png" id="236" name="Picture"/>
                           <pic:cNvPicPr>
                             <a:picLocks noChangeArrowheads="1" noChangeAspect="1"/>
                           </pic:cNvPicPr>
                         </pic:nvPicPr>
                         <pic:blipFill>
-                          <a:blip r:embed="rId11"/>
+                          <a:blip r:embed="rId20"/>
                           <a:stretch>
                             <a:fillRect/>
                           </a:stretch>
@@ -58323,8 +59886,8 @@
         </w:tc>
       </w:tr>
     </w:tbl>
-    <w:bookmarkEnd w:id="228"/>
-    <w:bookmarkStart w:id="229" w:name="rem-nested-cv"/>
+    <w:bookmarkEnd w:id="237"/>
+    <w:bookmarkStart w:id="238" w:name="rem-nested-cv"/>
     <w:p>
       <w:pPr>
         <w:pStyle w:val="BodyText"/>
@@ -58334,7 +59897,7 @@
           <w:i/>
           <w:iCs/>
         </w:rPr>
-        <w:t xml:space="preserve">Remark 13</w:t>
+        <w:t xml:space="preserve">Remark 14</w:t>
       </w:r>
       <w:r>
         <w:t xml:space="preserve"> (What is nested). </w:t>
@@ -58480,8 +60043,8 @@
         <w:t xml:space="preserve">That inner cross-validation is the nested one.</w:t>
       </w:r>
     </w:p>
-    <w:bookmarkEnd w:id="229"/>
-    <w:bookmarkStart w:id="232" w:name="rem-cv-winner-optimistic"/>
+    <w:bookmarkEnd w:id="238"/>
+    <w:bookmarkStart w:id="241" w:name="rem-cv-winner-optimistic"/>
     <w:p>
       <w:pPr>
         <w:pStyle w:val="BodyText"/>
@@ -58491,7 +60054,7 @@
           <w:i/>
           <w:iCs/>
         </w:rPr>
-        <w:t xml:space="preserve">Remark 14</w:t>
+        <w:t xml:space="preserve">Remark 15</w:t>
       </w:r>
       <w:r>
         <w:t xml:space="preserve"> (Cross-validation replaces the validation set, not the test set). </w:t>
@@ -58535,7 +60098,7 @@
           <w:rPr>
             <w:rStyle w:val="Hyperlink"/>
           </w:rPr>
-          <w:t xml:space="preserve">Definition 17</w:t>
+          <w:t xml:space="preserve">Definition 20</w:t>
         </w:r>
       </w:hyperlink>
       <w:r>
@@ -58674,18 +60237,18 @@
                 <wp:inline>
                   <wp:extent cx="152400" cy="152400"/>
                   <wp:effectExtent b="0" l="0" r="0" t="0"/>
-                  <wp:docPr descr="" title="" id="230" name="Picture"/>
+                  <wp:docPr descr="" title="" id="239" name="Picture"/>
                   <a:graphic>
                     <a:graphicData uri="http://schemas.openxmlformats.org/drawingml/2006/picture">
                       <pic:pic>
                         <pic:nvPicPr>
-                          <pic:cNvPr descr="/opt/quarto/share/formats/docx/note.png" id="231" name="Picture"/>
+                          <pic:cNvPr descr="/opt/quarto/share/formats/docx/note.png" id="240" name="Picture"/>
                           <pic:cNvPicPr>
                             <a:picLocks noChangeArrowheads="1" noChangeAspect="1"/>
                           </pic:cNvPicPr>
                         </pic:nvPicPr>
                         <pic:blipFill>
-                          <a:blip r:embed="rId11"/>
+                          <a:blip r:embed="rId20"/>
                           <a:stretch>
                             <a:fillRect/>
                           </a:stretch>
@@ -58749,8 +60312,8 @@
         </w:tc>
       </w:tr>
     </w:tbl>
-    <w:bookmarkEnd w:id="232"/>
-    <w:bookmarkStart w:id="237" w:name="def-cv-se"/>
+    <w:bookmarkEnd w:id="241"/>
+    <w:bookmarkStart w:id="246" w:name="def-cv-se"/>
     <w:p>
       <w:pPr>
         <w:pStyle w:val="BodyText"/>
@@ -58760,7 +60323,7 @@
           <w:b/>
           <w:bCs/>
         </w:rPr>
-        <w:t xml:space="preserve">Definition 36 (Fold-based standard error)</w:t>
+        <w:t xml:space="preserve">Definition 39 (Fold-based standard error)</w:t>
       </w:r>
       <w:r>
         <w:t xml:space="preserve"> </w:t>
@@ -58854,7 +60417,7 @@
       <w:r>
         <w:t xml:space="preserve"> </w:t>
       </w:r>
-      <w:hyperlink r:id="rId233">
+      <w:hyperlink r:id="rId242">
         <w:r>
           <w:rPr>
             <w:rStyle w:val="Hyperlink"/>
@@ -58920,7 +60483,7 @@
       <w:pPr>
         <w:pStyle w:val="BodyText"/>
       </w:pPr>
-      <w:bookmarkStart w:id="234" w:name="eq-cv-se"/>
+      <w:bookmarkStart w:id="243" w:name="eq-cv-se"/>
       <m:oMathPara>
         <m:oMathParaPr>
           <m:jc m:val="center"/>
@@ -59085,7 +60648,7 @@
             <m:t>(</m:t>
           </m:r>
           <m:r>
-            <m:t>39</m:t>
+            <m:t>42</m:t>
           </m:r>
           <m:r>
             <m:rPr>
@@ -59095,7 +60658,7 @@
           </m:r>
         </m:oMath>
       </m:oMathPara>
-      <w:bookmarkEnd w:id="234"/>
+      <w:bookmarkEnd w:id="243"/>
     </w:p>
     <w:tbl>
       <w:tblPr>
@@ -59138,18 +60701,18 @@
                 <wp:inline>
                   <wp:extent cx="152400" cy="152400"/>
                   <wp:effectExtent b="0" l="0" r="0" t="0"/>
-                  <wp:docPr descr="" title="" id="235" name="Picture"/>
+                  <wp:docPr descr="" title="" id="244" name="Picture"/>
                   <a:graphic>
                     <a:graphicData uri="http://schemas.openxmlformats.org/drawingml/2006/picture">
                       <pic:pic>
                         <pic:nvPicPr>
-                          <pic:cNvPr descr="/opt/quarto/share/formats/docx/note.png" id="236" name="Picture"/>
+                          <pic:cNvPr descr="/opt/quarto/share/formats/docx/note.png" id="245" name="Picture"/>
                           <pic:cNvPicPr>
                             <a:picLocks noChangeArrowheads="1" noChangeAspect="1"/>
                           </pic:cNvPicPr>
                         </pic:nvPicPr>
                         <pic:blipFill>
-                          <a:blip r:embed="rId11"/>
+                          <a:blip r:embed="rId20"/>
                           <a:stretch>
                             <a:fillRect/>
                           </a:stretch>
@@ -59216,8 +60779,8 @@
         </w:tc>
       </w:tr>
     </w:tbl>
-    <w:bookmarkEnd w:id="237"/>
-    <w:bookmarkStart w:id="239" w:name="rem-cv-se"/>
+    <w:bookmarkEnd w:id="246"/>
+    <w:bookmarkStart w:id="248" w:name="rem-cv-se"/>
     <w:p>
       <w:pPr>
         <w:pStyle w:val="BodyText"/>
@@ -59227,7 +60790,7 @@
           <w:i/>
           <w:iCs/>
         </w:rPr>
-        <w:t xml:space="preserve">Remark 15</w:t>
+        <w:t xml:space="preserve">Remark 16</w:t>
       </w:r>
       <w:r>
         <w:t xml:space="preserve"> (The fold-based standard error is only a rough guide). </w:t>
@@ -59255,7 +60818,7 @@
           <w:rPr>
             <w:rStyle w:val="Hyperlink"/>
           </w:rPr>
-          <w:t xml:space="preserve">Equation 39</w:t>
+          <w:t xml:space="preserve">Equation 42</w:t>
         </w:r>
       </w:hyperlink>
       <w:r>
@@ -59440,7 +61003,7 @@
       <w:r>
         <w:t xml:space="preserve"> </w:t>
       </w:r>
-      <w:hyperlink r:id="rId238">
+      <w:hyperlink r:id="rId247">
         <w:r>
           <w:rPr>
             <w:rStyle w:val="Hyperlink"/>
@@ -59504,8 +61067,8 @@
         <w:t xml:space="preserve">.</w:t>
       </w:r>
     </w:p>
-    <w:bookmarkEnd w:id="239"/>
-    <w:bookmarkStart w:id="241" w:name="def-fold-mse-indexed"/>
+    <w:bookmarkEnd w:id="248"/>
+    <w:bookmarkStart w:id="250" w:name="def-fold-mse-indexed"/>
     <w:p>
       <w:pPr>
         <w:pStyle w:val="BodyText"/>
@@ -59515,7 +61078,7 @@
           <w:b/>
           <w:bCs/>
         </w:rPr>
-        <w:t xml:space="preserve">Definition 37 (Fold mean squared error of a named procedure)</w:t>
+        <w:t xml:space="preserve">Definition 40 (Fold mean squared error of a named procedure)</w:t>
       </w:r>
       <w:r>
         <w:t xml:space="preserve"> </w:t>
@@ -59683,7 +61246,7 @@
       <w:pPr>
         <w:pStyle w:val="BodyText"/>
       </w:pPr>
-      <w:bookmarkStart w:id="240" w:name="eq-fold-mse-indexed"/>
+      <w:bookmarkStart w:id="249" w:name="eq-fold-mse-indexed"/>
       <m:oMathPara>
         <m:oMathParaPr>
           <m:jc m:val="center"/>
@@ -60060,7 +61623,7 @@
             <m:t>(</m:t>
           </m:r>
           <m:r>
-            <m:t>40</m:t>
+            <m:t>43</m:t>
           </m:r>
           <m:r>
             <m:rPr>
@@ -60070,10 +61633,10 @@
           </m:r>
         </m:oMath>
       </m:oMathPara>
-      <w:bookmarkEnd w:id="240"/>
+      <w:bookmarkEnd w:id="249"/>
     </w:p>
-    <w:bookmarkEnd w:id="241"/>
-    <w:bookmarkStart w:id="243" w:name="def-cv-se-indexed"/>
+    <w:bookmarkEnd w:id="250"/>
+    <w:bookmarkStart w:id="252" w:name="def-cv-se-indexed"/>
     <w:p>
       <w:pPr>
         <w:pStyle w:val="FirstParagraph"/>
@@ -60083,7 +61646,7 @@
           <w:b/>
           <w:bCs/>
         </w:rPr>
-        <w:t xml:space="preserve">Definition 38 (Fold-based standard error of a named procedure)</w:t>
+        <w:t xml:space="preserve">Definition 41 (Fold-based standard error of a named procedure)</w:t>
       </w:r>
       <w:r>
         <w:t xml:space="preserve"> </w:t>
@@ -60279,7 +61842,7 @@
       <w:pPr>
         <w:pStyle w:val="BodyText"/>
       </w:pPr>
-      <w:bookmarkStart w:id="242" w:name="eq-cv-se-indexed"/>
+      <w:bookmarkStart w:id="251" w:name="eq-cv-se-indexed"/>
       <m:oMathPara>
         <m:oMathParaPr>
           <m:jc m:val="center"/>
@@ -60567,7 +62130,7 @@
             <m:t>(</m:t>
           </m:r>
           <m:r>
-            <m:t>41</m:t>
+            <m:t>44</m:t>
           </m:r>
           <m:r>
             <m:rPr>
@@ -60577,10 +62140,10 @@
           </m:r>
         </m:oMath>
       </m:oMathPara>
-      <w:bookmarkEnd w:id="242"/>
+      <w:bookmarkEnd w:id="251"/>
     </w:p>
-    <w:bookmarkEnd w:id="243"/>
-    <w:bookmarkStart w:id="247" w:name="def-one-se-rule"/>
+    <w:bookmarkEnd w:id="252"/>
+    <w:bookmarkStart w:id="256" w:name="def-one-se-rule"/>
     <w:p>
       <w:pPr>
         <w:pStyle w:val="FirstParagraph"/>
@@ -60590,7 +62153,7 @@
           <w:b/>
           <w:bCs/>
         </w:rPr>
-        <w:t xml:space="preserve">Definition 39 (One-standard-error rule)</w:t>
+        <w:t xml:space="preserve">Definition 42 (One-standard-error rule)</w:t>
       </w:r>
       <w:r>
         <w:t xml:space="preserve"> </w:t>
@@ -60838,7 +62401,7 @@
       <w:pPr>
         <w:pStyle w:val="BodyText"/>
       </w:pPr>
-      <w:bookmarkStart w:id="244" w:name="eq-one-se-rule"/>
+      <w:bookmarkStart w:id="253" w:name="eq-one-se-rule"/>
       <m:oMathPara>
         <m:oMathParaPr>
           <m:jc m:val="center"/>
@@ -61162,7 +62725,7 @@
             <m:t>(</m:t>
           </m:r>
           <m:r>
-            <m:t>42</m:t>
+            <m:t>45</m:t>
           </m:r>
           <m:r>
             <m:rPr>
@@ -61172,7 +62735,7 @@
           </m:r>
         </m:oMath>
       </m:oMathPara>
-      <w:bookmarkEnd w:id="244"/>
+      <w:bookmarkEnd w:id="253"/>
     </w:p>
     <w:tbl>
       <w:tblPr>
@@ -61215,18 +62778,18 @@
                 <wp:inline>
                   <wp:extent cx="152400" cy="152400"/>
                   <wp:effectExtent b="0" l="0" r="0" t="0"/>
-                  <wp:docPr descr="" title="" id="245" name="Picture"/>
+                  <wp:docPr descr="" title="" id="254" name="Picture"/>
                   <a:graphic>
                     <a:graphicData uri="http://schemas.openxmlformats.org/drawingml/2006/picture">
                       <pic:pic>
                         <pic:nvPicPr>
-                          <pic:cNvPr descr="/opt/quarto/share/formats/docx/note.png" id="246" name="Picture"/>
+                          <pic:cNvPr descr="/opt/quarto/share/formats/docx/note.png" id="255" name="Picture"/>
                           <pic:cNvPicPr>
                             <a:picLocks noChangeArrowheads="1" noChangeAspect="1"/>
                           </pic:cNvPicPr>
                         </pic:nvPicPr>
                         <pic:blipFill>
-                          <a:blip r:embed="rId11"/>
+                          <a:blip r:embed="rId20"/>
                           <a:stretch>
                             <a:fillRect/>
                           </a:stretch>
@@ -61302,8 +62865,8 @@
         </w:tc>
       </w:tr>
     </w:tbl>
-    <w:bookmarkEnd w:id="247"/>
-    <w:bookmarkStart w:id="252" w:name="exm-one-se-rule"/>
+    <w:bookmarkEnd w:id="256"/>
+    <w:bookmarkStart w:id="261" w:name="exm-one-se-rule"/>
     <w:p>
       <w:pPr>
         <w:pStyle w:val="BodyText"/>
@@ -61313,7 +62876,7 @@
           <w:b/>
           <w:bCs/>
         </w:rPr>
-        <w:t xml:space="preserve">Example 11 (The one-standard-error rule for the simulated polynomials)</w:t>
+        <w:t xml:space="preserve">Example 12 (The one-standard-error rule for the simulated polynomials)</w:t>
       </w:r>
       <w:r>
         <w:t xml:space="preserve"> </w:t>
@@ -61335,7 +62898,7 @@
           <w:rPr>
             <w:rStyle w:val="Hyperlink"/>
           </w:rPr>
-          <w:t xml:space="preserve">Example 4</w:t>
+          <w:t xml:space="preserve">Example 5</w:t>
         </w:r>
       </w:hyperlink>
       <w:r>
@@ -61361,7 +62924,7 @@
           <w:rPr>
             <w:rStyle w:val="Hyperlink"/>
           </w:rPr>
-          <w:t xml:space="preserve">Definition 39</w:t>
+          <w:t xml:space="preserve">Definition 42</w:t>
         </w:r>
       </w:hyperlink>
       <w:r>
@@ -62355,7 +63918,7 @@
           <w:rPr>
             <w:rStyle w:val="Hyperlink"/>
           </w:rPr>
-          <w:t xml:space="preserve">Remark 8</w:t>
+          <w:t xml:space="preserve">Remark 9</w:t>
         </w:r>
       </w:hyperlink>
       <w:r>
@@ -62375,7 +63938,7 @@
       <w:tr>
         <w:tc>
           <w:tcPr/>
-          <w:bookmarkStart w:id="251" w:name="fig-one-se-rule"/>
+          <w:bookmarkStart w:id="260" w:name="fig-one-se-rule"/>
           <w:p>
             <w:pPr>
               <w:pStyle w:val="SourceCode"/>
@@ -62988,18 +64551,18 @@
                 <wp:inline>
                   <wp:extent cx="4620126" cy="3696101"/>
                   <wp:effectExtent b="0" l="0" r="0" t="0"/>
-                  <wp:docPr descr="" title="" id="249" name="Picture"/>
+                  <wp:docPr descr="" title="" id="258" name="Picture"/>
                   <a:graphic>
                     <a:graphicData uri="http://schemas.openxmlformats.org/drawingml/2006/picture">
                       <pic:pic>
                         <pic:nvPicPr>
-                          <pic:cNvPr descr="model-validation_files/figure-docx/one-se-rule-plot-1.png" id="250" name="Picture"/>
+                          <pic:cNvPr descr="model-validation_files/figure-docx/one-se-rule-plot-1.png" id="259" name="Picture"/>
                           <pic:cNvPicPr>
                             <a:picLocks noChangeArrowheads="1" noChangeAspect="1"/>
                           </pic:cNvPicPr>
                         </pic:nvPicPr>
                         <pic:blipFill>
-                          <a:blip r:embed="rId248"/>
+                          <a:blip r:embed="rId257"/>
                           <a:stretch>
                             <a:fillRect/>
                           </a:stretch>
@@ -63066,7 +64629,7 @@
                 <w:rPr>
                   <w:rStyle w:val="Hyperlink"/>
                 </w:rPr>
-                <w:t xml:space="preserve">Equation 39</w:t>
+                <w:t xml:space="preserve">Equation 42</w:t>
               </w:r>
             </w:hyperlink>
             <w:r>
@@ -63079,7 +64642,7 @@
               <w:t xml:space="preserve">The dashed line is one fold-based standard error above the smallest estimate.</w:t>
             </w:r>
           </w:p>
-          <w:bookmarkEnd w:id="251"/>
+          <w:bookmarkEnd w:id="260"/>
         </w:tc>
       </w:tr>
     </w:tbl>
@@ -63146,7 +64709,7 @@
           <w:rPr>
             <w:rStyle w:val="Hyperlink"/>
           </w:rPr>
-          <w:t xml:space="preserve">Example 4</w:t>
+          <w:t xml:space="preserve">Example 5</w:t>
         </w:r>
       </w:hyperlink>
       <w:r>
@@ -63168,18 +64731,18 @@
         <w:t xml:space="preserve">and 0.315 for degree 3.</w:t>
       </w:r>
     </w:p>
-    <w:bookmarkEnd w:id="252"/>
-    <w:bookmarkEnd w:id="253"/>
-    <w:bookmarkStart w:id="260" w:name="sec-cv-whole-procedure"/>
+    <w:bookmarkEnd w:id="261"/>
+    <w:bookmarkEnd w:id="262"/>
+    <w:bookmarkStart w:id="269" w:name="sec-cv-whole-procedure"/>
     <w:p>
       <w:pPr>
         <w:pStyle w:val="Heading2"/>
       </w:pPr>
       <w:r>
-        <w:t xml:space="preserve">8 Cross-validating the whole procedure</w:t>
+        <w:t xml:space="preserve">9 Cross-validating the whole procedure</w:t>
       </w:r>
     </w:p>
-    <w:bookmarkStart w:id="256" w:name="exr-cv-screening"/>
+    <w:bookmarkStart w:id="265" w:name="exr-cv-screening"/>
     <w:p>
       <w:pPr>
         <w:pStyle w:val="FirstParagraph"/>
@@ -63363,7 +64926,7 @@
           <w:rPr>
             <w:rStyle w:val="Hyperlink"/>
           </w:rPr>
-          <w:t xml:space="preserve">Equation 4</w:t>
+          <w:t xml:space="preserve">Equation 7</w:t>
         </w:r>
       </w:hyperlink>
       <w:r>
@@ -63479,18 +65042,18 @@
                 <wp:inline>
                   <wp:extent cx="152400" cy="152400"/>
                   <wp:effectExtent b="0" l="0" r="0" t="0"/>
-                  <wp:docPr descr="" title="" id="254" name="Picture"/>
+                  <wp:docPr descr="" title="" id="263" name="Picture"/>
                   <a:graphic>
                     <a:graphicData uri="http://schemas.openxmlformats.org/drawingml/2006/picture">
                       <pic:pic>
                         <pic:nvPicPr>
-                          <pic:cNvPr descr="/opt/quarto/share/formats/docx/note.png" id="255" name="Picture"/>
+                          <pic:cNvPr descr="/opt/quarto/share/formats/docx/note.png" id="264" name="Picture"/>
                           <pic:cNvPicPr>
                             <a:picLocks noChangeArrowheads="1" noChangeAspect="1"/>
                           </pic:cNvPicPr>
                         </pic:nvPicPr>
                         <pic:blipFill>
-                          <a:blip r:embed="rId11"/>
+                          <a:blip r:embed="rId20"/>
                           <a:stretch>
                             <a:fillRect/>
                           </a:stretch>
@@ -63572,8 +65135,8 @@
         </w:tc>
       </w:tr>
     </w:tbl>
-    <w:bookmarkEnd w:id="256"/>
-    <w:bookmarkStart w:id="257" w:name="sol-cv-screening"/>
+    <w:bookmarkEnd w:id="265"/>
+    <w:bookmarkStart w:id="266" w:name="sol-cv-screening"/>
     <w:p>
       <w:pPr>
         <w:pStyle w:val="BodyText"/>
@@ -65501,8 +67064,8 @@
         <w:t xml:space="preserve">needs fails.</w:t>
       </w:r>
     </w:p>
-    <w:bookmarkEnd w:id="257"/>
-    <w:bookmarkStart w:id="259" w:name="rem-cv-every-step"/>
+    <w:bookmarkEnd w:id="266"/>
+    <w:bookmarkStart w:id="268" w:name="rem-cv-every-step"/>
     <w:p>
       <w:pPr>
         <w:pStyle w:val="BodyText"/>
@@ -65512,7 +67075,7 @@
           <w:i/>
           <w:iCs/>
         </w:rPr>
-        <w:t xml:space="preserve">Remark 16</w:t>
+        <w:t xml:space="preserve">Remark 17</w:t>
       </w:r>
       <w:r>
         <w:t xml:space="preserve"> (Cross-validate the whole procedure). </w:t>
@@ -65658,7 +67221,7 @@
       <w:r>
         <w:t xml:space="preserve"> </w:t>
       </w:r>
-      <w:hyperlink r:id="rId258">
+      <w:hyperlink r:id="rId267">
         <w:r>
           <w:rPr>
             <w:rStyle w:val="Hyperlink"/>
@@ -65682,15 +67245,15 @@
         <w:t xml:space="preserve">when they are computed without the outcome.</w:t>
       </w:r>
     </w:p>
-    <w:bookmarkEnd w:id="259"/>
-    <w:bookmarkEnd w:id="260"/>
-    <w:bookmarkStart w:id="261" w:name="further-reading"/>
+    <w:bookmarkEnd w:id="268"/>
+    <w:bookmarkEnd w:id="269"/>
+    <w:bookmarkStart w:id="270" w:name="further-reading"/>
     <w:p>
       <w:pPr>
         <w:pStyle w:val="Heading2"/>
       </w:pPr>
       <w:r>
-        <w:t xml:space="preserve">9 Further reading</w:t>
+        <w:t xml:space="preserve">10 Further reading</w:t>
       </w:r>
     </w:p>
     <w:p>
@@ -65713,8 +67276,8 @@
         <w:t xml:space="preserve">including the covariance and correlation matrices that cross-products produce.</w:t>
       </w:r>
     </w:p>
-    <w:bookmarkEnd w:id="261"/>
-    <w:bookmarkStart w:id="269" w:name="references"/>
+    <w:bookmarkEnd w:id="270"/>
+    <w:bookmarkStart w:id="278" w:name="references"/>
     <w:p>
       <w:pPr>
         <w:pStyle w:val="Heading2"/>
@@ -65723,8 +67286,8 @@
         <w:t xml:space="preserve">References</w:t>
       </w:r>
     </w:p>
-    <w:bookmarkStart w:id="268" w:name="refs"/>
-    <w:bookmarkStart w:id="263" w:name="ref-hastie2009elements"/>
+    <w:bookmarkStart w:id="277" w:name="refs"/>
+    <w:bookmarkStart w:id="272" w:name="ref-hastie2009elements"/>
     <w:p>
       <w:pPr>
         <w:pStyle w:val="Bibliography"/>
@@ -65748,7 +67311,7 @@
       <w:r>
         <w:t xml:space="preserve"> </w:t>
       </w:r>
-      <w:hyperlink r:id="rId262">
+      <w:hyperlink r:id="rId271">
         <w:r>
           <w:rPr>
             <w:rStyle w:val="Hyperlink"/>
@@ -65760,8 +67323,8 @@
         <w:t xml:space="preserve">.</w:t>
       </w:r>
     </w:p>
-    <w:bookmarkEnd w:id="263"/>
-    <w:bookmarkStart w:id="265" w:name="ref-james2021islr2e"/>
+    <w:bookmarkEnd w:id="272"/>
+    <w:bookmarkStart w:id="274" w:name="ref-james2021islr2e"/>
     <w:p>
       <w:pPr>
         <w:pStyle w:val="Bibliography"/>
@@ -65799,7 +67362,7 @@
       <w:r>
         <w:t xml:space="preserve"> </w:t>
       </w:r>
-      <w:hyperlink r:id="rId264">
+      <w:hyperlink r:id="rId273">
         <w:r>
           <w:rPr>
             <w:rStyle w:val="Hyperlink"/>
@@ -65811,8 +67374,8 @@
         <w:t xml:space="preserve">.</w:t>
       </w:r>
     </w:p>
-    <w:bookmarkEnd w:id="265"/>
-    <w:bookmarkStart w:id="267" w:name="ref-sanchez2020matrix4sl"/>
+    <w:bookmarkEnd w:id="274"/>
+    <w:bookmarkStart w:id="276" w:name="ref-sanchez2020matrix4sl"/>
     <w:p>
       <w:pPr>
         <w:pStyle w:val="Bibliography"/>
@@ -65850,7 +67413,7 @@
       <w:r>
         <w:t xml:space="preserve"> </w:t>
       </w:r>
-      <w:hyperlink r:id="rId266">
+      <w:hyperlink r:id="rId275">
         <w:r>
           <w:rPr>
             <w:rStyle w:val="Hyperlink"/>
@@ -65862,9 +67425,9 @@
         <w:t xml:space="preserve">.</w:t>
       </w:r>
     </w:p>
-    <w:bookmarkEnd w:id="267"/>
-    <w:bookmarkEnd w:id="268"/>
-    <w:bookmarkEnd w:id="269"/>
+    <w:bookmarkEnd w:id="276"/>
+    <w:bookmarkEnd w:id="277"/>
+    <w:bookmarkEnd w:id="278"/>
     <w:sectPr>
       <w:footnotePr>
         <w:numRestart w:val="eachSect"/>
